--- a/Word/omar_kurtovic_diplomski_rad.docx
+++ b/Word/omar_kurtovic_diplomski_rad.docx
@@ -956,35 +956,7 @@
         <w:rPr>
           <w:lang w:val="en-US"/>
         </w:rPr>
-        <w:t xml:space="preserve">The problem-solving process was implemented identically in both environments using strictly defined parameters. These parameters established rules such as the identical implementation of a convolutional neural network in both environments, the use of the same hyperparameters (loss function, optimizer, learning rate, batch size), the same initial state of the neural network, and multiple training iterations to reduce deviations. The problem was solved using the </w:t>
-      </w:r>
-      <w:proofErr w:type="spellStart"/>
-      <w:r>
-        <w:rPr>
-          <w:lang w:val="en-US"/>
-        </w:rPr>
-        <w:t>TorchSharp</w:t>
-      </w:r>
-      <w:proofErr w:type="spellEnd"/>
-      <w:r>
-        <w:rPr>
-          <w:lang w:val="en-US"/>
-        </w:rPr>
-        <w:t xml:space="preserve"> library for .NET and </w:t>
-      </w:r>
-      <w:proofErr w:type="spellStart"/>
-      <w:r>
-        <w:rPr>
-          <w:lang w:val="en-US"/>
-        </w:rPr>
-        <w:t>PyTorch</w:t>
-      </w:r>
-      <w:proofErr w:type="spellEnd"/>
-      <w:r>
-        <w:rPr>
-          <w:lang w:val="en-US"/>
-        </w:rPr>
-        <w:t xml:space="preserve"> for Python. A convolutional neural network was implemented and trained using publicly available data from the Kaggle platform. Orchestration was realized using .NET Aspire technology by connecting two separate API interfaces, and a web application was created to enable the training, analysis, and comparison of the trained models.</w:t>
+        <w:t>The problem-solving process was implemented identically in both environments using strictly defined parameters. These parameters established rules such as the identical implementation of a convolutional neural network in both environments, the use of the same hyperparameters (loss function, optimizer, learning rate, batch size), the same initial state of the neural network, and multiple training iterations to reduce deviations. The problem was solved using the TorchSharp library for .NET and PyTorch for Python. A convolutional neural network was implemented and trained using publicly available data from the Kaggle platform. Orchestration was realized using .NET Aspire technology by connecting two separate API interfaces, and a web application was created to enable the training, analysis, and comparison of the trained models.</w:t>
       </w:r>
     </w:p>
     <w:p>
@@ -1057,45 +1029,8 @@
           <w:sz w:val="24"/>
           <w:szCs w:val="22"/>
         </w:rPr>
-        <w:t xml:space="preserve">deep learning, neural networks, .NET, </w:t>
-      </w:r>
-      <w:proofErr w:type="spellStart"/>
-      <w:r>
-        <w:rPr>
-          <w:rFonts w:eastAsiaTheme="minorHAnsi" w:cstheme="minorBidi"/>
-          <w:b w:val="0"/>
-          <w:bCs w:val="0"/>
-          <w:i/>
-          <w:sz w:val="24"/>
-          <w:szCs w:val="22"/>
-        </w:rPr>
-        <w:t>TorchSharp</w:t>
-      </w:r>
-      <w:proofErr w:type="spellEnd"/>
-      <w:r>
-        <w:rPr>
-          <w:rFonts w:eastAsiaTheme="minorHAnsi" w:cstheme="minorBidi"/>
-          <w:b w:val="0"/>
-          <w:bCs w:val="0"/>
-          <w:i/>
-          <w:sz w:val="24"/>
-          <w:szCs w:val="22"/>
-        </w:rPr>
-        <w:t xml:space="preserve">, </w:t>
-      </w:r>
-      <w:proofErr w:type="spellStart"/>
-      <w:r>
-        <w:rPr>
-          <w:rFonts w:eastAsiaTheme="minorHAnsi" w:cstheme="minorBidi"/>
-          <w:b w:val="0"/>
-          <w:bCs w:val="0"/>
-          <w:i/>
-          <w:sz w:val="24"/>
-          <w:szCs w:val="22"/>
-        </w:rPr>
-        <w:t>PyTorch</w:t>
-      </w:r>
-      <w:proofErr w:type="spellEnd"/>
+        <w:t>deep learning, neural networks, .NET, TorchSharp, PyTorch</w:t>
+      </w:r>
     </w:p>
     <w:p>
       <w:pPr>
@@ -4667,13 +4602,11 @@
         <w:pStyle w:val="Heading1"/>
       </w:pPr>
       <w:bookmarkStart w:id="1" w:name="_Toc236486932"/>
-      <w:proofErr w:type="spellStart"/>
       <w:r>
         <w:lastRenderedPageBreak/>
         <w:t>Uvod</w:t>
       </w:r>
       <w:bookmarkEnd w:id="1"/>
-      <w:proofErr w:type="spellEnd"/>
     </w:p>
     <w:p>
       <w:pPr>
@@ -4732,6 +4665,7 @@
           <w:id w:val="-2110494140"/>
           <w:citation/>
         </w:sdtPr>
+        <w:sdtEndPr/>
         <w:sdtContent>
           <w:r>
             <w:fldChar w:fldCharType="begin"/>
@@ -4764,10 +4698,7 @@
         <w:t xml:space="preserve">Po </w:t>
       </w:r>
       <w:r>
-        <w:t>istraživa</w:t>
-      </w:r>
-      <w:r>
-        <w:t>njima</w:t>
+        <w:t>istraživanjima</w:t>
       </w:r>
       <w:r>
         <w:t xml:space="preserve"> stranice GitHub iz 2025. godine, Python zadržava vodeću poziciju, te je gotovo pola svih novih projekata iz oblasti mašinskog učenja napisana u Pythonu.</w:t>
@@ -4780,6 +4711,7 @@
           <w:id w:val="-375006912"/>
           <w:citation/>
         </w:sdtPr>
+        <w:sdtEndPr/>
         <w:sdtContent>
           <w:r>
             <w:fldChar w:fldCharType="begin"/>
@@ -4896,35 +4828,7 @@
         <w:rPr>
           <w:lang w:val="en-US"/>
         </w:rPr>
-        <w:t xml:space="preserve">), </w:t>
-      </w:r>
-      <w:proofErr w:type="spellStart"/>
-      <w:r>
-        <w:rPr>
-          <w:lang w:val="en-US"/>
-        </w:rPr>
-        <w:t>odziva</w:t>
-      </w:r>
-      <w:proofErr w:type="spellEnd"/>
-      <w:r>
-        <w:rPr>
-          <w:lang w:val="en-US"/>
-        </w:rPr>
-        <w:t xml:space="preserve"> (</w:t>
-      </w:r>
-      <w:proofErr w:type="spellStart"/>
-      <w:r>
-        <w:rPr>
-          <w:lang w:val="en-US"/>
-        </w:rPr>
-        <w:t>eng.</w:t>
-      </w:r>
-      <w:proofErr w:type="spellEnd"/>
-      <w:r>
-        <w:rPr>
-          <w:lang w:val="en-US"/>
-        </w:rPr>
-        <w:t xml:space="preserve"> </w:t>
+        <w:t xml:space="preserve">), odziva (eng. </w:t>
       </w:r>
       <w:r>
         <w:rPr>
@@ -4938,21 +4842,7 @@
         <w:rPr>
           <w:lang w:val="en-US"/>
         </w:rPr>
-        <w:t>), F1-mjere (</w:t>
-      </w:r>
-      <w:proofErr w:type="spellStart"/>
-      <w:r>
-        <w:rPr>
-          <w:lang w:val="en-US"/>
-        </w:rPr>
-        <w:t>eng.</w:t>
-      </w:r>
-      <w:proofErr w:type="spellEnd"/>
-      <w:r>
-        <w:rPr>
-          <w:lang w:val="en-US"/>
-        </w:rPr>
-        <w:t xml:space="preserve"> </w:t>
+        <w:t xml:space="preserve">), F1-mjere (eng. </w:t>
       </w:r>
       <w:r>
         <w:rPr>
@@ -4966,840 +4856,20 @@
         <w:rPr>
           <w:lang w:val="en-US"/>
         </w:rPr>
-        <w:t xml:space="preserve">), </w:t>
-      </w:r>
-      <w:proofErr w:type="spellStart"/>
-      <w:r>
+        <w:t>), kao i ukupnog vremena treniranja. Posebna pažnja bit će posvećena poređenju efikasnosti razvoja, potrošnje resursa, mogućnosti integracije i podrške za mašinsko učenje u oba okruženja.</w:t>
+      </w:r>
+    </w:p>
+    <w:p>
+      <w:pPr>
         <w:rPr>
           <w:lang w:val="en-US"/>
         </w:rPr>
-        <w:t>kao</w:t>
-      </w:r>
-      <w:proofErr w:type="spellEnd"/>
+      </w:pPr>
       <w:r>
         <w:rPr>
           <w:lang w:val="en-US"/>
         </w:rPr>
-        <w:t xml:space="preserve"> </w:t>
-      </w:r>
-      <w:proofErr w:type="spellStart"/>
-      <w:r>
-        <w:rPr>
-          <w:lang w:val="en-US"/>
-        </w:rPr>
-        <w:t>i</w:t>
-      </w:r>
-      <w:proofErr w:type="spellEnd"/>
-      <w:r>
-        <w:rPr>
-          <w:lang w:val="en-US"/>
-        </w:rPr>
-        <w:t xml:space="preserve"> </w:t>
-      </w:r>
-      <w:proofErr w:type="spellStart"/>
-      <w:r>
-        <w:rPr>
-          <w:lang w:val="en-US"/>
-        </w:rPr>
-        <w:t>ukupnog</w:t>
-      </w:r>
-      <w:proofErr w:type="spellEnd"/>
-      <w:r>
-        <w:rPr>
-          <w:lang w:val="en-US"/>
-        </w:rPr>
-        <w:t xml:space="preserve"> </w:t>
-      </w:r>
-      <w:proofErr w:type="spellStart"/>
-      <w:r>
-        <w:rPr>
-          <w:lang w:val="en-US"/>
-        </w:rPr>
-        <w:t>vremena</w:t>
-      </w:r>
-      <w:proofErr w:type="spellEnd"/>
-      <w:r>
-        <w:rPr>
-          <w:lang w:val="en-US"/>
-        </w:rPr>
-        <w:t xml:space="preserve"> </w:t>
-      </w:r>
-      <w:proofErr w:type="spellStart"/>
-      <w:r>
-        <w:rPr>
-          <w:lang w:val="en-US"/>
-        </w:rPr>
-        <w:t>treniranja</w:t>
-      </w:r>
-      <w:proofErr w:type="spellEnd"/>
-      <w:r>
-        <w:rPr>
-          <w:lang w:val="en-US"/>
-        </w:rPr>
-        <w:t xml:space="preserve">. </w:t>
-      </w:r>
-      <w:proofErr w:type="spellStart"/>
-      <w:r>
-        <w:rPr>
-          <w:lang w:val="en-US"/>
-        </w:rPr>
-        <w:t>Posebna</w:t>
-      </w:r>
-      <w:proofErr w:type="spellEnd"/>
-      <w:r>
-        <w:rPr>
-          <w:lang w:val="en-US"/>
-        </w:rPr>
-        <w:t xml:space="preserve"> </w:t>
-      </w:r>
-      <w:proofErr w:type="spellStart"/>
-      <w:r>
-        <w:rPr>
-          <w:lang w:val="en-US"/>
-        </w:rPr>
-        <w:t>pažnja</w:t>
-      </w:r>
-      <w:proofErr w:type="spellEnd"/>
-      <w:r>
-        <w:rPr>
-          <w:lang w:val="en-US"/>
-        </w:rPr>
-        <w:t xml:space="preserve"> bit </w:t>
-      </w:r>
-      <w:proofErr w:type="spellStart"/>
-      <w:r>
-        <w:rPr>
-          <w:lang w:val="en-US"/>
-        </w:rPr>
-        <w:t>će</w:t>
-      </w:r>
-      <w:proofErr w:type="spellEnd"/>
-      <w:r>
-        <w:rPr>
-          <w:lang w:val="en-US"/>
-        </w:rPr>
-        <w:t xml:space="preserve"> </w:t>
-      </w:r>
-      <w:proofErr w:type="spellStart"/>
-      <w:r>
-        <w:rPr>
-          <w:lang w:val="en-US"/>
-        </w:rPr>
-        <w:t>posvećena</w:t>
-      </w:r>
-      <w:proofErr w:type="spellEnd"/>
-      <w:r>
-        <w:rPr>
-          <w:lang w:val="en-US"/>
-        </w:rPr>
-        <w:t xml:space="preserve"> </w:t>
-      </w:r>
-      <w:proofErr w:type="spellStart"/>
-      <w:r>
-        <w:rPr>
-          <w:lang w:val="en-US"/>
-        </w:rPr>
-        <w:t>poređenju</w:t>
-      </w:r>
-      <w:proofErr w:type="spellEnd"/>
-      <w:r>
-        <w:rPr>
-          <w:lang w:val="en-US"/>
-        </w:rPr>
-        <w:t xml:space="preserve"> </w:t>
-      </w:r>
-      <w:proofErr w:type="spellStart"/>
-      <w:r>
-        <w:rPr>
-          <w:lang w:val="en-US"/>
-        </w:rPr>
-        <w:t>efikasnosti</w:t>
-      </w:r>
-      <w:proofErr w:type="spellEnd"/>
-      <w:r>
-        <w:rPr>
-          <w:lang w:val="en-US"/>
-        </w:rPr>
-        <w:t xml:space="preserve"> </w:t>
-      </w:r>
-      <w:proofErr w:type="spellStart"/>
-      <w:r>
-        <w:rPr>
-          <w:lang w:val="en-US"/>
-        </w:rPr>
-        <w:t>razvoja</w:t>
-      </w:r>
-      <w:proofErr w:type="spellEnd"/>
-      <w:r>
-        <w:rPr>
-          <w:lang w:val="en-US"/>
-        </w:rPr>
-        <w:t xml:space="preserve">, </w:t>
-      </w:r>
-      <w:proofErr w:type="spellStart"/>
-      <w:r>
-        <w:rPr>
-          <w:lang w:val="en-US"/>
-        </w:rPr>
-        <w:t>potrošnje</w:t>
-      </w:r>
-      <w:proofErr w:type="spellEnd"/>
-      <w:r>
-        <w:rPr>
-          <w:lang w:val="en-US"/>
-        </w:rPr>
-        <w:t xml:space="preserve"> </w:t>
-      </w:r>
-      <w:proofErr w:type="spellStart"/>
-      <w:r>
-        <w:rPr>
-          <w:lang w:val="en-US"/>
-        </w:rPr>
-        <w:t>resursa</w:t>
-      </w:r>
-      <w:proofErr w:type="spellEnd"/>
-      <w:r>
-        <w:rPr>
-          <w:lang w:val="en-US"/>
-        </w:rPr>
-        <w:t xml:space="preserve">, </w:t>
-      </w:r>
-      <w:proofErr w:type="spellStart"/>
-      <w:r>
-        <w:rPr>
-          <w:lang w:val="en-US"/>
-        </w:rPr>
-        <w:t>mogućnosti</w:t>
-      </w:r>
-      <w:proofErr w:type="spellEnd"/>
-      <w:r>
-        <w:rPr>
-          <w:lang w:val="en-US"/>
-        </w:rPr>
-        <w:t xml:space="preserve"> </w:t>
-      </w:r>
-      <w:proofErr w:type="spellStart"/>
-      <w:r>
-        <w:rPr>
-          <w:lang w:val="en-US"/>
-        </w:rPr>
-        <w:t>integracije</w:t>
-      </w:r>
-      <w:proofErr w:type="spellEnd"/>
-      <w:r>
-        <w:rPr>
-          <w:lang w:val="en-US"/>
-        </w:rPr>
-        <w:t xml:space="preserve"> </w:t>
-      </w:r>
-      <w:proofErr w:type="spellStart"/>
-      <w:r>
-        <w:rPr>
-          <w:lang w:val="en-US"/>
-        </w:rPr>
-        <w:t>i</w:t>
-      </w:r>
-      <w:proofErr w:type="spellEnd"/>
-      <w:r>
-        <w:rPr>
-          <w:lang w:val="en-US"/>
-        </w:rPr>
-        <w:t xml:space="preserve"> </w:t>
-      </w:r>
-      <w:proofErr w:type="spellStart"/>
-      <w:r>
-        <w:rPr>
-          <w:lang w:val="en-US"/>
-        </w:rPr>
-        <w:t>podrške</w:t>
-      </w:r>
-      <w:proofErr w:type="spellEnd"/>
-      <w:r>
-        <w:rPr>
-          <w:lang w:val="en-US"/>
-        </w:rPr>
-        <w:t xml:space="preserve"> za </w:t>
-      </w:r>
-      <w:proofErr w:type="spellStart"/>
-      <w:r>
-        <w:rPr>
-          <w:lang w:val="en-US"/>
-        </w:rPr>
-        <w:t>mašinsko</w:t>
-      </w:r>
-      <w:proofErr w:type="spellEnd"/>
-      <w:r>
-        <w:rPr>
-          <w:lang w:val="en-US"/>
-        </w:rPr>
-        <w:t xml:space="preserve"> </w:t>
-      </w:r>
-      <w:proofErr w:type="spellStart"/>
-      <w:r>
-        <w:rPr>
-          <w:lang w:val="en-US"/>
-        </w:rPr>
-        <w:t>učenje</w:t>
-      </w:r>
-      <w:proofErr w:type="spellEnd"/>
-      <w:r>
-        <w:rPr>
-          <w:lang w:val="en-US"/>
-        </w:rPr>
-        <w:t xml:space="preserve"> u </w:t>
-      </w:r>
-      <w:proofErr w:type="spellStart"/>
-      <w:r>
-        <w:rPr>
-          <w:lang w:val="en-US"/>
-        </w:rPr>
-        <w:t>oba</w:t>
-      </w:r>
-      <w:proofErr w:type="spellEnd"/>
-      <w:r>
-        <w:rPr>
-          <w:lang w:val="en-US"/>
-        </w:rPr>
-        <w:t xml:space="preserve"> </w:t>
-      </w:r>
-      <w:proofErr w:type="spellStart"/>
-      <w:r>
-        <w:rPr>
-          <w:lang w:val="en-US"/>
-        </w:rPr>
-        <w:t>okruženja</w:t>
-      </w:r>
-      <w:proofErr w:type="spellEnd"/>
-      <w:r>
-        <w:rPr>
-          <w:lang w:val="en-US"/>
-        </w:rPr>
-        <w:t>.</w:t>
-      </w:r>
-    </w:p>
-    <w:p>
-      <w:pPr>
-        <w:rPr>
-          <w:lang w:val="en-US"/>
-        </w:rPr>
-      </w:pPr>
-      <w:proofErr w:type="spellStart"/>
-      <w:r>
-        <w:rPr>
-          <w:lang w:val="en-US"/>
-        </w:rPr>
-        <w:t>Praktični</w:t>
-      </w:r>
-      <w:proofErr w:type="spellEnd"/>
-      <w:r>
-        <w:rPr>
-          <w:lang w:val="en-US"/>
-        </w:rPr>
-        <w:t xml:space="preserve"> </w:t>
-      </w:r>
-      <w:proofErr w:type="spellStart"/>
-      <w:r>
-        <w:rPr>
-          <w:lang w:val="en-US"/>
-        </w:rPr>
-        <w:t>rezultat</w:t>
-      </w:r>
-      <w:proofErr w:type="spellEnd"/>
-      <w:r>
-        <w:rPr>
-          <w:lang w:val="en-US"/>
-        </w:rPr>
-        <w:t xml:space="preserve"> </w:t>
-      </w:r>
-      <w:proofErr w:type="spellStart"/>
-      <w:r>
-        <w:rPr>
-          <w:lang w:val="en-US"/>
-        </w:rPr>
-        <w:t>rada</w:t>
-      </w:r>
-      <w:proofErr w:type="spellEnd"/>
-      <w:r>
-        <w:rPr>
-          <w:lang w:val="en-US"/>
-        </w:rPr>
-        <w:t xml:space="preserve"> je </w:t>
-      </w:r>
-      <w:proofErr w:type="spellStart"/>
-      <w:r>
-        <w:rPr>
-          <w:lang w:val="en-US"/>
-        </w:rPr>
-        <w:t>razvoj</w:t>
-      </w:r>
-      <w:proofErr w:type="spellEnd"/>
-      <w:r>
-        <w:rPr>
-          <w:lang w:val="en-US"/>
-        </w:rPr>
-        <w:t xml:space="preserve"> </w:t>
-      </w:r>
-      <w:proofErr w:type="spellStart"/>
-      <w:r>
-        <w:rPr>
-          <w:lang w:val="en-US"/>
-        </w:rPr>
-        <w:t>softverskog</w:t>
-      </w:r>
-      <w:proofErr w:type="spellEnd"/>
-      <w:r>
-        <w:rPr>
-          <w:lang w:val="en-US"/>
-        </w:rPr>
-        <w:t xml:space="preserve"> </w:t>
-      </w:r>
-      <w:proofErr w:type="spellStart"/>
-      <w:r>
-        <w:rPr>
-          <w:lang w:val="en-US"/>
-        </w:rPr>
-        <w:t>rješenja</w:t>
-      </w:r>
-      <w:proofErr w:type="spellEnd"/>
-      <w:r>
-        <w:rPr>
-          <w:lang w:val="en-US"/>
-        </w:rPr>
-        <w:t xml:space="preserve"> – </w:t>
-      </w:r>
-      <w:proofErr w:type="spellStart"/>
-      <w:r>
-        <w:rPr>
-          <w:lang w:val="en-US"/>
-        </w:rPr>
-        <w:t>distribuirane</w:t>
-      </w:r>
-      <w:proofErr w:type="spellEnd"/>
-      <w:r>
-        <w:rPr>
-          <w:lang w:val="en-US"/>
-        </w:rPr>
-        <w:t xml:space="preserve"> web </w:t>
-      </w:r>
-      <w:proofErr w:type="spellStart"/>
-      <w:r>
-        <w:rPr>
-          <w:lang w:val="en-US"/>
-        </w:rPr>
-        <w:t>aplikacije</w:t>
-      </w:r>
-      <w:proofErr w:type="spellEnd"/>
-      <w:r>
-        <w:rPr>
-          <w:lang w:val="en-US"/>
-        </w:rPr>
-        <w:t xml:space="preserve"> </w:t>
-      </w:r>
-      <w:proofErr w:type="spellStart"/>
-      <w:r>
-        <w:rPr>
-          <w:lang w:val="en-US"/>
-        </w:rPr>
-        <w:t>zasnovane</w:t>
-      </w:r>
-      <w:proofErr w:type="spellEnd"/>
-      <w:r>
-        <w:rPr>
-          <w:lang w:val="en-US"/>
-        </w:rPr>
-        <w:t xml:space="preserve"> </w:t>
-      </w:r>
-      <w:proofErr w:type="spellStart"/>
-      <w:r>
-        <w:rPr>
-          <w:lang w:val="en-US"/>
-        </w:rPr>
-        <w:t>na</w:t>
-      </w:r>
-      <w:proofErr w:type="spellEnd"/>
-      <w:r>
-        <w:rPr>
-          <w:lang w:val="en-US"/>
-        </w:rPr>
-        <w:t xml:space="preserve"> </w:t>
-      </w:r>
-      <w:proofErr w:type="spellStart"/>
-      <w:r>
-        <w:rPr>
-          <w:lang w:val="en-US"/>
-        </w:rPr>
-        <w:t>Blazor</w:t>
-      </w:r>
-      <w:proofErr w:type="spellEnd"/>
-      <w:r>
-        <w:rPr>
-          <w:lang w:val="en-US"/>
-        </w:rPr>
-        <w:t xml:space="preserve"> </w:t>
-      </w:r>
-      <w:proofErr w:type="spellStart"/>
-      <w:r>
-        <w:rPr>
-          <w:lang w:val="en-US"/>
-        </w:rPr>
-        <w:t>tehnologiji</w:t>
-      </w:r>
-      <w:proofErr w:type="spellEnd"/>
-      <w:r>
-        <w:rPr>
-          <w:lang w:val="en-US"/>
-        </w:rPr>
-        <w:t xml:space="preserve"> </w:t>
-      </w:r>
-      <w:proofErr w:type="spellStart"/>
-      <w:r>
-        <w:rPr>
-          <w:lang w:val="en-US"/>
-        </w:rPr>
-        <w:t>i</w:t>
-      </w:r>
-      <w:proofErr w:type="spellEnd"/>
-      <w:r>
-        <w:rPr>
-          <w:lang w:val="en-US"/>
-        </w:rPr>
-        <w:t xml:space="preserve"> .NET Aspire </w:t>
-      </w:r>
-      <w:proofErr w:type="spellStart"/>
-      <w:r>
-        <w:rPr>
-          <w:lang w:val="en-US"/>
-        </w:rPr>
-        <w:t>orkestraciji</w:t>
-      </w:r>
-      <w:proofErr w:type="spellEnd"/>
-      <w:r>
-        <w:rPr>
-          <w:lang w:val="en-US"/>
-        </w:rPr>
-        <w:t xml:space="preserve">. Ova </w:t>
-      </w:r>
-      <w:proofErr w:type="spellStart"/>
-      <w:r>
-        <w:rPr>
-          <w:lang w:val="en-US"/>
-        </w:rPr>
-        <w:t>platforma</w:t>
-      </w:r>
-      <w:proofErr w:type="spellEnd"/>
-      <w:r>
-        <w:rPr>
-          <w:lang w:val="en-US"/>
-        </w:rPr>
-        <w:t xml:space="preserve"> </w:t>
-      </w:r>
-      <w:proofErr w:type="spellStart"/>
-      <w:r>
-        <w:rPr>
-          <w:lang w:val="en-US"/>
-        </w:rPr>
-        <w:t>omogućava</w:t>
-      </w:r>
-      <w:proofErr w:type="spellEnd"/>
-      <w:r>
-        <w:rPr>
-          <w:lang w:val="en-US"/>
-        </w:rPr>
-        <w:t xml:space="preserve"> </w:t>
-      </w:r>
-      <w:proofErr w:type="spellStart"/>
-      <w:r>
-        <w:rPr>
-          <w:lang w:val="en-US"/>
-        </w:rPr>
-        <w:t>pokretanje</w:t>
-      </w:r>
-      <w:proofErr w:type="spellEnd"/>
-      <w:r>
-        <w:rPr>
-          <w:lang w:val="en-US"/>
-        </w:rPr>
-        <w:t xml:space="preserve"> </w:t>
-      </w:r>
-      <w:proofErr w:type="spellStart"/>
-      <w:r>
-        <w:rPr>
-          <w:lang w:val="en-US"/>
-        </w:rPr>
-        <w:t>procesa</w:t>
-      </w:r>
-      <w:proofErr w:type="spellEnd"/>
-      <w:r>
-        <w:rPr>
-          <w:lang w:val="en-US"/>
-        </w:rPr>
-        <w:t xml:space="preserve"> </w:t>
-      </w:r>
-      <w:proofErr w:type="spellStart"/>
-      <w:r>
-        <w:rPr>
-          <w:lang w:val="en-US"/>
-        </w:rPr>
-        <w:t>treniranja</w:t>
-      </w:r>
-      <w:proofErr w:type="spellEnd"/>
-      <w:r>
-        <w:rPr>
-          <w:lang w:val="en-US"/>
-        </w:rPr>
-        <w:t xml:space="preserve">, </w:t>
-      </w:r>
-      <w:proofErr w:type="spellStart"/>
-      <w:r>
-        <w:rPr>
-          <w:lang w:val="en-US"/>
-        </w:rPr>
-        <w:t>praćenje</w:t>
-      </w:r>
-      <w:proofErr w:type="spellEnd"/>
-      <w:r>
-        <w:rPr>
-          <w:lang w:val="en-US"/>
-        </w:rPr>
-        <w:t xml:space="preserve"> </w:t>
-      </w:r>
-      <w:proofErr w:type="spellStart"/>
-      <w:r>
-        <w:rPr>
-          <w:lang w:val="en-US"/>
-        </w:rPr>
-        <w:t>toka</w:t>
-      </w:r>
-      <w:proofErr w:type="spellEnd"/>
-      <w:r>
-        <w:rPr>
-          <w:lang w:val="en-US"/>
-        </w:rPr>
-        <w:t xml:space="preserve"> </w:t>
-      </w:r>
-      <w:proofErr w:type="spellStart"/>
-      <w:r>
-        <w:rPr>
-          <w:lang w:val="en-US"/>
-        </w:rPr>
-        <w:t>obuke</w:t>
-      </w:r>
-      <w:proofErr w:type="spellEnd"/>
-      <w:r>
-        <w:rPr>
-          <w:lang w:val="en-US"/>
-        </w:rPr>
-        <w:t xml:space="preserve"> </w:t>
-      </w:r>
-      <w:proofErr w:type="spellStart"/>
-      <w:r>
-        <w:rPr>
-          <w:lang w:val="en-US"/>
-        </w:rPr>
-        <w:t>modela</w:t>
-      </w:r>
-      <w:proofErr w:type="spellEnd"/>
-      <w:r>
-        <w:rPr>
-          <w:lang w:val="en-US"/>
-        </w:rPr>
-        <w:t xml:space="preserve">, </w:t>
-      </w:r>
-      <w:proofErr w:type="spellStart"/>
-      <w:r>
-        <w:rPr>
-          <w:lang w:val="en-US"/>
-        </w:rPr>
-        <w:t>vizualizaciju</w:t>
-      </w:r>
-      <w:proofErr w:type="spellEnd"/>
-      <w:r>
-        <w:rPr>
-          <w:lang w:val="en-US"/>
-        </w:rPr>
-        <w:t xml:space="preserve"> </w:t>
-      </w:r>
-      <w:proofErr w:type="spellStart"/>
-      <w:r>
-        <w:rPr>
-          <w:lang w:val="en-US"/>
-        </w:rPr>
-        <w:t>rezultata</w:t>
-      </w:r>
-      <w:proofErr w:type="spellEnd"/>
-      <w:r>
-        <w:rPr>
-          <w:lang w:val="en-US"/>
-        </w:rPr>
-        <w:t xml:space="preserve"> </w:t>
-      </w:r>
-      <w:proofErr w:type="spellStart"/>
-      <w:r>
-        <w:rPr>
-          <w:lang w:val="en-US"/>
-        </w:rPr>
-        <w:t>i</w:t>
-      </w:r>
-      <w:proofErr w:type="spellEnd"/>
-      <w:r>
-        <w:rPr>
-          <w:lang w:val="en-US"/>
-        </w:rPr>
-        <w:t xml:space="preserve"> </w:t>
-      </w:r>
-      <w:proofErr w:type="spellStart"/>
-      <w:r>
-        <w:rPr>
-          <w:lang w:val="en-US"/>
-        </w:rPr>
-        <w:t>poređenje</w:t>
-      </w:r>
-      <w:proofErr w:type="spellEnd"/>
-      <w:r>
-        <w:rPr>
-          <w:lang w:val="en-US"/>
-        </w:rPr>
-        <w:t xml:space="preserve"> </w:t>
-      </w:r>
-      <w:proofErr w:type="spellStart"/>
-      <w:r>
-        <w:rPr>
-          <w:lang w:val="en-US"/>
-        </w:rPr>
-        <w:t>performansi</w:t>
-      </w:r>
-      <w:proofErr w:type="spellEnd"/>
-      <w:r>
-        <w:rPr>
-          <w:lang w:val="en-US"/>
-        </w:rPr>
-        <w:t xml:space="preserve"> </w:t>
-      </w:r>
-      <w:proofErr w:type="spellStart"/>
-      <w:r>
-        <w:rPr>
-          <w:lang w:val="en-US"/>
-        </w:rPr>
-        <w:t>između</w:t>
-      </w:r>
-      <w:proofErr w:type="spellEnd"/>
-      <w:r>
-        <w:rPr>
-          <w:lang w:val="en-US"/>
-        </w:rPr>
-        <w:t xml:space="preserve"> </w:t>
-      </w:r>
-      <w:proofErr w:type="spellStart"/>
-      <w:r>
-        <w:rPr>
-          <w:lang w:val="en-US"/>
-        </w:rPr>
-        <w:t>PyTorch</w:t>
-      </w:r>
-      <w:proofErr w:type="spellEnd"/>
-      <w:r>
-        <w:rPr>
-          <w:lang w:val="en-US"/>
-        </w:rPr>
-        <w:t xml:space="preserve"> </w:t>
-      </w:r>
-      <w:proofErr w:type="spellStart"/>
-      <w:r>
-        <w:rPr>
-          <w:lang w:val="en-US"/>
-        </w:rPr>
-        <w:t>i</w:t>
-      </w:r>
-      <w:proofErr w:type="spellEnd"/>
-      <w:r>
-        <w:rPr>
-          <w:lang w:val="en-US"/>
-        </w:rPr>
-        <w:t xml:space="preserve"> </w:t>
-      </w:r>
-      <w:proofErr w:type="spellStart"/>
-      <w:r>
-        <w:rPr>
-          <w:lang w:val="en-US"/>
-        </w:rPr>
-        <w:t>TorchSharp</w:t>
-      </w:r>
-      <w:proofErr w:type="spellEnd"/>
-      <w:r>
-        <w:rPr>
-          <w:lang w:val="en-US"/>
-        </w:rPr>
-        <w:t xml:space="preserve"> </w:t>
-      </w:r>
-      <w:proofErr w:type="spellStart"/>
-      <w:r>
-        <w:rPr>
-          <w:lang w:val="en-US"/>
-        </w:rPr>
-        <w:t>implementacija</w:t>
-      </w:r>
-      <w:proofErr w:type="spellEnd"/>
-      <w:r>
-        <w:rPr>
-          <w:lang w:val="en-US"/>
-        </w:rPr>
-        <w:t xml:space="preserve"> </w:t>
-      </w:r>
-      <w:proofErr w:type="spellStart"/>
-      <w:r>
-        <w:rPr>
-          <w:lang w:val="en-US"/>
-        </w:rPr>
-        <w:t>kroz</w:t>
-      </w:r>
-      <w:proofErr w:type="spellEnd"/>
-      <w:r>
-        <w:rPr>
-          <w:lang w:val="en-US"/>
-        </w:rPr>
-        <w:t xml:space="preserve"> </w:t>
-      </w:r>
-      <w:proofErr w:type="spellStart"/>
-      <w:r>
-        <w:rPr>
-          <w:lang w:val="en-US"/>
-        </w:rPr>
-        <w:t>jedinstven</w:t>
-      </w:r>
-      <w:proofErr w:type="spellEnd"/>
-      <w:r>
-        <w:rPr>
-          <w:lang w:val="en-US"/>
-        </w:rPr>
-        <w:t xml:space="preserve"> </w:t>
-      </w:r>
-      <w:proofErr w:type="spellStart"/>
-      <w:r>
-        <w:rPr>
-          <w:lang w:val="en-US"/>
-        </w:rPr>
-        <w:t>korisnički</w:t>
-      </w:r>
-      <w:proofErr w:type="spellEnd"/>
-      <w:r>
-        <w:rPr>
-          <w:lang w:val="en-US"/>
-        </w:rPr>
-        <w:t xml:space="preserve"> </w:t>
-      </w:r>
-      <w:proofErr w:type="spellStart"/>
-      <w:r>
-        <w:rPr>
-          <w:lang w:val="en-US"/>
-        </w:rPr>
-        <w:t>interfejs</w:t>
-      </w:r>
-      <w:proofErr w:type="spellEnd"/>
-      <w:r>
-        <w:rPr>
-          <w:lang w:val="en-US"/>
-        </w:rPr>
-        <w:t>.</w:t>
+        <w:t>Praktični rezultat rada je razvoj softverskog rješenja – distribuirane web aplikacije zasnovane na Blazor tehnologiji i .NET Aspire orkestraciji. Ova platforma omogućava pokretanje procesa treniranja, praćenje toka obuke modela, vizualizaciju rezultata i poređenje performansi između PyTorch i TorchSharp implementacija kroz jedinstven korisnički interfejs.</w:t>
       </w:r>
     </w:p>
     <w:p>
@@ -5831,21 +4901,11 @@
         <w:pStyle w:val="Heading1"/>
       </w:pPr>
       <w:bookmarkStart w:id="3" w:name="_Toc236486934"/>
-      <w:proofErr w:type="spellStart"/>
       <w:r>
         <w:lastRenderedPageBreak/>
-        <w:t>Teorijska</w:t>
-      </w:r>
-      <w:proofErr w:type="spellEnd"/>
-      <w:r>
-        <w:t xml:space="preserve"> </w:t>
-      </w:r>
-      <w:proofErr w:type="spellStart"/>
-      <w:r>
-        <w:t>osnova</w:t>
+        <w:t>Teorijska osnova</w:t>
       </w:r>
       <w:bookmarkEnd w:id="3"/>
-      <w:proofErr w:type="spellEnd"/>
     </w:p>
     <w:p>
       <w:pPr>
@@ -6764,6 +5824,7 @@
           <w:id w:val="1745606471"/>
           <w:citation/>
         </w:sdtPr>
+        <w:sdtEndPr/>
         <w:sdtContent>
           <w:r>
             <w:fldChar w:fldCharType="begin"/>
@@ -6802,6 +5863,7 @@
           <w:id w:val="-802847205"/>
           <w:citation/>
         </w:sdtPr>
+        <w:sdtEndPr/>
         <w:sdtContent>
           <w:r>
             <w:fldChar w:fldCharType="begin"/>
@@ -7030,6 +6092,7 @@
           <w:id w:val="40718680"/>
           <w:citation/>
         </w:sdtPr>
+        <w:sdtEndPr/>
         <w:sdtContent>
           <w:r>
             <w:fldChar w:fldCharType="begin"/>
@@ -8353,607 +7416,11 @@
       <w:r>
         <w:t xml:space="preserve">Međutim, isključivo oslanjanje na odziv maligne klase može dovesti do nerealne procjene, jer bi model mogao postići maksimalan odziv jednostavnim klasifikovanjem svih snimaka kao malignih. </w:t>
       </w:r>
-      <w:proofErr w:type="spellStart"/>
       <w:r>
         <w:rPr>
           <w:lang w:val="en-US"/>
         </w:rPr>
-        <w:t>Zbog</w:t>
-      </w:r>
-      <w:proofErr w:type="spellEnd"/>
-      <w:r>
-        <w:rPr>
-          <w:lang w:val="en-US"/>
-        </w:rPr>
-        <w:t xml:space="preserve"> toga se </w:t>
-      </w:r>
-      <w:proofErr w:type="spellStart"/>
-      <w:r>
-        <w:rPr>
-          <w:lang w:val="en-US"/>
-        </w:rPr>
-        <w:t>uvode</w:t>
-      </w:r>
-      <w:proofErr w:type="spellEnd"/>
-      <w:r>
-        <w:rPr>
-          <w:lang w:val="en-US"/>
-        </w:rPr>
-        <w:t xml:space="preserve"> </w:t>
-      </w:r>
-      <w:proofErr w:type="spellStart"/>
-      <w:r>
-        <w:rPr>
-          <w:lang w:val="en-US"/>
-        </w:rPr>
-        <w:t>makro</w:t>
-      </w:r>
-      <w:proofErr w:type="spellEnd"/>
-      <w:r>
-        <w:rPr>
-          <w:lang w:val="en-US"/>
-        </w:rPr>
-        <w:t xml:space="preserve"> </w:t>
-      </w:r>
-      <w:proofErr w:type="spellStart"/>
-      <w:r>
-        <w:rPr>
-          <w:lang w:val="en-US"/>
-        </w:rPr>
-        <w:t>odziv</w:t>
-      </w:r>
-      <w:proofErr w:type="spellEnd"/>
-      <w:r>
-        <w:rPr>
-          <w:lang w:val="en-US"/>
-        </w:rPr>
-        <w:t xml:space="preserve"> </w:t>
-      </w:r>
-      <w:proofErr w:type="spellStart"/>
-      <w:r>
-        <w:rPr>
-          <w:lang w:val="en-US"/>
-        </w:rPr>
-        <w:t>i</w:t>
-      </w:r>
-      <w:proofErr w:type="spellEnd"/>
-      <w:r>
-        <w:rPr>
-          <w:lang w:val="en-US"/>
-        </w:rPr>
-        <w:t xml:space="preserve"> </w:t>
-      </w:r>
-      <w:proofErr w:type="spellStart"/>
-      <w:r>
-        <w:rPr>
-          <w:lang w:val="en-US"/>
-        </w:rPr>
-        <w:t>makro</w:t>
-      </w:r>
-      <w:proofErr w:type="spellEnd"/>
-      <w:r>
-        <w:rPr>
-          <w:lang w:val="en-US"/>
-        </w:rPr>
-        <w:t xml:space="preserve"> F1-mjera. Makro </w:t>
-      </w:r>
-      <w:proofErr w:type="spellStart"/>
-      <w:r>
-        <w:rPr>
-          <w:lang w:val="en-US"/>
-        </w:rPr>
-        <w:t>odziv</w:t>
-      </w:r>
-      <w:proofErr w:type="spellEnd"/>
-      <w:r>
-        <w:rPr>
-          <w:lang w:val="en-US"/>
-        </w:rPr>
-        <w:t xml:space="preserve"> </w:t>
-      </w:r>
-      <w:proofErr w:type="spellStart"/>
-      <w:r>
-        <w:rPr>
-          <w:lang w:val="en-US"/>
-        </w:rPr>
-        <w:t>osigurava</w:t>
-      </w:r>
-      <w:proofErr w:type="spellEnd"/>
-      <w:r>
-        <w:rPr>
-          <w:lang w:val="en-US"/>
-        </w:rPr>
-        <w:t xml:space="preserve"> da model </w:t>
-      </w:r>
-      <w:proofErr w:type="spellStart"/>
-      <w:r>
-        <w:rPr>
-          <w:lang w:val="en-US"/>
-        </w:rPr>
-        <w:t>zadrži</w:t>
-      </w:r>
-      <w:proofErr w:type="spellEnd"/>
-      <w:r>
-        <w:rPr>
-          <w:lang w:val="en-US"/>
-        </w:rPr>
-        <w:t xml:space="preserve"> </w:t>
-      </w:r>
-      <w:proofErr w:type="spellStart"/>
-      <w:r>
-        <w:rPr>
-          <w:lang w:val="en-US"/>
-        </w:rPr>
-        <w:t>visoku</w:t>
-      </w:r>
-      <w:proofErr w:type="spellEnd"/>
-      <w:r>
-        <w:rPr>
-          <w:lang w:val="en-US"/>
-        </w:rPr>
-        <w:t xml:space="preserve"> </w:t>
-      </w:r>
-      <w:proofErr w:type="spellStart"/>
-      <w:r>
-        <w:rPr>
-          <w:lang w:val="en-US"/>
-        </w:rPr>
-        <w:t>osjetljivost</w:t>
-      </w:r>
-      <w:proofErr w:type="spellEnd"/>
-      <w:r>
-        <w:rPr>
-          <w:lang w:val="en-US"/>
-        </w:rPr>
-        <w:t xml:space="preserve"> </w:t>
-      </w:r>
-      <w:proofErr w:type="spellStart"/>
-      <w:r>
-        <w:rPr>
-          <w:lang w:val="en-US"/>
-        </w:rPr>
-        <w:t>i</w:t>
-      </w:r>
-      <w:proofErr w:type="spellEnd"/>
-      <w:r>
-        <w:rPr>
-          <w:lang w:val="en-US"/>
-        </w:rPr>
-        <w:t xml:space="preserve"> </w:t>
-      </w:r>
-      <w:proofErr w:type="spellStart"/>
-      <w:r>
-        <w:rPr>
-          <w:lang w:val="en-US"/>
-        </w:rPr>
-        <w:t>pri</w:t>
-      </w:r>
-      <w:proofErr w:type="spellEnd"/>
-      <w:r>
-        <w:rPr>
-          <w:lang w:val="en-US"/>
-        </w:rPr>
-        <w:t xml:space="preserve"> </w:t>
-      </w:r>
-      <w:proofErr w:type="spellStart"/>
-      <w:r>
-        <w:rPr>
-          <w:lang w:val="en-US"/>
-        </w:rPr>
-        <w:t>detekciji</w:t>
-      </w:r>
-      <w:proofErr w:type="spellEnd"/>
-      <w:r>
-        <w:rPr>
-          <w:lang w:val="en-US"/>
-        </w:rPr>
-        <w:t xml:space="preserve"> </w:t>
-      </w:r>
-      <w:proofErr w:type="spellStart"/>
-      <w:r>
-        <w:rPr>
-          <w:lang w:val="en-US"/>
-        </w:rPr>
-        <w:t>benignih</w:t>
-      </w:r>
-      <w:proofErr w:type="spellEnd"/>
-      <w:r>
-        <w:rPr>
-          <w:lang w:val="en-US"/>
-        </w:rPr>
-        <w:t xml:space="preserve"> </w:t>
-      </w:r>
-      <w:proofErr w:type="spellStart"/>
-      <w:r>
-        <w:rPr>
-          <w:lang w:val="en-US"/>
-        </w:rPr>
-        <w:t>promjena</w:t>
-      </w:r>
-      <w:proofErr w:type="spellEnd"/>
-      <w:r>
-        <w:rPr>
-          <w:lang w:val="en-US"/>
-        </w:rPr>
-        <w:t xml:space="preserve"> </w:t>
-      </w:r>
-      <w:proofErr w:type="spellStart"/>
-      <w:r>
-        <w:rPr>
-          <w:lang w:val="en-US"/>
-        </w:rPr>
-        <w:t>i</w:t>
-      </w:r>
-      <w:proofErr w:type="spellEnd"/>
-      <w:r>
-        <w:rPr>
-          <w:lang w:val="en-US"/>
-        </w:rPr>
-        <w:t xml:space="preserve"> </w:t>
-      </w:r>
-      <w:proofErr w:type="spellStart"/>
-      <w:r>
-        <w:rPr>
-          <w:lang w:val="en-US"/>
-        </w:rPr>
-        <w:t>zdravog</w:t>
-      </w:r>
-      <w:proofErr w:type="spellEnd"/>
-      <w:r>
-        <w:rPr>
-          <w:lang w:val="en-US"/>
-        </w:rPr>
-        <w:t xml:space="preserve"> </w:t>
-      </w:r>
-      <w:proofErr w:type="spellStart"/>
-      <w:r>
-        <w:rPr>
-          <w:lang w:val="en-US"/>
-        </w:rPr>
-        <w:t>tkiva</w:t>
-      </w:r>
-      <w:proofErr w:type="spellEnd"/>
-      <w:r>
-        <w:rPr>
-          <w:lang w:val="en-US"/>
-        </w:rPr>
-        <w:t xml:space="preserve">, </w:t>
-      </w:r>
-      <w:proofErr w:type="spellStart"/>
-      <w:r>
-        <w:rPr>
-          <w:lang w:val="en-US"/>
-        </w:rPr>
-        <w:t>dok</w:t>
-      </w:r>
-      <w:proofErr w:type="spellEnd"/>
-      <w:r>
-        <w:rPr>
-          <w:lang w:val="en-US"/>
-        </w:rPr>
-        <w:t xml:space="preserve"> </w:t>
-      </w:r>
-      <w:proofErr w:type="spellStart"/>
-      <w:r>
-        <w:rPr>
-          <w:lang w:val="en-US"/>
-        </w:rPr>
-        <w:t>makro</w:t>
-      </w:r>
-      <w:proofErr w:type="spellEnd"/>
-      <w:r>
-        <w:rPr>
-          <w:lang w:val="en-US"/>
-        </w:rPr>
-        <w:t xml:space="preserve"> F1-mjera </w:t>
-      </w:r>
-      <w:proofErr w:type="spellStart"/>
-      <w:r>
-        <w:rPr>
-          <w:lang w:val="en-US"/>
-        </w:rPr>
-        <w:t>služi</w:t>
-      </w:r>
-      <w:proofErr w:type="spellEnd"/>
-      <w:r>
-        <w:rPr>
-          <w:lang w:val="en-US"/>
-        </w:rPr>
-        <w:t xml:space="preserve"> </w:t>
-      </w:r>
-      <w:proofErr w:type="spellStart"/>
-      <w:r>
-        <w:rPr>
-          <w:lang w:val="en-US"/>
-        </w:rPr>
-        <w:t>kao</w:t>
-      </w:r>
-      <w:proofErr w:type="spellEnd"/>
-      <w:r>
-        <w:rPr>
-          <w:lang w:val="en-US"/>
-        </w:rPr>
-        <w:t xml:space="preserve"> </w:t>
-      </w:r>
-      <w:proofErr w:type="spellStart"/>
-      <w:r>
-        <w:rPr>
-          <w:lang w:val="en-US"/>
-        </w:rPr>
-        <w:t>konačni</w:t>
-      </w:r>
-      <w:proofErr w:type="spellEnd"/>
-      <w:r>
-        <w:rPr>
-          <w:lang w:val="en-US"/>
-        </w:rPr>
-        <w:t xml:space="preserve"> </w:t>
-      </w:r>
-      <w:proofErr w:type="spellStart"/>
-      <w:r>
-        <w:rPr>
-          <w:lang w:val="en-US"/>
-        </w:rPr>
-        <w:t>pokazatelj</w:t>
-      </w:r>
-      <w:proofErr w:type="spellEnd"/>
-      <w:r>
-        <w:rPr>
-          <w:lang w:val="en-US"/>
-        </w:rPr>
-        <w:t xml:space="preserve"> </w:t>
-      </w:r>
-      <w:proofErr w:type="spellStart"/>
-      <w:r>
-        <w:rPr>
-          <w:lang w:val="en-US"/>
-        </w:rPr>
-        <w:t>stabilnosti</w:t>
-      </w:r>
-      <w:proofErr w:type="spellEnd"/>
-      <w:r>
-        <w:rPr>
-          <w:lang w:val="en-US"/>
-        </w:rPr>
-        <w:t xml:space="preserve"> </w:t>
-      </w:r>
-      <w:proofErr w:type="spellStart"/>
-      <w:r>
-        <w:rPr>
-          <w:lang w:val="en-US"/>
-        </w:rPr>
-        <w:t>sistema</w:t>
-      </w:r>
-      <w:proofErr w:type="spellEnd"/>
-      <w:r>
-        <w:rPr>
-          <w:lang w:val="en-US"/>
-        </w:rPr>
-        <w:t xml:space="preserve">, </w:t>
-      </w:r>
-      <w:proofErr w:type="spellStart"/>
-      <w:r>
-        <w:rPr>
-          <w:lang w:val="en-US"/>
-        </w:rPr>
-        <w:t>potvrđujući</w:t>
-      </w:r>
-      <w:proofErr w:type="spellEnd"/>
-      <w:r>
-        <w:rPr>
-          <w:lang w:val="en-US"/>
-        </w:rPr>
-        <w:t xml:space="preserve"> da </w:t>
-      </w:r>
-      <w:proofErr w:type="spellStart"/>
-      <w:r>
-        <w:rPr>
-          <w:lang w:val="en-US"/>
-        </w:rPr>
-        <w:t>visoke</w:t>
-      </w:r>
-      <w:proofErr w:type="spellEnd"/>
-      <w:r>
-        <w:rPr>
-          <w:lang w:val="en-US"/>
-        </w:rPr>
-        <w:t xml:space="preserve"> </w:t>
-      </w:r>
-      <w:proofErr w:type="spellStart"/>
-      <w:r>
-        <w:rPr>
-          <w:lang w:val="en-US"/>
-        </w:rPr>
-        <w:t>performanse</w:t>
-      </w:r>
-      <w:proofErr w:type="spellEnd"/>
-      <w:r>
-        <w:rPr>
-          <w:lang w:val="en-US"/>
-        </w:rPr>
-        <w:t xml:space="preserve"> </w:t>
-      </w:r>
-      <w:proofErr w:type="spellStart"/>
-      <w:r>
-        <w:rPr>
-          <w:lang w:val="en-US"/>
-        </w:rPr>
-        <w:t>na</w:t>
-      </w:r>
-      <w:proofErr w:type="spellEnd"/>
-      <w:r>
-        <w:rPr>
-          <w:lang w:val="en-US"/>
-        </w:rPr>
-        <w:t xml:space="preserve"> </w:t>
-      </w:r>
-      <w:proofErr w:type="spellStart"/>
-      <w:r>
-        <w:rPr>
-          <w:lang w:val="en-US"/>
-        </w:rPr>
-        <w:t>malignoj</w:t>
-      </w:r>
-      <w:proofErr w:type="spellEnd"/>
-      <w:r>
-        <w:rPr>
-          <w:lang w:val="en-US"/>
-        </w:rPr>
-        <w:t xml:space="preserve"> </w:t>
-      </w:r>
-      <w:proofErr w:type="spellStart"/>
-      <w:r>
-        <w:rPr>
-          <w:lang w:val="en-US"/>
-        </w:rPr>
-        <w:t>klasi</w:t>
-      </w:r>
-      <w:proofErr w:type="spellEnd"/>
-      <w:r>
-        <w:rPr>
-          <w:lang w:val="en-US"/>
-        </w:rPr>
-        <w:t xml:space="preserve"> </w:t>
-      </w:r>
-      <w:proofErr w:type="spellStart"/>
-      <w:r>
-        <w:rPr>
-          <w:lang w:val="en-US"/>
-        </w:rPr>
-        <w:t>nisu</w:t>
-      </w:r>
-      <w:proofErr w:type="spellEnd"/>
-      <w:r>
-        <w:rPr>
-          <w:lang w:val="en-US"/>
-        </w:rPr>
-        <w:t xml:space="preserve"> </w:t>
-      </w:r>
-      <w:proofErr w:type="spellStart"/>
-      <w:r>
-        <w:rPr>
-          <w:lang w:val="en-US"/>
-        </w:rPr>
-        <w:t>postignute</w:t>
-      </w:r>
-      <w:proofErr w:type="spellEnd"/>
-      <w:r>
-        <w:rPr>
-          <w:lang w:val="en-US"/>
-        </w:rPr>
-        <w:t xml:space="preserve"> </w:t>
-      </w:r>
-      <w:proofErr w:type="spellStart"/>
-      <w:r>
-        <w:rPr>
-          <w:lang w:val="en-US"/>
-        </w:rPr>
-        <w:t>na</w:t>
-      </w:r>
-      <w:proofErr w:type="spellEnd"/>
-      <w:r>
-        <w:rPr>
-          <w:lang w:val="en-US"/>
-        </w:rPr>
-        <w:t xml:space="preserve"> </w:t>
-      </w:r>
-      <w:proofErr w:type="spellStart"/>
-      <w:r>
-        <w:rPr>
-          <w:lang w:val="en-US"/>
-        </w:rPr>
-        <w:t>štetu</w:t>
-      </w:r>
-      <w:proofErr w:type="spellEnd"/>
-      <w:r>
-        <w:rPr>
-          <w:lang w:val="en-US"/>
-        </w:rPr>
-        <w:t xml:space="preserve"> </w:t>
-      </w:r>
-      <w:proofErr w:type="spellStart"/>
-      <w:r>
-        <w:rPr>
-          <w:lang w:val="en-US"/>
-        </w:rPr>
-        <w:t>opšteg</w:t>
-      </w:r>
-      <w:proofErr w:type="spellEnd"/>
-      <w:r>
-        <w:rPr>
-          <w:lang w:val="en-US"/>
-        </w:rPr>
-        <w:t xml:space="preserve"> </w:t>
-      </w:r>
-      <w:proofErr w:type="spellStart"/>
-      <w:r>
-        <w:rPr>
-          <w:lang w:val="en-US"/>
-        </w:rPr>
-        <w:t>balansa</w:t>
-      </w:r>
-      <w:proofErr w:type="spellEnd"/>
-      <w:r>
-        <w:rPr>
-          <w:lang w:val="en-US"/>
-        </w:rPr>
-        <w:t xml:space="preserve"> </w:t>
-      </w:r>
-      <w:proofErr w:type="spellStart"/>
-      <w:r>
-        <w:rPr>
-          <w:lang w:val="en-US"/>
-        </w:rPr>
-        <w:t>i</w:t>
-      </w:r>
-      <w:proofErr w:type="spellEnd"/>
-      <w:r>
-        <w:rPr>
-          <w:lang w:val="en-US"/>
-        </w:rPr>
-        <w:t xml:space="preserve"> </w:t>
-      </w:r>
-      <w:proofErr w:type="spellStart"/>
-      <w:r>
-        <w:rPr>
-          <w:lang w:val="en-US"/>
-        </w:rPr>
-        <w:t>preciznosti</w:t>
-      </w:r>
-      <w:proofErr w:type="spellEnd"/>
-      <w:r>
-        <w:rPr>
-          <w:lang w:val="en-US"/>
-        </w:rPr>
-        <w:t xml:space="preserve"> u </w:t>
-      </w:r>
-      <w:proofErr w:type="spellStart"/>
-      <w:r>
-        <w:rPr>
-          <w:lang w:val="en-US"/>
-        </w:rPr>
-        <w:t>troklasnom</w:t>
-      </w:r>
-      <w:proofErr w:type="spellEnd"/>
-      <w:r>
-        <w:rPr>
-          <w:lang w:val="en-US"/>
-        </w:rPr>
-        <w:t xml:space="preserve"> </w:t>
-      </w:r>
-      <w:proofErr w:type="spellStart"/>
-      <w:r>
-        <w:rPr>
-          <w:lang w:val="en-US"/>
-        </w:rPr>
-        <w:t>okruženju</w:t>
-      </w:r>
-      <w:proofErr w:type="spellEnd"/>
-      <w:r>
-        <w:rPr>
-          <w:lang w:val="en-US"/>
-        </w:rPr>
-        <w:t>.</w:t>
+        <w:t>Zbog toga se uvode makro odziv i makro F1-mjera. Makro odziv osigurava da model zadrži visoku osjetljivost i pri detekciji benignih promjena i zdravog tkiva, dok makro F1-mjera služi kao konačni pokazatelj stabilnosti sistema, potvrđujući da visoke performanse na malignoj klasi nisu postignute na štetu opšteg balansa i preciznosti u troklasnom okruženju.</w:t>
       </w:r>
     </w:p>
     <w:p>
@@ -8961,29 +7428,11 @@
         <w:pStyle w:val="Heading1"/>
       </w:pPr>
       <w:bookmarkStart w:id="12" w:name="_Toc236486943"/>
-      <w:proofErr w:type="spellStart"/>
       <w:r>
         <w:lastRenderedPageBreak/>
-        <w:t>Metodologija</w:t>
-      </w:r>
-      <w:proofErr w:type="spellEnd"/>
-      <w:r>
-        <w:t xml:space="preserve"> </w:t>
-      </w:r>
-      <w:proofErr w:type="spellStart"/>
-      <w:r>
-        <w:t>i</w:t>
-      </w:r>
-      <w:proofErr w:type="spellEnd"/>
-      <w:r>
-        <w:t xml:space="preserve"> </w:t>
-      </w:r>
-      <w:proofErr w:type="spellStart"/>
-      <w:r>
-        <w:t>implementacija</w:t>
+        <w:t>Metodologija i implementacija</w:t>
       </w:r>
       <w:bookmarkEnd w:id="12"/>
-      <w:proofErr w:type="spellEnd"/>
     </w:p>
     <w:p>
       <w:pPr>
@@ -9082,169 +7531,37 @@
           <w:iCs/>
           <w:lang w:val="en-GB"/>
         </w:rPr>
-        <w:t xml:space="preserve">/National </w:t>
-      </w:r>
-      <w:proofErr w:type="spellStart"/>
-      <w:r>
-        <w:rPr>
-          <w:i/>
-          <w:iCs/>
+        <w:t>/National Center for Cancer Diseases</w:t>
+      </w:r>
+      <w:r>
+        <w:rPr>
           <w:lang w:val="en-GB"/>
         </w:rPr>
-        <w:t>Center</w:t>
-      </w:r>
-      <w:proofErr w:type="spellEnd"/>
-      <w:r>
-        <w:rPr>
-          <w:i/>
-          <w:iCs/>
+        <w:t>). Podaci su prikupljeni</w:t>
+      </w:r>
+      <w:r>
+        <w:rPr>
           <w:lang w:val="en-GB"/>
         </w:rPr>
-        <w:t xml:space="preserve"> for Cancer Diseases</w:t>
+        <w:t xml:space="preserve"> u bolnicama u Iraku u periodu od </w:t>
       </w:r>
       <w:r>
         <w:rPr>
           <w:lang w:val="en-GB"/>
         </w:rPr>
-        <w:t xml:space="preserve">). </w:t>
-      </w:r>
-      <w:proofErr w:type="spellStart"/>
+        <w:t xml:space="preserve">tri </w:t>
+      </w:r>
       <w:r>
         <w:rPr>
           <w:lang w:val="en-GB"/>
         </w:rPr>
-        <w:t>Podaci</w:t>
-      </w:r>
-      <w:proofErr w:type="spellEnd"/>
+        <w:t>mjeseca u jes</w:t>
+      </w:r>
       <w:r>
         <w:rPr>
           <w:lang w:val="en-GB"/>
         </w:rPr>
-        <w:t xml:space="preserve"> </w:t>
-      </w:r>
-      <w:proofErr w:type="spellStart"/>
-      <w:r>
-        <w:rPr>
-          <w:lang w:val="en-GB"/>
-        </w:rPr>
-        <w:t>su</w:t>
-      </w:r>
-      <w:proofErr w:type="spellEnd"/>
-      <w:r>
-        <w:rPr>
-          <w:lang w:val="en-GB"/>
-        </w:rPr>
-        <w:t xml:space="preserve"> </w:t>
-      </w:r>
-      <w:proofErr w:type="spellStart"/>
-      <w:r>
-        <w:rPr>
-          <w:lang w:val="en-GB"/>
-        </w:rPr>
-        <w:t>prikupljeni</w:t>
-      </w:r>
-      <w:proofErr w:type="spellEnd"/>
-      <w:r>
-        <w:rPr>
-          <w:lang w:val="en-GB"/>
-        </w:rPr>
-        <w:t xml:space="preserve"> u </w:t>
-      </w:r>
-      <w:proofErr w:type="spellStart"/>
-      <w:r>
-        <w:rPr>
-          <w:lang w:val="en-GB"/>
-        </w:rPr>
-        <w:t>bolnicama</w:t>
-      </w:r>
-      <w:proofErr w:type="spellEnd"/>
-      <w:r>
-        <w:rPr>
-          <w:lang w:val="en-GB"/>
-        </w:rPr>
-        <w:t xml:space="preserve"> u </w:t>
-      </w:r>
-      <w:proofErr w:type="spellStart"/>
-      <w:r>
-        <w:rPr>
-          <w:lang w:val="en-GB"/>
-        </w:rPr>
-        <w:t>Iraku</w:t>
-      </w:r>
-      <w:proofErr w:type="spellEnd"/>
-      <w:r>
-        <w:rPr>
-          <w:lang w:val="en-GB"/>
-        </w:rPr>
-        <w:t xml:space="preserve"> u </w:t>
-      </w:r>
-      <w:proofErr w:type="spellStart"/>
-      <w:r>
-        <w:rPr>
-          <w:lang w:val="en-GB"/>
-        </w:rPr>
-        <w:t>periodu</w:t>
-      </w:r>
-      <w:proofErr w:type="spellEnd"/>
-      <w:r>
-        <w:rPr>
-          <w:lang w:val="en-GB"/>
-        </w:rPr>
-        <w:t xml:space="preserve"> od </w:t>
-      </w:r>
-      <w:r>
-        <w:rPr>
-          <w:lang w:val="en-GB"/>
-        </w:rPr>
-        <w:t xml:space="preserve">tri </w:t>
-      </w:r>
-      <w:proofErr w:type="spellStart"/>
-      <w:r>
-        <w:rPr>
-          <w:lang w:val="en-GB"/>
-        </w:rPr>
-        <w:t>mjeseca</w:t>
-      </w:r>
-      <w:proofErr w:type="spellEnd"/>
-      <w:r>
-        <w:rPr>
-          <w:lang w:val="en-GB"/>
-        </w:rPr>
-        <w:t xml:space="preserve"> u </w:t>
-      </w:r>
-      <w:proofErr w:type="spellStart"/>
-      <w:r>
-        <w:rPr>
-          <w:lang w:val="en-GB"/>
-        </w:rPr>
-        <w:t>jes</w:t>
-      </w:r>
-      <w:r>
-        <w:rPr>
-          <w:lang w:val="en-GB"/>
-        </w:rPr>
-        <w:t>en</w:t>
-      </w:r>
-      <w:proofErr w:type="spellEnd"/>
-      <w:r>
-        <w:rPr>
-          <w:lang w:val="en-GB"/>
-        </w:rPr>
-        <w:t xml:space="preserve"> 2019. </w:t>
-      </w:r>
-      <w:proofErr w:type="spellStart"/>
-      <w:r>
-        <w:rPr>
-          <w:lang w:val="en-GB"/>
-        </w:rPr>
-        <w:t>godine</w:t>
-      </w:r>
-      <w:proofErr w:type="spellEnd"/>
-      <w:r>
-        <w:rPr>
-          <w:lang w:val="en-GB"/>
-        </w:rPr>
-        <w:t>. Sadr</w:t>
+        <w:t>en 2019. godine. Sadr</w:t>
       </w:r>
       <w:r>
         <w:t xml:space="preserve">ži CT snimke pacijenata sa rakom pluća u različitim fazama, kao i snimke zdravih pacijenata. </w:t>
@@ -9254,6 +7571,7 @@
           <w:id w:val="-506749159"/>
           <w:citation/>
         </w:sdtPr>
+        <w:sdtEndPr/>
         <w:sdtContent>
           <w:r>
             <w:fldChar w:fldCharType="begin"/>
@@ -9287,6 +7605,7 @@
           <w:id w:val="2032301000"/>
           <w:citation/>
         </w:sdtPr>
+        <w:sdtEndPr/>
         <w:sdtContent>
           <w:r>
             <w:fldChar w:fldCharType="begin"/>
@@ -9320,6 +7639,7 @@
           <w:id w:val="-564567242"/>
           <w:citation/>
         </w:sdtPr>
+        <w:sdtEndPr/>
         <w:sdtContent>
           <w:r>
             <w:fldChar w:fldCharType="begin"/>
@@ -9444,7 +7764,19 @@
         <w:rPr>
           <w:lang w:val="de-DE"/>
         </w:rPr>
-        <w:t xml:space="preserve"> ukupno 1190 najrelevantnijih slika. Izdvajanje samo ključnih presjeka na kojim</w:t>
+        <w:t xml:space="preserve"> ukupno </w:t>
+      </w:r>
+      <w:r>
+        <w:rPr>
+          <w:lang w:val="de-DE"/>
+        </w:rPr>
+        <w:t>1097</w:t>
+      </w:r>
+      <w:r>
+        <w:rPr>
+          <w:lang w:val="de-DE"/>
+        </w:rPr>
+        <w:t xml:space="preserve"> najrelevantnijih slika. Izdvajanje samo ključnih presjeka na kojim</w:t>
       </w:r>
       <w:r>
         <w:rPr>
@@ -9522,7 +7854,13 @@
     </w:p>
     <w:p>
       <w:r>
-        <w:t>Skup podataka koji dati rad koristi se sastoji od 1190 CT slika pluća koje su dimenzije od 512x512 piksela i predstavljene su preko tri kanala (RGB format - crvena, zelena i plava). Kako bi se optimizirao proces treniranja, obavljene su sljedeće transformacije:</w:t>
+        <w:t>Skup podataka koji dati rad koristi se sastoji od 1</w:t>
+      </w:r>
+      <w:r>
+        <w:t>097</w:t>
+      </w:r>
+      <w:r>
+        <w:t xml:space="preserve"> CT slika pluća koje su dimenzije od 512x512 piksela i predstavljene su preko tri kanala (RGB format - crvena, zelena i plava). Kako bi se optimizirao proces treniranja, obavljene su sljedeće transformacije:</w:t>
       </w:r>
     </w:p>
     <w:p/>
@@ -9900,47 +8238,11 @@
           <w:lang w:val="en-GB"/>
         </w:rPr>
       </w:pPr>
-      <w:proofErr w:type="spellStart"/>
       <w:r>
         <w:rPr>
           <w:lang w:val="en-GB"/>
         </w:rPr>
-        <w:t>Čitava</w:t>
-      </w:r>
-      <w:proofErr w:type="spellEnd"/>
-      <w:r>
-        <w:rPr>
-          <w:lang w:val="en-GB"/>
-        </w:rPr>
-        <w:t xml:space="preserve"> </w:t>
-      </w:r>
-      <w:proofErr w:type="spellStart"/>
-      <w:r>
-        <w:rPr>
-          <w:lang w:val="en-GB"/>
-        </w:rPr>
-        <w:t>arhitektura</w:t>
-      </w:r>
-      <w:proofErr w:type="spellEnd"/>
-      <w:r>
-        <w:rPr>
-          <w:lang w:val="en-GB"/>
-        </w:rPr>
-        <w:t xml:space="preserve"> se </w:t>
-      </w:r>
-      <w:proofErr w:type="spellStart"/>
-      <w:r>
-        <w:rPr>
-          <w:lang w:val="en-GB"/>
-        </w:rPr>
-        <w:t>sastoji</w:t>
-      </w:r>
-      <w:proofErr w:type="spellEnd"/>
-      <w:r>
-        <w:rPr>
-          <w:lang w:val="en-GB"/>
-        </w:rPr>
-        <w:t xml:space="preserve"> od:</w:t>
+        <w:t>Čitava arhitektura se sastoji od:</w:t>
       </w:r>
     </w:p>
     <w:p>
@@ -9955,193 +8257,47 @@
           <w:lang w:val="en-GB"/>
         </w:rPr>
       </w:pPr>
-      <w:proofErr w:type="spellStart"/>
       <w:r>
         <w:rPr>
           <w:lang w:val="en-GB"/>
         </w:rPr>
-        <w:t>Ulazni</w:t>
-      </w:r>
-      <w:proofErr w:type="spellEnd"/>
+        <w:t>Ulazni sloj</w:t>
+      </w:r>
       <w:r>
         <w:rPr>
           <w:lang w:val="en-GB"/>
         </w:rPr>
-        <w:t xml:space="preserve"> </w:t>
-      </w:r>
-      <w:proofErr w:type="spellStart"/>
+        <w:t xml:space="preserve"> - </w:t>
+      </w:r>
       <w:r>
         <w:rPr>
           <w:lang w:val="en-GB"/>
         </w:rPr>
-        <w:t>sloj</w:t>
-      </w:r>
-      <w:proofErr w:type="spellEnd"/>
+        <w:t xml:space="preserve">Nakon preprocesiranja </w:t>
+      </w:r>
       <w:r>
         <w:rPr>
           <w:lang w:val="en-GB"/>
         </w:rPr>
-        <w:t xml:space="preserve"> - </w:t>
-      </w:r>
-      <w:proofErr w:type="spellStart"/>
+        <w:t xml:space="preserve">slika, ulaz predstavljaju </w:t>
+      </w:r>
       <w:r>
         <w:rPr>
           <w:lang w:val="en-GB"/>
         </w:rPr>
-        <w:t>Nakon</w:t>
-      </w:r>
-      <w:proofErr w:type="spellEnd"/>
+        <w:t xml:space="preserve">slike veličine 256x256 koje su </w:t>
+      </w:r>
       <w:r>
         <w:rPr>
           <w:lang w:val="en-GB"/>
         </w:rPr>
-        <w:t xml:space="preserve"> </w:t>
-      </w:r>
-      <w:proofErr w:type="spellStart"/>
+        <w:t xml:space="preserve">crno-bijele </w:t>
+      </w:r>
       <w:r>
         <w:rPr>
           <w:lang w:val="en-GB"/>
         </w:rPr>
-        <w:t>preprocesiranja</w:t>
-      </w:r>
-      <w:proofErr w:type="spellEnd"/>
-      <w:r>
-        <w:rPr>
-          <w:lang w:val="en-GB"/>
-        </w:rPr>
-        <w:t xml:space="preserve"> </w:t>
-      </w:r>
-      <w:proofErr w:type="spellStart"/>
-      <w:r>
-        <w:rPr>
-          <w:lang w:val="en-GB"/>
-        </w:rPr>
-        <w:t>slika</w:t>
-      </w:r>
-      <w:proofErr w:type="spellEnd"/>
-      <w:r>
-        <w:rPr>
-          <w:lang w:val="en-GB"/>
-        </w:rPr>
-        <w:t xml:space="preserve">, </w:t>
-      </w:r>
-      <w:proofErr w:type="spellStart"/>
-      <w:r>
-        <w:rPr>
-          <w:lang w:val="en-GB"/>
-        </w:rPr>
-        <w:t>ulaz</w:t>
-      </w:r>
-      <w:proofErr w:type="spellEnd"/>
-      <w:r>
-        <w:rPr>
-          <w:lang w:val="en-GB"/>
-        </w:rPr>
-        <w:t xml:space="preserve"> </w:t>
-      </w:r>
-      <w:proofErr w:type="spellStart"/>
-      <w:r>
-        <w:rPr>
-          <w:lang w:val="en-GB"/>
-        </w:rPr>
-        <w:t>predstavljaju</w:t>
-      </w:r>
-      <w:proofErr w:type="spellEnd"/>
-      <w:r>
-        <w:rPr>
-          <w:lang w:val="en-GB"/>
-        </w:rPr>
-        <w:t xml:space="preserve"> </w:t>
-      </w:r>
-      <w:proofErr w:type="spellStart"/>
-      <w:r>
-        <w:rPr>
-          <w:lang w:val="en-GB"/>
-        </w:rPr>
-        <w:t>slike</w:t>
-      </w:r>
-      <w:proofErr w:type="spellEnd"/>
-      <w:r>
-        <w:rPr>
-          <w:lang w:val="en-GB"/>
-        </w:rPr>
-        <w:t xml:space="preserve"> </w:t>
-      </w:r>
-      <w:proofErr w:type="spellStart"/>
-      <w:r>
-        <w:rPr>
-          <w:lang w:val="en-GB"/>
-        </w:rPr>
-        <w:t>veličine</w:t>
-      </w:r>
-      <w:proofErr w:type="spellEnd"/>
-      <w:r>
-        <w:rPr>
-          <w:lang w:val="en-GB"/>
-        </w:rPr>
-        <w:t xml:space="preserve"> 256x256 </w:t>
-      </w:r>
-      <w:proofErr w:type="spellStart"/>
-      <w:r>
-        <w:rPr>
-          <w:lang w:val="en-GB"/>
-        </w:rPr>
-        <w:t>koje</w:t>
-      </w:r>
-      <w:proofErr w:type="spellEnd"/>
-      <w:r>
-        <w:rPr>
-          <w:lang w:val="en-GB"/>
-        </w:rPr>
-        <w:t xml:space="preserve"> </w:t>
-      </w:r>
-      <w:proofErr w:type="spellStart"/>
-      <w:r>
-        <w:rPr>
-          <w:lang w:val="en-GB"/>
-        </w:rPr>
-        <w:t>su</w:t>
-      </w:r>
-      <w:proofErr w:type="spellEnd"/>
-      <w:r>
-        <w:rPr>
-          <w:lang w:val="en-GB"/>
-        </w:rPr>
-        <w:t xml:space="preserve"> </w:t>
-      </w:r>
-      <w:proofErr w:type="spellStart"/>
-      <w:r>
-        <w:rPr>
-          <w:lang w:val="en-GB"/>
-        </w:rPr>
-        <w:t>crno-bijele</w:t>
-      </w:r>
-      <w:proofErr w:type="spellEnd"/>
-      <w:r>
-        <w:rPr>
-          <w:lang w:val="en-GB"/>
-        </w:rPr>
-        <w:t xml:space="preserve"> </w:t>
-      </w:r>
-      <w:r>
-        <w:rPr>
-          <w:lang w:val="en-GB"/>
-        </w:rPr>
-        <w:t xml:space="preserve">(1 </w:t>
-      </w:r>
-      <w:proofErr w:type="spellStart"/>
-      <w:r>
-        <w:rPr>
-          <w:lang w:val="en-GB"/>
-        </w:rPr>
-        <w:t>kanal</w:t>
-      </w:r>
-      <w:proofErr w:type="spellEnd"/>
-      <w:r>
-        <w:rPr>
-          <w:lang w:val="en-GB"/>
-        </w:rPr>
-        <w:t>).</w:t>
+        <w:t>(1 kanal).</w:t>
       </w:r>
     </w:p>
     <w:p>
@@ -10156,322 +8312,86 @@
           <w:lang w:val="en-GB"/>
         </w:rPr>
       </w:pPr>
-      <w:proofErr w:type="spellStart"/>
       <w:r>
         <w:rPr>
           <w:lang w:val="en-GB"/>
         </w:rPr>
-        <w:t>Prvi</w:t>
-      </w:r>
-      <w:proofErr w:type="spellEnd"/>
+        <w:t xml:space="preserve">Prvi </w:t>
+      </w:r>
       <w:r>
         <w:rPr>
           <w:lang w:val="en-GB"/>
         </w:rPr>
-        <w:t xml:space="preserve"> </w:t>
-      </w:r>
-      <w:proofErr w:type="spellStart"/>
+        <w:t xml:space="preserve">konvolucioni </w:t>
+      </w:r>
       <w:r>
         <w:rPr>
           <w:lang w:val="en-GB"/>
         </w:rPr>
-        <w:t>konvolucioni</w:t>
-      </w:r>
-      <w:proofErr w:type="spellEnd"/>
+        <w:t>sloj</w:t>
+      </w:r>
       <w:r>
         <w:rPr>
           <w:lang w:val="en-GB"/>
         </w:rPr>
-        <w:t xml:space="preserve"> </w:t>
-      </w:r>
-      <w:proofErr w:type="spellStart"/>
+        <w:t xml:space="preserve"> - </w:t>
+      </w:r>
       <w:r>
         <w:rPr>
           <w:lang w:val="en-GB"/>
         </w:rPr>
-        <w:t>sloj</w:t>
-      </w:r>
-      <w:proofErr w:type="spellEnd"/>
+        <w:t xml:space="preserve">Dati sloj specificira kernel veličine 3x3 i </w:t>
+      </w:r>
       <w:r>
         <w:rPr>
           <w:lang w:val="en-GB"/>
         </w:rPr>
-        <w:t xml:space="preserve"> - </w:t>
-      </w:r>
-      <w:proofErr w:type="spellStart"/>
+        <w:t>generi</w:t>
+      </w:r>
+      <w:r>
+        <w:t>še</w:t>
+      </w:r>
       <w:r>
         <w:rPr>
           <w:lang w:val="en-GB"/>
         </w:rPr>
-        <w:t>Dati</w:t>
-      </w:r>
-      <w:proofErr w:type="spellEnd"/>
+        <w:t xml:space="preserve"> 64 kanala. Time </w:t>
+      </w:r>
       <w:r>
         <w:rPr>
           <w:lang w:val="en-GB"/>
         </w:rPr>
-        <w:t xml:space="preserve"> </w:t>
-      </w:r>
-      <w:proofErr w:type="spellStart"/>
+        <w:t>se dobijaju</w:t>
+      </w:r>
       <w:r>
         <w:rPr>
           <w:lang w:val="en-GB"/>
         </w:rPr>
-        <w:t>sloj</w:t>
-      </w:r>
-      <w:proofErr w:type="spellEnd"/>
+        <w:t xml:space="preserve"> 64 transformisane slike.  </w:t>
+      </w:r>
       <w:r>
         <w:rPr>
           <w:lang w:val="en-GB"/>
         </w:rPr>
-        <w:t xml:space="preserve"> </w:t>
-      </w:r>
-      <w:proofErr w:type="spellStart"/>
+        <w:t xml:space="preserve">Prolazak </w:t>
+      </w:r>
       <w:r>
         <w:rPr>
           <w:lang w:val="en-GB"/>
         </w:rPr>
-        <w:t>specificira</w:t>
-      </w:r>
-      <w:proofErr w:type="spellEnd"/>
+        <w:t xml:space="preserve">slike kroz dati sloj će </w:t>
+      </w:r>
       <w:r>
         <w:rPr>
           <w:lang w:val="en-GB"/>
         </w:rPr>
-        <w:t xml:space="preserve"> kernel </w:t>
-      </w:r>
-      <w:proofErr w:type="spellStart"/>
+        <w:t>promijeniti</w:t>
+      </w:r>
       <w:r>
         <w:rPr>
           <w:lang w:val="en-GB"/>
         </w:rPr>
-        <w:t>veličine</w:t>
-      </w:r>
-      <w:proofErr w:type="spellEnd"/>
-      <w:r>
-        <w:rPr>
-          <w:lang w:val="en-GB"/>
-        </w:rPr>
-        <w:t xml:space="preserve"> 3x3 </w:t>
-      </w:r>
-      <w:proofErr w:type="spellStart"/>
-      <w:r>
-        <w:rPr>
-          <w:lang w:val="en-GB"/>
-        </w:rPr>
-        <w:t>i</w:t>
-      </w:r>
-      <w:proofErr w:type="spellEnd"/>
-      <w:r>
-        <w:rPr>
-          <w:lang w:val="en-GB"/>
-        </w:rPr>
-        <w:t xml:space="preserve"> </w:t>
-      </w:r>
-      <w:proofErr w:type="spellStart"/>
-      <w:r>
-        <w:rPr>
-          <w:lang w:val="en-GB"/>
-        </w:rPr>
-        <w:t>generi</w:t>
-      </w:r>
-      <w:proofErr w:type="spellEnd"/>
-      <w:r>
-        <w:t>še</w:t>
-      </w:r>
-      <w:r>
-        <w:rPr>
-          <w:lang w:val="en-GB"/>
-        </w:rPr>
-        <w:t xml:space="preserve"> 64 </w:t>
-      </w:r>
-      <w:proofErr w:type="spellStart"/>
-      <w:r>
-        <w:rPr>
-          <w:lang w:val="en-GB"/>
-        </w:rPr>
-        <w:t>kanala</w:t>
-      </w:r>
-      <w:proofErr w:type="spellEnd"/>
-      <w:r>
-        <w:rPr>
-          <w:lang w:val="en-GB"/>
-        </w:rPr>
-        <w:t xml:space="preserve">. Time </w:t>
-      </w:r>
-      <w:r>
-        <w:rPr>
-          <w:lang w:val="en-GB"/>
-        </w:rPr>
-        <w:t xml:space="preserve">se </w:t>
-      </w:r>
-      <w:proofErr w:type="spellStart"/>
-      <w:r>
-        <w:rPr>
-          <w:lang w:val="en-GB"/>
-        </w:rPr>
-        <w:t>dobijaju</w:t>
-      </w:r>
-      <w:proofErr w:type="spellEnd"/>
-      <w:r>
-        <w:rPr>
-          <w:lang w:val="en-GB"/>
-        </w:rPr>
-        <w:t xml:space="preserve"> 64 </w:t>
-      </w:r>
-      <w:proofErr w:type="spellStart"/>
-      <w:r>
-        <w:rPr>
-          <w:lang w:val="en-GB"/>
-        </w:rPr>
-        <w:t>transformisane</w:t>
-      </w:r>
-      <w:proofErr w:type="spellEnd"/>
-      <w:r>
-        <w:rPr>
-          <w:lang w:val="en-GB"/>
-        </w:rPr>
-        <w:t xml:space="preserve"> </w:t>
-      </w:r>
-      <w:proofErr w:type="spellStart"/>
-      <w:r>
-        <w:rPr>
-          <w:lang w:val="en-GB"/>
-        </w:rPr>
-        <w:t>slike</w:t>
-      </w:r>
-      <w:proofErr w:type="spellEnd"/>
-      <w:r>
-        <w:rPr>
-          <w:lang w:val="en-GB"/>
-        </w:rPr>
-        <w:t xml:space="preserve">.  </w:t>
-      </w:r>
-      <w:proofErr w:type="spellStart"/>
-      <w:r>
-        <w:rPr>
-          <w:lang w:val="en-GB"/>
-        </w:rPr>
-        <w:t>Prolazak</w:t>
-      </w:r>
-      <w:proofErr w:type="spellEnd"/>
-      <w:r>
-        <w:rPr>
-          <w:lang w:val="en-GB"/>
-        </w:rPr>
-        <w:t xml:space="preserve"> </w:t>
-      </w:r>
-      <w:proofErr w:type="spellStart"/>
-      <w:r>
-        <w:rPr>
-          <w:lang w:val="en-GB"/>
-        </w:rPr>
-        <w:t>slike</w:t>
-      </w:r>
-      <w:proofErr w:type="spellEnd"/>
-      <w:r>
-        <w:rPr>
-          <w:lang w:val="en-GB"/>
-        </w:rPr>
-        <w:t xml:space="preserve"> </w:t>
-      </w:r>
-      <w:proofErr w:type="spellStart"/>
-      <w:r>
-        <w:rPr>
-          <w:lang w:val="en-GB"/>
-        </w:rPr>
-        <w:t>kroz</w:t>
-      </w:r>
-      <w:proofErr w:type="spellEnd"/>
-      <w:r>
-        <w:rPr>
-          <w:lang w:val="en-GB"/>
-        </w:rPr>
-        <w:t xml:space="preserve"> </w:t>
-      </w:r>
-      <w:proofErr w:type="spellStart"/>
-      <w:r>
-        <w:rPr>
-          <w:lang w:val="en-GB"/>
-        </w:rPr>
-        <w:t>dati</w:t>
-      </w:r>
-      <w:proofErr w:type="spellEnd"/>
-      <w:r>
-        <w:rPr>
-          <w:lang w:val="en-GB"/>
-        </w:rPr>
-        <w:t xml:space="preserve"> </w:t>
-      </w:r>
-      <w:proofErr w:type="spellStart"/>
-      <w:r>
-        <w:rPr>
-          <w:lang w:val="en-GB"/>
-        </w:rPr>
-        <w:t>sloj</w:t>
-      </w:r>
-      <w:proofErr w:type="spellEnd"/>
-      <w:r>
-        <w:rPr>
-          <w:lang w:val="en-GB"/>
-        </w:rPr>
-        <w:t xml:space="preserve"> </w:t>
-      </w:r>
-      <w:proofErr w:type="spellStart"/>
-      <w:r>
-        <w:rPr>
-          <w:lang w:val="en-GB"/>
-        </w:rPr>
-        <w:t>će</w:t>
-      </w:r>
-      <w:proofErr w:type="spellEnd"/>
-      <w:r>
-        <w:rPr>
-          <w:lang w:val="en-GB"/>
-        </w:rPr>
-        <w:t xml:space="preserve"> </w:t>
-      </w:r>
-      <w:proofErr w:type="spellStart"/>
-      <w:r>
-        <w:rPr>
-          <w:lang w:val="en-GB"/>
-        </w:rPr>
-        <w:t>promijeniti</w:t>
-      </w:r>
-      <w:proofErr w:type="spellEnd"/>
-      <w:r>
-        <w:rPr>
-          <w:lang w:val="en-GB"/>
-        </w:rPr>
-        <w:t xml:space="preserve"> </w:t>
-      </w:r>
-      <w:proofErr w:type="spellStart"/>
-      <w:r>
-        <w:rPr>
-          <w:lang w:val="en-GB"/>
-        </w:rPr>
-        <w:t>dimenzije</w:t>
-      </w:r>
-      <w:proofErr w:type="spellEnd"/>
-      <w:r>
-        <w:rPr>
-          <w:lang w:val="en-GB"/>
-        </w:rPr>
-        <w:t xml:space="preserve"> </w:t>
-      </w:r>
-      <w:proofErr w:type="spellStart"/>
-      <w:r>
-        <w:rPr>
-          <w:lang w:val="en-GB"/>
-        </w:rPr>
-        <w:t>na</w:t>
-      </w:r>
-      <w:proofErr w:type="spellEnd"/>
-      <w:r>
-        <w:rPr>
-          <w:lang w:val="en-GB"/>
-        </w:rPr>
-        <w:t xml:space="preserve"> 254x254.</w:t>
+        <w:t xml:space="preserve"> dimenzije na 254x254.</w:t>
       </w:r>
     </w:p>
     <w:p>
@@ -10486,89 +8406,35 @@
           <w:lang w:val="en-GB"/>
         </w:rPr>
       </w:pPr>
-      <w:proofErr w:type="spellStart"/>
       <w:r>
         <w:rPr>
           <w:lang w:val="en-GB"/>
         </w:rPr>
-        <w:t>Prvi</w:t>
-      </w:r>
-      <w:proofErr w:type="spellEnd"/>
+        <w:t xml:space="preserve">Prvi </w:t>
+      </w:r>
       <w:r>
         <w:rPr>
           <w:lang w:val="en-GB"/>
         </w:rPr>
-        <w:t xml:space="preserve"> </w:t>
-      </w:r>
-      <w:proofErr w:type="spellStart"/>
+        <w:t>ReLU sloj</w:t>
+      </w:r>
       <w:r>
         <w:rPr>
           <w:lang w:val="en-GB"/>
         </w:rPr>
-        <w:t>ReLU</w:t>
-      </w:r>
-      <w:proofErr w:type="spellEnd"/>
+        <w:t xml:space="preserve"> - </w:t>
+      </w:r>
       <w:r>
         <w:rPr>
           <w:lang w:val="en-GB"/>
         </w:rPr>
-        <w:t xml:space="preserve"> </w:t>
-      </w:r>
-      <w:proofErr w:type="spellStart"/>
+        <w:t xml:space="preserve">Primjenjuje </w:t>
+      </w:r>
       <w:r>
         <w:rPr>
           <w:lang w:val="en-GB"/>
         </w:rPr>
-        <w:t>sloj</w:t>
-      </w:r>
-      <w:proofErr w:type="spellEnd"/>
-      <w:r>
-        <w:rPr>
-          <w:lang w:val="en-GB"/>
-        </w:rPr>
-        <w:t xml:space="preserve"> - </w:t>
-      </w:r>
-      <w:proofErr w:type="spellStart"/>
-      <w:r>
-        <w:rPr>
-          <w:lang w:val="en-GB"/>
-        </w:rPr>
-        <w:t>Primjenjuje</w:t>
-      </w:r>
-      <w:proofErr w:type="spellEnd"/>
-      <w:r>
-        <w:rPr>
-          <w:lang w:val="en-GB"/>
-        </w:rPr>
-        <w:t xml:space="preserve"> </w:t>
-      </w:r>
-      <w:proofErr w:type="spellStart"/>
-      <w:r>
-        <w:rPr>
-          <w:lang w:val="en-GB"/>
-        </w:rPr>
-        <w:t>ReLU</w:t>
-      </w:r>
-      <w:proofErr w:type="spellEnd"/>
-      <w:r>
-        <w:rPr>
-          <w:lang w:val="en-GB"/>
-        </w:rPr>
-        <w:t xml:space="preserve"> (</w:t>
-      </w:r>
-      <w:proofErr w:type="spellStart"/>
-      <w:r>
-        <w:rPr>
-          <w:lang w:val="en-GB"/>
-        </w:rPr>
-        <w:t>eng.</w:t>
-      </w:r>
-      <w:proofErr w:type="spellEnd"/>
-      <w:r>
-        <w:rPr>
-          <w:lang w:val="en-GB"/>
-        </w:rPr>
-        <w:t xml:space="preserve"> </w:t>
+        <w:t xml:space="preserve">ReLU (eng. </w:t>
       </w:r>
       <w:r>
         <w:rPr>
@@ -10584,84 +8450,30 @@
         </w:rPr>
         <w:t xml:space="preserve">) </w:t>
       </w:r>
-      <w:proofErr w:type="spellStart"/>
       <w:r>
         <w:rPr>
           <w:lang w:val="en-GB"/>
         </w:rPr>
-        <w:t>aktivacijsku</w:t>
-      </w:r>
-      <w:proofErr w:type="spellEnd"/>
+        <w:t xml:space="preserve">aktivacijsku funkciju </w:t>
+      </w:r>
       <w:r>
         <w:rPr>
           <w:lang w:val="en-GB"/>
         </w:rPr>
-        <w:t xml:space="preserve"> </w:t>
-      </w:r>
-      <w:proofErr w:type="spellStart"/>
+        <w:t xml:space="preserve">koja </w:t>
+      </w:r>
       <w:r>
         <w:rPr>
           <w:lang w:val="en-GB"/>
         </w:rPr>
-        <w:t>funkciju</w:t>
-      </w:r>
-      <w:proofErr w:type="spellEnd"/>
+        <w:t>uvodi nelinearnost</w:t>
+      </w:r>
       <w:r>
         <w:rPr>
           <w:lang w:val="en-GB"/>
         </w:rPr>
-        <w:t xml:space="preserve"> </w:t>
-      </w:r>
-      <w:proofErr w:type="spellStart"/>
-      <w:r>
-        <w:rPr>
-          <w:lang w:val="en-GB"/>
-        </w:rPr>
-        <w:t>koja</w:t>
-      </w:r>
-      <w:proofErr w:type="spellEnd"/>
-      <w:r>
-        <w:rPr>
-          <w:lang w:val="en-GB"/>
-        </w:rPr>
-        <w:t xml:space="preserve"> </w:t>
-      </w:r>
-      <w:proofErr w:type="spellStart"/>
-      <w:r>
-        <w:rPr>
-          <w:lang w:val="en-GB"/>
-        </w:rPr>
-        <w:t>uvodi</w:t>
-      </w:r>
-      <w:proofErr w:type="spellEnd"/>
-      <w:r>
-        <w:rPr>
-          <w:lang w:val="en-GB"/>
-        </w:rPr>
-        <w:t xml:space="preserve"> </w:t>
-      </w:r>
-      <w:proofErr w:type="spellStart"/>
-      <w:r>
-        <w:rPr>
-          <w:lang w:val="en-GB"/>
-        </w:rPr>
-        <w:t>nelinearnost</w:t>
-      </w:r>
-      <w:proofErr w:type="spellEnd"/>
-      <w:r>
-        <w:rPr>
-          <w:lang w:val="en-GB"/>
-        </w:rPr>
-        <w:t xml:space="preserve"> u </w:t>
-      </w:r>
-      <w:proofErr w:type="spellStart"/>
-      <w:r>
-        <w:rPr>
-          <w:lang w:val="en-GB"/>
-        </w:rPr>
-        <w:t>sistem</w:t>
-      </w:r>
-      <w:proofErr w:type="spellEnd"/>
+        <w:t xml:space="preserve"> u sistem</w:t>
+      </w:r>
       <w:r>
         <w:rPr>
           <w:lang w:val="en-GB"/>
@@ -10685,330 +8497,110 @@
         <w:rPr>
           <w:lang w:val="en-GB"/>
         </w:rPr>
-        <w:t xml:space="preserve">Max Pooling </w:t>
-      </w:r>
-      <w:proofErr w:type="spellStart"/>
+        <w:t>Max Pooling sloj</w:t>
+      </w:r>
       <w:r>
         <w:rPr>
           <w:lang w:val="en-GB"/>
         </w:rPr>
-        <w:t>sloj</w:t>
-      </w:r>
-      <w:proofErr w:type="spellEnd"/>
+        <w:t xml:space="preserve"> - </w:t>
+      </w:r>
       <w:r>
         <w:rPr>
           <w:lang w:val="en-GB"/>
         </w:rPr>
-        <w:t xml:space="preserve"> - </w:t>
-      </w:r>
-      <w:proofErr w:type="spellStart"/>
+        <w:t>Dati sloj specificira kernel 2x2 koji će smanjiti dime</w:t>
+      </w:r>
       <w:r>
         <w:rPr>
           <w:lang w:val="en-GB"/>
         </w:rPr>
-        <w:t>Dati</w:t>
-      </w:r>
-      <w:proofErr w:type="spellEnd"/>
+        <w:t>n</w:t>
+      </w:r>
       <w:r>
         <w:rPr>
           <w:lang w:val="en-GB"/>
         </w:rPr>
-        <w:t xml:space="preserve"> </w:t>
-      </w:r>
-      <w:proofErr w:type="spellStart"/>
+        <w:t xml:space="preserve">zije slike na 127x127 čime </w:t>
+      </w:r>
       <w:r>
         <w:rPr>
           <w:lang w:val="en-GB"/>
         </w:rPr>
-        <w:t>sloj</w:t>
-      </w:r>
-      <w:proofErr w:type="spellEnd"/>
+        <w:t xml:space="preserve">se </w:t>
+      </w:r>
       <w:r>
         <w:rPr>
           <w:lang w:val="en-GB"/>
         </w:rPr>
-        <w:t xml:space="preserve"> </w:t>
-      </w:r>
-      <w:proofErr w:type="spellStart"/>
+        <w:t>smanj</w:t>
+      </w:r>
       <w:r>
         <w:rPr>
           <w:lang w:val="en-GB"/>
         </w:rPr>
-        <w:t>specificira</w:t>
-      </w:r>
-      <w:proofErr w:type="spellEnd"/>
+        <w:t xml:space="preserve">uje </w:t>
+      </w:r>
       <w:r>
         <w:rPr>
           <w:lang w:val="en-GB"/>
         </w:rPr>
-        <w:t xml:space="preserve"> kernel 2x2 koji </w:t>
-      </w:r>
-      <w:proofErr w:type="spellStart"/>
+        <w:t>količin</w:t>
+      </w:r>
       <w:r>
         <w:rPr>
           <w:lang w:val="en-GB"/>
         </w:rPr>
-        <w:t>će</w:t>
-      </w:r>
-      <w:proofErr w:type="spellEnd"/>
+        <w:t xml:space="preserve">a </w:t>
+      </w:r>
       <w:r>
         <w:rPr>
           <w:lang w:val="en-GB"/>
         </w:rPr>
-        <w:t xml:space="preserve"> </w:t>
-      </w:r>
-      <w:proofErr w:type="spellStart"/>
+        <w:t>resursa potrebnih za treniranje</w:t>
+      </w:r>
       <w:r>
         <w:rPr>
           <w:lang w:val="en-GB"/>
         </w:rPr>
-        <w:t>smanjiti</w:t>
-      </w:r>
-      <w:proofErr w:type="spellEnd"/>
+        <w:t>,</w:t>
+      </w:r>
       <w:r>
         <w:rPr>
           <w:lang w:val="en-GB"/>
         </w:rPr>
-        <w:t xml:space="preserve"> </w:t>
-      </w:r>
-      <w:proofErr w:type="spellStart"/>
+        <w:t xml:space="preserve"> dok </w:t>
+      </w:r>
       <w:r>
         <w:rPr>
           <w:lang w:val="en-GB"/>
         </w:rPr>
-        <w:t>dime</w:t>
+        <w:t xml:space="preserve">se </w:t>
       </w:r>
       <w:r>
         <w:rPr>
           <w:lang w:val="en-GB"/>
         </w:rPr>
-        <w:t>n</w:t>
+        <w:t>zadrža</w:t>
       </w:r>
       <w:r>
         <w:rPr>
           <w:lang w:val="en-GB"/>
         </w:rPr>
-        <w:t>zije</w:t>
-      </w:r>
-      <w:proofErr w:type="spellEnd"/>
+        <w:t xml:space="preserve">vaju </w:t>
+      </w:r>
       <w:r>
         <w:rPr>
           <w:lang w:val="en-GB"/>
         </w:rPr>
-        <w:t xml:space="preserve"> </w:t>
-      </w:r>
-      <w:proofErr w:type="spellStart"/>
+        <w:t>najvažnije karakteristike</w:t>
+      </w:r>
       <w:r>
         <w:rPr>
           <w:lang w:val="en-GB"/>
         </w:rPr>
-        <w:t>slike</w:t>
-      </w:r>
-      <w:proofErr w:type="spellEnd"/>
-      <w:r>
-        <w:rPr>
-          <w:lang w:val="en-GB"/>
-        </w:rPr>
-        <w:t xml:space="preserve"> </w:t>
-      </w:r>
-      <w:proofErr w:type="spellStart"/>
-      <w:r>
-        <w:rPr>
-          <w:lang w:val="en-GB"/>
-        </w:rPr>
-        <w:t>na</w:t>
-      </w:r>
-      <w:proofErr w:type="spellEnd"/>
-      <w:r>
-        <w:rPr>
-          <w:lang w:val="en-GB"/>
-        </w:rPr>
-        <w:t xml:space="preserve"> 127x127 </w:t>
-      </w:r>
-      <w:proofErr w:type="spellStart"/>
-      <w:r>
-        <w:rPr>
-          <w:lang w:val="en-GB"/>
-        </w:rPr>
-        <w:t>čime</w:t>
-      </w:r>
-      <w:proofErr w:type="spellEnd"/>
-      <w:r>
-        <w:rPr>
-          <w:lang w:val="en-GB"/>
-        </w:rPr>
-        <w:t xml:space="preserve"> </w:t>
-      </w:r>
-      <w:r>
-        <w:rPr>
-          <w:lang w:val="en-GB"/>
-        </w:rPr>
-        <w:t xml:space="preserve">se </w:t>
-      </w:r>
-      <w:proofErr w:type="spellStart"/>
-      <w:r>
-        <w:rPr>
-          <w:lang w:val="en-GB"/>
-        </w:rPr>
-        <w:t>smanj</w:t>
-      </w:r>
-      <w:r>
-        <w:rPr>
-          <w:lang w:val="en-GB"/>
-        </w:rPr>
-        <w:t>uje</w:t>
-      </w:r>
-      <w:proofErr w:type="spellEnd"/>
-      <w:r>
-        <w:rPr>
-          <w:lang w:val="en-GB"/>
-        </w:rPr>
-        <w:t xml:space="preserve"> </w:t>
-      </w:r>
-      <w:proofErr w:type="spellStart"/>
-      <w:r>
-        <w:rPr>
-          <w:lang w:val="en-GB"/>
-        </w:rPr>
-        <w:t>količin</w:t>
-      </w:r>
-      <w:r>
-        <w:rPr>
-          <w:lang w:val="en-GB"/>
-        </w:rPr>
-        <w:t>a</w:t>
-      </w:r>
-      <w:proofErr w:type="spellEnd"/>
-      <w:r>
-        <w:rPr>
-          <w:lang w:val="en-GB"/>
-        </w:rPr>
-        <w:t xml:space="preserve"> </w:t>
-      </w:r>
-      <w:proofErr w:type="spellStart"/>
-      <w:r>
-        <w:rPr>
-          <w:lang w:val="en-GB"/>
-        </w:rPr>
-        <w:t>resursa</w:t>
-      </w:r>
-      <w:proofErr w:type="spellEnd"/>
-      <w:r>
-        <w:rPr>
-          <w:lang w:val="en-GB"/>
-        </w:rPr>
-        <w:t xml:space="preserve"> </w:t>
-      </w:r>
-      <w:proofErr w:type="spellStart"/>
-      <w:r>
-        <w:rPr>
-          <w:lang w:val="en-GB"/>
-        </w:rPr>
-        <w:t>potrebnih</w:t>
-      </w:r>
-      <w:proofErr w:type="spellEnd"/>
-      <w:r>
-        <w:rPr>
-          <w:lang w:val="en-GB"/>
-        </w:rPr>
-        <w:t xml:space="preserve"> za </w:t>
-      </w:r>
-      <w:proofErr w:type="spellStart"/>
-      <w:r>
-        <w:rPr>
-          <w:lang w:val="en-GB"/>
-        </w:rPr>
-        <w:t>treniranje</w:t>
-      </w:r>
-      <w:proofErr w:type="spellEnd"/>
-      <w:r>
-        <w:rPr>
-          <w:lang w:val="en-GB"/>
-        </w:rPr>
-        <w:t>,</w:t>
-      </w:r>
-      <w:r>
-        <w:rPr>
-          <w:lang w:val="en-GB"/>
-        </w:rPr>
-        <w:t xml:space="preserve"> </w:t>
-      </w:r>
-      <w:proofErr w:type="spellStart"/>
-      <w:r>
-        <w:rPr>
-          <w:lang w:val="en-GB"/>
-        </w:rPr>
-        <w:t>dok</w:t>
-      </w:r>
-      <w:proofErr w:type="spellEnd"/>
-      <w:r>
-        <w:rPr>
-          <w:lang w:val="en-GB"/>
-        </w:rPr>
-        <w:t xml:space="preserve"> </w:t>
-      </w:r>
-      <w:r>
-        <w:rPr>
-          <w:lang w:val="en-GB"/>
-        </w:rPr>
-        <w:t xml:space="preserve">se </w:t>
-      </w:r>
-      <w:proofErr w:type="spellStart"/>
-      <w:r>
-        <w:rPr>
-          <w:lang w:val="en-GB"/>
-        </w:rPr>
-        <w:t>zadrža</w:t>
-      </w:r>
-      <w:r>
-        <w:rPr>
-          <w:lang w:val="en-GB"/>
-        </w:rPr>
-        <w:t>vaju</w:t>
-      </w:r>
-      <w:proofErr w:type="spellEnd"/>
-      <w:r>
-        <w:rPr>
-          <w:lang w:val="en-GB"/>
-        </w:rPr>
-        <w:t xml:space="preserve"> </w:t>
-      </w:r>
-      <w:proofErr w:type="spellStart"/>
-      <w:r>
-        <w:rPr>
-          <w:lang w:val="en-GB"/>
-        </w:rPr>
-        <w:t>najvažnije</w:t>
-      </w:r>
-      <w:proofErr w:type="spellEnd"/>
-      <w:r>
-        <w:rPr>
-          <w:lang w:val="en-GB"/>
-        </w:rPr>
-        <w:t xml:space="preserve"> </w:t>
-      </w:r>
-      <w:proofErr w:type="spellStart"/>
-      <w:r>
-        <w:rPr>
-          <w:lang w:val="en-GB"/>
-        </w:rPr>
-        <w:t>karakteristike</w:t>
-      </w:r>
-      <w:proofErr w:type="spellEnd"/>
-      <w:r>
-        <w:rPr>
-          <w:lang w:val="en-GB"/>
-        </w:rPr>
-        <w:t xml:space="preserve"> </w:t>
-      </w:r>
-      <w:proofErr w:type="spellStart"/>
-      <w:r>
-        <w:rPr>
-          <w:lang w:val="en-GB"/>
-        </w:rPr>
-        <w:t>slike</w:t>
-      </w:r>
-      <w:proofErr w:type="spellEnd"/>
+        <w:t xml:space="preserve"> slike</w:t>
+      </w:r>
       <w:r>
         <w:rPr>
           <w:lang w:val="en-GB"/>
@@ -11028,227 +8620,59 @@
           <w:lang w:val="en-GB"/>
         </w:rPr>
       </w:pPr>
-      <w:proofErr w:type="spellStart"/>
       <w:r>
         <w:rPr>
           <w:lang w:val="en-GB"/>
         </w:rPr>
-        <w:t>Drugi</w:t>
-      </w:r>
-      <w:proofErr w:type="spellEnd"/>
+        <w:t xml:space="preserve">Drugi </w:t>
+      </w:r>
       <w:r>
         <w:rPr>
           <w:lang w:val="en-GB"/>
         </w:rPr>
-        <w:t xml:space="preserve"> </w:t>
-      </w:r>
-      <w:proofErr w:type="spellStart"/>
+        <w:t xml:space="preserve">konvolucioni </w:t>
+      </w:r>
       <w:r>
         <w:rPr>
           <w:lang w:val="en-GB"/>
         </w:rPr>
-        <w:t>konvolucioni</w:t>
-      </w:r>
-      <w:proofErr w:type="spellEnd"/>
+        <w:t>sloj</w:t>
+      </w:r>
       <w:r>
         <w:rPr>
           <w:lang w:val="en-GB"/>
         </w:rPr>
-        <w:t xml:space="preserve"> </w:t>
-      </w:r>
-      <w:proofErr w:type="spellStart"/>
+        <w:t xml:space="preserve"> -</w:t>
+      </w:r>
       <w:r>
         <w:rPr>
           <w:lang w:val="en-GB"/>
         </w:rPr>
-        <w:t>sloj</w:t>
-      </w:r>
-      <w:proofErr w:type="spellEnd"/>
+        <w:t xml:space="preserve"> Specificira novi set od 64 kernel</w:t>
+      </w:r>
       <w:r>
         <w:rPr>
           <w:lang w:val="en-GB"/>
         </w:rPr>
-        <w:t xml:space="preserve"> -</w:t>
+        <w:t>a</w:t>
       </w:r>
       <w:r>
         <w:rPr>
           <w:lang w:val="en-GB"/>
         </w:rPr>
-        <w:t xml:space="preserve"> </w:t>
-      </w:r>
-      <w:proofErr w:type="spellStart"/>
+        <w:t xml:space="preserve"> dimenzija 3x3. Dati kernel će </w:t>
+      </w:r>
       <w:r>
         <w:rPr>
           <w:lang w:val="en-GB"/>
         </w:rPr>
-        <w:t>Specificira</w:t>
-      </w:r>
-      <w:proofErr w:type="spellEnd"/>
+        <w:t>promijeniti</w:t>
+      </w:r>
       <w:r>
         <w:rPr>
           <w:lang w:val="en-GB"/>
         </w:rPr>
-        <w:t xml:space="preserve"> </w:t>
-      </w:r>
-      <w:proofErr w:type="spellStart"/>
-      <w:r>
-        <w:rPr>
-          <w:lang w:val="en-GB"/>
-        </w:rPr>
-        <w:t>novi</w:t>
-      </w:r>
-      <w:proofErr w:type="spellEnd"/>
-      <w:r>
-        <w:rPr>
-          <w:lang w:val="en-GB"/>
-        </w:rPr>
-        <w:t xml:space="preserve"> set </w:t>
-      </w:r>
-      <w:proofErr w:type="spellStart"/>
-      <w:r>
-        <w:rPr>
-          <w:lang w:val="en-GB"/>
-        </w:rPr>
-        <w:t>od</w:t>
-      </w:r>
-      <w:proofErr w:type="spellEnd"/>
-      <w:r>
-        <w:rPr>
-          <w:lang w:val="en-GB"/>
-        </w:rPr>
-        <w:t xml:space="preserve"> 64 </w:t>
-      </w:r>
-      <w:proofErr w:type="spellStart"/>
-      <w:r>
-        <w:rPr>
-          <w:lang w:val="en-GB"/>
-        </w:rPr>
-        <w:t>kernel</w:t>
-      </w:r>
-      <w:r>
-        <w:rPr>
-          <w:lang w:val="en-GB"/>
-        </w:rPr>
-        <w:t>a</w:t>
-      </w:r>
-      <w:proofErr w:type="spellEnd"/>
-      <w:r>
-        <w:rPr>
-          <w:lang w:val="en-GB"/>
-        </w:rPr>
-        <w:t xml:space="preserve"> </w:t>
-      </w:r>
-      <w:proofErr w:type="spellStart"/>
-      <w:r>
-        <w:rPr>
-          <w:lang w:val="en-GB"/>
-        </w:rPr>
-        <w:t>dimenzija</w:t>
-      </w:r>
-      <w:proofErr w:type="spellEnd"/>
-      <w:r>
-        <w:rPr>
-          <w:lang w:val="en-GB"/>
-        </w:rPr>
-        <w:t xml:space="preserve"> 3x3. </w:t>
-      </w:r>
-      <w:proofErr w:type="spellStart"/>
-      <w:r>
-        <w:rPr>
-          <w:lang w:val="en-GB"/>
-        </w:rPr>
-        <w:t>Dati</w:t>
-      </w:r>
-      <w:proofErr w:type="spellEnd"/>
-      <w:r>
-        <w:rPr>
-          <w:lang w:val="en-GB"/>
-        </w:rPr>
-        <w:t xml:space="preserve"> kernel </w:t>
-      </w:r>
-      <w:proofErr w:type="spellStart"/>
-      <w:r>
-        <w:rPr>
-          <w:lang w:val="en-GB"/>
-        </w:rPr>
-        <w:t>će</w:t>
-      </w:r>
-      <w:proofErr w:type="spellEnd"/>
-      <w:r>
-        <w:rPr>
-          <w:lang w:val="en-GB"/>
-        </w:rPr>
-        <w:t xml:space="preserve"> </w:t>
-      </w:r>
-      <w:proofErr w:type="spellStart"/>
-      <w:r>
-        <w:rPr>
-          <w:lang w:val="en-GB"/>
-        </w:rPr>
-        <w:t>promijeniti</w:t>
-      </w:r>
-      <w:proofErr w:type="spellEnd"/>
-      <w:r>
-        <w:rPr>
-          <w:lang w:val="en-GB"/>
-        </w:rPr>
-        <w:t xml:space="preserve"> </w:t>
-      </w:r>
-      <w:proofErr w:type="spellStart"/>
-      <w:r>
-        <w:rPr>
-          <w:lang w:val="en-GB"/>
-        </w:rPr>
-        <w:t>dimenzije</w:t>
-      </w:r>
-      <w:proofErr w:type="spellEnd"/>
-      <w:r>
-        <w:rPr>
-          <w:lang w:val="en-GB"/>
-        </w:rPr>
-        <w:t xml:space="preserve"> </w:t>
-      </w:r>
-      <w:proofErr w:type="spellStart"/>
-      <w:r>
-        <w:rPr>
-          <w:lang w:val="en-GB"/>
-        </w:rPr>
-        <w:t>slike</w:t>
-      </w:r>
-      <w:proofErr w:type="spellEnd"/>
-      <w:r>
-        <w:rPr>
-          <w:lang w:val="en-GB"/>
-        </w:rPr>
-        <w:t xml:space="preserve"> </w:t>
-      </w:r>
-      <w:proofErr w:type="spellStart"/>
-      <w:r>
-        <w:rPr>
-          <w:lang w:val="en-GB"/>
-        </w:rPr>
-        <w:t>sa</w:t>
-      </w:r>
-      <w:proofErr w:type="spellEnd"/>
-      <w:r>
-        <w:rPr>
-          <w:lang w:val="en-GB"/>
-        </w:rPr>
-        <w:t xml:space="preserve"> 127x127 </w:t>
-      </w:r>
-      <w:proofErr w:type="spellStart"/>
-      <w:r>
-        <w:rPr>
-          <w:lang w:val="en-GB"/>
-        </w:rPr>
-        <w:t>na</w:t>
-      </w:r>
-      <w:proofErr w:type="spellEnd"/>
-      <w:r>
-        <w:rPr>
-          <w:lang w:val="en-GB"/>
-        </w:rPr>
-        <w:t xml:space="preserve"> 125x125.</w:t>
+        <w:t xml:space="preserve"> dimenzije slike sa 127x127 na 125x125.</w:t>
       </w:r>
     </w:p>
     <w:p>
@@ -11263,42 +8687,18 @@
           <w:lang w:val="en-GB"/>
         </w:rPr>
       </w:pPr>
-      <w:proofErr w:type="spellStart"/>
       <w:r>
         <w:rPr>
           <w:lang w:val="en-GB"/>
         </w:rPr>
-        <w:t>Drugi</w:t>
-      </w:r>
-      <w:proofErr w:type="spellEnd"/>
+        <w:t xml:space="preserve">Drugi </w:t>
+      </w:r>
       <w:r>
         <w:rPr>
           <w:lang w:val="en-GB"/>
         </w:rPr>
-        <w:t xml:space="preserve"> </w:t>
-      </w:r>
-      <w:proofErr w:type="spellStart"/>
-      <w:r>
-        <w:rPr>
-          <w:lang w:val="en-GB"/>
-        </w:rPr>
-        <w:t>ReLU</w:t>
-      </w:r>
-      <w:proofErr w:type="spellEnd"/>
-      <w:r>
-        <w:rPr>
-          <w:lang w:val="en-GB"/>
-        </w:rPr>
-        <w:t xml:space="preserve"> </w:t>
-      </w:r>
-      <w:proofErr w:type="spellStart"/>
-      <w:r>
-        <w:rPr>
-          <w:lang w:val="en-GB"/>
-        </w:rPr>
-        <w:t>sloj</w:t>
-      </w:r>
-      <w:proofErr w:type="spellEnd"/>
+        <w:t>ReLU sloj</w:t>
+      </w:r>
       <w:r>
         <w:rPr>
           <w:lang w:val="en-GB"/>
@@ -11324,305 +8724,89 @@
           <w:lang w:val="en-GB"/>
         </w:rPr>
       </w:pPr>
-      <w:proofErr w:type="spellStart"/>
       <w:r>
         <w:rPr>
           <w:lang w:val="en-GB"/>
         </w:rPr>
-        <w:t>Drugi</w:t>
-      </w:r>
-      <w:proofErr w:type="spellEnd"/>
+        <w:t xml:space="preserve">Drugi </w:t>
+      </w:r>
       <w:r>
         <w:rPr>
           <w:lang w:val="en-GB"/>
         </w:rPr>
-        <w:t xml:space="preserve"> </w:t>
+        <w:t>Max Pooling sloj</w:t>
       </w:r>
       <w:r>
         <w:rPr>
           <w:lang w:val="en-GB"/>
         </w:rPr>
-        <w:t xml:space="preserve">Max Pooling </w:t>
-      </w:r>
-      <w:proofErr w:type="spellStart"/>
+        <w:t xml:space="preserve"> -</w:t>
+      </w:r>
       <w:r>
         <w:rPr>
           <w:lang w:val="en-GB"/>
         </w:rPr>
-        <w:t>sloj</w:t>
-      </w:r>
-      <w:proofErr w:type="spellEnd"/>
+        <w:t xml:space="preserve"> Specificira kernel 2x2 koji smanjuje dimenzije slike na 6</w:t>
+      </w:r>
       <w:r>
         <w:rPr>
           <w:lang w:val="en-GB"/>
         </w:rPr>
-        <w:t xml:space="preserve"> -</w:t>
+        <w:t>2</w:t>
       </w:r>
       <w:r>
         <w:rPr>
           <w:lang w:val="en-GB"/>
         </w:rPr>
-        <w:t xml:space="preserve"> </w:t>
-      </w:r>
-      <w:proofErr w:type="spellStart"/>
+        <w:t>x6</w:t>
+      </w:r>
       <w:r>
         <w:rPr>
           <w:lang w:val="en-GB"/>
         </w:rPr>
-        <w:t>Specificira</w:t>
-      </w:r>
-      <w:proofErr w:type="spellEnd"/>
+        <w:t>2</w:t>
+      </w:r>
       <w:r>
         <w:rPr>
           <w:lang w:val="en-GB"/>
         </w:rPr>
-        <w:t xml:space="preserve"> kernel 2x2 koji </w:t>
-      </w:r>
-      <w:proofErr w:type="spellStart"/>
+        <w:t>. (Napomena: Py</w:t>
+      </w:r>
       <w:r>
         <w:rPr>
           <w:lang w:val="en-GB"/>
         </w:rPr>
-        <w:t>smanjuje</w:t>
-      </w:r>
-      <w:proofErr w:type="spellEnd"/>
+        <w:t>T</w:t>
+      </w:r>
       <w:r>
         <w:rPr>
           <w:lang w:val="en-GB"/>
         </w:rPr>
-        <w:t xml:space="preserve"> </w:t>
-      </w:r>
-      <w:proofErr w:type="spellStart"/>
+        <w:t xml:space="preserve">orch automatski radi </w:t>
+      </w:r>
       <w:r>
         <w:rPr>
           <w:lang w:val="en-GB"/>
         </w:rPr>
-        <w:t>dimenzije</w:t>
-      </w:r>
-      <w:proofErr w:type="spellEnd"/>
+        <w:t>zaokruživanje na donju vrijednost  sa</w:t>
+      </w:r>
       <w:r>
         <w:rPr>
           <w:lang w:val="en-GB"/>
         </w:rPr>
-        <w:t xml:space="preserve"> </w:t>
-      </w:r>
-      <w:proofErr w:type="spellStart"/>
+        <w:t xml:space="preserve"> 6</w:t>
+      </w:r>
       <w:r>
         <w:rPr>
           <w:lang w:val="en-GB"/>
         </w:rPr>
-        <w:t>slike</w:t>
-      </w:r>
-      <w:proofErr w:type="spellEnd"/>
+        <w:t>2</w:t>
+      </w:r>
       <w:r>
         <w:rPr>
           <w:lang w:val="en-GB"/>
         </w:rPr>
-        <w:t xml:space="preserve"> </w:t>
-      </w:r>
-      <w:proofErr w:type="spellStart"/>
-      <w:r>
-        <w:rPr>
-          <w:lang w:val="en-GB"/>
-        </w:rPr>
-        <w:t>na</w:t>
-      </w:r>
-      <w:proofErr w:type="spellEnd"/>
-      <w:r>
-        <w:rPr>
-          <w:lang w:val="en-GB"/>
-        </w:rPr>
-        <w:t xml:space="preserve"> 6</w:t>
-      </w:r>
-      <w:r>
-        <w:rPr>
-          <w:lang w:val="en-GB"/>
-        </w:rPr>
-        <w:t>2</w:t>
-      </w:r>
-      <w:r>
-        <w:rPr>
-          <w:lang w:val="en-GB"/>
-        </w:rPr>
-        <w:t>x6</w:t>
-      </w:r>
-      <w:r>
-        <w:rPr>
-          <w:lang w:val="en-GB"/>
-        </w:rPr>
-        <w:t>2</w:t>
-      </w:r>
-      <w:r>
-        <w:rPr>
-          <w:lang w:val="en-GB"/>
-        </w:rPr>
-        <w:t>. (</w:t>
-      </w:r>
-      <w:proofErr w:type="spellStart"/>
-      <w:r>
-        <w:rPr>
-          <w:lang w:val="en-GB"/>
-        </w:rPr>
-        <w:t>Napomena</w:t>
-      </w:r>
-      <w:proofErr w:type="spellEnd"/>
-      <w:r>
-        <w:rPr>
-          <w:lang w:val="en-GB"/>
-        </w:rPr>
-        <w:t xml:space="preserve">: </w:t>
-      </w:r>
-      <w:proofErr w:type="spellStart"/>
-      <w:r>
-        <w:rPr>
-          <w:lang w:val="en-GB"/>
-        </w:rPr>
-        <w:t>Py</w:t>
-      </w:r>
-      <w:r>
-        <w:rPr>
-          <w:lang w:val="en-GB"/>
-        </w:rPr>
-        <w:t>T</w:t>
-      </w:r>
-      <w:r>
-        <w:rPr>
-          <w:lang w:val="en-GB"/>
-        </w:rPr>
-        <w:t>orch</w:t>
-      </w:r>
-      <w:proofErr w:type="spellEnd"/>
-      <w:r>
-        <w:rPr>
-          <w:lang w:val="en-GB"/>
-        </w:rPr>
-        <w:t xml:space="preserve"> </w:t>
-      </w:r>
-      <w:proofErr w:type="spellStart"/>
-      <w:r>
-        <w:rPr>
-          <w:lang w:val="en-GB"/>
-        </w:rPr>
-        <w:t>automatski</w:t>
-      </w:r>
-      <w:proofErr w:type="spellEnd"/>
-      <w:r>
-        <w:rPr>
-          <w:lang w:val="en-GB"/>
-        </w:rPr>
-        <w:t xml:space="preserve"> </w:t>
-      </w:r>
-      <w:proofErr w:type="spellStart"/>
-      <w:r>
-        <w:rPr>
-          <w:lang w:val="en-GB"/>
-        </w:rPr>
-        <w:t>radi</w:t>
-      </w:r>
-      <w:proofErr w:type="spellEnd"/>
-      <w:r>
-        <w:rPr>
-          <w:lang w:val="en-GB"/>
-        </w:rPr>
-        <w:t xml:space="preserve"> </w:t>
-      </w:r>
-      <w:proofErr w:type="spellStart"/>
-      <w:r>
-        <w:rPr>
-          <w:lang w:val="en-GB"/>
-        </w:rPr>
-        <w:t>zaokruživanje</w:t>
-      </w:r>
-      <w:proofErr w:type="spellEnd"/>
-      <w:r>
-        <w:rPr>
-          <w:lang w:val="en-GB"/>
-        </w:rPr>
-        <w:t xml:space="preserve"> </w:t>
-      </w:r>
-      <w:proofErr w:type="spellStart"/>
-      <w:r>
-        <w:rPr>
-          <w:lang w:val="en-GB"/>
-        </w:rPr>
-        <w:t>na</w:t>
-      </w:r>
-      <w:proofErr w:type="spellEnd"/>
-      <w:r>
-        <w:rPr>
-          <w:lang w:val="en-GB"/>
-        </w:rPr>
-        <w:t xml:space="preserve"> </w:t>
-      </w:r>
-      <w:proofErr w:type="spellStart"/>
-      <w:r>
-        <w:rPr>
-          <w:lang w:val="en-GB"/>
-        </w:rPr>
-        <w:t>donju</w:t>
-      </w:r>
-      <w:proofErr w:type="spellEnd"/>
-      <w:r>
-        <w:rPr>
-          <w:lang w:val="en-GB"/>
-        </w:rPr>
-        <w:t xml:space="preserve"> </w:t>
-      </w:r>
-      <w:proofErr w:type="spellStart"/>
-      <w:proofErr w:type="gramStart"/>
-      <w:r>
-        <w:rPr>
-          <w:lang w:val="en-GB"/>
-        </w:rPr>
-        <w:t>vrijednost</w:t>
-      </w:r>
-      <w:proofErr w:type="spellEnd"/>
-      <w:r>
-        <w:rPr>
-          <w:lang w:val="en-GB"/>
-        </w:rPr>
-        <w:t xml:space="preserve">  </w:t>
-      </w:r>
-      <w:proofErr w:type="spellStart"/>
-      <w:r>
-        <w:rPr>
-          <w:lang w:val="en-GB"/>
-        </w:rPr>
-        <w:t>sa</w:t>
-      </w:r>
-      <w:proofErr w:type="spellEnd"/>
-      <w:proofErr w:type="gramEnd"/>
-      <w:r>
-        <w:rPr>
-          <w:lang w:val="en-GB"/>
-        </w:rPr>
-        <w:t xml:space="preserve"> 6</w:t>
-      </w:r>
-      <w:r>
-        <w:rPr>
-          <w:lang w:val="en-GB"/>
-        </w:rPr>
-        <w:t>2</w:t>
-      </w:r>
-      <w:r>
-        <w:rPr>
-          <w:lang w:val="en-GB"/>
-        </w:rPr>
-        <w:t xml:space="preserve">.5 </w:t>
-      </w:r>
-      <w:proofErr w:type="spellStart"/>
-      <w:r>
-        <w:rPr>
-          <w:lang w:val="en-GB"/>
-        </w:rPr>
-        <w:t>na</w:t>
-      </w:r>
-      <w:proofErr w:type="spellEnd"/>
-      <w:r>
-        <w:rPr>
-          <w:lang w:val="en-GB"/>
-        </w:rPr>
-        <w:t xml:space="preserve"> 6</w:t>
+        <w:t>.5 na 6</w:t>
       </w:r>
       <w:r>
         <w:rPr>
@@ -11653,245 +8837,91 @@
         <w:rPr>
           <w:lang w:val="en-GB"/>
         </w:rPr>
-        <w:t xml:space="preserve">Flatten </w:t>
-      </w:r>
-      <w:proofErr w:type="spellStart"/>
+        <w:t>Flatten sloj</w:t>
+      </w:r>
       <w:r>
         <w:rPr>
           <w:lang w:val="en-GB"/>
         </w:rPr>
-        <w:t>sloj</w:t>
-      </w:r>
-      <w:proofErr w:type="spellEnd"/>
+        <w:t xml:space="preserve"> - </w:t>
+      </w:r>
       <w:r>
         <w:rPr>
           <w:lang w:val="en-GB"/>
         </w:rPr>
-        <w:t xml:space="preserve"> - </w:t>
-      </w:r>
-      <w:proofErr w:type="spellStart"/>
+        <w:t>Dati sloj uzima sv</w:t>
+      </w:r>
       <w:r>
         <w:rPr>
           <w:lang w:val="en-GB"/>
         </w:rPr>
-        <w:t>Dati</w:t>
-      </w:r>
-      <w:proofErr w:type="spellEnd"/>
+        <w:t>e</w:t>
+      </w:r>
       <w:r>
         <w:rPr>
           <w:lang w:val="en-GB"/>
         </w:rPr>
-        <w:t xml:space="preserve"> </w:t>
-      </w:r>
-      <w:proofErr w:type="spellStart"/>
+        <w:t xml:space="preserve"> 64 transformisan</w:t>
+      </w:r>
       <w:r>
         <w:rPr>
           <w:lang w:val="en-GB"/>
         </w:rPr>
-        <w:t>sloj</w:t>
-      </w:r>
-      <w:proofErr w:type="spellEnd"/>
+        <w:t xml:space="preserve">e </w:t>
+      </w:r>
       <w:r>
         <w:rPr>
           <w:lang w:val="en-GB"/>
         </w:rPr>
-        <w:t xml:space="preserve"> </w:t>
-      </w:r>
-      <w:proofErr w:type="spellStart"/>
+        <w:t>slik</w:t>
+      </w:r>
       <w:r>
         <w:rPr>
           <w:lang w:val="en-GB"/>
         </w:rPr>
-        <w:t>uzima</w:t>
-      </w:r>
-      <w:proofErr w:type="spellEnd"/>
+        <w:t>e</w:t>
+      </w:r>
       <w:r>
         <w:rPr>
           <w:lang w:val="en-GB"/>
         </w:rPr>
-        <w:t xml:space="preserve"> </w:t>
-      </w:r>
-      <w:proofErr w:type="spellStart"/>
+        <w:t xml:space="preserve"> i generiše jednodimenzionalni niz sa 6</w:t>
+      </w:r>
       <w:r>
         <w:rPr>
           <w:lang w:val="en-GB"/>
         </w:rPr>
-        <w:t>sv</w:t>
+        <w:t>2</w:t>
       </w:r>
       <w:r>
         <w:rPr>
           <w:lang w:val="en-GB"/>
         </w:rPr>
-        <w:t>e</w:t>
-      </w:r>
-      <w:proofErr w:type="spellEnd"/>
+        <w:t>x6</w:t>
+      </w:r>
       <w:r>
         <w:rPr>
           <w:lang w:val="en-GB"/>
         </w:rPr>
-        <w:t xml:space="preserve"> 64 </w:t>
-      </w:r>
-      <w:proofErr w:type="spellStart"/>
+        <w:t>2</w:t>
+      </w:r>
       <w:r>
         <w:rPr>
           <w:lang w:val="en-GB"/>
         </w:rPr>
-        <w:t>transformisan</w:t>
+        <w:t xml:space="preserve">x64 = </w:t>
       </w:r>
       <w:r>
         <w:rPr>
           <w:lang w:val="en-GB"/>
         </w:rPr>
-        <w:t>e</w:t>
-      </w:r>
-      <w:proofErr w:type="spellEnd"/>
+        <w:t xml:space="preserve">246016 </w:t>
+      </w:r>
       <w:r>
         <w:rPr>
           <w:lang w:val="en-GB"/>
         </w:rPr>
-        <w:t xml:space="preserve"> </w:t>
-      </w:r>
-      <w:proofErr w:type="spellStart"/>
-      <w:r>
-        <w:rPr>
-          <w:lang w:val="en-GB"/>
-        </w:rPr>
-        <w:t>slik</w:t>
-      </w:r>
-      <w:r>
-        <w:rPr>
-          <w:lang w:val="en-GB"/>
-        </w:rPr>
-        <w:t>e</w:t>
-      </w:r>
-      <w:proofErr w:type="spellEnd"/>
-      <w:r>
-        <w:rPr>
-          <w:lang w:val="en-GB"/>
-        </w:rPr>
-        <w:t xml:space="preserve"> </w:t>
-      </w:r>
-      <w:proofErr w:type="spellStart"/>
-      <w:r>
-        <w:rPr>
-          <w:lang w:val="en-GB"/>
-        </w:rPr>
-        <w:t>i</w:t>
-      </w:r>
-      <w:proofErr w:type="spellEnd"/>
-      <w:r>
-        <w:rPr>
-          <w:lang w:val="en-GB"/>
-        </w:rPr>
-        <w:t xml:space="preserve"> </w:t>
-      </w:r>
-      <w:proofErr w:type="spellStart"/>
-      <w:r>
-        <w:rPr>
-          <w:lang w:val="en-GB"/>
-        </w:rPr>
-        <w:t>generiše</w:t>
-      </w:r>
-      <w:proofErr w:type="spellEnd"/>
-      <w:r>
-        <w:rPr>
-          <w:lang w:val="en-GB"/>
-        </w:rPr>
-        <w:t xml:space="preserve"> </w:t>
-      </w:r>
-      <w:proofErr w:type="spellStart"/>
-      <w:r>
-        <w:rPr>
-          <w:lang w:val="en-GB"/>
-        </w:rPr>
-        <w:t>jednodimenzionalni</w:t>
-      </w:r>
-      <w:proofErr w:type="spellEnd"/>
-      <w:r>
-        <w:rPr>
-          <w:lang w:val="en-GB"/>
-        </w:rPr>
-        <w:t xml:space="preserve"> </w:t>
-      </w:r>
-      <w:proofErr w:type="spellStart"/>
-      <w:r>
-        <w:rPr>
-          <w:lang w:val="en-GB"/>
-        </w:rPr>
-        <w:t>niz</w:t>
-      </w:r>
-      <w:proofErr w:type="spellEnd"/>
-      <w:r>
-        <w:rPr>
-          <w:lang w:val="en-GB"/>
-        </w:rPr>
-        <w:t xml:space="preserve"> </w:t>
-      </w:r>
-      <w:proofErr w:type="spellStart"/>
-      <w:r>
-        <w:rPr>
-          <w:lang w:val="en-GB"/>
-        </w:rPr>
-        <w:t>sa</w:t>
-      </w:r>
-      <w:proofErr w:type="spellEnd"/>
-      <w:r>
-        <w:rPr>
-          <w:lang w:val="en-GB"/>
-        </w:rPr>
-        <w:t xml:space="preserve"> 6</w:t>
-      </w:r>
-      <w:r>
-        <w:rPr>
-          <w:lang w:val="en-GB"/>
-        </w:rPr>
-        <w:t>2</w:t>
-      </w:r>
-      <w:r>
-        <w:rPr>
-          <w:lang w:val="en-GB"/>
-        </w:rPr>
-        <w:t>x6</w:t>
-      </w:r>
-      <w:r>
-        <w:rPr>
-          <w:lang w:val="en-GB"/>
-        </w:rPr>
-        <w:t>2</w:t>
-      </w:r>
-      <w:r>
-        <w:rPr>
-          <w:lang w:val="en-GB"/>
-        </w:rPr>
-        <w:t xml:space="preserve">x64 = </w:t>
-      </w:r>
-      <w:proofErr w:type="gramStart"/>
-      <w:r>
-        <w:rPr>
-          <w:lang w:val="en-GB"/>
-        </w:rPr>
-        <w:t xml:space="preserve">246016 </w:t>
-      </w:r>
-      <w:r>
-        <w:rPr>
-          <w:lang w:val="en-GB"/>
-        </w:rPr>
-        <w:t xml:space="preserve"> </w:t>
-      </w:r>
-      <w:proofErr w:type="spellStart"/>
-      <w:r>
-        <w:rPr>
-          <w:lang w:val="en-GB"/>
-        </w:rPr>
-        <w:t>vrijednosti</w:t>
-      </w:r>
-      <w:proofErr w:type="spellEnd"/>
-      <w:proofErr w:type="gramEnd"/>
-      <w:r>
-        <w:rPr>
-          <w:lang w:val="en-GB"/>
-        </w:rPr>
-        <w:t>.</w:t>
+        <w:t xml:space="preserve"> vrijednosti.</w:t>
       </w:r>
     </w:p>
     <w:p>
@@ -11906,75 +8936,11 @@
           <w:lang w:val="en-GB"/>
         </w:rPr>
       </w:pPr>
-      <w:proofErr w:type="spellStart"/>
       <w:r>
         <w:rPr>
           <w:lang w:val="en-GB"/>
         </w:rPr>
-        <w:t>Potpuno</w:t>
-      </w:r>
-      <w:proofErr w:type="spellEnd"/>
-      <w:r>
-        <w:rPr>
-          <w:lang w:val="en-GB"/>
-        </w:rPr>
-        <w:t xml:space="preserve"> </w:t>
-      </w:r>
-      <w:proofErr w:type="spellStart"/>
-      <w:r>
-        <w:rPr>
-          <w:lang w:val="en-GB"/>
-        </w:rPr>
-        <w:t>povezani</w:t>
-      </w:r>
-      <w:proofErr w:type="spellEnd"/>
-      <w:r>
-        <w:rPr>
-          <w:lang w:val="en-GB"/>
-        </w:rPr>
-        <w:t xml:space="preserve"> </w:t>
-      </w:r>
-      <w:proofErr w:type="spellStart"/>
-      <w:r>
-        <w:rPr>
-          <w:lang w:val="en-GB"/>
-        </w:rPr>
-        <w:t>sloj</w:t>
-      </w:r>
-      <w:proofErr w:type="spellEnd"/>
-      <w:r>
-        <w:rPr>
-          <w:lang w:val="en-GB"/>
-        </w:rPr>
-        <w:t xml:space="preserve"> </w:t>
-      </w:r>
-      <w:proofErr w:type="spellStart"/>
-      <w:r>
-        <w:rPr>
-          <w:lang w:val="en-GB"/>
-        </w:rPr>
-        <w:t>sa</w:t>
-      </w:r>
-      <w:proofErr w:type="spellEnd"/>
-      <w:r>
-        <w:rPr>
-          <w:lang w:val="en-GB"/>
-        </w:rPr>
-        <w:t xml:space="preserve"> 16 </w:t>
-      </w:r>
-      <w:proofErr w:type="spellStart"/>
-      <w:r>
-        <w:rPr>
-          <w:lang w:val="en-GB"/>
-        </w:rPr>
-        <w:t>neurona</w:t>
-      </w:r>
-      <w:proofErr w:type="spellEnd"/>
-      <w:r>
-        <w:rPr>
-          <w:lang w:val="en-GB"/>
-        </w:rPr>
-        <w:t>.</w:t>
+        <w:t>Potpuno povezani sloj sa 16 neurona.</w:t>
       </w:r>
     </w:p>
     <w:p>
@@ -11989,445 +8955,81 @@
           <w:lang w:val="en-GB"/>
         </w:rPr>
       </w:pPr>
-      <w:proofErr w:type="spellStart"/>
       <w:r>
         <w:rPr>
           <w:lang w:val="en-GB"/>
         </w:rPr>
-        <w:t>Potpuno</w:t>
-      </w:r>
-      <w:proofErr w:type="spellEnd"/>
+        <w:t xml:space="preserve">Potpuno povezani sloj sa 3 neurona koji </w:t>
+      </w:r>
       <w:r>
         <w:rPr>
           <w:lang w:val="en-GB"/>
         </w:rPr>
-        <w:t xml:space="preserve"> </w:t>
-      </w:r>
-      <w:proofErr w:type="spellStart"/>
+        <w:t>generiše</w:t>
+      </w:r>
       <w:r>
         <w:rPr>
           <w:lang w:val="en-GB"/>
         </w:rPr>
-        <w:t>povezani</w:t>
-      </w:r>
-      <w:proofErr w:type="spellEnd"/>
-      <w:r>
+        <w:t xml:space="preserve"> krajnju klasifikaciju.</w:t>
+      </w:r>
+    </w:p>
+    <w:p>
+      <w:pPr>
+        <w:ind w:left="720" w:hanging="720"/>
         <w:rPr>
           <w:lang w:val="en-GB"/>
         </w:rPr>
-        <w:t xml:space="preserve"> </w:t>
-      </w:r>
-      <w:proofErr w:type="spellStart"/>
-      <w:r>
+      </w:pPr>
+    </w:p>
+    <w:p>
+      <w:pPr>
         <w:rPr>
           <w:lang w:val="en-GB"/>
         </w:rPr>
-        <w:t>sloj</w:t>
-      </w:r>
-      <w:proofErr w:type="spellEnd"/>
+      </w:pPr>
       <w:r>
         <w:rPr>
           <w:lang w:val="en-GB"/>
         </w:rPr>
-        <w:t xml:space="preserve"> </w:t>
-      </w:r>
-      <w:proofErr w:type="spellStart"/>
+        <w:lastRenderedPageBreak/>
+        <w:t xml:space="preserve">Data arhitektura </w:t>
+      </w:r>
       <w:r>
         <w:rPr>
           <w:lang w:val="en-GB"/>
         </w:rPr>
-        <w:t>sa</w:t>
-      </w:r>
-      <w:proofErr w:type="spellEnd"/>
+        <w:t>neuronske</w:t>
+      </w:r>
       <w:r>
         <w:rPr>
           <w:lang w:val="en-GB"/>
         </w:rPr>
-        <w:t xml:space="preserve"> 3 </w:t>
-      </w:r>
-      <w:proofErr w:type="spellStart"/>
+        <w:t xml:space="preserve"> mreže bazirana je na </w:t>
+      </w:r>
       <w:r>
         <w:rPr>
           <w:lang w:val="en-GB"/>
         </w:rPr>
-        <w:t>neurona</w:t>
-      </w:r>
-      <w:proofErr w:type="spellEnd"/>
+        <w:t>praktičnom primjeru</w:t>
+      </w:r>
       <w:r>
         <w:rPr>
           <w:lang w:val="en-GB"/>
         </w:rPr>
-        <w:t xml:space="preserve"> koji </w:t>
-      </w:r>
-      <w:proofErr w:type="spellStart"/>
+        <w:t xml:space="preserve"> sa platforme Kaggle, gdje je slična topologija uspješno korištena upravo za problem predikcije raka pluća </w:t>
+      </w:r>
       <w:r>
         <w:rPr>
           <w:lang w:val="en-GB"/>
         </w:rPr>
-        <w:t>generiše</w:t>
-      </w:r>
-      <w:proofErr w:type="spellEnd"/>
+        <w:t>korištenim</w:t>
+      </w:r>
       <w:r>
         <w:rPr>
           <w:lang w:val="en-GB"/>
         </w:rPr>
-        <w:t xml:space="preserve"> </w:t>
-      </w:r>
-      <w:proofErr w:type="spellStart"/>
-      <w:r>
-        <w:rPr>
-          <w:lang w:val="en-GB"/>
-        </w:rPr>
-        <w:t>krajnju</w:t>
-      </w:r>
-      <w:proofErr w:type="spellEnd"/>
-      <w:r>
-        <w:rPr>
-          <w:lang w:val="en-GB"/>
-        </w:rPr>
-        <w:t xml:space="preserve"> </w:t>
-      </w:r>
-      <w:proofErr w:type="spellStart"/>
-      <w:r>
-        <w:rPr>
-          <w:lang w:val="en-GB"/>
-        </w:rPr>
-        <w:t>klasifikaciju</w:t>
-      </w:r>
-      <w:proofErr w:type="spellEnd"/>
-      <w:r>
-        <w:rPr>
-          <w:lang w:val="en-GB"/>
-        </w:rPr>
-        <w:t>.</w:t>
-      </w:r>
-    </w:p>
-    <w:p>
-      <w:pPr>
-        <w:ind w:left="720" w:hanging="720"/>
-        <w:rPr>
-          <w:lang w:val="en-GB"/>
-        </w:rPr>
-      </w:pPr>
-    </w:p>
-    <w:p>
-      <w:pPr>
-        <w:rPr>
-          <w:lang w:val="en-GB"/>
-        </w:rPr>
-      </w:pPr>
-      <w:r>
-        <w:rPr>
-          <w:lang w:val="en-GB"/>
-        </w:rPr>
-        <w:lastRenderedPageBreak/>
-        <w:t xml:space="preserve">Data </w:t>
-      </w:r>
-      <w:proofErr w:type="spellStart"/>
-      <w:r>
-        <w:rPr>
-          <w:lang w:val="en-GB"/>
-        </w:rPr>
-        <w:t>arhitektura</w:t>
-      </w:r>
-      <w:proofErr w:type="spellEnd"/>
-      <w:r>
-        <w:rPr>
-          <w:lang w:val="en-GB"/>
-        </w:rPr>
-        <w:t xml:space="preserve"> </w:t>
-      </w:r>
-      <w:proofErr w:type="spellStart"/>
-      <w:r>
-        <w:rPr>
-          <w:lang w:val="en-GB"/>
-        </w:rPr>
-        <w:t>neuronske</w:t>
-      </w:r>
-      <w:proofErr w:type="spellEnd"/>
-      <w:r>
-        <w:rPr>
-          <w:lang w:val="en-GB"/>
-        </w:rPr>
-        <w:t xml:space="preserve"> </w:t>
-      </w:r>
-      <w:proofErr w:type="spellStart"/>
-      <w:r>
-        <w:rPr>
-          <w:lang w:val="en-GB"/>
-        </w:rPr>
-        <w:t>mreže</w:t>
-      </w:r>
-      <w:proofErr w:type="spellEnd"/>
-      <w:r>
-        <w:rPr>
-          <w:lang w:val="en-GB"/>
-        </w:rPr>
-        <w:t xml:space="preserve"> </w:t>
-      </w:r>
-      <w:proofErr w:type="spellStart"/>
-      <w:r>
-        <w:rPr>
-          <w:lang w:val="en-GB"/>
-        </w:rPr>
-        <w:t>bazirana</w:t>
-      </w:r>
-      <w:proofErr w:type="spellEnd"/>
-      <w:r>
-        <w:rPr>
-          <w:lang w:val="en-GB"/>
-        </w:rPr>
-        <w:t xml:space="preserve"> je </w:t>
-      </w:r>
-      <w:proofErr w:type="spellStart"/>
-      <w:r>
-        <w:rPr>
-          <w:lang w:val="en-GB"/>
-        </w:rPr>
-        <w:t>na</w:t>
-      </w:r>
-      <w:proofErr w:type="spellEnd"/>
-      <w:r>
-        <w:rPr>
-          <w:lang w:val="en-GB"/>
-        </w:rPr>
-        <w:t xml:space="preserve"> </w:t>
-      </w:r>
-      <w:proofErr w:type="spellStart"/>
-      <w:r>
-        <w:rPr>
-          <w:lang w:val="en-GB"/>
-        </w:rPr>
-        <w:t>praktičnom</w:t>
-      </w:r>
-      <w:proofErr w:type="spellEnd"/>
-      <w:r>
-        <w:rPr>
-          <w:lang w:val="en-GB"/>
-        </w:rPr>
-        <w:t xml:space="preserve"> </w:t>
-      </w:r>
-      <w:proofErr w:type="spellStart"/>
-      <w:r>
-        <w:rPr>
-          <w:lang w:val="en-GB"/>
-        </w:rPr>
-        <w:t>pr</w:t>
-      </w:r>
-      <w:r>
-        <w:rPr>
-          <w:lang w:val="en-GB"/>
-        </w:rPr>
-        <w:t>i</w:t>
-      </w:r>
-      <w:r>
-        <w:rPr>
-          <w:lang w:val="en-GB"/>
-        </w:rPr>
-        <w:t>mjeru</w:t>
-      </w:r>
-      <w:proofErr w:type="spellEnd"/>
-      <w:r>
-        <w:rPr>
-          <w:lang w:val="en-GB"/>
-        </w:rPr>
-        <w:t xml:space="preserve"> </w:t>
-      </w:r>
-      <w:proofErr w:type="spellStart"/>
-      <w:r>
-        <w:rPr>
-          <w:lang w:val="en-GB"/>
-        </w:rPr>
-        <w:t>sa</w:t>
-      </w:r>
-      <w:proofErr w:type="spellEnd"/>
-      <w:r>
-        <w:rPr>
-          <w:lang w:val="en-GB"/>
-        </w:rPr>
-        <w:t xml:space="preserve"> </w:t>
-      </w:r>
-      <w:proofErr w:type="spellStart"/>
-      <w:r>
-        <w:rPr>
-          <w:lang w:val="en-GB"/>
-        </w:rPr>
-        <w:t>platforme</w:t>
-      </w:r>
-      <w:proofErr w:type="spellEnd"/>
-      <w:r>
-        <w:rPr>
-          <w:lang w:val="en-GB"/>
-        </w:rPr>
-        <w:t xml:space="preserve"> Kaggle, </w:t>
-      </w:r>
-      <w:proofErr w:type="spellStart"/>
-      <w:r>
-        <w:rPr>
-          <w:lang w:val="en-GB"/>
-        </w:rPr>
-        <w:t>gdje</w:t>
-      </w:r>
-      <w:proofErr w:type="spellEnd"/>
-      <w:r>
-        <w:rPr>
-          <w:lang w:val="en-GB"/>
-        </w:rPr>
-        <w:t xml:space="preserve"> je </w:t>
-      </w:r>
-      <w:proofErr w:type="spellStart"/>
-      <w:r>
-        <w:rPr>
-          <w:lang w:val="en-GB"/>
-        </w:rPr>
-        <w:t>slična</w:t>
-      </w:r>
-      <w:proofErr w:type="spellEnd"/>
-      <w:r>
-        <w:rPr>
-          <w:lang w:val="en-GB"/>
-        </w:rPr>
-        <w:t xml:space="preserve"> </w:t>
-      </w:r>
-      <w:proofErr w:type="spellStart"/>
-      <w:r>
-        <w:rPr>
-          <w:lang w:val="en-GB"/>
-        </w:rPr>
-        <w:t>topologija</w:t>
-      </w:r>
-      <w:proofErr w:type="spellEnd"/>
-      <w:r>
-        <w:rPr>
-          <w:lang w:val="en-GB"/>
-        </w:rPr>
-        <w:t xml:space="preserve"> </w:t>
-      </w:r>
-      <w:proofErr w:type="spellStart"/>
-      <w:r>
-        <w:rPr>
-          <w:lang w:val="en-GB"/>
-        </w:rPr>
-        <w:t>uspješno</w:t>
-      </w:r>
-      <w:proofErr w:type="spellEnd"/>
-      <w:r>
-        <w:rPr>
-          <w:lang w:val="en-GB"/>
-        </w:rPr>
-        <w:t xml:space="preserve"> </w:t>
-      </w:r>
-      <w:proofErr w:type="spellStart"/>
-      <w:r>
-        <w:rPr>
-          <w:lang w:val="en-GB"/>
-        </w:rPr>
-        <w:t>korištena</w:t>
-      </w:r>
-      <w:proofErr w:type="spellEnd"/>
-      <w:r>
-        <w:rPr>
-          <w:lang w:val="en-GB"/>
-        </w:rPr>
-        <w:t xml:space="preserve"> </w:t>
-      </w:r>
-      <w:proofErr w:type="spellStart"/>
-      <w:r>
-        <w:rPr>
-          <w:lang w:val="en-GB"/>
-        </w:rPr>
-        <w:t>upravo</w:t>
-      </w:r>
-      <w:proofErr w:type="spellEnd"/>
-      <w:r>
-        <w:rPr>
-          <w:lang w:val="en-GB"/>
-        </w:rPr>
-        <w:t xml:space="preserve"> za problem </w:t>
-      </w:r>
-      <w:proofErr w:type="spellStart"/>
-      <w:r>
-        <w:rPr>
-          <w:lang w:val="en-GB"/>
-        </w:rPr>
-        <w:t>predikcije</w:t>
-      </w:r>
-      <w:proofErr w:type="spellEnd"/>
-      <w:r>
-        <w:rPr>
-          <w:lang w:val="en-GB"/>
-        </w:rPr>
-        <w:t xml:space="preserve"> </w:t>
-      </w:r>
-      <w:proofErr w:type="spellStart"/>
-      <w:r>
-        <w:rPr>
-          <w:lang w:val="en-GB"/>
-        </w:rPr>
-        <w:t>raka</w:t>
-      </w:r>
-      <w:proofErr w:type="spellEnd"/>
-      <w:r>
-        <w:rPr>
-          <w:lang w:val="en-GB"/>
-        </w:rPr>
-        <w:t xml:space="preserve"> </w:t>
-      </w:r>
-      <w:proofErr w:type="spellStart"/>
-      <w:r>
-        <w:rPr>
-          <w:lang w:val="en-GB"/>
-        </w:rPr>
-        <w:t>pluća</w:t>
-      </w:r>
-      <w:proofErr w:type="spellEnd"/>
-      <w:r>
-        <w:rPr>
-          <w:lang w:val="en-GB"/>
-        </w:rPr>
-        <w:t xml:space="preserve"> </w:t>
-      </w:r>
-      <w:proofErr w:type="spellStart"/>
-      <w:r>
-        <w:rPr>
-          <w:lang w:val="en-GB"/>
-        </w:rPr>
-        <w:t>korištenim</w:t>
-      </w:r>
-      <w:proofErr w:type="spellEnd"/>
-      <w:r>
-        <w:rPr>
-          <w:lang w:val="en-GB"/>
-        </w:rPr>
-        <w:t xml:space="preserve"> </w:t>
-      </w:r>
-      <w:proofErr w:type="spellStart"/>
-      <w:r>
-        <w:rPr>
-          <w:lang w:val="en-GB"/>
-        </w:rPr>
-        <w:t>skupom</w:t>
-      </w:r>
-      <w:proofErr w:type="spellEnd"/>
-      <w:r>
-        <w:rPr>
-          <w:lang w:val="en-GB"/>
-        </w:rPr>
-        <w:t xml:space="preserve"> </w:t>
-      </w:r>
-      <w:proofErr w:type="spellStart"/>
-      <w:r>
-        <w:rPr>
-          <w:lang w:val="en-GB"/>
-        </w:rPr>
-        <w:t>podataka</w:t>
-      </w:r>
-      <w:proofErr w:type="spellEnd"/>
-      <w:r>
-        <w:rPr>
-          <w:lang w:val="en-GB"/>
-        </w:rPr>
-        <w:t>.</w:t>
+        <w:t xml:space="preserve"> skupom podataka.</w:t>
       </w:r>
       <w:r>
         <w:rPr>
@@ -12443,6 +9045,7 @@
           <w:id w:val="-1401134635"/>
           <w:citation/>
         </w:sdtPr>
+        <w:sdtEndPr/>
         <w:sdtContent>
           <w:r>
             <w:rPr>
@@ -12484,320 +9087,30 @@
           <w:lang w:val="en-GB"/>
         </w:rPr>
       </w:pPr>
-      <w:proofErr w:type="spellStart"/>
       <w:r>
         <w:rPr>
           <w:lang w:val="en-GB"/>
         </w:rPr>
-        <w:t>Osim</w:t>
-      </w:r>
-      <w:proofErr w:type="spellEnd"/>
-      <w:r>
+        <w:t>Osim specificiranja slojeva neuronske mreže, postoji nekoliko hiperparametara koji se moraju specificirati prilikom treniranja. To su funkcija troška, optimizator i stopa učenja.</w:t>
+      </w:r>
+    </w:p>
+    <w:p>
+      <w:pPr>
         <w:rPr>
           <w:lang w:val="en-GB"/>
         </w:rPr>
-        <w:t xml:space="preserve"> </w:t>
-      </w:r>
-      <w:proofErr w:type="spellStart"/>
+      </w:pPr>
       <w:r>
         <w:rPr>
           <w:lang w:val="en-GB"/>
         </w:rPr>
-        <w:t>specificiranja</w:t>
-      </w:r>
-      <w:proofErr w:type="spellEnd"/>
+        <w:t>Funkcija troška (</w:t>
+      </w:r>
       <w:r>
         <w:rPr>
           <w:lang w:val="en-GB"/>
         </w:rPr>
-        <w:t xml:space="preserve"> </w:t>
-      </w:r>
-      <w:proofErr w:type="spellStart"/>
-      <w:r>
-        <w:rPr>
-          <w:lang w:val="en-GB"/>
-        </w:rPr>
-        <w:t>slojeva</w:t>
-      </w:r>
-      <w:proofErr w:type="spellEnd"/>
-      <w:r>
-        <w:rPr>
-          <w:lang w:val="en-GB"/>
-        </w:rPr>
-        <w:t xml:space="preserve"> </w:t>
-      </w:r>
-      <w:proofErr w:type="spellStart"/>
-      <w:r>
-        <w:rPr>
-          <w:lang w:val="en-GB"/>
-        </w:rPr>
-        <w:t>neuronske</w:t>
-      </w:r>
-      <w:proofErr w:type="spellEnd"/>
-      <w:r>
-        <w:rPr>
-          <w:lang w:val="en-GB"/>
-        </w:rPr>
-        <w:t xml:space="preserve"> </w:t>
-      </w:r>
-      <w:proofErr w:type="spellStart"/>
-      <w:r>
-        <w:rPr>
-          <w:lang w:val="en-GB"/>
-        </w:rPr>
-        <w:t>mreže</w:t>
-      </w:r>
-      <w:proofErr w:type="spellEnd"/>
-      <w:r>
-        <w:rPr>
-          <w:lang w:val="en-GB"/>
-        </w:rPr>
-        <w:t xml:space="preserve">, </w:t>
-      </w:r>
-      <w:proofErr w:type="spellStart"/>
-      <w:r>
-        <w:rPr>
-          <w:lang w:val="en-GB"/>
-        </w:rPr>
-        <w:t>postoji</w:t>
-      </w:r>
-      <w:proofErr w:type="spellEnd"/>
-      <w:r>
-        <w:rPr>
-          <w:lang w:val="en-GB"/>
-        </w:rPr>
-        <w:t xml:space="preserve"> </w:t>
-      </w:r>
-      <w:proofErr w:type="spellStart"/>
-      <w:r>
-        <w:rPr>
-          <w:lang w:val="en-GB"/>
-        </w:rPr>
-        <w:t>nekoliko</w:t>
-      </w:r>
-      <w:proofErr w:type="spellEnd"/>
-      <w:r>
-        <w:rPr>
-          <w:lang w:val="en-GB"/>
-        </w:rPr>
-        <w:t xml:space="preserve"> </w:t>
-      </w:r>
-      <w:proofErr w:type="spellStart"/>
-      <w:r>
-        <w:rPr>
-          <w:lang w:val="en-GB"/>
-        </w:rPr>
-        <w:t>hiperparametara</w:t>
-      </w:r>
-      <w:proofErr w:type="spellEnd"/>
-      <w:r>
-        <w:rPr>
-          <w:lang w:val="en-GB"/>
-        </w:rPr>
-        <w:t xml:space="preserve"> koji se </w:t>
-      </w:r>
-      <w:proofErr w:type="spellStart"/>
-      <w:r>
-        <w:rPr>
-          <w:lang w:val="en-GB"/>
-        </w:rPr>
-        <w:t>moraju</w:t>
-      </w:r>
-      <w:proofErr w:type="spellEnd"/>
-      <w:r>
-        <w:rPr>
-          <w:lang w:val="en-GB"/>
-        </w:rPr>
-        <w:t xml:space="preserve"> </w:t>
-      </w:r>
-      <w:proofErr w:type="spellStart"/>
-      <w:r>
-        <w:rPr>
-          <w:lang w:val="en-GB"/>
-        </w:rPr>
-        <w:t>specificirati</w:t>
-      </w:r>
-      <w:proofErr w:type="spellEnd"/>
-      <w:r>
-        <w:rPr>
-          <w:lang w:val="en-GB"/>
-        </w:rPr>
-        <w:t xml:space="preserve"> </w:t>
-      </w:r>
-      <w:proofErr w:type="spellStart"/>
-      <w:r>
-        <w:rPr>
-          <w:lang w:val="en-GB"/>
-        </w:rPr>
-        <w:t>prilikom</w:t>
-      </w:r>
-      <w:proofErr w:type="spellEnd"/>
-      <w:r>
-        <w:rPr>
-          <w:lang w:val="en-GB"/>
-        </w:rPr>
-        <w:t xml:space="preserve"> </w:t>
-      </w:r>
-      <w:proofErr w:type="spellStart"/>
-      <w:r>
-        <w:rPr>
-          <w:lang w:val="en-GB"/>
-        </w:rPr>
-        <w:t>treniranja</w:t>
-      </w:r>
-      <w:proofErr w:type="spellEnd"/>
-      <w:r>
-        <w:rPr>
-          <w:lang w:val="en-GB"/>
-        </w:rPr>
-        <w:t xml:space="preserve">. To </w:t>
-      </w:r>
-      <w:proofErr w:type="spellStart"/>
-      <w:r>
-        <w:rPr>
-          <w:lang w:val="en-GB"/>
-        </w:rPr>
-        <w:t>su</w:t>
-      </w:r>
-      <w:proofErr w:type="spellEnd"/>
-      <w:r>
-        <w:rPr>
-          <w:lang w:val="en-GB"/>
-        </w:rPr>
-        <w:t xml:space="preserve"> </w:t>
-      </w:r>
-      <w:proofErr w:type="spellStart"/>
-      <w:r>
-        <w:rPr>
-          <w:lang w:val="en-GB"/>
-        </w:rPr>
-        <w:t>funkcija</w:t>
-      </w:r>
-      <w:proofErr w:type="spellEnd"/>
-      <w:r>
-        <w:rPr>
-          <w:lang w:val="en-GB"/>
-        </w:rPr>
-        <w:t xml:space="preserve"> </w:t>
-      </w:r>
-      <w:proofErr w:type="spellStart"/>
-      <w:r>
-        <w:rPr>
-          <w:lang w:val="en-GB"/>
-        </w:rPr>
-        <w:t>troška</w:t>
-      </w:r>
-      <w:proofErr w:type="spellEnd"/>
-      <w:r>
-        <w:rPr>
-          <w:lang w:val="en-GB"/>
-        </w:rPr>
-        <w:t xml:space="preserve">, </w:t>
-      </w:r>
-      <w:proofErr w:type="spellStart"/>
-      <w:r>
-        <w:rPr>
-          <w:lang w:val="en-GB"/>
-        </w:rPr>
-        <w:t>optimizator</w:t>
-      </w:r>
-      <w:proofErr w:type="spellEnd"/>
-      <w:r>
-        <w:rPr>
-          <w:lang w:val="en-GB"/>
-        </w:rPr>
-        <w:t xml:space="preserve"> </w:t>
-      </w:r>
-      <w:proofErr w:type="spellStart"/>
-      <w:r>
-        <w:rPr>
-          <w:lang w:val="en-GB"/>
-        </w:rPr>
-        <w:t>i</w:t>
-      </w:r>
-      <w:proofErr w:type="spellEnd"/>
-      <w:r>
-        <w:rPr>
-          <w:lang w:val="en-GB"/>
-        </w:rPr>
-        <w:t xml:space="preserve"> </w:t>
-      </w:r>
-      <w:proofErr w:type="spellStart"/>
-      <w:r>
-        <w:rPr>
-          <w:lang w:val="en-GB"/>
-        </w:rPr>
-        <w:t>stopa</w:t>
-      </w:r>
-      <w:proofErr w:type="spellEnd"/>
-      <w:r>
-        <w:rPr>
-          <w:lang w:val="en-GB"/>
-        </w:rPr>
-        <w:t xml:space="preserve"> </w:t>
-      </w:r>
-      <w:proofErr w:type="spellStart"/>
-      <w:r>
-        <w:rPr>
-          <w:lang w:val="en-GB"/>
-        </w:rPr>
-        <w:t>učenja</w:t>
-      </w:r>
-      <w:proofErr w:type="spellEnd"/>
-      <w:r>
-        <w:rPr>
-          <w:lang w:val="en-GB"/>
-        </w:rPr>
-        <w:t>.</w:t>
-      </w:r>
-    </w:p>
-    <w:p>
-      <w:pPr>
-        <w:rPr>
-          <w:lang w:val="en-GB"/>
-        </w:rPr>
-      </w:pPr>
-      <w:proofErr w:type="spellStart"/>
-      <w:r>
-        <w:rPr>
-          <w:lang w:val="en-GB"/>
-        </w:rPr>
-        <w:t>Funkcija</w:t>
-      </w:r>
-      <w:proofErr w:type="spellEnd"/>
-      <w:r>
-        <w:rPr>
-          <w:lang w:val="en-GB"/>
-        </w:rPr>
-        <w:t xml:space="preserve"> </w:t>
-      </w:r>
-      <w:proofErr w:type="spellStart"/>
-      <w:r>
-        <w:rPr>
-          <w:lang w:val="en-GB"/>
-        </w:rPr>
-        <w:t>troška</w:t>
-      </w:r>
-      <w:proofErr w:type="spellEnd"/>
-      <w:r>
-        <w:rPr>
-          <w:lang w:val="en-GB"/>
-        </w:rPr>
-        <w:t xml:space="preserve"> (</w:t>
-      </w:r>
-      <w:proofErr w:type="spellStart"/>
-      <w:r>
-        <w:rPr>
-          <w:lang w:val="en-GB"/>
-        </w:rPr>
-        <w:t>eng.</w:t>
-      </w:r>
-      <w:proofErr w:type="spellEnd"/>
-      <w:r>
-        <w:rPr>
-          <w:lang w:val="en-GB"/>
-        </w:rPr>
-        <w:t xml:space="preserve"> </w:t>
+        <w:t xml:space="preserve">eng. </w:t>
       </w:r>
       <w:r>
         <w:rPr>
@@ -12821,1569 +9134,215 @@
         </w:rPr>
         <w:t xml:space="preserve">) je </w:t>
       </w:r>
-      <w:proofErr w:type="spellStart"/>
       <w:r>
         <w:rPr>
           <w:lang w:val="en-GB"/>
         </w:rPr>
-        <w:t>funkcija</w:t>
-      </w:r>
-      <w:proofErr w:type="spellEnd"/>
+        <w:t xml:space="preserve">funkcija koja kvantitativno određuje kvalitet modela, odnosno koliko dobro model pravi predikcije. </w:t>
+      </w:r>
       <w:r>
         <w:rPr>
           <w:lang w:val="en-GB"/>
         </w:rPr>
+        <w:t>Cilj prilikom treniranja jeste da se funkcija troška što više smanji</w:t>
+      </w:r>
+      <w:r>
+        <w:rPr>
+          <w:lang w:val="en-GB"/>
+        </w:rPr>
+        <w:t>. Smanjenje funkcije troška se postiže izmjenom parametara samog modela.</w:t>
+      </w:r>
+    </w:p>
+    <w:p>
+      <w:pPr>
+        <w:rPr>
+          <w:lang w:val="en-GB"/>
+        </w:rPr>
+      </w:pPr>
+      <w:r>
+        <w:rPr>
+          <w:lang w:val="en-GB"/>
+        </w:rPr>
+        <w:t xml:space="preserve">Zavisno od vrste problema koriste se različite funkcije troška. Kako je cilj modela klasifikacija raka pluća, postoji nekoliko opcija: </w:t>
+      </w:r>
+      <w:r>
+        <w:t>cross-entropy, binary cross-entropy, categorical cross-entropy.</w:t>
+      </w:r>
+    </w:p>
+    <w:p>
+      <w:r>
+        <w:rPr>
+          <w:lang w:val="en-US"/>
+        </w:rPr>
+        <w:t xml:space="preserve">U </w:t>
+      </w:r>
+      <w:r>
+        <w:rPr>
+          <w:lang w:val="en-US"/>
+        </w:rPr>
+        <w:t>datom</w:t>
+      </w:r>
+      <w:r>
+        <w:rPr>
+          <w:lang w:val="en-US"/>
+        </w:rPr>
+        <w:t xml:space="preserve"> radu je odabrana </w:t>
+      </w:r>
+      <w:r>
+        <w:rPr>
+          <w:lang w:val="en-US"/>
+        </w:rPr>
+        <w:t>C</w:t>
+      </w:r>
+      <w:r>
+        <w:rPr>
+          <w:lang w:val="en-US"/>
+        </w:rPr>
+        <w:t>ross-</w:t>
+      </w:r>
+      <w:r>
+        <w:rPr>
+          <w:lang w:val="en-US"/>
+        </w:rPr>
+        <w:t>E</w:t>
+      </w:r>
+      <w:r>
+        <w:rPr>
+          <w:lang w:val="en-US"/>
+        </w:rPr>
+        <w:t>nt</w:t>
+      </w:r>
+      <w:r>
+        <w:rPr>
+          <w:lang w:val="en-US"/>
+        </w:rPr>
+        <w:t xml:space="preserve">ropy funkcija troška. </w:t>
+      </w:r>
+      <w:r>
+        <w:rPr>
+          <w:lang w:val="en-GB"/>
+        </w:rPr>
+        <w:t xml:space="preserve">Za probleme klasifikacije trošak se obično definiše kao entropija. </w:t>
+      </w:r>
+      <w:r>
+        <w:rPr>
+          <w:lang w:val="en-GB"/>
+        </w:rPr>
+        <w:t xml:space="preserve">Entropija predstavlja stopu nesigurnosti u sistemu. Što su predikcije koje model pravi tačnije, entropija sistema opada. Trošak se računa kao razlika u entropiji </w:t>
+      </w:r>
+      <w:r>
+        <w:rPr>
+          <w:lang w:val="en-GB"/>
+        </w:rPr>
+        <w:t xml:space="preserve">trenutnog </w:t>
+      </w:r>
+      <w:r>
+        <w:rPr>
+          <w:lang w:val="en-GB"/>
+        </w:rPr>
+        <w:t>modela i baznog slučaja gdje su predikcije uvijek tačne.</w:t>
+      </w:r>
+      <w:r>
         <w:t xml:space="preserve"> </w:t>
       </w:r>
-      <w:proofErr w:type="spellStart"/>
-      <w:r>
-        <w:rPr>
-          <w:lang w:val="en-GB"/>
-        </w:rPr>
-        <w:t>koja</w:t>
-      </w:r>
-      <w:proofErr w:type="spellEnd"/>
-      <w:r>
-        <w:rPr>
-          <w:lang w:val="en-GB"/>
+    </w:p>
+    <w:p>
+      <w:r>
+        <w:t>Optimizatori</w:t>
+      </w:r>
+      <w:r>
+        <w:t xml:space="preserve"> su algoritmi koji modifikuju parametre modela na osnovu funkcije troška. </w:t>
+      </w:r>
+      <w:r>
+        <w:rPr>
+          <w:lang w:val="en-US"/>
+        </w:rPr>
+        <w:t xml:space="preserve">Kao i </w:t>
+      </w:r>
+      <w:r>
+        <w:rPr>
+          <w:lang w:val="en-US"/>
+        </w:rPr>
+        <w:t xml:space="preserve">kod </w:t>
+      </w:r>
+      <w:r>
+        <w:rPr>
+          <w:lang w:val="en-US"/>
+        </w:rPr>
+        <w:t>funkcije troška</w:t>
+      </w:r>
+      <w:r>
+        <w:rPr>
+          <w:lang w:val="en-US"/>
+        </w:rPr>
+        <w:t>,</w:t>
+      </w:r>
+      <w:r>
+        <w:rPr>
+          <w:lang w:val="en-US"/>
         </w:rPr>
         <w:t xml:space="preserve"> </w:t>
       </w:r>
-      <w:proofErr w:type="spellStart"/>
-      <w:r>
-        <w:rPr>
-          <w:lang w:val="en-GB"/>
-        </w:rPr>
-        <w:t>kvantitativno</w:t>
-      </w:r>
-      <w:proofErr w:type="spellEnd"/>
-      <w:r>
-        <w:rPr>
-          <w:lang w:val="en-GB"/>
-        </w:rPr>
-        <w:t xml:space="preserve"> </w:t>
-      </w:r>
-      <w:proofErr w:type="spellStart"/>
-      <w:r>
-        <w:rPr>
-          <w:lang w:val="en-GB"/>
-        </w:rPr>
-        <w:t>određuje</w:t>
-      </w:r>
-      <w:proofErr w:type="spellEnd"/>
-      <w:r>
-        <w:rPr>
-          <w:lang w:val="en-GB"/>
-        </w:rPr>
-        <w:t xml:space="preserve"> </w:t>
-      </w:r>
-      <w:proofErr w:type="spellStart"/>
-      <w:r>
-        <w:rPr>
-          <w:lang w:val="en-GB"/>
-        </w:rPr>
-        <w:t>kvalitet</w:t>
-      </w:r>
-      <w:proofErr w:type="spellEnd"/>
-      <w:r>
-        <w:rPr>
-          <w:lang w:val="en-GB"/>
-        </w:rPr>
-        <w:t xml:space="preserve"> </w:t>
-      </w:r>
-      <w:proofErr w:type="spellStart"/>
-      <w:r>
-        <w:rPr>
-          <w:lang w:val="en-GB"/>
-        </w:rPr>
-        <w:t>modela</w:t>
-      </w:r>
-      <w:proofErr w:type="spellEnd"/>
-      <w:r>
-        <w:rPr>
-          <w:lang w:val="en-GB"/>
-        </w:rPr>
-        <w:t xml:space="preserve">, </w:t>
-      </w:r>
-      <w:proofErr w:type="spellStart"/>
-      <w:r>
-        <w:rPr>
-          <w:lang w:val="en-GB"/>
-        </w:rPr>
-        <w:t>odnosno</w:t>
-      </w:r>
-      <w:proofErr w:type="spellEnd"/>
-      <w:r>
-        <w:rPr>
-          <w:lang w:val="en-GB"/>
-        </w:rPr>
-        <w:t xml:space="preserve"> </w:t>
-      </w:r>
-      <w:proofErr w:type="spellStart"/>
-      <w:r>
-        <w:rPr>
-          <w:lang w:val="en-GB"/>
-        </w:rPr>
-        <w:t>koliko</w:t>
-      </w:r>
-      <w:proofErr w:type="spellEnd"/>
-      <w:r>
-        <w:rPr>
-          <w:lang w:val="en-GB"/>
-        </w:rPr>
-        <w:t xml:space="preserve"> dobro model </w:t>
-      </w:r>
-      <w:proofErr w:type="spellStart"/>
-      <w:r>
-        <w:rPr>
-          <w:lang w:val="en-GB"/>
-        </w:rPr>
-        <w:t>pravi</w:t>
-      </w:r>
-      <w:proofErr w:type="spellEnd"/>
-      <w:r>
-        <w:rPr>
-          <w:lang w:val="en-GB"/>
-        </w:rPr>
-        <w:t xml:space="preserve"> </w:t>
-      </w:r>
-      <w:proofErr w:type="spellStart"/>
-      <w:r>
-        <w:rPr>
-          <w:lang w:val="en-GB"/>
-        </w:rPr>
-        <w:t>predikcije</w:t>
-      </w:r>
-      <w:proofErr w:type="spellEnd"/>
-      <w:r>
-        <w:rPr>
-          <w:lang w:val="en-GB"/>
+      <w:r>
+        <w:rPr>
+          <w:lang w:val="en-US"/>
+        </w:rPr>
+        <w:t xml:space="preserve">postoje različiti optimizatori </w:t>
+      </w:r>
+      <w:r>
+        <w:rPr>
+          <w:lang w:val="en-US"/>
+        </w:rPr>
+        <w:t xml:space="preserve">poput </w:t>
+      </w:r>
+      <w:r>
+        <w:rPr>
+          <w:lang w:val="en-US"/>
+        </w:rPr>
+        <w:t>Stochastic Gradient Descent, AdaGrad, RMSprop, Adam</w:t>
+      </w:r>
+      <w:r>
+        <w:rPr>
+          <w:lang w:val="en-US"/>
         </w:rPr>
         <w:t xml:space="preserve">. </w:t>
       </w:r>
-      <w:proofErr w:type="spellStart"/>
-      <w:r>
-        <w:rPr>
-          <w:lang w:val="en-GB"/>
-        </w:rPr>
-        <w:t>Cilj</w:t>
-      </w:r>
-      <w:proofErr w:type="spellEnd"/>
-      <w:r>
-        <w:rPr>
-          <w:lang w:val="en-GB"/>
-        </w:rPr>
-        <w:t xml:space="preserve"> </w:t>
-      </w:r>
-      <w:proofErr w:type="spellStart"/>
-      <w:r>
-        <w:rPr>
-          <w:lang w:val="en-GB"/>
-        </w:rPr>
-        <w:t>prilikom</w:t>
-      </w:r>
-      <w:proofErr w:type="spellEnd"/>
-      <w:r>
-        <w:rPr>
-          <w:lang w:val="en-GB"/>
-        </w:rPr>
-        <w:t xml:space="preserve"> </w:t>
-      </w:r>
-      <w:proofErr w:type="spellStart"/>
-      <w:r>
-        <w:rPr>
-          <w:lang w:val="en-GB"/>
-        </w:rPr>
-        <w:t>treniranja</w:t>
-      </w:r>
-      <w:proofErr w:type="spellEnd"/>
-      <w:r>
-        <w:rPr>
-          <w:lang w:val="en-GB"/>
-        </w:rPr>
-        <w:t xml:space="preserve"> </w:t>
-      </w:r>
-      <w:proofErr w:type="spellStart"/>
-      <w:r>
-        <w:rPr>
-          <w:lang w:val="en-GB"/>
-        </w:rPr>
-        <w:t>jeste</w:t>
-      </w:r>
-      <w:proofErr w:type="spellEnd"/>
-      <w:r>
-        <w:rPr>
-          <w:lang w:val="en-GB"/>
-        </w:rPr>
-        <w:t xml:space="preserve"> da se </w:t>
-      </w:r>
-      <w:proofErr w:type="spellStart"/>
-      <w:r>
-        <w:rPr>
-          <w:lang w:val="en-GB"/>
-        </w:rPr>
-        <w:t>funkcija</w:t>
-      </w:r>
-      <w:proofErr w:type="spellEnd"/>
-      <w:r>
-        <w:rPr>
-          <w:lang w:val="en-GB"/>
-        </w:rPr>
-        <w:t xml:space="preserve"> </w:t>
-      </w:r>
-      <w:proofErr w:type="spellStart"/>
-      <w:r>
-        <w:rPr>
-          <w:lang w:val="en-GB"/>
-        </w:rPr>
-        <w:t>troška</w:t>
-      </w:r>
-      <w:proofErr w:type="spellEnd"/>
-      <w:r>
-        <w:rPr>
-          <w:lang w:val="en-GB"/>
-        </w:rPr>
-        <w:t xml:space="preserve"> </w:t>
-      </w:r>
-      <w:proofErr w:type="spellStart"/>
-      <w:r>
-        <w:rPr>
-          <w:lang w:val="en-GB"/>
-        </w:rPr>
-        <w:t>što</w:t>
-      </w:r>
-      <w:proofErr w:type="spellEnd"/>
-      <w:r>
-        <w:rPr>
-          <w:lang w:val="en-GB"/>
-        </w:rPr>
-        <w:t xml:space="preserve"> </w:t>
-      </w:r>
-      <w:proofErr w:type="spellStart"/>
-      <w:r>
-        <w:rPr>
-          <w:lang w:val="en-GB"/>
-        </w:rPr>
-        <w:t>više</w:t>
-      </w:r>
-      <w:proofErr w:type="spellEnd"/>
-      <w:r>
-        <w:rPr>
-          <w:lang w:val="en-GB"/>
-        </w:rPr>
-        <w:t xml:space="preserve"> </w:t>
-      </w:r>
-      <w:proofErr w:type="spellStart"/>
-      <w:r>
-        <w:rPr>
-          <w:lang w:val="en-GB"/>
-        </w:rPr>
-        <w:t>smanji</w:t>
-      </w:r>
-      <w:proofErr w:type="spellEnd"/>
-      <w:r>
-        <w:rPr>
-          <w:lang w:val="en-GB"/>
+      <w:r>
+        <w:rPr>
+          <w:lang w:val="en-US"/>
+        </w:rPr>
+        <w:t>Za dati rad je odabran Adam</w:t>
+      </w:r>
+      <w:r>
+        <w:rPr>
+          <w:lang w:val="en-US"/>
+        </w:rPr>
+        <w:t xml:space="preserve"> optimizator</w:t>
+      </w:r>
+      <w:r>
+        <w:rPr>
+          <w:lang w:val="en-US"/>
         </w:rPr>
         <w:t xml:space="preserve">. </w:t>
       </w:r>
-      <w:proofErr w:type="spellStart"/>
-      <w:r>
-        <w:rPr>
-          <w:lang w:val="en-GB"/>
-        </w:rPr>
-        <w:t>Smanjenje</w:t>
-      </w:r>
-      <w:proofErr w:type="spellEnd"/>
-      <w:r>
-        <w:rPr>
-          <w:lang w:val="en-GB"/>
-        </w:rPr>
-        <w:t xml:space="preserve"> </w:t>
-      </w:r>
-      <w:proofErr w:type="spellStart"/>
-      <w:r>
-        <w:rPr>
-          <w:lang w:val="en-GB"/>
-        </w:rPr>
-        <w:t>funkcije</w:t>
-      </w:r>
-      <w:proofErr w:type="spellEnd"/>
-      <w:r>
-        <w:rPr>
-          <w:lang w:val="en-GB"/>
-        </w:rPr>
-        <w:t xml:space="preserve"> </w:t>
-      </w:r>
-      <w:proofErr w:type="spellStart"/>
-      <w:r>
-        <w:rPr>
-          <w:lang w:val="en-GB"/>
-        </w:rPr>
-        <w:t>troška</w:t>
-      </w:r>
-      <w:proofErr w:type="spellEnd"/>
-      <w:r>
-        <w:rPr>
-          <w:lang w:val="en-GB"/>
-        </w:rPr>
-        <w:t xml:space="preserve"> se </w:t>
-      </w:r>
-      <w:proofErr w:type="spellStart"/>
-      <w:r>
-        <w:rPr>
-          <w:lang w:val="en-GB"/>
-        </w:rPr>
-        <w:t>postiže</w:t>
-      </w:r>
-      <w:proofErr w:type="spellEnd"/>
-      <w:r>
-        <w:rPr>
-          <w:lang w:val="en-GB"/>
-        </w:rPr>
-        <w:t xml:space="preserve"> </w:t>
-      </w:r>
-      <w:proofErr w:type="spellStart"/>
-      <w:r>
-        <w:rPr>
-          <w:lang w:val="en-GB"/>
-        </w:rPr>
-        <w:t>izmjenom</w:t>
-      </w:r>
-      <w:proofErr w:type="spellEnd"/>
-      <w:r>
-        <w:rPr>
-          <w:lang w:val="en-GB"/>
-        </w:rPr>
-        <w:t xml:space="preserve"> </w:t>
-      </w:r>
-      <w:proofErr w:type="spellStart"/>
-      <w:r>
-        <w:rPr>
-          <w:lang w:val="en-GB"/>
-        </w:rPr>
-        <w:t>parametara</w:t>
-      </w:r>
-      <w:proofErr w:type="spellEnd"/>
-      <w:r>
-        <w:rPr>
-          <w:lang w:val="en-GB"/>
-        </w:rPr>
-        <w:t xml:space="preserve"> </w:t>
-      </w:r>
-      <w:proofErr w:type="spellStart"/>
-      <w:r>
-        <w:rPr>
-          <w:lang w:val="en-GB"/>
-        </w:rPr>
-        <w:t>samog</w:t>
-      </w:r>
-      <w:proofErr w:type="spellEnd"/>
-      <w:r>
-        <w:rPr>
-          <w:lang w:val="en-GB"/>
-        </w:rPr>
-        <w:t xml:space="preserve"> </w:t>
-      </w:r>
-      <w:proofErr w:type="spellStart"/>
-      <w:r>
-        <w:rPr>
-          <w:lang w:val="en-GB"/>
-        </w:rPr>
-        <w:t>modela</w:t>
-      </w:r>
-      <w:proofErr w:type="spellEnd"/>
-      <w:r>
-        <w:rPr>
-          <w:lang w:val="en-GB"/>
-        </w:rPr>
-        <w:t>.</w:t>
-      </w:r>
-    </w:p>
-    <w:p>
-      <w:pPr>
-        <w:rPr>
-          <w:lang w:val="en-GB"/>
-        </w:rPr>
-      </w:pPr>
-      <w:proofErr w:type="spellStart"/>
-      <w:r>
-        <w:rPr>
-          <w:lang w:val="en-GB"/>
-        </w:rPr>
-        <w:t>Zavisno</w:t>
-      </w:r>
-      <w:proofErr w:type="spellEnd"/>
-      <w:r>
-        <w:rPr>
-          <w:lang w:val="en-GB"/>
-        </w:rPr>
-        <w:t xml:space="preserve"> od </w:t>
-      </w:r>
-      <w:proofErr w:type="spellStart"/>
-      <w:r>
-        <w:rPr>
-          <w:lang w:val="en-GB"/>
-        </w:rPr>
-        <w:t>vrste</w:t>
-      </w:r>
-      <w:proofErr w:type="spellEnd"/>
-      <w:r>
-        <w:rPr>
-          <w:lang w:val="en-GB"/>
-        </w:rPr>
-        <w:t xml:space="preserve"> </w:t>
-      </w:r>
-      <w:proofErr w:type="spellStart"/>
-      <w:r>
-        <w:rPr>
-          <w:lang w:val="en-GB"/>
-        </w:rPr>
-        <w:t>problema</w:t>
-      </w:r>
-      <w:proofErr w:type="spellEnd"/>
-      <w:r>
-        <w:rPr>
-          <w:lang w:val="en-GB"/>
-        </w:rPr>
-        <w:t xml:space="preserve"> </w:t>
-      </w:r>
-      <w:proofErr w:type="spellStart"/>
-      <w:r>
-        <w:rPr>
-          <w:lang w:val="en-GB"/>
-        </w:rPr>
-        <w:t>koriste</w:t>
-      </w:r>
-      <w:proofErr w:type="spellEnd"/>
-      <w:r>
-        <w:rPr>
-          <w:lang w:val="en-GB"/>
-        </w:rPr>
-        <w:t xml:space="preserve"> se </w:t>
-      </w:r>
-      <w:proofErr w:type="spellStart"/>
-      <w:r>
-        <w:rPr>
-          <w:lang w:val="en-GB"/>
-        </w:rPr>
-        <w:t>različite</w:t>
-      </w:r>
-      <w:proofErr w:type="spellEnd"/>
-      <w:r>
-        <w:rPr>
-          <w:lang w:val="en-GB"/>
-        </w:rPr>
-        <w:t xml:space="preserve"> </w:t>
-      </w:r>
-      <w:proofErr w:type="spellStart"/>
-      <w:r>
-        <w:rPr>
-          <w:lang w:val="en-GB"/>
-        </w:rPr>
-        <w:t>funkcije</w:t>
-      </w:r>
-      <w:proofErr w:type="spellEnd"/>
-      <w:r>
-        <w:rPr>
-          <w:lang w:val="en-GB"/>
-        </w:rPr>
-        <w:t xml:space="preserve"> </w:t>
-      </w:r>
-      <w:proofErr w:type="spellStart"/>
-      <w:r>
-        <w:rPr>
-          <w:lang w:val="en-GB"/>
-        </w:rPr>
-        <w:t>troška</w:t>
-      </w:r>
-      <w:proofErr w:type="spellEnd"/>
-      <w:r>
-        <w:rPr>
-          <w:lang w:val="en-GB"/>
-        </w:rPr>
-        <w:t xml:space="preserve">. </w:t>
-      </w:r>
-      <w:proofErr w:type="spellStart"/>
-      <w:r>
-        <w:rPr>
-          <w:lang w:val="en-GB"/>
-        </w:rPr>
-        <w:t>Kako</w:t>
-      </w:r>
-      <w:proofErr w:type="spellEnd"/>
-      <w:r>
-        <w:rPr>
-          <w:lang w:val="en-GB"/>
-        </w:rPr>
-        <w:t xml:space="preserve"> je </w:t>
-      </w:r>
-      <w:proofErr w:type="spellStart"/>
-      <w:r>
-        <w:rPr>
-          <w:lang w:val="en-GB"/>
-        </w:rPr>
-        <w:t>cilj</w:t>
-      </w:r>
-      <w:proofErr w:type="spellEnd"/>
-      <w:r>
-        <w:rPr>
-          <w:lang w:val="en-GB"/>
-        </w:rPr>
-        <w:t xml:space="preserve"> </w:t>
-      </w:r>
-      <w:proofErr w:type="spellStart"/>
-      <w:r>
-        <w:rPr>
-          <w:lang w:val="en-GB"/>
-        </w:rPr>
-        <w:t>modela</w:t>
-      </w:r>
-      <w:proofErr w:type="spellEnd"/>
-      <w:r>
-        <w:rPr>
-          <w:lang w:val="en-GB"/>
-        </w:rPr>
-        <w:t xml:space="preserve"> </w:t>
-      </w:r>
-      <w:proofErr w:type="spellStart"/>
-      <w:r>
-        <w:rPr>
-          <w:lang w:val="en-GB"/>
-        </w:rPr>
-        <w:t>klasifikacija</w:t>
-      </w:r>
-      <w:proofErr w:type="spellEnd"/>
-      <w:r>
-        <w:rPr>
-          <w:lang w:val="en-GB"/>
-        </w:rPr>
-        <w:t xml:space="preserve"> </w:t>
-      </w:r>
-      <w:proofErr w:type="spellStart"/>
-      <w:r>
-        <w:rPr>
-          <w:lang w:val="en-GB"/>
-        </w:rPr>
-        <w:t>raka</w:t>
-      </w:r>
-      <w:proofErr w:type="spellEnd"/>
-      <w:r>
-        <w:rPr>
-          <w:lang w:val="en-GB"/>
-        </w:rPr>
-        <w:t xml:space="preserve"> </w:t>
-      </w:r>
-      <w:proofErr w:type="spellStart"/>
-      <w:r>
-        <w:rPr>
-          <w:lang w:val="en-GB"/>
-        </w:rPr>
-        <w:t>pluća</w:t>
-      </w:r>
-      <w:proofErr w:type="spellEnd"/>
-      <w:r>
-        <w:rPr>
-          <w:lang w:val="en-GB"/>
-        </w:rPr>
-        <w:t xml:space="preserve">, </w:t>
-      </w:r>
-      <w:proofErr w:type="spellStart"/>
-      <w:r>
-        <w:rPr>
-          <w:lang w:val="en-GB"/>
-        </w:rPr>
-        <w:t>postoji</w:t>
-      </w:r>
-      <w:proofErr w:type="spellEnd"/>
-      <w:r>
-        <w:rPr>
-          <w:lang w:val="en-GB"/>
-        </w:rPr>
-        <w:t xml:space="preserve"> </w:t>
-      </w:r>
-      <w:proofErr w:type="spellStart"/>
-      <w:r>
-        <w:rPr>
-          <w:lang w:val="en-GB"/>
-        </w:rPr>
-        <w:t>nekoliko</w:t>
-      </w:r>
-      <w:proofErr w:type="spellEnd"/>
-      <w:r>
-        <w:rPr>
-          <w:lang w:val="en-GB"/>
-        </w:rPr>
-        <w:t xml:space="preserve"> </w:t>
-      </w:r>
-      <w:proofErr w:type="spellStart"/>
-      <w:r>
-        <w:rPr>
-          <w:lang w:val="en-GB"/>
-        </w:rPr>
-        <w:t>opcija</w:t>
-      </w:r>
-      <w:proofErr w:type="spellEnd"/>
-      <w:r>
-        <w:rPr>
-          <w:lang w:val="en-GB"/>
-        </w:rPr>
-        <w:t xml:space="preserve">: </w:t>
-      </w:r>
-      <w:r>
-        <w:t>cross-entropy, binary cross-entropy, categorical cross-entropy.</w:t>
-      </w:r>
-    </w:p>
-    <w:p>
       <w:r>
         <w:rPr>
           <w:lang w:val="en-US"/>
         </w:rPr>
-        <w:t xml:space="preserve">U </w:t>
-      </w:r>
-      <w:proofErr w:type="spellStart"/>
+        <w:t>Ovo je standardni optimizator koji se koristi u moderni</w:t>
+      </w:r>
       <w:r>
         <w:rPr>
           <w:lang w:val="en-US"/>
         </w:rPr>
-        <w:t>datom</w:t>
-      </w:r>
-      <w:proofErr w:type="spellEnd"/>
+        <w:t>m</w:t>
+      </w:r>
       <w:r>
         <w:rPr>
           <w:lang w:val="en-US"/>
         </w:rPr>
-        <w:t xml:space="preserve"> </w:t>
-      </w:r>
-      <w:proofErr w:type="spellStart"/>
-      <w:r>
-        <w:rPr>
-          <w:lang w:val="en-US"/>
-        </w:rPr>
-        <w:t>radu</w:t>
-      </w:r>
-      <w:proofErr w:type="spellEnd"/>
-      <w:r>
-        <w:rPr>
-          <w:lang w:val="en-US"/>
-        </w:rPr>
-        <w:t xml:space="preserve"> je </w:t>
-      </w:r>
-      <w:proofErr w:type="spellStart"/>
-      <w:r>
-        <w:rPr>
-          <w:lang w:val="en-US"/>
-        </w:rPr>
-        <w:t>odabrana</w:t>
-      </w:r>
-      <w:proofErr w:type="spellEnd"/>
-      <w:r>
-        <w:rPr>
-          <w:lang w:val="en-US"/>
-        </w:rPr>
-        <w:t xml:space="preserve"> </w:t>
-      </w:r>
-      <w:r>
-        <w:rPr>
-          <w:lang w:val="en-US"/>
-        </w:rPr>
-        <w:t>C</w:t>
-      </w:r>
-      <w:r>
-        <w:rPr>
-          <w:lang w:val="en-US"/>
-        </w:rPr>
-        <w:t>ross-</w:t>
-      </w:r>
-      <w:r>
-        <w:rPr>
-          <w:lang w:val="en-US"/>
-        </w:rPr>
-        <w:t>E</w:t>
-      </w:r>
-      <w:r>
-        <w:rPr>
-          <w:lang w:val="en-US"/>
-        </w:rPr>
-        <w:t>nt</w:t>
-      </w:r>
-      <w:r>
-        <w:rPr>
-          <w:lang w:val="en-US"/>
-        </w:rPr>
-        <w:t xml:space="preserve">ropy </w:t>
-      </w:r>
-      <w:proofErr w:type="spellStart"/>
-      <w:r>
-        <w:rPr>
-          <w:lang w:val="en-US"/>
-        </w:rPr>
-        <w:t>funkcija</w:t>
-      </w:r>
-      <w:proofErr w:type="spellEnd"/>
-      <w:r>
-        <w:rPr>
-          <w:lang w:val="en-US"/>
-        </w:rPr>
-        <w:t xml:space="preserve"> </w:t>
-      </w:r>
-      <w:proofErr w:type="spellStart"/>
-      <w:r>
-        <w:rPr>
-          <w:lang w:val="en-US"/>
-        </w:rPr>
-        <w:t>troška</w:t>
-      </w:r>
-      <w:proofErr w:type="spellEnd"/>
-      <w:r>
-        <w:rPr>
-          <w:lang w:val="en-US"/>
-        </w:rPr>
-        <w:t xml:space="preserve">. </w:t>
-      </w:r>
-      <w:r>
-        <w:rPr>
-          <w:lang w:val="en-GB"/>
-        </w:rPr>
-        <w:t xml:space="preserve">Za </w:t>
-      </w:r>
-      <w:proofErr w:type="spellStart"/>
-      <w:r>
-        <w:rPr>
-          <w:lang w:val="en-GB"/>
-        </w:rPr>
-        <w:t>probleme</w:t>
-      </w:r>
-      <w:proofErr w:type="spellEnd"/>
-      <w:r>
-        <w:rPr>
-          <w:lang w:val="en-GB"/>
-        </w:rPr>
-        <w:t xml:space="preserve"> </w:t>
-      </w:r>
-      <w:proofErr w:type="spellStart"/>
-      <w:r>
-        <w:rPr>
-          <w:lang w:val="en-GB"/>
-        </w:rPr>
-        <w:t>klasifikacije</w:t>
-      </w:r>
-      <w:proofErr w:type="spellEnd"/>
-      <w:r>
-        <w:rPr>
-          <w:lang w:val="en-GB"/>
-        </w:rPr>
-        <w:t xml:space="preserve"> </w:t>
-      </w:r>
-      <w:proofErr w:type="spellStart"/>
-      <w:r>
-        <w:rPr>
-          <w:lang w:val="en-GB"/>
-        </w:rPr>
-        <w:t>trošak</w:t>
-      </w:r>
-      <w:proofErr w:type="spellEnd"/>
-      <w:r>
-        <w:rPr>
-          <w:lang w:val="en-GB"/>
-        </w:rPr>
-        <w:t xml:space="preserve"> se </w:t>
-      </w:r>
-      <w:proofErr w:type="spellStart"/>
-      <w:r>
-        <w:rPr>
-          <w:lang w:val="en-GB"/>
-        </w:rPr>
-        <w:t>obično</w:t>
-      </w:r>
-      <w:proofErr w:type="spellEnd"/>
-      <w:r>
-        <w:rPr>
-          <w:lang w:val="en-GB"/>
-        </w:rPr>
-        <w:t xml:space="preserve"> </w:t>
-      </w:r>
-      <w:proofErr w:type="spellStart"/>
-      <w:r>
-        <w:rPr>
-          <w:lang w:val="en-GB"/>
-        </w:rPr>
-        <w:t>definiše</w:t>
-      </w:r>
-      <w:proofErr w:type="spellEnd"/>
-      <w:r>
-        <w:rPr>
-          <w:lang w:val="en-GB"/>
-        </w:rPr>
-        <w:t xml:space="preserve"> </w:t>
-      </w:r>
-      <w:proofErr w:type="spellStart"/>
-      <w:r>
-        <w:rPr>
-          <w:lang w:val="en-GB"/>
-        </w:rPr>
-        <w:t>kao</w:t>
-      </w:r>
-      <w:proofErr w:type="spellEnd"/>
-      <w:r>
-        <w:rPr>
-          <w:lang w:val="en-GB"/>
-        </w:rPr>
-        <w:t xml:space="preserve"> </w:t>
-      </w:r>
-      <w:proofErr w:type="spellStart"/>
-      <w:r>
-        <w:rPr>
-          <w:lang w:val="en-GB"/>
-        </w:rPr>
-        <w:t>entropija</w:t>
-      </w:r>
-      <w:proofErr w:type="spellEnd"/>
-      <w:r>
-        <w:rPr>
-          <w:lang w:val="en-GB"/>
-        </w:rPr>
-        <w:t xml:space="preserve">. </w:t>
-      </w:r>
-      <w:proofErr w:type="spellStart"/>
-      <w:r>
-        <w:rPr>
-          <w:lang w:val="en-GB"/>
-        </w:rPr>
-        <w:t>Entropija</w:t>
-      </w:r>
-      <w:proofErr w:type="spellEnd"/>
-      <w:r>
-        <w:rPr>
-          <w:lang w:val="en-GB"/>
-        </w:rPr>
-        <w:t xml:space="preserve"> </w:t>
-      </w:r>
-      <w:proofErr w:type="spellStart"/>
-      <w:r>
-        <w:rPr>
-          <w:lang w:val="en-GB"/>
-        </w:rPr>
-        <w:t>predstavlja</w:t>
-      </w:r>
-      <w:proofErr w:type="spellEnd"/>
-      <w:r>
-        <w:rPr>
-          <w:lang w:val="en-GB"/>
-        </w:rPr>
-        <w:t xml:space="preserve"> </w:t>
-      </w:r>
-      <w:proofErr w:type="spellStart"/>
-      <w:r>
-        <w:rPr>
-          <w:lang w:val="en-GB"/>
-        </w:rPr>
-        <w:t>stopu</w:t>
-      </w:r>
-      <w:proofErr w:type="spellEnd"/>
-      <w:r>
-        <w:rPr>
-          <w:lang w:val="en-GB"/>
-        </w:rPr>
-        <w:t xml:space="preserve"> </w:t>
-      </w:r>
-      <w:proofErr w:type="spellStart"/>
-      <w:r>
-        <w:rPr>
-          <w:lang w:val="en-GB"/>
-        </w:rPr>
-        <w:t>nesigurnosti</w:t>
-      </w:r>
-      <w:proofErr w:type="spellEnd"/>
-      <w:r>
-        <w:rPr>
-          <w:lang w:val="en-GB"/>
-        </w:rPr>
-        <w:t xml:space="preserve"> u </w:t>
-      </w:r>
-      <w:proofErr w:type="spellStart"/>
-      <w:r>
-        <w:rPr>
-          <w:lang w:val="en-GB"/>
-        </w:rPr>
-        <w:t>sistemu</w:t>
-      </w:r>
-      <w:proofErr w:type="spellEnd"/>
-      <w:r>
-        <w:rPr>
-          <w:lang w:val="en-GB"/>
-        </w:rPr>
-        <w:t xml:space="preserve">. </w:t>
-      </w:r>
-      <w:proofErr w:type="spellStart"/>
-      <w:r>
-        <w:rPr>
-          <w:lang w:val="en-GB"/>
-        </w:rPr>
-        <w:t>Što</w:t>
-      </w:r>
-      <w:proofErr w:type="spellEnd"/>
-      <w:r>
-        <w:rPr>
-          <w:lang w:val="en-GB"/>
-        </w:rPr>
-        <w:t xml:space="preserve"> </w:t>
-      </w:r>
-      <w:proofErr w:type="spellStart"/>
-      <w:r>
-        <w:rPr>
-          <w:lang w:val="en-GB"/>
-        </w:rPr>
-        <w:t>su</w:t>
-      </w:r>
-      <w:proofErr w:type="spellEnd"/>
-      <w:r>
-        <w:rPr>
-          <w:lang w:val="en-GB"/>
-        </w:rPr>
-        <w:t xml:space="preserve"> </w:t>
-      </w:r>
-      <w:proofErr w:type="spellStart"/>
-      <w:r>
-        <w:rPr>
-          <w:lang w:val="en-GB"/>
-        </w:rPr>
-        <w:t>predikcije</w:t>
-      </w:r>
-      <w:proofErr w:type="spellEnd"/>
-      <w:r>
-        <w:rPr>
-          <w:lang w:val="en-GB"/>
-        </w:rPr>
-        <w:t xml:space="preserve"> </w:t>
-      </w:r>
-      <w:proofErr w:type="spellStart"/>
-      <w:r>
-        <w:rPr>
-          <w:lang w:val="en-GB"/>
-        </w:rPr>
-        <w:t>koje</w:t>
-      </w:r>
-      <w:proofErr w:type="spellEnd"/>
-      <w:r>
-        <w:rPr>
-          <w:lang w:val="en-GB"/>
-        </w:rPr>
-        <w:t xml:space="preserve"> model </w:t>
-      </w:r>
-      <w:proofErr w:type="spellStart"/>
-      <w:r>
-        <w:rPr>
-          <w:lang w:val="en-GB"/>
-        </w:rPr>
-        <w:t>pravi</w:t>
-      </w:r>
-      <w:proofErr w:type="spellEnd"/>
-      <w:r>
-        <w:rPr>
-          <w:lang w:val="en-GB"/>
-        </w:rPr>
-        <w:t xml:space="preserve"> </w:t>
-      </w:r>
-      <w:proofErr w:type="spellStart"/>
-      <w:r>
-        <w:rPr>
-          <w:lang w:val="en-GB"/>
-        </w:rPr>
-        <w:t>tačnije</w:t>
-      </w:r>
-      <w:proofErr w:type="spellEnd"/>
-      <w:r>
-        <w:rPr>
-          <w:lang w:val="en-GB"/>
-        </w:rPr>
-        <w:t xml:space="preserve">, </w:t>
-      </w:r>
-      <w:proofErr w:type="spellStart"/>
-      <w:r>
-        <w:rPr>
-          <w:lang w:val="en-GB"/>
-        </w:rPr>
-        <w:t>entropija</w:t>
-      </w:r>
-      <w:proofErr w:type="spellEnd"/>
-      <w:r>
-        <w:rPr>
-          <w:lang w:val="en-GB"/>
-        </w:rPr>
-        <w:t xml:space="preserve"> </w:t>
-      </w:r>
-      <w:proofErr w:type="spellStart"/>
-      <w:r>
-        <w:rPr>
-          <w:lang w:val="en-GB"/>
-        </w:rPr>
-        <w:t>sistema</w:t>
-      </w:r>
-      <w:proofErr w:type="spellEnd"/>
-      <w:r>
-        <w:rPr>
-          <w:lang w:val="en-GB"/>
-        </w:rPr>
-        <w:t xml:space="preserve"> </w:t>
-      </w:r>
-      <w:proofErr w:type="spellStart"/>
-      <w:r>
-        <w:rPr>
-          <w:lang w:val="en-GB"/>
-        </w:rPr>
-        <w:t>opada</w:t>
-      </w:r>
-      <w:proofErr w:type="spellEnd"/>
-      <w:r>
-        <w:rPr>
-          <w:lang w:val="en-GB"/>
-        </w:rPr>
-        <w:t xml:space="preserve">. </w:t>
-      </w:r>
-      <w:proofErr w:type="spellStart"/>
-      <w:r>
-        <w:rPr>
-          <w:lang w:val="en-GB"/>
-        </w:rPr>
-        <w:t>Trošak</w:t>
-      </w:r>
-      <w:proofErr w:type="spellEnd"/>
-      <w:r>
-        <w:rPr>
-          <w:lang w:val="en-GB"/>
-        </w:rPr>
-        <w:t xml:space="preserve"> se </w:t>
-      </w:r>
-      <w:proofErr w:type="spellStart"/>
-      <w:r>
-        <w:rPr>
-          <w:lang w:val="en-GB"/>
-        </w:rPr>
-        <w:t>računa</w:t>
-      </w:r>
-      <w:proofErr w:type="spellEnd"/>
-      <w:r>
-        <w:rPr>
-          <w:lang w:val="en-GB"/>
-        </w:rPr>
-        <w:t xml:space="preserve"> </w:t>
-      </w:r>
-      <w:proofErr w:type="spellStart"/>
-      <w:r>
-        <w:rPr>
-          <w:lang w:val="en-GB"/>
-        </w:rPr>
-        <w:t>kao</w:t>
-      </w:r>
-      <w:proofErr w:type="spellEnd"/>
-      <w:r>
-        <w:rPr>
-          <w:lang w:val="en-GB"/>
-        </w:rPr>
-        <w:t xml:space="preserve"> </w:t>
-      </w:r>
-      <w:proofErr w:type="spellStart"/>
-      <w:r>
-        <w:rPr>
-          <w:lang w:val="en-GB"/>
-        </w:rPr>
-        <w:t>razlika</w:t>
-      </w:r>
-      <w:proofErr w:type="spellEnd"/>
-      <w:r>
-        <w:rPr>
-          <w:lang w:val="en-GB"/>
-        </w:rPr>
-        <w:t xml:space="preserve"> u </w:t>
-      </w:r>
-      <w:proofErr w:type="spellStart"/>
-      <w:r>
-        <w:rPr>
-          <w:lang w:val="en-GB"/>
-        </w:rPr>
-        <w:t>entropiji</w:t>
-      </w:r>
-      <w:proofErr w:type="spellEnd"/>
-      <w:r>
-        <w:rPr>
-          <w:lang w:val="en-GB"/>
-        </w:rPr>
-        <w:t xml:space="preserve"> </w:t>
-      </w:r>
-      <w:proofErr w:type="spellStart"/>
-      <w:r>
-        <w:rPr>
-          <w:lang w:val="en-GB"/>
-        </w:rPr>
-        <w:t>trenutnog</w:t>
-      </w:r>
-      <w:proofErr w:type="spellEnd"/>
-      <w:r>
-        <w:rPr>
-          <w:lang w:val="en-GB"/>
-        </w:rPr>
-        <w:t xml:space="preserve"> </w:t>
-      </w:r>
-      <w:proofErr w:type="spellStart"/>
-      <w:r>
-        <w:rPr>
-          <w:lang w:val="en-GB"/>
-        </w:rPr>
-        <w:t>modela</w:t>
-      </w:r>
-      <w:proofErr w:type="spellEnd"/>
-      <w:r>
-        <w:rPr>
-          <w:lang w:val="en-GB"/>
-        </w:rPr>
-        <w:t xml:space="preserve"> </w:t>
-      </w:r>
-      <w:proofErr w:type="spellStart"/>
-      <w:r>
-        <w:rPr>
-          <w:lang w:val="en-GB"/>
-        </w:rPr>
-        <w:t>i</w:t>
-      </w:r>
-      <w:proofErr w:type="spellEnd"/>
-      <w:r>
-        <w:rPr>
-          <w:lang w:val="en-GB"/>
-        </w:rPr>
-        <w:t xml:space="preserve"> </w:t>
-      </w:r>
-      <w:proofErr w:type="spellStart"/>
-      <w:r>
-        <w:rPr>
-          <w:lang w:val="en-GB"/>
-        </w:rPr>
-        <w:t>baznog</w:t>
-      </w:r>
-      <w:proofErr w:type="spellEnd"/>
-      <w:r>
-        <w:rPr>
-          <w:lang w:val="en-GB"/>
-        </w:rPr>
-        <w:t xml:space="preserve"> </w:t>
-      </w:r>
-      <w:proofErr w:type="spellStart"/>
-      <w:r>
-        <w:rPr>
-          <w:lang w:val="en-GB"/>
-        </w:rPr>
-        <w:t>slučaja</w:t>
-      </w:r>
-      <w:proofErr w:type="spellEnd"/>
-      <w:r>
-        <w:rPr>
-          <w:lang w:val="en-GB"/>
-        </w:rPr>
-        <w:t xml:space="preserve"> </w:t>
-      </w:r>
-      <w:proofErr w:type="spellStart"/>
-      <w:r>
-        <w:rPr>
-          <w:lang w:val="en-GB"/>
-        </w:rPr>
-        <w:t>gdje</w:t>
-      </w:r>
-      <w:proofErr w:type="spellEnd"/>
-      <w:r>
-        <w:rPr>
-          <w:lang w:val="en-GB"/>
-        </w:rPr>
-        <w:t xml:space="preserve"> </w:t>
-      </w:r>
-      <w:proofErr w:type="spellStart"/>
-      <w:r>
-        <w:rPr>
-          <w:lang w:val="en-GB"/>
-        </w:rPr>
-        <w:t>su</w:t>
-      </w:r>
-      <w:proofErr w:type="spellEnd"/>
-      <w:r>
-        <w:rPr>
-          <w:lang w:val="en-GB"/>
-        </w:rPr>
-        <w:t xml:space="preserve"> </w:t>
-      </w:r>
-      <w:proofErr w:type="spellStart"/>
-      <w:r>
-        <w:rPr>
-          <w:lang w:val="en-GB"/>
-        </w:rPr>
-        <w:t>predikcije</w:t>
-      </w:r>
-      <w:proofErr w:type="spellEnd"/>
-      <w:r>
-        <w:rPr>
-          <w:lang w:val="en-GB"/>
-        </w:rPr>
-        <w:t xml:space="preserve"> </w:t>
-      </w:r>
-      <w:proofErr w:type="spellStart"/>
-      <w:r>
-        <w:rPr>
-          <w:lang w:val="en-GB"/>
-        </w:rPr>
-        <w:t>uvijek</w:t>
-      </w:r>
-      <w:proofErr w:type="spellEnd"/>
-      <w:r>
-        <w:rPr>
-          <w:lang w:val="en-GB"/>
-        </w:rPr>
-        <w:t xml:space="preserve"> </w:t>
-      </w:r>
-      <w:proofErr w:type="spellStart"/>
-      <w:r>
-        <w:rPr>
-          <w:lang w:val="en-GB"/>
-        </w:rPr>
-        <w:t>tačne</w:t>
-      </w:r>
-      <w:proofErr w:type="spellEnd"/>
-      <w:r>
-        <w:rPr>
-          <w:lang w:val="en-GB"/>
-        </w:rPr>
-        <w:t>.</w:t>
-      </w:r>
-      <w:r>
-        <w:t xml:space="preserve"> </w:t>
-      </w:r>
-    </w:p>
-    <w:p>
-      <w:r>
-        <w:t>Optimizatori</w:t>
-      </w:r>
-      <w:r>
-        <w:t xml:space="preserve"> su algoritmi koji modifikuju parametre modela na osnovu funkcije troška. </w:t>
-      </w:r>
-      <w:r>
-        <w:rPr>
-          <w:lang w:val="en-US"/>
-        </w:rPr>
-        <w:t xml:space="preserve">Kao </w:t>
-      </w:r>
-      <w:proofErr w:type="spellStart"/>
-      <w:r>
-        <w:rPr>
-          <w:lang w:val="en-US"/>
-        </w:rPr>
-        <w:t>i</w:t>
-      </w:r>
-      <w:proofErr w:type="spellEnd"/>
-      <w:r>
-        <w:rPr>
-          <w:lang w:val="en-US"/>
-        </w:rPr>
-        <w:t xml:space="preserve"> </w:t>
-      </w:r>
-      <w:proofErr w:type="spellStart"/>
-      <w:r>
-        <w:rPr>
-          <w:lang w:val="en-US"/>
-        </w:rPr>
-        <w:t>kod</w:t>
-      </w:r>
-      <w:proofErr w:type="spellEnd"/>
-      <w:r>
-        <w:rPr>
-          <w:lang w:val="en-US"/>
-        </w:rPr>
-        <w:t xml:space="preserve"> </w:t>
-      </w:r>
-      <w:proofErr w:type="spellStart"/>
-      <w:r>
-        <w:rPr>
-          <w:lang w:val="en-US"/>
-        </w:rPr>
-        <w:t>funkcije</w:t>
-      </w:r>
-      <w:proofErr w:type="spellEnd"/>
-      <w:r>
-        <w:rPr>
-          <w:lang w:val="en-US"/>
-        </w:rPr>
-        <w:t xml:space="preserve"> </w:t>
-      </w:r>
-      <w:proofErr w:type="spellStart"/>
-      <w:r>
-        <w:rPr>
-          <w:lang w:val="en-US"/>
-        </w:rPr>
-        <w:t>troška</w:t>
-      </w:r>
-      <w:proofErr w:type="spellEnd"/>
-      <w:r>
-        <w:rPr>
-          <w:lang w:val="en-US"/>
-        </w:rPr>
-        <w:t>,</w:t>
-      </w:r>
-      <w:r>
-        <w:rPr>
-          <w:lang w:val="en-US"/>
-        </w:rPr>
-        <w:t xml:space="preserve"> </w:t>
-      </w:r>
-      <w:proofErr w:type="spellStart"/>
-      <w:r>
-        <w:rPr>
-          <w:lang w:val="en-US"/>
-        </w:rPr>
-        <w:t>postoje</w:t>
-      </w:r>
-      <w:proofErr w:type="spellEnd"/>
-      <w:r>
-        <w:rPr>
-          <w:lang w:val="en-US"/>
-        </w:rPr>
-        <w:t xml:space="preserve"> </w:t>
-      </w:r>
-      <w:proofErr w:type="spellStart"/>
-      <w:r>
-        <w:rPr>
-          <w:lang w:val="en-US"/>
-        </w:rPr>
-        <w:t>različiti</w:t>
-      </w:r>
-      <w:proofErr w:type="spellEnd"/>
-      <w:r>
-        <w:rPr>
-          <w:lang w:val="en-US"/>
-        </w:rPr>
-        <w:t xml:space="preserve"> </w:t>
-      </w:r>
-      <w:proofErr w:type="spellStart"/>
-      <w:r>
-        <w:rPr>
-          <w:lang w:val="en-US"/>
-        </w:rPr>
-        <w:t>optimizatori</w:t>
-      </w:r>
-      <w:proofErr w:type="spellEnd"/>
-      <w:r>
-        <w:rPr>
-          <w:lang w:val="en-US"/>
-        </w:rPr>
-        <w:t xml:space="preserve"> </w:t>
-      </w:r>
-      <w:proofErr w:type="spellStart"/>
-      <w:r>
-        <w:rPr>
-          <w:lang w:val="en-US"/>
-        </w:rPr>
-        <w:t>poput</w:t>
-      </w:r>
-      <w:proofErr w:type="spellEnd"/>
-      <w:r>
-        <w:rPr>
-          <w:lang w:val="en-US"/>
-        </w:rPr>
-        <w:t xml:space="preserve"> </w:t>
-      </w:r>
-      <w:r>
-        <w:rPr>
-          <w:lang w:val="en-US"/>
-        </w:rPr>
-        <w:t xml:space="preserve">Stochastic Gradient Descent, </w:t>
-      </w:r>
-      <w:proofErr w:type="spellStart"/>
-      <w:r>
-        <w:rPr>
-          <w:lang w:val="en-US"/>
-        </w:rPr>
-        <w:t>AdaGrad</w:t>
-      </w:r>
-      <w:proofErr w:type="spellEnd"/>
-      <w:r>
-        <w:rPr>
-          <w:lang w:val="en-US"/>
-        </w:rPr>
-        <w:t>, RMSprop, Adam</w:t>
-      </w:r>
-      <w:r>
-        <w:rPr>
-          <w:lang w:val="en-US"/>
-        </w:rPr>
-        <w:t xml:space="preserve">. </w:t>
-      </w:r>
-      <w:r>
-        <w:rPr>
-          <w:lang w:val="en-US"/>
-        </w:rPr>
-        <w:t xml:space="preserve">Za </w:t>
-      </w:r>
-      <w:proofErr w:type="spellStart"/>
-      <w:r>
-        <w:rPr>
-          <w:lang w:val="en-US"/>
-        </w:rPr>
-        <w:t>dati</w:t>
-      </w:r>
-      <w:proofErr w:type="spellEnd"/>
-      <w:r>
-        <w:rPr>
-          <w:lang w:val="en-US"/>
-        </w:rPr>
-        <w:t xml:space="preserve"> rad je </w:t>
-      </w:r>
-      <w:proofErr w:type="spellStart"/>
-      <w:r>
-        <w:rPr>
-          <w:lang w:val="en-US"/>
-        </w:rPr>
-        <w:t>odabran</w:t>
-      </w:r>
-      <w:proofErr w:type="spellEnd"/>
-      <w:r>
-        <w:rPr>
-          <w:lang w:val="en-US"/>
-        </w:rPr>
-        <w:t xml:space="preserve"> Adam</w:t>
-      </w:r>
-      <w:r>
-        <w:rPr>
-          <w:lang w:val="en-US"/>
-        </w:rPr>
-        <w:t xml:space="preserve"> </w:t>
-      </w:r>
-      <w:proofErr w:type="spellStart"/>
-      <w:r>
-        <w:rPr>
-          <w:lang w:val="en-US"/>
-        </w:rPr>
-        <w:t>optimizator</w:t>
-      </w:r>
-      <w:proofErr w:type="spellEnd"/>
-      <w:r>
-        <w:rPr>
-          <w:lang w:val="en-US"/>
-        </w:rPr>
-        <w:t xml:space="preserve">. </w:t>
-      </w:r>
-      <w:r>
-        <w:rPr>
-          <w:lang w:val="en-US"/>
-        </w:rPr>
-        <w:t xml:space="preserve">Ovo je </w:t>
-      </w:r>
-      <w:proofErr w:type="spellStart"/>
-      <w:r>
-        <w:rPr>
-          <w:lang w:val="en-US"/>
-        </w:rPr>
-        <w:t>standardni</w:t>
-      </w:r>
-      <w:proofErr w:type="spellEnd"/>
-      <w:r>
-        <w:rPr>
-          <w:lang w:val="en-US"/>
-        </w:rPr>
-        <w:t xml:space="preserve"> </w:t>
-      </w:r>
-      <w:proofErr w:type="spellStart"/>
-      <w:r>
-        <w:rPr>
-          <w:lang w:val="en-US"/>
-        </w:rPr>
-        <w:t>optimizator</w:t>
-      </w:r>
-      <w:proofErr w:type="spellEnd"/>
-      <w:r>
-        <w:rPr>
-          <w:lang w:val="en-US"/>
-        </w:rPr>
-        <w:t xml:space="preserve"> koji se </w:t>
-      </w:r>
-      <w:proofErr w:type="spellStart"/>
-      <w:r>
-        <w:rPr>
-          <w:lang w:val="en-US"/>
-        </w:rPr>
-        <w:t>koristi</w:t>
-      </w:r>
-      <w:proofErr w:type="spellEnd"/>
-      <w:r>
-        <w:rPr>
-          <w:lang w:val="en-US"/>
-        </w:rPr>
-        <w:t xml:space="preserve"> u </w:t>
-      </w:r>
-      <w:proofErr w:type="spellStart"/>
-      <w:r>
-        <w:rPr>
-          <w:lang w:val="en-US"/>
-        </w:rPr>
-        <w:t>moderni</w:t>
-      </w:r>
-      <w:r>
-        <w:rPr>
-          <w:lang w:val="en-US"/>
-        </w:rPr>
-        <w:t>m</w:t>
-      </w:r>
-      <w:proofErr w:type="spellEnd"/>
-      <w:r>
-        <w:rPr>
-          <w:lang w:val="en-US"/>
-        </w:rPr>
-        <w:t xml:space="preserve"> </w:t>
-      </w:r>
-      <w:proofErr w:type="spellStart"/>
-      <w:r>
-        <w:rPr>
-          <w:lang w:val="en-US"/>
-        </w:rPr>
-        <w:t>bibliotekama</w:t>
-      </w:r>
-      <w:proofErr w:type="spellEnd"/>
-      <w:r>
-        <w:rPr>
-          <w:lang w:val="en-US"/>
-        </w:rPr>
-        <w:t xml:space="preserve"> </w:t>
-      </w:r>
-      <w:proofErr w:type="spellStart"/>
-      <w:r>
-        <w:rPr>
-          <w:lang w:val="en-US"/>
-        </w:rPr>
-        <w:t>jer</w:t>
-      </w:r>
-      <w:proofErr w:type="spellEnd"/>
-      <w:r>
-        <w:rPr>
-          <w:lang w:val="en-US"/>
-        </w:rPr>
-        <w:t xml:space="preserve"> </w:t>
-      </w:r>
-      <w:proofErr w:type="spellStart"/>
-      <w:r>
-        <w:rPr>
-          <w:lang w:val="en-US"/>
-        </w:rPr>
-        <w:t>konvergira</w:t>
-      </w:r>
-      <w:proofErr w:type="spellEnd"/>
-      <w:r>
-        <w:rPr>
-          <w:lang w:val="en-US"/>
-        </w:rPr>
-        <w:t xml:space="preserve"> </w:t>
-      </w:r>
-      <w:proofErr w:type="spellStart"/>
-      <w:r>
-        <w:rPr>
-          <w:lang w:val="en-US"/>
-        </w:rPr>
-        <w:t>br</w:t>
-      </w:r>
-      <w:proofErr w:type="spellEnd"/>
+        <w:t xml:space="preserve"> bibliotekama jer konvergira br</w:t>
+      </w:r>
       <w:r>
         <w:t>že zahvaljujući adaptivnoj stopi učenja i robustan je u radu sa različitim veličinama skupova podataka</w:t>
       </w:r>
@@ -14401,6 +9360,7 @@
           <w:id w:val="-1055079558"/>
           <w:citation/>
         </w:sdtPr>
+        <w:sdtEndPr/>
         <w:sdtContent>
           <w:r>
             <w:rPr>
@@ -15572,901 +10532,43 @@
           <w:lang w:val="en-US"/>
         </w:rPr>
       </w:pPr>
-      <w:proofErr w:type="spellStart"/>
       <w:r>
         <w:rPr>
           <w:lang w:val="en-US"/>
         </w:rPr>
-        <w:t>Deterministička</w:t>
-      </w:r>
-      <w:proofErr w:type="spellEnd"/>
-      <w:r>
+        <w:t>Deterministička inicijalizacija parametara (Random Seed)</w:t>
+      </w:r>
+    </w:p>
+    <w:p>
+      <w:pPr>
+        <w:pStyle w:val="ListParagraph"/>
         <w:rPr>
           <w:lang w:val="en-US"/>
         </w:rPr>
-        <w:t xml:space="preserve"> </w:t>
-      </w:r>
-      <w:proofErr w:type="spellStart"/>
+      </w:pPr>
       <w:r>
         <w:rPr>
           <w:lang w:val="en-US"/>
         </w:rPr>
-        <w:t>inicijalizacija</w:t>
-      </w:r>
-      <w:proofErr w:type="spellEnd"/>
+        <w:t xml:space="preserve">Na samom početku treniranja parametri mreže se obično postavljaju na nasumične vrijednosti. </w:t>
+      </w:r>
       <w:r>
         <w:rPr>
           <w:lang w:val="en-US"/>
         </w:rPr>
-        <w:t xml:space="preserve"> </w:t>
-      </w:r>
-      <w:proofErr w:type="spellStart"/>
+        <w:t xml:space="preserve">Zavisno od toga kako su ove vrijednosti postavljene krajnji izgled modela može biti drugačiji što nam pogoršava objektivno poređenje, jer jedan model može sasvim slučajno dobiti dobre početne vrijednosti blizu globalnog minimuma što nam ništa ne govori o okruženju treniranja. Fiksiranjem ovih vrijednosti osigurava se da </w:t>
+      </w:r>
       <w:r>
         <w:rPr>
           <w:lang w:val="en-US"/>
         </w:rPr>
-        <w:t>parametara</w:t>
-      </w:r>
-      <w:proofErr w:type="spellEnd"/>
+        <w:t>neuronska</w:t>
+      </w:r>
       <w:r>
         <w:rPr>
           <w:lang w:val="en-US"/>
         </w:rPr>
-        <w:t xml:space="preserve"> (Random Seed)</w:t>
-      </w:r>
-    </w:p>
-    <w:p>
-      <w:pPr>
-        <w:pStyle w:val="ListParagraph"/>
-        <w:rPr>
-          <w:lang w:val="en-US"/>
-        </w:rPr>
-      </w:pPr>
-      <w:r>
-        <w:rPr>
-          <w:lang w:val="en-US"/>
-        </w:rPr>
-        <w:t xml:space="preserve">Na </w:t>
-      </w:r>
-      <w:proofErr w:type="spellStart"/>
-      <w:r>
-        <w:rPr>
-          <w:lang w:val="en-US"/>
-        </w:rPr>
-        <w:t>samom</w:t>
-      </w:r>
-      <w:proofErr w:type="spellEnd"/>
-      <w:r>
-        <w:rPr>
-          <w:lang w:val="en-US"/>
-        </w:rPr>
-        <w:t xml:space="preserve"> </w:t>
-      </w:r>
-      <w:proofErr w:type="spellStart"/>
-      <w:r>
-        <w:rPr>
-          <w:lang w:val="en-US"/>
-        </w:rPr>
-        <w:t>početku</w:t>
-      </w:r>
-      <w:proofErr w:type="spellEnd"/>
-      <w:r>
-        <w:rPr>
-          <w:lang w:val="en-US"/>
-        </w:rPr>
-        <w:t xml:space="preserve"> </w:t>
-      </w:r>
-      <w:proofErr w:type="spellStart"/>
-      <w:r>
-        <w:rPr>
-          <w:lang w:val="en-US"/>
-        </w:rPr>
-        <w:t>treniranja</w:t>
-      </w:r>
-      <w:proofErr w:type="spellEnd"/>
-      <w:r>
-        <w:rPr>
-          <w:lang w:val="en-US"/>
-        </w:rPr>
-        <w:t xml:space="preserve"> </w:t>
-      </w:r>
-      <w:proofErr w:type="spellStart"/>
-      <w:r>
-        <w:rPr>
-          <w:lang w:val="en-US"/>
-        </w:rPr>
-        <w:t>parametri</w:t>
-      </w:r>
-      <w:proofErr w:type="spellEnd"/>
-      <w:r>
-        <w:rPr>
-          <w:lang w:val="en-US"/>
-        </w:rPr>
-        <w:t xml:space="preserve"> </w:t>
-      </w:r>
-      <w:proofErr w:type="spellStart"/>
-      <w:r>
-        <w:rPr>
-          <w:lang w:val="en-US"/>
-        </w:rPr>
-        <w:t>mreže</w:t>
-      </w:r>
-      <w:proofErr w:type="spellEnd"/>
-      <w:r>
-        <w:rPr>
-          <w:lang w:val="en-US"/>
-        </w:rPr>
-        <w:t xml:space="preserve"> se </w:t>
-      </w:r>
-      <w:proofErr w:type="spellStart"/>
-      <w:r>
-        <w:rPr>
-          <w:lang w:val="en-US"/>
-        </w:rPr>
-        <w:t>obično</w:t>
-      </w:r>
-      <w:proofErr w:type="spellEnd"/>
-      <w:r>
-        <w:rPr>
-          <w:lang w:val="en-US"/>
-        </w:rPr>
-        <w:t xml:space="preserve"> </w:t>
-      </w:r>
-      <w:proofErr w:type="spellStart"/>
-      <w:r>
-        <w:rPr>
-          <w:lang w:val="en-US"/>
-        </w:rPr>
-        <w:t>postavljaju</w:t>
-      </w:r>
-      <w:proofErr w:type="spellEnd"/>
-      <w:r>
-        <w:rPr>
-          <w:lang w:val="en-US"/>
-        </w:rPr>
-        <w:t xml:space="preserve"> </w:t>
-      </w:r>
-      <w:proofErr w:type="spellStart"/>
-      <w:r>
-        <w:rPr>
-          <w:lang w:val="en-US"/>
-        </w:rPr>
-        <w:t>na</w:t>
-      </w:r>
-      <w:proofErr w:type="spellEnd"/>
-      <w:r>
-        <w:rPr>
-          <w:lang w:val="en-US"/>
-        </w:rPr>
-        <w:t xml:space="preserve"> </w:t>
-      </w:r>
-      <w:proofErr w:type="spellStart"/>
-      <w:r>
-        <w:rPr>
-          <w:lang w:val="en-US"/>
-        </w:rPr>
-        <w:t>nasumične</w:t>
-      </w:r>
-      <w:proofErr w:type="spellEnd"/>
-      <w:r>
-        <w:rPr>
-          <w:lang w:val="en-US"/>
-        </w:rPr>
-        <w:t xml:space="preserve"> </w:t>
-      </w:r>
-      <w:proofErr w:type="spellStart"/>
-      <w:r>
-        <w:rPr>
-          <w:lang w:val="en-US"/>
-        </w:rPr>
-        <w:t>vrijednosti</w:t>
-      </w:r>
-      <w:proofErr w:type="spellEnd"/>
-      <w:r>
-        <w:rPr>
-          <w:lang w:val="en-US"/>
-        </w:rPr>
-        <w:t xml:space="preserve">. </w:t>
-      </w:r>
-      <w:proofErr w:type="spellStart"/>
-      <w:r>
-        <w:rPr>
-          <w:lang w:val="en-US"/>
-        </w:rPr>
-        <w:t>Zavisno</w:t>
-      </w:r>
-      <w:proofErr w:type="spellEnd"/>
-      <w:r>
-        <w:rPr>
-          <w:lang w:val="en-US"/>
-        </w:rPr>
-        <w:t xml:space="preserve"> od toga </w:t>
-      </w:r>
-      <w:proofErr w:type="spellStart"/>
-      <w:r>
-        <w:rPr>
-          <w:lang w:val="en-US"/>
-        </w:rPr>
-        <w:t>kako</w:t>
-      </w:r>
-      <w:proofErr w:type="spellEnd"/>
-      <w:r>
-        <w:rPr>
-          <w:lang w:val="en-US"/>
-        </w:rPr>
-        <w:t xml:space="preserve"> </w:t>
-      </w:r>
-      <w:proofErr w:type="spellStart"/>
-      <w:r>
-        <w:rPr>
-          <w:lang w:val="en-US"/>
-        </w:rPr>
-        <w:t>su</w:t>
-      </w:r>
-      <w:proofErr w:type="spellEnd"/>
-      <w:r>
-        <w:rPr>
-          <w:lang w:val="en-US"/>
-        </w:rPr>
-        <w:t xml:space="preserve"> </w:t>
-      </w:r>
-      <w:proofErr w:type="spellStart"/>
-      <w:r>
-        <w:rPr>
-          <w:lang w:val="en-US"/>
-        </w:rPr>
-        <w:t>ove</w:t>
-      </w:r>
-      <w:proofErr w:type="spellEnd"/>
-      <w:r>
-        <w:rPr>
-          <w:lang w:val="en-US"/>
-        </w:rPr>
-        <w:t xml:space="preserve"> </w:t>
-      </w:r>
-      <w:proofErr w:type="spellStart"/>
-      <w:r>
-        <w:rPr>
-          <w:lang w:val="en-US"/>
-        </w:rPr>
-        <w:t>vrijednosti</w:t>
-      </w:r>
-      <w:proofErr w:type="spellEnd"/>
-      <w:r>
-        <w:rPr>
-          <w:lang w:val="en-US"/>
-        </w:rPr>
-        <w:t xml:space="preserve"> </w:t>
-      </w:r>
-      <w:proofErr w:type="spellStart"/>
-      <w:r>
-        <w:rPr>
-          <w:lang w:val="en-US"/>
-        </w:rPr>
-        <w:t>postavljene</w:t>
-      </w:r>
-      <w:proofErr w:type="spellEnd"/>
-      <w:r>
-        <w:rPr>
-          <w:lang w:val="en-US"/>
-        </w:rPr>
-        <w:t xml:space="preserve"> </w:t>
-      </w:r>
-      <w:proofErr w:type="spellStart"/>
-      <w:r>
-        <w:rPr>
-          <w:lang w:val="en-US"/>
-        </w:rPr>
-        <w:t>krajnji</w:t>
-      </w:r>
-      <w:proofErr w:type="spellEnd"/>
-      <w:r>
-        <w:rPr>
-          <w:lang w:val="en-US"/>
-        </w:rPr>
-        <w:t xml:space="preserve"> </w:t>
-      </w:r>
-      <w:proofErr w:type="spellStart"/>
-      <w:r>
-        <w:rPr>
-          <w:lang w:val="en-US"/>
-        </w:rPr>
-        <w:t>izgled</w:t>
-      </w:r>
-      <w:proofErr w:type="spellEnd"/>
-      <w:r>
-        <w:rPr>
-          <w:lang w:val="en-US"/>
-        </w:rPr>
-        <w:t xml:space="preserve"> </w:t>
-      </w:r>
-      <w:proofErr w:type="spellStart"/>
-      <w:r>
-        <w:rPr>
-          <w:lang w:val="en-US"/>
-        </w:rPr>
-        <w:t>modela</w:t>
-      </w:r>
-      <w:proofErr w:type="spellEnd"/>
-      <w:r>
-        <w:rPr>
-          <w:lang w:val="en-US"/>
-        </w:rPr>
-        <w:t xml:space="preserve"> </w:t>
-      </w:r>
-      <w:proofErr w:type="spellStart"/>
-      <w:r>
-        <w:rPr>
-          <w:lang w:val="en-US"/>
-        </w:rPr>
-        <w:t>može</w:t>
-      </w:r>
-      <w:proofErr w:type="spellEnd"/>
-      <w:r>
-        <w:rPr>
-          <w:lang w:val="en-US"/>
-        </w:rPr>
-        <w:t xml:space="preserve"> </w:t>
-      </w:r>
-      <w:proofErr w:type="spellStart"/>
-      <w:r>
-        <w:rPr>
-          <w:lang w:val="en-US"/>
-        </w:rPr>
-        <w:t>biti</w:t>
-      </w:r>
-      <w:proofErr w:type="spellEnd"/>
-      <w:r>
-        <w:rPr>
-          <w:lang w:val="en-US"/>
-        </w:rPr>
-        <w:t xml:space="preserve"> </w:t>
-      </w:r>
-      <w:proofErr w:type="spellStart"/>
-      <w:r>
-        <w:rPr>
-          <w:lang w:val="en-US"/>
-        </w:rPr>
-        <w:t>drugačiji</w:t>
-      </w:r>
-      <w:proofErr w:type="spellEnd"/>
-      <w:r>
-        <w:rPr>
-          <w:lang w:val="en-US"/>
-        </w:rPr>
-        <w:t xml:space="preserve"> </w:t>
-      </w:r>
-      <w:proofErr w:type="spellStart"/>
-      <w:r>
-        <w:rPr>
-          <w:lang w:val="en-US"/>
-        </w:rPr>
-        <w:t>što</w:t>
-      </w:r>
-      <w:proofErr w:type="spellEnd"/>
-      <w:r>
-        <w:rPr>
-          <w:lang w:val="en-US"/>
-        </w:rPr>
-        <w:t xml:space="preserve"> </w:t>
-      </w:r>
-      <w:proofErr w:type="spellStart"/>
-      <w:r>
-        <w:rPr>
-          <w:lang w:val="en-US"/>
-        </w:rPr>
-        <w:t>nam</w:t>
-      </w:r>
-      <w:proofErr w:type="spellEnd"/>
-      <w:r>
-        <w:rPr>
-          <w:lang w:val="en-US"/>
-        </w:rPr>
-        <w:t xml:space="preserve"> </w:t>
-      </w:r>
-      <w:proofErr w:type="spellStart"/>
-      <w:r>
-        <w:rPr>
-          <w:lang w:val="en-US"/>
-        </w:rPr>
-        <w:t>pogoršava</w:t>
-      </w:r>
-      <w:proofErr w:type="spellEnd"/>
-      <w:r>
-        <w:rPr>
-          <w:lang w:val="en-US"/>
-        </w:rPr>
-        <w:t xml:space="preserve"> </w:t>
-      </w:r>
-      <w:proofErr w:type="spellStart"/>
-      <w:r>
-        <w:rPr>
-          <w:lang w:val="en-US"/>
-        </w:rPr>
-        <w:t>objektivno</w:t>
-      </w:r>
-      <w:proofErr w:type="spellEnd"/>
-      <w:r>
-        <w:rPr>
-          <w:lang w:val="en-US"/>
-        </w:rPr>
-        <w:t xml:space="preserve"> </w:t>
-      </w:r>
-      <w:proofErr w:type="spellStart"/>
-      <w:r>
-        <w:rPr>
-          <w:lang w:val="en-US"/>
-        </w:rPr>
-        <w:t>poređenje</w:t>
-      </w:r>
-      <w:proofErr w:type="spellEnd"/>
-      <w:r>
-        <w:rPr>
-          <w:lang w:val="en-US"/>
-        </w:rPr>
-        <w:t xml:space="preserve">, </w:t>
-      </w:r>
-      <w:proofErr w:type="spellStart"/>
-      <w:r>
-        <w:rPr>
-          <w:lang w:val="en-US"/>
-        </w:rPr>
-        <w:t>jer</w:t>
-      </w:r>
-      <w:proofErr w:type="spellEnd"/>
-      <w:r>
-        <w:rPr>
-          <w:lang w:val="en-US"/>
-        </w:rPr>
-        <w:t xml:space="preserve"> </w:t>
-      </w:r>
-      <w:proofErr w:type="spellStart"/>
-      <w:r>
-        <w:rPr>
-          <w:lang w:val="en-US"/>
-        </w:rPr>
-        <w:t>jedan</w:t>
-      </w:r>
-      <w:proofErr w:type="spellEnd"/>
-      <w:r>
-        <w:rPr>
-          <w:lang w:val="en-US"/>
-        </w:rPr>
-        <w:t xml:space="preserve"> model </w:t>
-      </w:r>
-      <w:proofErr w:type="spellStart"/>
-      <w:r>
-        <w:rPr>
-          <w:lang w:val="en-US"/>
-        </w:rPr>
-        <w:t>može</w:t>
-      </w:r>
-      <w:proofErr w:type="spellEnd"/>
-      <w:r>
-        <w:rPr>
-          <w:lang w:val="en-US"/>
-        </w:rPr>
-        <w:t xml:space="preserve"> </w:t>
-      </w:r>
-      <w:proofErr w:type="spellStart"/>
-      <w:r>
-        <w:rPr>
-          <w:lang w:val="en-US"/>
-        </w:rPr>
-        <w:t>sasvim</w:t>
-      </w:r>
-      <w:proofErr w:type="spellEnd"/>
-      <w:r>
-        <w:rPr>
-          <w:lang w:val="en-US"/>
-        </w:rPr>
-        <w:t xml:space="preserve"> </w:t>
-      </w:r>
-      <w:proofErr w:type="spellStart"/>
-      <w:r>
-        <w:rPr>
-          <w:lang w:val="en-US"/>
-        </w:rPr>
-        <w:t>slučajno</w:t>
-      </w:r>
-      <w:proofErr w:type="spellEnd"/>
-      <w:r>
-        <w:rPr>
-          <w:lang w:val="en-US"/>
-        </w:rPr>
-        <w:t xml:space="preserve"> </w:t>
-      </w:r>
-      <w:proofErr w:type="spellStart"/>
-      <w:r>
-        <w:rPr>
-          <w:lang w:val="en-US"/>
-        </w:rPr>
-        <w:t>dobiti</w:t>
-      </w:r>
-      <w:proofErr w:type="spellEnd"/>
-      <w:r>
-        <w:rPr>
-          <w:lang w:val="en-US"/>
-        </w:rPr>
-        <w:t xml:space="preserve"> </w:t>
-      </w:r>
-      <w:proofErr w:type="spellStart"/>
-      <w:r>
-        <w:rPr>
-          <w:lang w:val="en-US"/>
-        </w:rPr>
-        <w:t>dobre</w:t>
-      </w:r>
-      <w:proofErr w:type="spellEnd"/>
-      <w:r>
-        <w:rPr>
-          <w:lang w:val="en-US"/>
-        </w:rPr>
-        <w:t xml:space="preserve"> </w:t>
-      </w:r>
-      <w:proofErr w:type="spellStart"/>
-      <w:r>
-        <w:rPr>
-          <w:lang w:val="en-US"/>
-        </w:rPr>
-        <w:t>početne</w:t>
-      </w:r>
-      <w:proofErr w:type="spellEnd"/>
-      <w:r>
-        <w:rPr>
-          <w:lang w:val="en-US"/>
-        </w:rPr>
-        <w:t xml:space="preserve"> </w:t>
-      </w:r>
-      <w:proofErr w:type="spellStart"/>
-      <w:r>
-        <w:rPr>
-          <w:lang w:val="en-US"/>
-        </w:rPr>
-        <w:t>vrijednosti</w:t>
-      </w:r>
-      <w:proofErr w:type="spellEnd"/>
-      <w:r>
-        <w:rPr>
-          <w:lang w:val="en-US"/>
-        </w:rPr>
-        <w:t xml:space="preserve"> </w:t>
-      </w:r>
-      <w:proofErr w:type="spellStart"/>
-      <w:r>
-        <w:rPr>
-          <w:lang w:val="en-US"/>
-        </w:rPr>
-        <w:t>blizu</w:t>
-      </w:r>
-      <w:proofErr w:type="spellEnd"/>
-      <w:r>
-        <w:rPr>
-          <w:lang w:val="en-US"/>
-        </w:rPr>
-        <w:t xml:space="preserve"> </w:t>
-      </w:r>
-      <w:proofErr w:type="spellStart"/>
-      <w:r>
-        <w:rPr>
-          <w:lang w:val="en-US"/>
-        </w:rPr>
-        <w:t>globalnog</w:t>
-      </w:r>
-      <w:proofErr w:type="spellEnd"/>
-      <w:r>
-        <w:rPr>
-          <w:lang w:val="en-US"/>
-        </w:rPr>
-        <w:t xml:space="preserve"> </w:t>
-      </w:r>
-      <w:proofErr w:type="spellStart"/>
-      <w:r>
-        <w:rPr>
-          <w:lang w:val="en-US"/>
-        </w:rPr>
-        <w:t>minimuma</w:t>
-      </w:r>
-      <w:proofErr w:type="spellEnd"/>
-      <w:r>
-        <w:rPr>
-          <w:lang w:val="en-US"/>
-        </w:rPr>
-        <w:t xml:space="preserve"> </w:t>
-      </w:r>
-      <w:proofErr w:type="spellStart"/>
-      <w:r>
-        <w:rPr>
-          <w:lang w:val="en-US"/>
-        </w:rPr>
-        <w:t>što</w:t>
-      </w:r>
-      <w:proofErr w:type="spellEnd"/>
-      <w:r>
-        <w:rPr>
-          <w:lang w:val="en-US"/>
-        </w:rPr>
-        <w:t xml:space="preserve"> </w:t>
-      </w:r>
-      <w:proofErr w:type="spellStart"/>
-      <w:r>
-        <w:rPr>
-          <w:lang w:val="en-US"/>
-        </w:rPr>
-        <w:t>nam</w:t>
-      </w:r>
-      <w:proofErr w:type="spellEnd"/>
-      <w:r>
-        <w:rPr>
-          <w:lang w:val="en-US"/>
-        </w:rPr>
-        <w:t xml:space="preserve"> </w:t>
-      </w:r>
-      <w:proofErr w:type="spellStart"/>
-      <w:r>
-        <w:rPr>
-          <w:lang w:val="en-US"/>
-        </w:rPr>
-        <w:t>ništa</w:t>
-      </w:r>
-      <w:proofErr w:type="spellEnd"/>
-      <w:r>
-        <w:rPr>
-          <w:lang w:val="en-US"/>
-        </w:rPr>
-        <w:t xml:space="preserve"> ne </w:t>
-      </w:r>
-      <w:proofErr w:type="spellStart"/>
-      <w:r>
-        <w:rPr>
-          <w:lang w:val="en-US"/>
-        </w:rPr>
-        <w:t>govori</w:t>
-      </w:r>
-      <w:proofErr w:type="spellEnd"/>
-      <w:r>
-        <w:rPr>
-          <w:lang w:val="en-US"/>
-        </w:rPr>
-        <w:t xml:space="preserve"> o </w:t>
-      </w:r>
-      <w:proofErr w:type="spellStart"/>
-      <w:r>
-        <w:rPr>
-          <w:lang w:val="en-US"/>
-        </w:rPr>
-        <w:t>okruženju</w:t>
-      </w:r>
-      <w:proofErr w:type="spellEnd"/>
-      <w:r>
-        <w:rPr>
-          <w:lang w:val="en-US"/>
-        </w:rPr>
-        <w:t xml:space="preserve"> </w:t>
-      </w:r>
-      <w:proofErr w:type="spellStart"/>
-      <w:r>
-        <w:rPr>
-          <w:lang w:val="en-US"/>
-        </w:rPr>
-        <w:t>treniranja</w:t>
-      </w:r>
-      <w:proofErr w:type="spellEnd"/>
-      <w:r>
-        <w:rPr>
-          <w:lang w:val="en-US"/>
-        </w:rPr>
-        <w:t xml:space="preserve">. </w:t>
-      </w:r>
-      <w:proofErr w:type="spellStart"/>
-      <w:r>
-        <w:rPr>
-          <w:lang w:val="en-US"/>
-        </w:rPr>
-        <w:t>Fiksiranjem</w:t>
-      </w:r>
-      <w:proofErr w:type="spellEnd"/>
-      <w:r>
-        <w:rPr>
-          <w:lang w:val="en-US"/>
-        </w:rPr>
-        <w:t xml:space="preserve"> </w:t>
-      </w:r>
-      <w:proofErr w:type="spellStart"/>
-      <w:r>
-        <w:rPr>
-          <w:lang w:val="en-US"/>
-        </w:rPr>
-        <w:t>ovih</w:t>
-      </w:r>
-      <w:proofErr w:type="spellEnd"/>
-      <w:r>
-        <w:rPr>
-          <w:lang w:val="en-US"/>
-        </w:rPr>
-        <w:t xml:space="preserve"> </w:t>
-      </w:r>
-      <w:proofErr w:type="spellStart"/>
-      <w:r>
-        <w:rPr>
-          <w:lang w:val="en-US"/>
-        </w:rPr>
-        <w:t>vrijednosti</w:t>
-      </w:r>
-      <w:proofErr w:type="spellEnd"/>
-      <w:r>
-        <w:rPr>
-          <w:lang w:val="en-US"/>
-        </w:rPr>
-        <w:t xml:space="preserve"> </w:t>
-      </w:r>
-      <w:proofErr w:type="spellStart"/>
-      <w:r>
-        <w:rPr>
-          <w:lang w:val="en-US"/>
-        </w:rPr>
-        <w:t>osigurava</w:t>
-      </w:r>
-      <w:proofErr w:type="spellEnd"/>
-      <w:r>
-        <w:rPr>
-          <w:lang w:val="en-US"/>
-        </w:rPr>
-        <w:t xml:space="preserve"> se da </w:t>
-      </w:r>
-      <w:proofErr w:type="spellStart"/>
-      <w:r>
-        <w:rPr>
-          <w:lang w:val="en-US"/>
-        </w:rPr>
-        <w:t>neuronska</w:t>
-      </w:r>
-      <w:proofErr w:type="spellEnd"/>
-      <w:r>
-        <w:rPr>
-          <w:lang w:val="en-US"/>
-        </w:rPr>
-        <w:t xml:space="preserve"> </w:t>
-      </w:r>
-      <w:proofErr w:type="spellStart"/>
-      <w:r>
-        <w:rPr>
-          <w:lang w:val="en-US"/>
-        </w:rPr>
-        <w:t>mreža</w:t>
-      </w:r>
-      <w:proofErr w:type="spellEnd"/>
-      <w:r>
-        <w:rPr>
-          <w:lang w:val="en-US"/>
-        </w:rPr>
-        <w:t xml:space="preserve"> </w:t>
-      </w:r>
-      <w:proofErr w:type="spellStart"/>
-      <w:r>
-        <w:rPr>
-          <w:lang w:val="en-US"/>
-        </w:rPr>
-        <w:t>uvijek</w:t>
-      </w:r>
-      <w:proofErr w:type="spellEnd"/>
-      <w:r>
-        <w:rPr>
-          <w:lang w:val="en-US"/>
-        </w:rPr>
-        <w:t xml:space="preserve"> </w:t>
-      </w:r>
-      <w:proofErr w:type="spellStart"/>
-      <w:r>
-        <w:rPr>
-          <w:lang w:val="en-US"/>
-        </w:rPr>
-        <w:t>krene</w:t>
-      </w:r>
-      <w:proofErr w:type="spellEnd"/>
-      <w:r>
-        <w:rPr>
-          <w:lang w:val="en-US"/>
-        </w:rPr>
-        <w:t xml:space="preserve"> </w:t>
-      </w:r>
-      <w:proofErr w:type="spellStart"/>
-      <w:r>
-        <w:rPr>
-          <w:lang w:val="en-US"/>
-        </w:rPr>
-        <w:t>iz</w:t>
-      </w:r>
-      <w:proofErr w:type="spellEnd"/>
-      <w:r>
-        <w:rPr>
-          <w:lang w:val="en-US"/>
-        </w:rPr>
-        <w:t xml:space="preserve"> </w:t>
-      </w:r>
-      <w:proofErr w:type="spellStart"/>
-      <w:r>
-        <w:rPr>
-          <w:lang w:val="en-US"/>
-        </w:rPr>
-        <w:t>iste</w:t>
-      </w:r>
-      <w:proofErr w:type="spellEnd"/>
-      <w:r>
-        <w:rPr>
-          <w:lang w:val="en-US"/>
-        </w:rPr>
-        <w:t xml:space="preserve"> </w:t>
-      </w:r>
-      <w:proofErr w:type="spellStart"/>
-      <w:r>
-        <w:rPr>
-          <w:lang w:val="en-US"/>
-        </w:rPr>
-        <w:t>početne</w:t>
-      </w:r>
-      <w:proofErr w:type="spellEnd"/>
-      <w:r>
-        <w:rPr>
-          <w:lang w:val="en-US"/>
-        </w:rPr>
-        <w:t xml:space="preserve"> </w:t>
-      </w:r>
-      <w:proofErr w:type="spellStart"/>
-      <w:r>
-        <w:rPr>
-          <w:lang w:val="en-US"/>
-        </w:rPr>
-        <w:t>tačke</w:t>
-      </w:r>
-      <w:proofErr w:type="spellEnd"/>
-      <w:r>
-        <w:rPr>
-          <w:lang w:val="en-US"/>
-        </w:rPr>
-        <w:t xml:space="preserve"> </w:t>
-      </w:r>
-      <w:proofErr w:type="spellStart"/>
-      <w:r>
-        <w:rPr>
-          <w:lang w:val="en-US"/>
-        </w:rPr>
-        <w:t>što</w:t>
-      </w:r>
-      <w:proofErr w:type="spellEnd"/>
-      <w:r>
-        <w:rPr>
-          <w:lang w:val="en-US"/>
-        </w:rPr>
-        <w:t xml:space="preserve"> </w:t>
-      </w:r>
-      <w:proofErr w:type="spellStart"/>
-      <w:r>
-        <w:rPr>
-          <w:lang w:val="en-US"/>
-        </w:rPr>
-        <w:t>eliminiše</w:t>
-      </w:r>
-      <w:proofErr w:type="spellEnd"/>
-      <w:r>
-        <w:rPr>
-          <w:lang w:val="en-US"/>
-        </w:rPr>
-        <w:t xml:space="preserve"> problem </w:t>
-      </w:r>
-      <w:proofErr w:type="spellStart"/>
-      <w:r>
-        <w:rPr>
-          <w:lang w:val="en-US"/>
-        </w:rPr>
-        <w:t>nasumičnosti</w:t>
-      </w:r>
-      <w:proofErr w:type="spellEnd"/>
-      <w:r>
-        <w:rPr>
-          <w:lang w:val="en-US"/>
-        </w:rPr>
-        <w:t>.</w:t>
+        <w:t xml:space="preserve"> mreža uvijek krene iz iste početne tačke što eliminiše problem nasumičnosti.</w:t>
       </w:r>
     </w:p>
     <w:p>
@@ -16797,29 +10899,17 @@
         <w:pStyle w:val="Heading1"/>
       </w:pPr>
       <w:bookmarkStart w:id="26" w:name="_Toc236486952"/>
-      <w:proofErr w:type="spellStart"/>
       <w:r>
         <w:lastRenderedPageBreak/>
-        <w:t>Rezultati</w:t>
-      </w:r>
-      <w:proofErr w:type="spellEnd"/>
-      <w:r>
-        <w:t xml:space="preserve"> </w:t>
-      </w:r>
-      <w:proofErr w:type="spellStart"/>
+        <w:t xml:space="preserve">Rezultati </w:t>
+      </w:r>
       <w:r>
         <w:t>i</w:t>
       </w:r>
-      <w:proofErr w:type="spellEnd"/>
-      <w:r>
-        <w:t xml:space="preserve"> </w:t>
-      </w:r>
-      <w:proofErr w:type="spellStart"/>
-      <w:r>
-        <w:t>analiza</w:t>
+      <w:r>
+        <w:t xml:space="preserve"> analiza</w:t>
       </w:r>
       <w:bookmarkEnd w:id="26"/>
-      <w:proofErr w:type="spellEnd"/>
     </w:p>
     <w:p>
       <w:pPr>

--- a/Word/omar_kurtovic_diplomski_rad.docx
+++ b/Word/omar_kurtovic_diplomski_rad.docx
@@ -133,8 +133,9 @@
           <w:szCs w:val="48"/>
           <w:lang w:val="bs-Latn-BA"/>
         </w:rPr>
-        <w:t>Uporedna analiza Python i .NET okruženja za treniranje modela dubokog</w:t>
-      </w:r>
+        <w:t xml:space="preserve">Uporedna analiza </w:t>
+      </w:r>
+      <w:proofErr w:type="spellStart"/>
       <w:r>
         <w:rPr>
           <w:rFonts w:cs="Times New Roman"/>
@@ -143,8 +144,9 @@
           <w:szCs w:val="48"/>
           <w:lang w:val="bs-Latn-BA"/>
         </w:rPr>
-        <w:t xml:space="preserve"> </w:t>
-      </w:r>
+        <w:t>Python</w:t>
+      </w:r>
+      <w:proofErr w:type="spellEnd"/>
       <w:r>
         <w:rPr>
           <w:rFonts w:cs="Times New Roman"/>
@@ -153,6 +155,48 @@
           <w:szCs w:val="48"/>
           <w:lang w:val="bs-Latn-BA"/>
         </w:rPr>
+        <w:t xml:space="preserve"> i .NET </w:t>
+      </w:r>
+      <w:proofErr w:type="spellStart"/>
+      <w:r>
+        <w:rPr>
+          <w:rFonts w:cs="Times New Roman"/>
+          <w:smallCaps/>
+          <w:sz w:val="48"/>
+          <w:szCs w:val="48"/>
+          <w:lang w:val="bs-Latn-BA"/>
+        </w:rPr>
+        <w:t>okruženja</w:t>
+      </w:r>
+      <w:proofErr w:type="spellEnd"/>
+      <w:r>
+        <w:rPr>
+          <w:rFonts w:cs="Times New Roman"/>
+          <w:smallCaps/>
+          <w:sz w:val="48"/>
+          <w:szCs w:val="48"/>
+          <w:lang w:val="bs-Latn-BA"/>
+        </w:rPr>
+        <w:t xml:space="preserve"> za treniranje modela dubokog</w:t>
+      </w:r>
+      <w:r>
+        <w:rPr>
+          <w:rFonts w:cs="Times New Roman"/>
+          <w:smallCaps/>
+          <w:sz w:val="48"/>
+          <w:szCs w:val="48"/>
+          <w:lang w:val="bs-Latn-BA"/>
+        </w:rPr>
+        <w:t xml:space="preserve"> </w:t>
+      </w:r>
+      <w:r>
+        <w:rPr>
+          <w:rFonts w:cs="Times New Roman"/>
+          <w:smallCaps/>
+          <w:sz w:val="48"/>
+          <w:szCs w:val="48"/>
+          <w:lang w:val="bs-Latn-BA"/>
+        </w:rPr>
         <w:t>učenja na primjeru detekcije raka pluća</w:t>
       </w:r>
     </w:p>
@@ -256,6 +300,7 @@
           <w:lang w:val="bs-Latn-BA"/>
         </w:rPr>
       </w:pPr>
+      <w:proofErr w:type="spellStart"/>
       <w:r>
         <w:rPr>
           <w:rFonts w:cs="Times New Roman"/>
@@ -263,7 +308,57 @@
           <w:szCs w:val="32"/>
           <w:lang w:val="bs-Latn-BA"/>
         </w:rPr>
-        <w:t>dr.sci. Damir Demirović, vanr.prof.</w:t>
+        <w:t>dr.sci</w:t>
+      </w:r>
+      <w:proofErr w:type="spellEnd"/>
+      <w:r>
+        <w:rPr>
+          <w:rFonts w:cs="Times New Roman"/>
+          <w:sz w:val="32"/>
+          <w:szCs w:val="32"/>
+          <w:lang w:val="bs-Latn-BA"/>
+        </w:rPr>
+        <w:t xml:space="preserve">. Damir </w:t>
+      </w:r>
+      <w:proofErr w:type="spellStart"/>
+      <w:r>
+        <w:rPr>
+          <w:rFonts w:cs="Times New Roman"/>
+          <w:sz w:val="32"/>
+          <w:szCs w:val="32"/>
+          <w:lang w:val="bs-Latn-BA"/>
+        </w:rPr>
+        <w:t>Demirović</w:t>
+      </w:r>
+      <w:proofErr w:type="spellEnd"/>
+      <w:r>
+        <w:rPr>
+          <w:rFonts w:cs="Times New Roman"/>
+          <w:sz w:val="32"/>
+          <w:szCs w:val="32"/>
+          <w:lang w:val="bs-Latn-BA"/>
+        </w:rPr>
+        <w:t xml:space="preserve">, </w:t>
+      </w:r>
+      <w:proofErr w:type="spellStart"/>
+      <w:r>
+        <w:rPr>
+          <w:rFonts w:cs="Times New Roman"/>
+          <w:sz w:val="32"/>
+          <w:szCs w:val="32"/>
+          <w:lang w:val="bs-Latn-BA"/>
+        </w:rPr>
+        <w:t>vanr.prof</w:t>
+      </w:r>
+      <w:proofErr w:type="spellEnd"/>
+      <w:r>
+        <w:rPr>
+          <w:rFonts w:cs="Times New Roman"/>
+          <w:sz w:val="32"/>
+          <w:szCs w:val="32"/>
+          <w:lang w:val="bs-Latn-BA"/>
+        </w:rPr>
+        <w:t>.</w:t>
       </w:r>
     </w:p>
     <w:p>
@@ -956,7 +1051,35 @@
         <w:rPr>
           <w:lang w:val="en-US"/>
         </w:rPr>
-        <w:t>The problem-solving process was implemented identically in both environments using strictly defined parameters. These parameters established rules such as the identical implementation of a convolutional neural network in both environments, the use of the same hyperparameters (loss function, optimizer, learning rate, batch size), the same initial state of the neural network, and multiple training iterations to reduce deviations. The problem was solved using the TorchSharp library for .NET and PyTorch for Python. A convolutional neural network was implemented and trained using publicly available data from the Kaggle platform. Orchestration was realized using .NET Aspire technology by connecting two separate API interfaces, and a web application was created to enable the training, analysis, and comparison of the trained models.</w:t>
+        <w:t xml:space="preserve">The problem-solving process was implemented identically in both environments using strictly defined parameters. These parameters established rules such as the identical implementation of a convolutional neural network in both environments, the use of the same hyperparameters (loss function, optimizer, learning rate, batch size), the same initial state of the neural network, and multiple training iterations to reduce deviations. The problem was solved using the </w:t>
+      </w:r>
+      <w:proofErr w:type="spellStart"/>
+      <w:r>
+        <w:rPr>
+          <w:lang w:val="en-US"/>
+        </w:rPr>
+        <w:t>TorchSharp</w:t>
+      </w:r>
+      <w:proofErr w:type="spellEnd"/>
+      <w:r>
+        <w:rPr>
+          <w:lang w:val="en-US"/>
+        </w:rPr>
+        <w:t xml:space="preserve"> library for .NET and </w:t>
+      </w:r>
+      <w:proofErr w:type="spellStart"/>
+      <w:r>
+        <w:rPr>
+          <w:lang w:val="en-US"/>
+        </w:rPr>
+        <w:t>PyTorch</w:t>
+      </w:r>
+      <w:proofErr w:type="spellEnd"/>
+      <w:r>
+        <w:rPr>
+          <w:lang w:val="en-US"/>
+        </w:rPr>
+        <w:t xml:space="preserve"> for Python. A convolutional neural network was implemented and trained using publicly available data from the Kaggle platform. Orchestration was realized using .NET Aspire technology by connecting two separate API interfaces, and a web application was created to enable the training, analysis, and comparison of the trained models.</w:t>
       </w:r>
     </w:p>
     <w:p>
@@ -1029,8 +1152,45 @@
           <w:sz w:val="24"/>
           <w:szCs w:val="22"/>
         </w:rPr>
-        <w:t>deep learning, neural networks, .NET, TorchSharp, PyTorch</w:t>
-      </w:r>
+        <w:t xml:space="preserve">deep learning, neural networks, .NET, </w:t>
+      </w:r>
+      <w:proofErr w:type="spellStart"/>
+      <w:r>
+        <w:rPr>
+          <w:rFonts w:eastAsiaTheme="minorHAnsi" w:cstheme="minorBidi"/>
+          <w:b w:val="0"/>
+          <w:bCs w:val="0"/>
+          <w:i/>
+          <w:sz w:val="24"/>
+          <w:szCs w:val="22"/>
+        </w:rPr>
+        <w:t>TorchSharp</w:t>
+      </w:r>
+      <w:proofErr w:type="spellEnd"/>
+      <w:r>
+        <w:rPr>
+          <w:rFonts w:eastAsiaTheme="minorHAnsi" w:cstheme="minorBidi"/>
+          <w:b w:val="0"/>
+          <w:bCs w:val="0"/>
+          <w:i/>
+          <w:sz w:val="24"/>
+          <w:szCs w:val="22"/>
+        </w:rPr>
+        <w:t xml:space="preserve">, </w:t>
+      </w:r>
+      <w:proofErr w:type="spellStart"/>
+      <w:r>
+        <w:rPr>
+          <w:rFonts w:eastAsiaTheme="minorHAnsi" w:cstheme="minorBidi"/>
+          <w:b w:val="0"/>
+          <w:bCs w:val="0"/>
+          <w:i/>
+          <w:sz w:val="24"/>
+          <w:szCs w:val="22"/>
+        </w:rPr>
+        <w:t>PyTorch</w:t>
+      </w:r>
+      <w:proofErr w:type="spellEnd"/>
     </w:p>
     <w:p>
       <w:pPr>
@@ -4602,11 +4762,13 @@
         <w:pStyle w:val="Heading1"/>
       </w:pPr>
       <w:bookmarkStart w:id="1" w:name="_Toc236486932"/>
+      <w:proofErr w:type="spellStart"/>
       <w:r>
         <w:lastRenderedPageBreak/>
         <w:t>Uvod</w:t>
       </w:r>
       <w:bookmarkEnd w:id="1"/>
+      <w:proofErr w:type="spellEnd"/>
     </w:p>
     <w:p>
       <w:pPr>
@@ -4828,7 +4990,35 @@
         <w:rPr>
           <w:lang w:val="en-US"/>
         </w:rPr>
-        <w:t xml:space="preserve">), odziva (eng. </w:t>
+        <w:t xml:space="preserve">), </w:t>
+      </w:r>
+      <w:proofErr w:type="spellStart"/>
+      <w:r>
+        <w:rPr>
+          <w:lang w:val="en-US"/>
+        </w:rPr>
+        <w:t>odziva</w:t>
+      </w:r>
+      <w:proofErr w:type="spellEnd"/>
+      <w:r>
+        <w:rPr>
+          <w:lang w:val="en-US"/>
+        </w:rPr>
+        <w:t xml:space="preserve"> (</w:t>
+      </w:r>
+      <w:proofErr w:type="spellStart"/>
+      <w:r>
+        <w:rPr>
+          <w:lang w:val="en-US"/>
+        </w:rPr>
+        <w:t>eng.</w:t>
+      </w:r>
+      <w:proofErr w:type="spellEnd"/>
+      <w:r>
+        <w:rPr>
+          <w:lang w:val="en-US"/>
+        </w:rPr>
+        <w:t xml:space="preserve"> </w:t>
       </w:r>
       <w:r>
         <w:rPr>
@@ -4842,7 +5032,21 @@
         <w:rPr>
           <w:lang w:val="en-US"/>
         </w:rPr>
-        <w:t xml:space="preserve">), F1-mjere (eng. </w:t>
+        <w:t>), F1-mjere (</w:t>
+      </w:r>
+      <w:proofErr w:type="spellStart"/>
+      <w:r>
+        <w:rPr>
+          <w:lang w:val="en-US"/>
+        </w:rPr>
+        <w:t>eng.</w:t>
+      </w:r>
+      <w:proofErr w:type="spellEnd"/>
+      <w:r>
+        <w:rPr>
+          <w:lang w:val="en-US"/>
+        </w:rPr>
+        <w:t xml:space="preserve"> </w:t>
       </w:r>
       <w:r>
         <w:rPr>
@@ -4856,20 +5060,840 @@
         <w:rPr>
           <w:lang w:val="en-US"/>
         </w:rPr>
-        <w:t>), kao i ukupnog vremena treniranja. Posebna pažnja bit će posvećena poređenju efikasnosti razvoja, potrošnje resursa, mogućnosti integracije i podrške za mašinsko učenje u oba okruženja.</w:t>
-      </w:r>
-    </w:p>
-    <w:p>
-      <w:pPr>
-        <w:rPr>
-          <w:lang w:val="en-US"/>
-        </w:rPr>
-      </w:pPr>
-      <w:r>
-        <w:rPr>
-          <w:lang w:val="en-US"/>
-        </w:rPr>
-        <w:t>Praktični rezultat rada je razvoj softverskog rješenja – distribuirane web aplikacije zasnovane na Blazor tehnologiji i .NET Aspire orkestraciji. Ova platforma omogućava pokretanje procesa treniranja, praćenje toka obuke modela, vizualizaciju rezultata i poređenje performansi između PyTorch i TorchSharp implementacija kroz jedinstven korisnički interfejs.</w:t>
+        <w:t xml:space="preserve">), </w:t>
+      </w:r>
+      <w:proofErr w:type="spellStart"/>
+      <w:r>
+        <w:rPr>
+          <w:lang w:val="en-US"/>
+        </w:rPr>
+        <w:t>kao</w:t>
+      </w:r>
+      <w:proofErr w:type="spellEnd"/>
+      <w:r>
+        <w:rPr>
+          <w:lang w:val="en-US"/>
+        </w:rPr>
+        <w:t xml:space="preserve"> </w:t>
+      </w:r>
+      <w:proofErr w:type="spellStart"/>
+      <w:r>
+        <w:rPr>
+          <w:lang w:val="en-US"/>
+        </w:rPr>
+        <w:t>i</w:t>
+      </w:r>
+      <w:proofErr w:type="spellEnd"/>
+      <w:r>
+        <w:rPr>
+          <w:lang w:val="en-US"/>
+        </w:rPr>
+        <w:t xml:space="preserve"> </w:t>
+      </w:r>
+      <w:proofErr w:type="spellStart"/>
+      <w:r>
+        <w:rPr>
+          <w:lang w:val="en-US"/>
+        </w:rPr>
+        <w:t>ukupnog</w:t>
+      </w:r>
+      <w:proofErr w:type="spellEnd"/>
+      <w:r>
+        <w:rPr>
+          <w:lang w:val="en-US"/>
+        </w:rPr>
+        <w:t xml:space="preserve"> </w:t>
+      </w:r>
+      <w:proofErr w:type="spellStart"/>
+      <w:r>
+        <w:rPr>
+          <w:lang w:val="en-US"/>
+        </w:rPr>
+        <w:t>vremena</w:t>
+      </w:r>
+      <w:proofErr w:type="spellEnd"/>
+      <w:r>
+        <w:rPr>
+          <w:lang w:val="en-US"/>
+        </w:rPr>
+        <w:t xml:space="preserve"> </w:t>
+      </w:r>
+      <w:proofErr w:type="spellStart"/>
+      <w:r>
+        <w:rPr>
+          <w:lang w:val="en-US"/>
+        </w:rPr>
+        <w:t>treniranja</w:t>
+      </w:r>
+      <w:proofErr w:type="spellEnd"/>
+      <w:r>
+        <w:rPr>
+          <w:lang w:val="en-US"/>
+        </w:rPr>
+        <w:t xml:space="preserve">. </w:t>
+      </w:r>
+      <w:proofErr w:type="spellStart"/>
+      <w:r>
+        <w:rPr>
+          <w:lang w:val="en-US"/>
+        </w:rPr>
+        <w:t>Posebna</w:t>
+      </w:r>
+      <w:proofErr w:type="spellEnd"/>
+      <w:r>
+        <w:rPr>
+          <w:lang w:val="en-US"/>
+        </w:rPr>
+        <w:t xml:space="preserve"> </w:t>
+      </w:r>
+      <w:proofErr w:type="spellStart"/>
+      <w:r>
+        <w:rPr>
+          <w:lang w:val="en-US"/>
+        </w:rPr>
+        <w:t>pažnja</w:t>
+      </w:r>
+      <w:proofErr w:type="spellEnd"/>
+      <w:r>
+        <w:rPr>
+          <w:lang w:val="en-US"/>
+        </w:rPr>
+        <w:t xml:space="preserve"> bit </w:t>
+      </w:r>
+      <w:proofErr w:type="spellStart"/>
+      <w:r>
+        <w:rPr>
+          <w:lang w:val="en-US"/>
+        </w:rPr>
+        <w:t>će</w:t>
+      </w:r>
+      <w:proofErr w:type="spellEnd"/>
+      <w:r>
+        <w:rPr>
+          <w:lang w:val="en-US"/>
+        </w:rPr>
+        <w:t xml:space="preserve"> </w:t>
+      </w:r>
+      <w:proofErr w:type="spellStart"/>
+      <w:r>
+        <w:rPr>
+          <w:lang w:val="en-US"/>
+        </w:rPr>
+        <w:t>posvećena</w:t>
+      </w:r>
+      <w:proofErr w:type="spellEnd"/>
+      <w:r>
+        <w:rPr>
+          <w:lang w:val="en-US"/>
+        </w:rPr>
+        <w:t xml:space="preserve"> </w:t>
+      </w:r>
+      <w:proofErr w:type="spellStart"/>
+      <w:r>
+        <w:rPr>
+          <w:lang w:val="en-US"/>
+        </w:rPr>
+        <w:t>poređenju</w:t>
+      </w:r>
+      <w:proofErr w:type="spellEnd"/>
+      <w:r>
+        <w:rPr>
+          <w:lang w:val="en-US"/>
+        </w:rPr>
+        <w:t xml:space="preserve"> </w:t>
+      </w:r>
+      <w:proofErr w:type="spellStart"/>
+      <w:r>
+        <w:rPr>
+          <w:lang w:val="en-US"/>
+        </w:rPr>
+        <w:t>efikasnosti</w:t>
+      </w:r>
+      <w:proofErr w:type="spellEnd"/>
+      <w:r>
+        <w:rPr>
+          <w:lang w:val="en-US"/>
+        </w:rPr>
+        <w:t xml:space="preserve"> </w:t>
+      </w:r>
+      <w:proofErr w:type="spellStart"/>
+      <w:r>
+        <w:rPr>
+          <w:lang w:val="en-US"/>
+        </w:rPr>
+        <w:t>razvoja</w:t>
+      </w:r>
+      <w:proofErr w:type="spellEnd"/>
+      <w:r>
+        <w:rPr>
+          <w:lang w:val="en-US"/>
+        </w:rPr>
+        <w:t xml:space="preserve">, </w:t>
+      </w:r>
+      <w:proofErr w:type="spellStart"/>
+      <w:r>
+        <w:rPr>
+          <w:lang w:val="en-US"/>
+        </w:rPr>
+        <w:t>potrošnje</w:t>
+      </w:r>
+      <w:proofErr w:type="spellEnd"/>
+      <w:r>
+        <w:rPr>
+          <w:lang w:val="en-US"/>
+        </w:rPr>
+        <w:t xml:space="preserve"> </w:t>
+      </w:r>
+      <w:proofErr w:type="spellStart"/>
+      <w:r>
+        <w:rPr>
+          <w:lang w:val="en-US"/>
+        </w:rPr>
+        <w:t>resursa</w:t>
+      </w:r>
+      <w:proofErr w:type="spellEnd"/>
+      <w:r>
+        <w:rPr>
+          <w:lang w:val="en-US"/>
+        </w:rPr>
+        <w:t xml:space="preserve">, </w:t>
+      </w:r>
+      <w:proofErr w:type="spellStart"/>
+      <w:r>
+        <w:rPr>
+          <w:lang w:val="en-US"/>
+        </w:rPr>
+        <w:t>mogućnosti</w:t>
+      </w:r>
+      <w:proofErr w:type="spellEnd"/>
+      <w:r>
+        <w:rPr>
+          <w:lang w:val="en-US"/>
+        </w:rPr>
+        <w:t xml:space="preserve"> </w:t>
+      </w:r>
+      <w:proofErr w:type="spellStart"/>
+      <w:r>
+        <w:rPr>
+          <w:lang w:val="en-US"/>
+        </w:rPr>
+        <w:t>integracije</w:t>
+      </w:r>
+      <w:proofErr w:type="spellEnd"/>
+      <w:r>
+        <w:rPr>
+          <w:lang w:val="en-US"/>
+        </w:rPr>
+        <w:t xml:space="preserve"> </w:t>
+      </w:r>
+      <w:proofErr w:type="spellStart"/>
+      <w:r>
+        <w:rPr>
+          <w:lang w:val="en-US"/>
+        </w:rPr>
+        <w:t>i</w:t>
+      </w:r>
+      <w:proofErr w:type="spellEnd"/>
+      <w:r>
+        <w:rPr>
+          <w:lang w:val="en-US"/>
+        </w:rPr>
+        <w:t xml:space="preserve"> </w:t>
+      </w:r>
+      <w:proofErr w:type="spellStart"/>
+      <w:r>
+        <w:rPr>
+          <w:lang w:val="en-US"/>
+        </w:rPr>
+        <w:t>podrške</w:t>
+      </w:r>
+      <w:proofErr w:type="spellEnd"/>
+      <w:r>
+        <w:rPr>
+          <w:lang w:val="en-US"/>
+        </w:rPr>
+        <w:t xml:space="preserve"> za </w:t>
+      </w:r>
+      <w:proofErr w:type="spellStart"/>
+      <w:r>
+        <w:rPr>
+          <w:lang w:val="en-US"/>
+        </w:rPr>
+        <w:t>mašinsko</w:t>
+      </w:r>
+      <w:proofErr w:type="spellEnd"/>
+      <w:r>
+        <w:rPr>
+          <w:lang w:val="en-US"/>
+        </w:rPr>
+        <w:t xml:space="preserve"> </w:t>
+      </w:r>
+      <w:proofErr w:type="spellStart"/>
+      <w:r>
+        <w:rPr>
+          <w:lang w:val="en-US"/>
+        </w:rPr>
+        <w:t>učenje</w:t>
+      </w:r>
+      <w:proofErr w:type="spellEnd"/>
+      <w:r>
+        <w:rPr>
+          <w:lang w:val="en-US"/>
+        </w:rPr>
+        <w:t xml:space="preserve"> u </w:t>
+      </w:r>
+      <w:proofErr w:type="spellStart"/>
+      <w:r>
+        <w:rPr>
+          <w:lang w:val="en-US"/>
+        </w:rPr>
+        <w:t>oba</w:t>
+      </w:r>
+      <w:proofErr w:type="spellEnd"/>
+      <w:r>
+        <w:rPr>
+          <w:lang w:val="en-US"/>
+        </w:rPr>
+        <w:t xml:space="preserve"> </w:t>
+      </w:r>
+      <w:proofErr w:type="spellStart"/>
+      <w:r>
+        <w:rPr>
+          <w:lang w:val="en-US"/>
+        </w:rPr>
+        <w:t>okruženja</w:t>
+      </w:r>
+      <w:proofErr w:type="spellEnd"/>
+      <w:r>
+        <w:rPr>
+          <w:lang w:val="en-US"/>
+        </w:rPr>
+        <w:t>.</w:t>
+      </w:r>
+    </w:p>
+    <w:p>
+      <w:pPr>
+        <w:rPr>
+          <w:lang w:val="en-US"/>
+        </w:rPr>
+      </w:pPr>
+      <w:proofErr w:type="spellStart"/>
+      <w:r>
+        <w:rPr>
+          <w:lang w:val="en-US"/>
+        </w:rPr>
+        <w:t>Praktični</w:t>
+      </w:r>
+      <w:proofErr w:type="spellEnd"/>
+      <w:r>
+        <w:rPr>
+          <w:lang w:val="en-US"/>
+        </w:rPr>
+        <w:t xml:space="preserve"> </w:t>
+      </w:r>
+      <w:proofErr w:type="spellStart"/>
+      <w:r>
+        <w:rPr>
+          <w:lang w:val="en-US"/>
+        </w:rPr>
+        <w:t>rezultat</w:t>
+      </w:r>
+      <w:proofErr w:type="spellEnd"/>
+      <w:r>
+        <w:rPr>
+          <w:lang w:val="en-US"/>
+        </w:rPr>
+        <w:t xml:space="preserve"> </w:t>
+      </w:r>
+      <w:proofErr w:type="spellStart"/>
+      <w:r>
+        <w:rPr>
+          <w:lang w:val="en-US"/>
+        </w:rPr>
+        <w:t>rada</w:t>
+      </w:r>
+      <w:proofErr w:type="spellEnd"/>
+      <w:r>
+        <w:rPr>
+          <w:lang w:val="en-US"/>
+        </w:rPr>
+        <w:t xml:space="preserve"> je </w:t>
+      </w:r>
+      <w:proofErr w:type="spellStart"/>
+      <w:r>
+        <w:rPr>
+          <w:lang w:val="en-US"/>
+        </w:rPr>
+        <w:t>razvoj</w:t>
+      </w:r>
+      <w:proofErr w:type="spellEnd"/>
+      <w:r>
+        <w:rPr>
+          <w:lang w:val="en-US"/>
+        </w:rPr>
+        <w:t xml:space="preserve"> </w:t>
+      </w:r>
+      <w:proofErr w:type="spellStart"/>
+      <w:r>
+        <w:rPr>
+          <w:lang w:val="en-US"/>
+        </w:rPr>
+        <w:t>softverskog</w:t>
+      </w:r>
+      <w:proofErr w:type="spellEnd"/>
+      <w:r>
+        <w:rPr>
+          <w:lang w:val="en-US"/>
+        </w:rPr>
+        <w:t xml:space="preserve"> </w:t>
+      </w:r>
+      <w:proofErr w:type="spellStart"/>
+      <w:r>
+        <w:rPr>
+          <w:lang w:val="en-US"/>
+        </w:rPr>
+        <w:t>rješenja</w:t>
+      </w:r>
+      <w:proofErr w:type="spellEnd"/>
+      <w:r>
+        <w:rPr>
+          <w:lang w:val="en-US"/>
+        </w:rPr>
+        <w:t xml:space="preserve"> – </w:t>
+      </w:r>
+      <w:proofErr w:type="spellStart"/>
+      <w:r>
+        <w:rPr>
+          <w:lang w:val="en-US"/>
+        </w:rPr>
+        <w:t>distribuirane</w:t>
+      </w:r>
+      <w:proofErr w:type="spellEnd"/>
+      <w:r>
+        <w:rPr>
+          <w:lang w:val="en-US"/>
+        </w:rPr>
+        <w:t xml:space="preserve"> web </w:t>
+      </w:r>
+      <w:proofErr w:type="spellStart"/>
+      <w:r>
+        <w:rPr>
+          <w:lang w:val="en-US"/>
+        </w:rPr>
+        <w:t>aplikacije</w:t>
+      </w:r>
+      <w:proofErr w:type="spellEnd"/>
+      <w:r>
+        <w:rPr>
+          <w:lang w:val="en-US"/>
+        </w:rPr>
+        <w:t xml:space="preserve"> </w:t>
+      </w:r>
+      <w:proofErr w:type="spellStart"/>
+      <w:r>
+        <w:rPr>
+          <w:lang w:val="en-US"/>
+        </w:rPr>
+        <w:t>zasnovane</w:t>
+      </w:r>
+      <w:proofErr w:type="spellEnd"/>
+      <w:r>
+        <w:rPr>
+          <w:lang w:val="en-US"/>
+        </w:rPr>
+        <w:t xml:space="preserve"> </w:t>
+      </w:r>
+      <w:proofErr w:type="spellStart"/>
+      <w:r>
+        <w:rPr>
+          <w:lang w:val="en-US"/>
+        </w:rPr>
+        <w:t>na</w:t>
+      </w:r>
+      <w:proofErr w:type="spellEnd"/>
+      <w:r>
+        <w:rPr>
+          <w:lang w:val="en-US"/>
+        </w:rPr>
+        <w:t xml:space="preserve"> </w:t>
+      </w:r>
+      <w:proofErr w:type="spellStart"/>
+      <w:r>
+        <w:rPr>
+          <w:lang w:val="en-US"/>
+        </w:rPr>
+        <w:t>Blazor</w:t>
+      </w:r>
+      <w:proofErr w:type="spellEnd"/>
+      <w:r>
+        <w:rPr>
+          <w:lang w:val="en-US"/>
+        </w:rPr>
+        <w:t xml:space="preserve"> </w:t>
+      </w:r>
+      <w:proofErr w:type="spellStart"/>
+      <w:r>
+        <w:rPr>
+          <w:lang w:val="en-US"/>
+        </w:rPr>
+        <w:t>tehnologiji</w:t>
+      </w:r>
+      <w:proofErr w:type="spellEnd"/>
+      <w:r>
+        <w:rPr>
+          <w:lang w:val="en-US"/>
+        </w:rPr>
+        <w:t xml:space="preserve"> </w:t>
+      </w:r>
+      <w:proofErr w:type="spellStart"/>
+      <w:r>
+        <w:rPr>
+          <w:lang w:val="en-US"/>
+        </w:rPr>
+        <w:t>i</w:t>
+      </w:r>
+      <w:proofErr w:type="spellEnd"/>
+      <w:r>
+        <w:rPr>
+          <w:lang w:val="en-US"/>
+        </w:rPr>
+        <w:t xml:space="preserve"> .NET Aspire </w:t>
+      </w:r>
+      <w:proofErr w:type="spellStart"/>
+      <w:r>
+        <w:rPr>
+          <w:lang w:val="en-US"/>
+        </w:rPr>
+        <w:t>orkestraciji</w:t>
+      </w:r>
+      <w:proofErr w:type="spellEnd"/>
+      <w:r>
+        <w:rPr>
+          <w:lang w:val="en-US"/>
+        </w:rPr>
+        <w:t xml:space="preserve">. Ova </w:t>
+      </w:r>
+      <w:proofErr w:type="spellStart"/>
+      <w:r>
+        <w:rPr>
+          <w:lang w:val="en-US"/>
+        </w:rPr>
+        <w:t>platforma</w:t>
+      </w:r>
+      <w:proofErr w:type="spellEnd"/>
+      <w:r>
+        <w:rPr>
+          <w:lang w:val="en-US"/>
+        </w:rPr>
+        <w:t xml:space="preserve"> </w:t>
+      </w:r>
+      <w:proofErr w:type="spellStart"/>
+      <w:r>
+        <w:rPr>
+          <w:lang w:val="en-US"/>
+        </w:rPr>
+        <w:t>omogućava</w:t>
+      </w:r>
+      <w:proofErr w:type="spellEnd"/>
+      <w:r>
+        <w:rPr>
+          <w:lang w:val="en-US"/>
+        </w:rPr>
+        <w:t xml:space="preserve"> </w:t>
+      </w:r>
+      <w:proofErr w:type="spellStart"/>
+      <w:r>
+        <w:rPr>
+          <w:lang w:val="en-US"/>
+        </w:rPr>
+        <w:t>pokretanje</w:t>
+      </w:r>
+      <w:proofErr w:type="spellEnd"/>
+      <w:r>
+        <w:rPr>
+          <w:lang w:val="en-US"/>
+        </w:rPr>
+        <w:t xml:space="preserve"> </w:t>
+      </w:r>
+      <w:proofErr w:type="spellStart"/>
+      <w:r>
+        <w:rPr>
+          <w:lang w:val="en-US"/>
+        </w:rPr>
+        <w:t>procesa</w:t>
+      </w:r>
+      <w:proofErr w:type="spellEnd"/>
+      <w:r>
+        <w:rPr>
+          <w:lang w:val="en-US"/>
+        </w:rPr>
+        <w:t xml:space="preserve"> </w:t>
+      </w:r>
+      <w:proofErr w:type="spellStart"/>
+      <w:r>
+        <w:rPr>
+          <w:lang w:val="en-US"/>
+        </w:rPr>
+        <w:t>treniranja</w:t>
+      </w:r>
+      <w:proofErr w:type="spellEnd"/>
+      <w:r>
+        <w:rPr>
+          <w:lang w:val="en-US"/>
+        </w:rPr>
+        <w:t xml:space="preserve">, </w:t>
+      </w:r>
+      <w:proofErr w:type="spellStart"/>
+      <w:r>
+        <w:rPr>
+          <w:lang w:val="en-US"/>
+        </w:rPr>
+        <w:t>praćenje</w:t>
+      </w:r>
+      <w:proofErr w:type="spellEnd"/>
+      <w:r>
+        <w:rPr>
+          <w:lang w:val="en-US"/>
+        </w:rPr>
+        <w:t xml:space="preserve"> </w:t>
+      </w:r>
+      <w:proofErr w:type="spellStart"/>
+      <w:r>
+        <w:rPr>
+          <w:lang w:val="en-US"/>
+        </w:rPr>
+        <w:t>toka</w:t>
+      </w:r>
+      <w:proofErr w:type="spellEnd"/>
+      <w:r>
+        <w:rPr>
+          <w:lang w:val="en-US"/>
+        </w:rPr>
+        <w:t xml:space="preserve"> </w:t>
+      </w:r>
+      <w:proofErr w:type="spellStart"/>
+      <w:r>
+        <w:rPr>
+          <w:lang w:val="en-US"/>
+        </w:rPr>
+        <w:t>obuke</w:t>
+      </w:r>
+      <w:proofErr w:type="spellEnd"/>
+      <w:r>
+        <w:rPr>
+          <w:lang w:val="en-US"/>
+        </w:rPr>
+        <w:t xml:space="preserve"> </w:t>
+      </w:r>
+      <w:proofErr w:type="spellStart"/>
+      <w:r>
+        <w:rPr>
+          <w:lang w:val="en-US"/>
+        </w:rPr>
+        <w:t>modela</w:t>
+      </w:r>
+      <w:proofErr w:type="spellEnd"/>
+      <w:r>
+        <w:rPr>
+          <w:lang w:val="en-US"/>
+        </w:rPr>
+        <w:t xml:space="preserve">, </w:t>
+      </w:r>
+      <w:proofErr w:type="spellStart"/>
+      <w:r>
+        <w:rPr>
+          <w:lang w:val="en-US"/>
+        </w:rPr>
+        <w:t>vizualizaciju</w:t>
+      </w:r>
+      <w:proofErr w:type="spellEnd"/>
+      <w:r>
+        <w:rPr>
+          <w:lang w:val="en-US"/>
+        </w:rPr>
+        <w:t xml:space="preserve"> </w:t>
+      </w:r>
+      <w:proofErr w:type="spellStart"/>
+      <w:r>
+        <w:rPr>
+          <w:lang w:val="en-US"/>
+        </w:rPr>
+        <w:t>rezultata</w:t>
+      </w:r>
+      <w:proofErr w:type="spellEnd"/>
+      <w:r>
+        <w:rPr>
+          <w:lang w:val="en-US"/>
+        </w:rPr>
+        <w:t xml:space="preserve"> </w:t>
+      </w:r>
+      <w:proofErr w:type="spellStart"/>
+      <w:r>
+        <w:rPr>
+          <w:lang w:val="en-US"/>
+        </w:rPr>
+        <w:t>i</w:t>
+      </w:r>
+      <w:proofErr w:type="spellEnd"/>
+      <w:r>
+        <w:rPr>
+          <w:lang w:val="en-US"/>
+        </w:rPr>
+        <w:t xml:space="preserve"> </w:t>
+      </w:r>
+      <w:proofErr w:type="spellStart"/>
+      <w:r>
+        <w:rPr>
+          <w:lang w:val="en-US"/>
+        </w:rPr>
+        <w:t>poređenje</w:t>
+      </w:r>
+      <w:proofErr w:type="spellEnd"/>
+      <w:r>
+        <w:rPr>
+          <w:lang w:val="en-US"/>
+        </w:rPr>
+        <w:t xml:space="preserve"> </w:t>
+      </w:r>
+      <w:proofErr w:type="spellStart"/>
+      <w:r>
+        <w:rPr>
+          <w:lang w:val="en-US"/>
+        </w:rPr>
+        <w:t>performansi</w:t>
+      </w:r>
+      <w:proofErr w:type="spellEnd"/>
+      <w:r>
+        <w:rPr>
+          <w:lang w:val="en-US"/>
+        </w:rPr>
+        <w:t xml:space="preserve"> </w:t>
+      </w:r>
+      <w:proofErr w:type="spellStart"/>
+      <w:r>
+        <w:rPr>
+          <w:lang w:val="en-US"/>
+        </w:rPr>
+        <w:t>između</w:t>
+      </w:r>
+      <w:proofErr w:type="spellEnd"/>
+      <w:r>
+        <w:rPr>
+          <w:lang w:val="en-US"/>
+        </w:rPr>
+        <w:t xml:space="preserve"> </w:t>
+      </w:r>
+      <w:proofErr w:type="spellStart"/>
+      <w:r>
+        <w:rPr>
+          <w:lang w:val="en-US"/>
+        </w:rPr>
+        <w:t>PyTorch</w:t>
+      </w:r>
+      <w:proofErr w:type="spellEnd"/>
+      <w:r>
+        <w:rPr>
+          <w:lang w:val="en-US"/>
+        </w:rPr>
+        <w:t xml:space="preserve"> </w:t>
+      </w:r>
+      <w:proofErr w:type="spellStart"/>
+      <w:r>
+        <w:rPr>
+          <w:lang w:val="en-US"/>
+        </w:rPr>
+        <w:t>i</w:t>
+      </w:r>
+      <w:proofErr w:type="spellEnd"/>
+      <w:r>
+        <w:rPr>
+          <w:lang w:val="en-US"/>
+        </w:rPr>
+        <w:t xml:space="preserve"> </w:t>
+      </w:r>
+      <w:proofErr w:type="spellStart"/>
+      <w:r>
+        <w:rPr>
+          <w:lang w:val="en-US"/>
+        </w:rPr>
+        <w:t>TorchSharp</w:t>
+      </w:r>
+      <w:proofErr w:type="spellEnd"/>
+      <w:r>
+        <w:rPr>
+          <w:lang w:val="en-US"/>
+        </w:rPr>
+        <w:t xml:space="preserve"> </w:t>
+      </w:r>
+      <w:proofErr w:type="spellStart"/>
+      <w:r>
+        <w:rPr>
+          <w:lang w:val="en-US"/>
+        </w:rPr>
+        <w:t>implementacija</w:t>
+      </w:r>
+      <w:proofErr w:type="spellEnd"/>
+      <w:r>
+        <w:rPr>
+          <w:lang w:val="en-US"/>
+        </w:rPr>
+        <w:t xml:space="preserve"> </w:t>
+      </w:r>
+      <w:proofErr w:type="spellStart"/>
+      <w:r>
+        <w:rPr>
+          <w:lang w:val="en-US"/>
+        </w:rPr>
+        <w:t>kroz</w:t>
+      </w:r>
+      <w:proofErr w:type="spellEnd"/>
+      <w:r>
+        <w:rPr>
+          <w:lang w:val="en-US"/>
+        </w:rPr>
+        <w:t xml:space="preserve"> </w:t>
+      </w:r>
+      <w:proofErr w:type="spellStart"/>
+      <w:r>
+        <w:rPr>
+          <w:lang w:val="en-US"/>
+        </w:rPr>
+        <w:t>jedinstven</w:t>
+      </w:r>
+      <w:proofErr w:type="spellEnd"/>
+      <w:r>
+        <w:rPr>
+          <w:lang w:val="en-US"/>
+        </w:rPr>
+        <w:t xml:space="preserve"> </w:t>
+      </w:r>
+      <w:proofErr w:type="spellStart"/>
+      <w:r>
+        <w:rPr>
+          <w:lang w:val="en-US"/>
+        </w:rPr>
+        <w:t>korisnički</w:t>
+      </w:r>
+      <w:proofErr w:type="spellEnd"/>
+      <w:r>
+        <w:rPr>
+          <w:lang w:val="en-US"/>
+        </w:rPr>
+        <w:t xml:space="preserve"> </w:t>
+      </w:r>
+      <w:proofErr w:type="spellStart"/>
+      <w:r>
+        <w:rPr>
+          <w:lang w:val="en-US"/>
+        </w:rPr>
+        <w:t>interfejs</w:t>
+      </w:r>
+      <w:proofErr w:type="spellEnd"/>
+      <w:r>
+        <w:rPr>
+          <w:lang w:val="en-US"/>
+        </w:rPr>
+        <w:t>.</w:t>
       </w:r>
     </w:p>
     <w:p>
@@ -4901,11 +5925,21 @@
         <w:pStyle w:val="Heading1"/>
       </w:pPr>
       <w:bookmarkStart w:id="3" w:name="_Toc236486934"/>
+      <w:proofErr w:type="spellStart"/>
       <w:r>
         <w:lastRenderedPageBreak/>
-        <w:t>Teorijska osnova</w:t>
+        <w:t>Teorijska</w:t>
+      </w:r>
+      <w:proofErr w:type="spellEnd"/>
+      <w:r>
+        <w:t xml:space="preserve"> </w:t>
+      </w:r>
+      <w:proofErr w:type="spellStart"/>
+      <w:r>
+        <w:t>osnova</w:t>
       </w:r>
       <w:bookmarkEnd w:id="3"/>
+      <w:proofErr w:type="spellEnd"/>
     </w:p>
     <w:p>
       <w:pPr>
@@ -7416,11 +8450,607 @@
       <w:r>
         <w:t xml:space="preserve">Međutim, isključivo oslanjanje na odziv maligne klase može dovesti do nerealne procjene, jer bi model mogao postići maksimalan odziv jednostavnim klasifikovanjem svih snimaka kao malignih. </w:t>
       </w:r>
-      <w:r>
-        <w:rPr>
-          <w:lang w:val="en-US"/>
-        </w:rPr>
-        <w:t>Zbog toga se uvode makro odziv i makro F1-mjera. Makro odziv osigurava da model zadrži visoku osjetljivost i pri detekciji benignih promjena i zdravog tkiva, dok makro F1-mjera služi kao konačni pokazatelj stabilnosti sistema, potvrđujući da visoke performanse na malignoj klasi nisu postignute na štetu opšteg balansa i preciznosti u troklasnom okruženju.</w:t>
+      <w:proofErr w:type="spellStart"/>
+      <w:r>
+        <w:rPr>
+          <w:lang w:val="en-US"/>
+        </w:rPr>
+        <w:t>Zbog</w:t>
+      </w:r>
+      <w:proofErr w:type="spellEnd"/>
+      <w:r>
+        <w:rPr>
+          <w:lang w:val="en-US"/>
+        </w:rPr>
+        <w:t xml:space="preserve"> toga se </w:t>
+      </w:r>
+      <w:proofErr w:type="spellStart"/>
+      <w:r>
+        <w:rPr>
+          <w:lang w:val="en-US"/>
+        </w:rPr>
+        <w:t>uvode</w:t>
+      </w:r>
+      <w:proofErr w:type="spellEnd"/>
+      <w:r>
+        <w:rPr>
+          <w:lang w:val="en-US"/>
+        </w:rPr>
+        <w:t xml:space="preserve"> </w:t>
+      </w:r>
+      <w:proofErr w:type="spellStart"/>
+      <w:r>
+        <w:rPr>
+          <w:lang w:val="en-US"/>
+        </w:rPr>
+        <w:t>makro</w:t>
+      </w:r>
+      <w:proofErr w:type="spellEnd"/>
+      <w:r>
+        <w:rPr>
+          <w:lang w:val="en-US"/>
+        </w:rPr>
+        <w:t xml:space="preserve"> </w:t>
+      </w:r>
+      <w:proofErr w:type="spellStart"/>
+      <w:r>
+        <w:rPr>
+          <w:lang w:val="en-US"/>
+        </w:rPr>
+        <w:t>odziv</w:t>
+      </w:r>
+      <w:proofErr w:type="spellEnd"/>
+      <w:r>
+        <w:rPr>
+          <w:lang w:val="en-US"/>
+        </w:rPr>
+        <w:t xml:space="preserve"> </w:t>
+      </w:r>
+      <w:proofErr w:type="spellStart"/>
+      <w:r>
+        <w:rPr>
+          <w:lang w:val="en-US"/>
+        </w:rPr>
+        <w:t>i</w:t>
+      </w:r>
+      <w:proofErr w:type="spellEnd"/>
+      <w:r>
+        <w:rPr>
+          <w:lang w:val="en-US"/>
+        </w:rPr>
+        <w:t xml:space="preserve"> </w:t>
+      </w:r>
+      <w:proofErr w:type="spellStart"/>
+      <w:r>
+        <w:rPr>
+          <w:lang w:val="en-US"/>
+        </w:rPr>
+        <w:t>makro</w:t>
+      </w:r>
+      <w:proofErr w:type="spellEnd"/>
+      <w:r>
+        <w:rPr>
+          <w:lang w:val="en-US"/>
+        </w:rPr>
+        <w:t xml:space="preserve"> F1-mjera. Makro </w:t>
+      </w:r>
+      <w:proofErr w:type="spellStart"/>
+      <w:r>
+        <w:rPr>
+          <w:lang w:val="en-US"/>
+        </w:rPr>
+        <w:t>odziv</w:t>
+      </w:r>
+      <w:proofErr w:type="spellEnd"/>
+      <w:r>
+        <w:rPr>
+          <w:lang w:val="en-US"/>
+        </w:rPr>
+        <w:t xml:space="preserve"> </w:t>
+      </w:r>
+      <w:proofErr w:type="spellStart"/>
+      <w:r>
+        <w:rPr>
+          <w:lang w:val="en-US"/>
+        </w:rPr>
+        <w:t>osigurava</w:t>
+      </w:r>
+      <w:proofErr w:type="spellEnd"/>
+      <w:r>
+        <w:rPr>
+          <w:lang w:val="en-US"/>
+        </w:rPr>
+        <w:t xml:space="preserve"> da model </w:t>
+      </w:r>
+      <w:proofErr w:type="spellStart"/>
+      <w:r>
+        <w:rPr>
+          <w:lang w:val="en-US"/>
+        </w:rPr>
+        <w:t>zadrži</w:t>
+      </w:r>
+      <w:proofErr w:type="spellEnd"/>
+      <w:r>
+        <w:rPr>
+          <w:lang w:val="en-US"/>
+        </w:rPr>
+        <w:t xml:space="preserve"> </w:t>
+      </w:r>
+      <w:proofErr w:type="spellStart"/>
+      <w:r>
+        <w:rPr>
+          <w:lang w:val="en-US"/>
+        </w:rPr>
+        <w:t>visoku</w:t>
+      </w:r>
+      <w:proofErr w:type="spellEnd"/>
+      <w:r>
+        <w:rPr>
+          <w:lang w:val="en-US"/>
+        </w:rPr>
+        <w:t xml:space="preserve"> </w:t>
+      </w:r>
+      <w:proofErr w:type="spellStart"/>
+      <w:r>
+        <w:rPr>
+          <w:lang w:val="en-US"/>
+        </w:rPr>
+        <w:t>osjetljivost</w:t>
+      </w:r>
+      <w:proofErr w:type="spellEnd"/>
+      <w:r>
+        <w:rPr>
+          <w:lang w:val="en-US"/>
+        </w:rPr>
+        <w:t xml:space="preserve"> </w:t>
+      </w:r>
+      <w:proofErr w:type="spellStart"/>
+      <w:r>
+        <w:rPr>
+          <w:lang w:val="en-US"/>
+        </w:rPr>
+        <w:t>i</w:t>
+      </w:r>
+      <w:proofErr w:type="spellEnd"/>
+      <w:r>
+        <w:rPr>
+          <w:lang w:val="en-US"/>
+        </w:rPr>
+        <w:t xml:space="preserve"> </w:t>
+      </w:r>
+      <w:proofErr w:type="spellStart"/>
+      <w:r>
+        <w:rPr>
+          <w:lang w:val="en-US"/>
+        </w:rPr>
+        <w:t>pri</w:t>
+      </w:r>
+      <w:proofErr w:type="spellEnd"/>
+      <w:r>
+        <w:rPr>
+          <w:lang w:val="en-US"/>
+        </w:rPr>
+        <w:t xml:space="preserve"> </w:t>
+      </w:r>
+      <w:proofErr w:type="spellStart"/>
+      <w:r>
+        <w:rPr>
+          <w:lang w:val="en-US"/>
+        </w:rPr>
+        <w:t>detekciji</w:t>
+      </w:r>
+      <w:proofErr w:type="spellEnd"/>
+      <w:r>
+        <w:rPr>
+          <w:lang w:val="en-US"/>
+        </w:rPr>
+        <w:t xml:space="preserve"> </w:t>
+      </w:r>
+      <w:proofErr w:type="spellStart"/>
+      <w:r>
+        <w:rPr>
+          <w:lang w:val="en-US"/>
+        </w:rPr>
+        <w:t>benignih</w:t>
+      </w:r>
+      <w:proofErr w:type="spellEnd"/>
+      <w:r>
+        <w:rPr>
+          <w:lang w:val="en-US"/>
+        </w:rPr>
+        <w:t xml:space="preserve"> </w:t>
+      </w:r>
+      <w:proofErr w:type="spellStart"/>
+      <w:r>
+        <w:rPr>
+          <w:lang w:val="en-US"/>
+        </w:rPr>
+        <w:t>promjena</w:t>
+      </w:r>
+      <w:proofErr w:type="spellEnd"/>
+      <w:r>
+        <w:rPr>
+          <w:lang w:val="en-US"/>
+        </w:rPr>
+        <w:t xml:space="preserve"> </w:t>
+      </w:r>
+      <w:proofErr w:type="spellStart"/>
+      <w:r>
+        <w:rPr>
+          <w:lang w:val="en-US"/>
+        </w:rPr>
+        <w:t>i</w:t>
+      </w:r>
+      <w:proofErr w:type="spellEnd"/>
+      <w:r>
+        <w:rPr>
+          <w:lang w:val="en-US"/>
+        </w:rPr>
+        <w:t xml:space="preserve"> </w:t>
+      </w:r>
+      <w:proofErr w:type="spellStart"/>
+      <w:r>
+        <w:rPr>
+          <w:lang w:val="en-US"/>
+        </w:rPr>
+        <w:t>zdravog</w:t>
+      </w:r>
+      <w:proofErr w:type="spellEnd"/>
+      <w:r>
+        <w:rPr>
+          <w:lang w:val="en-US"/>
+        </w:rPr>
+        <w:t xml:space="preserve"> </w:t>
+      </w:r>
+      <w:proofErr w:type="spellStart"/>
+      <w:r>
+        <w:rPr>
+          <w:lang w:val="en-US"/>
+        </w:rPr>
+        <w:t>tkiva</w:t>
+      </w:r>
+      <w:proofErr w:type="spellEnd"/>
+      <w:r>
+        <w:rPr>
+          <w:lang w:val="en-US"/>
+        </w:rPr>
+        <w:t xml:space="preserve">, </w:t>
+      </w:r>
+      <w:proofErr w:type="spellStart"/>
+      <w:r>
+        <w:rPr>
+          <w:lang w:val="en-US"/>
+        </w:rPr>
+        <w:t>dok</w:t>
+      </w:r>
+      <w:proofErr w:type="spellEnd"/>
+      <w:r>
+        <w:rPr>
+          <w:lang w:val="en-US"/>
+        </w:rPr>
+        <w:t xml:space="preserve"> </w:t>
+      </w:r>
+      <w:proofErr w:type="spellStart"/>
+      <w:r>
+        <w:rPr>
+          <w:lang w:val="en-US"/>
+        </w:rPr>
+        <w:t>makro</w:t>
+      </w:r>
+      <w:proofErr w:type="spellEnd"/>
+      <w:r>
+        <w:rPr>
+          <w:lang w:val="en-US"/>
+        </w:rPr>
+        <w:t xml:space="preserve"> F1-mjera </w:t>
+      </w:r>
+      <w:proofErr w:type="spellStart"/>
+      <w:r>
+        <w:rPr>
+          <w:lang w:val="en-US"/>
+        </w:rPr>
+        <w:t>služi</w:t>
+      </w:r>
+      <w:proofErr w:type="spellEnd"/>
+      <w:r>
+        <w:rPr>
+          <w:lang w:val="en-US"/>
+        </w:rPr>
+        <w:t xml:space="preserve"> </w:t>
+      </w:r>
+      <w:proofErr w:type="spellStart"/>
+      <w:r>
+        <w:rPr>
+          <w:lang w:val="en-US"/>
+        </w:rPr>
+        <w:t>kao</w:t>
+      </w:r>
+      <w:proofErr w:type="spellEnd"/>
+      <w:r>
+        <w:rPr>
+          <w:lang w:val="en-US"/>
+        </w:rPr>
+        <w:t xml:space="preserve"> </w:t>
+      </w:r>
+      <w:proofErr w:type="spellStart"/>
+      <w:r>
+        <w:rPr>
+          <w:lang w:val="en-US"/>
+        </w:rPr>
+        <w:t>konačni</w:t>
+      </w:r>
+      <w:proofErr w:type="spellEnd"/>
+      <w:r>
+        <w:rPr>
+          <w:lang w:val="en-US"/>
+        </w:rPr>
+        <w:t xml:space="preserve"> </w:t>
+      </w:r>
+      <w:proofErr w:type="spellStart"/>
+      <w:r>
+        <w:rPr>
+          <w:lang w:val="en-US"/>
+        </w:rPr>
+        <w:t>pokazatelj</w:t>
+      </w:r>
+      <w:proofErr w:type="spellEnd"/>
+      <w:r>
+        <w:rPr>
+          <w:lang w:val="en-US"/>
+        </w:rPr>
+        <w:t xml:space="preserve"> </w:t>
+      </w:r>
+      <w:proofErr w:type="spellStart"/>
+      <w:r>
+        <w:rPr>
+          <w:lang w:val="en-US"/>
+        </w:rPr>
+        <w:t>stabilnosti</w:t>
+      </w:r>
+      <w:proofErr w:type="spellEnd"/>
+      <w:r>
+        <w:rPr>
+          <w:lang w:val="en-US"/>
+        </w:rPr>
+        <w:t xml:space="preserve"> </w:t>
+      </w:r>
+      <w:proofErr w:type="spellStart"/>
+      <w:r>
+        <w:rPr>
+          <w:lang w:val="en-US"/>
+        </w:rPr>
+        <w:t>sistema</w:t>
+      </w:r>
+      <w:proofErr w:type="spellEnd"/>
+      <w:r>
+        <w:rPr>
+          <w:lang w:val="en-US"/>
+        </w:rPr>
+        <w:t xml:space="preserve">, </w:t>
+      </w:r>
+      <w:proofErr w:type="spellStart"/>
+      <w:r>
+        <w:rPr>
+          <w:lang w:val="en-US"/>
+        </w:rPr>
+        <w:t>potvrđujući</w:t>
+      </w:r>
+      <w:proofErr w:type="spellEnd"/>
+      <w:r>
+        <w:rPr>
+          <w:lang w:val="en-US"/>
+        </w:rPr>
+        <w:t xml:space="preserve"> da </w:t>
+      </w:r>
+      <w:proofErr w:type="spellStart"/>
+      <w:r>
+        <w:rPr>
+          <w:lang w:val="en-US"/>
+        </w:rPr>
+        <w:t>visoke</w:t>
+      </w:r>
+      <w:proofErr w:type="spellEnd"/>
+      <w:r>
+        <w:rPr>
+          <w:lang w:val="en-US"/>
+        </w:rPr>
+        <w:t xml:space="preserve"> </w:t>
+      </w:r>
+      <w:proofErr w:type="spellStart"/>
+      <w:r>
+        <w:rPr>
+          <w:lang w:val="en-US"/>
+        </w:rPr>
+        <w:t>performanse</w:t>
+      </w:r>
+      <w:proofErr w:type="spellEnd"/>
+      <w:r>
+        <w:rPr>
+          <w:lang w:val="en-US"/>
+        </w:rPr>
+        <w:t xml:space="preserve"> </w:t>
+      </w:r>
+      <w:proofErr w:type="spellStart"/>
+      <w:r>
+        <w:rPr>
+          <w:lang w:val="en-US"/>
+        </w:rPr>
+        <w:t>na</w:t>
+      </w:r>
+      <w:proofErr w:type="spellEnd"/>
+      <w:r>
+        <w:rPr>
+          <w:lang w:val="en-US"/>
+        </w:rPr>
+        <w:t xml:space="preserve"> </w:t>
+      </w:r>
+      <w:proofErr w:type="spellStart"/>
+      <w:r>
+        <w:rPr>
+          <w:lang w:val="en-US"/>
+        </w:rPr>
+        <w:t>malignoj</w:t>
+      </w:r>
+      <w:proofErr w:type="spellEnd"/>
+      <w:r>
+        <w:rPr>
+          <w:lang w:val="en-US"/>
+        </w:rPr>
+        <w:t xml:space="preserve"> </w:t>
+      </w:r>
+      <w:proofErr w:type="spellStart"/>
+      <w:r>
+        <w:rPr>
+          <w:lang w:val="en-US"/>
+        </w:rPr>
+        <w:t>klasi</w:t>
+      </w:r>
+      <w:proofErr w:type="spellEnd"/>
+      <w:r>
+        <w:rPr>
+          <w:lang w:val="en-US"/>
+        </w:rPr>
+        <w:t xml:space="preserve"> </w:t>
+      </w:r>
+      <w:proofErr w:type="spellStart"/>
+      <w:r>
+        <w:rPr>
+          <w:lang w:val="en-US"/>
+        </w:rPr>
+        <w:t>nisu</w:t>
+      </w:r>
+      <w:proofErr w:type="spellEnd"/>
+      <w:r>
+        <w:rPr>
+          <w:lang w:val="en-US"/>
+        </w:rPr>
+        <w:t xml:space="preserve"> </w:t>
+      </w:r>
+      <w:proofErr w:type="spellStart"/>
+      <w:r>
+        <w:rPr>
+          <w:lang w:val="en-US"/>
+        </w:rPr>
+        <w:t>postignute</w:t>
+      </w:r>
+      <w:proofErr w:type="spellEnd"/>
+      <w:r>
+        <w:rPr>
+          <w:lang w:val="en-US"/>
+        </w:rPr>
+        <w:t xml:space="preserve"> </w:t>
+      </w:r>
+      <w:proofErr w:type="spellStart"/>
+      <w:r>
+        <w:rPr>
+          <w:lang w:val="en-US"/>
+        </w:rPr>
+        <w:t>na</w:t>
+      </w:r>
+      <w:proofErr w:type="spellEnd"/>
+      <w:r>
+        <w:rPr>
+          <w:lang w:val="en-US"/>
+        </w:rPr>
+        <w:t xml:space="preserve"> </w:t>
+      </w:r>
+      <w:proofErr w:type="spellStart"/>
+      <w:r>
+        <w:rPr>
+          <w:lang w:val="en-US"/>
+        </w:rPr>
+        <w:t>štetu</w:t>
+      </w:r>
+      <w:proofErr w:type="spellEnd"/>
+      <w:r>
+        <w:rPr>
+          <w:lang w:val="en-US"/>
+        </w:rPr>
+        <w:t xml:space="preserve"> </w:t>
+      </w:r>
+      <w:proofErr w:type="spellStart"/>
+      <w:r>
+        <w:rPr>
+          <w:lang w:val="en-US"/>
+        </w:rPr>
+        <w:t>opšteg</w:t>
+      </w:r>
+      <w:proofErr w:type="spellEnd"/>
+      <w:r>
+        <w:rPr>
+          <w:lang w:val="en-US"/>
+        </w:rPr>
+        <w:t xml:space="preserve"> </w:t>
+      </w:r>
+      <w:proofErr w:type="spellStart"/>
+      <w:r>
+        <w:rPr>
+          <w:lang w:val="en-US"/>
+        </w:rPr>
+        <w:t>balansa</w:t>
+      </w:r>
+      <w:proofErr w:type="spellEnd"/>
+      <w:r>
+        <w:rPr>
+          <w:lang w:val="en-US"/>
+        </w:rPr>
+        <w:t xml:space="preserve"> </w:t>
+      </w:r>
+      <w:proofErr w:type="spellStart"/>
+      <w:r>
+        <w:rPr>
+          <w:lang w:val="en-US"/>
+        </w:rPr>
+        <w:t>i</w:t>
+      </w:r>
+      <w:proofErr w:type="spellEnd"/>
+      <w:r>
+        <w:rPr>
+          <w:lang w:val="en-US"/>
+        </w:rPr>
+        <w:t xml:space="preserve"> </w:t>
+      </w:r>
+      <w:proofErr w:type="spellStart"/>
+      <w:r>
+        <w:rPr>
+          <w:lang w:val="en-US"/>
+        </w:rPr>
+        <w:t>preciznosti</w:t>
+      </w:r>
+      <w:proofErr w:type="spellEnd"/>
+      <w:r>
+        <w:rPr>
+          <w:lang w:val="en-US"/>
+        </w:rPr>
+        <w:t xml:space="preserve"> u </w:t>
+      </w:r>
+      <w:proofErr w:type="spellStart"/>
+      <w:r>
+        <w:rPr>
+          <w:lang w:val="en-US"/>
+        </w:rPr>
+        <w:t>troklasnom</w:t>
+      </w:r>
+      <w:proofErr w:type="spellEnd"/>
+      <w:r>
+        <w:rPr>
+          <w:lang w:val="en-US"/>
+        </w:rPr>
+        <w:t xml:space="preserve"> </w:t>
+      </w:r>
+      <w:proofErr w:type="spellStart"/>
+      <w:r>
+        <w:rPr>
+          <w:lang w:val="en-US"/>
+        </w:rPr>
+        <w:t>okruženju</w:t>
+      </w:r>
+      <w:proofErr w:type="spellEnd"/>
+      <w:r>
+        <w:rPr>
+          <w:lang w:val="en-US"/>
+        </w:rPr>
+        <w:t>.</w:t>
       </w:r>
     </w:p>
     <w:p>
@@ -7428,11 +9058,29 @@
         <w:pStyle w:val="Heading1"/>
       </w:pPr>
       <w:bookmarkStart w:id="12" w:name="_Toc236486943"/>
+      <w:proofErr w:type="spellStart"/>
       <w:r>
         <w:lastRenderedPageBreak/>
-        <w:t>Metodologija i implementacija</w:t>
+        <w:t>Metodologija</w:t>
+      </w:r>
+      <w:proofErr w:type="spellEnd"/>
+      <w:r>
+        <w:t xml:space="preserve"> </w:t>
+      </w:r>
+      <w:proofErr w:type="spellStart"/>
+      <w:r>
+        <w:t>i</w:t>
+      </w:r>
+      <w:proofErr w:type="spellEnd"/>
+      <w:r>
+        <w:t xml:space="preserve"> </w:t>
+      </w:r>
+      <w:proofErr w:type="spellStart"/>
+      <w:r>
+        <w:t>implementacija</w:t>
       </w:r>
       <w:bookmarkEnd w:id="12"/>
+      <w:proofErr w:type="spellEnd"/>
     </w:p>
     <w:p>
       <w:pPr>
@@ -7531,19 +9179,115 @@
           <w:iCs/>
           <w:lang w:val="en-GB"/>
         </w:rPr>
-        <w:t>/National Center for Cancer Diseases</w:t>
-      </w:r>
-      <w:r>
-        <w:rPr>
-          <w:lang w:val="en-GB"/>
-        </w:rPr>
-        <w:t>). Podaci su prikupljeni</w:t>
-      </w:r>
-      <w:r>
-        <w:rPr>
-          <w:lang w:val="en-GB"/>
-        </w:rPr>
-        <w:t xml:space="preserve"> u bolnicama u Iraku u periodu od </w:t>
+        <w:t xml:space="preserve">/National </w:t>
+      </w:r>
+      <w:proofErr w:type="spellStart"/>
+      <w:r>
+        <w:rPr>
+          <w:i/>
+          <w:iCs/>
+          <w:lang w:val="en-GB"/>
+        </w:rPr>
+        <w:t>Center</w:t>
+      </w:r>
+      <w:proofErr w:type="spellEnd"/>
+      <w:r>
+        <w:rPr>
+          <w:i/>
+          <w:iCs/>
+          <w:lang w:val="en-GB"/>
+        </w:rPr>
+        <w:t xml:space="preserve"> for Cancer Diseases</w:t>
+      </w:r>
+      <w:r>
+        <w:rPr>
+          <w:lang w:val="en-GB"/>
+        </w:rPr>
+        <w:t xml:space="preserve">). </w:t>
+      </w:r>
+      <w:proofErr w:type="spellStart"/>
+      <w:r>
+        <w:rPr>
+          <w:lang w:val="en-GB"/>
+        </w:rPr>
+        <w:t>Podaci</w:t>
+      </w:r>
+      <w:proofErr w:type="spellEnd"/>
+      <w:r>
+        <w:rPr>
+          <w:lang w:val="en-GB"/>
+        </w:rPr>
+        <w:t xml:space="preserve"> </w:t>
+      </w:r>
+      <w:proofErr w:type="spellStart"/>
+      <w:r>
+        <w:rPr>
+          <w:lang w:val="en-GB"/>
+        </w:rPr>
+        <w:t>su</w:t>
+      </w:r>
+      <w:proofErr w:type="spellEnd"/>
+      <w:r>
+        <w:rPr>
+          <w:lang w:val="en-GB"/>
+        </w:rPr>
+        <w:t xml:space="preserve"> </w:t>
+      </w:r>
+      <w:proofErr w:type="spellStart"/>
+      <w:r>
+        <w:rPr>
+          <w:lang w:val="en-GB"/>
+        </w:rPr>
+        <w:t>prikupljeni</w:t>
+      </w:r>
+      <w:proofErr w:type="spellEnd"/>
+      <w:r>
+        <w:rPr>
+          <w:lang w:val="en-GB"/>
+        </w:rPr>
+        <w:t xml:space="preserve"> u </w:t>
+      </w:r>
+      <w:proofErr w:type="spellStart"/>
+      <w:r>
+        <w:rPr>
+          <w:lang w:val="en-GB"/>
+        </w:rPr>
+        <w:t>bolnicama</w:t>
+      </w:r>
+      <w:proofErr w:type="spellEnd"/>
+      <w:r>
+        <w:rPr>
+          <w:lang w:val="en-GB"/>
+        </w:rPr>
+        <w:t xml:space="preserve"> u </w:t>
+      </w:r>
+      <w:proofErr w:type="spellStart"/>
+      <w:r>
+        <w:rPr>
+          <w:lang w:val="en-GB"/>
+        </w:rPr>
+        <w:t>Iraku</w:t>
+      </w:r>
+      <w:proofErr w:type="spellEnd"/>
+      <w:r>
+        <w:rPr>
+          <w:lang w:val="en-GB"/>
+        </w:rPr>
+        <w:t xml:space="preserve"> u </w:t>
+      </w:r>
+      <w:proofErr w:type="spellStart"/>
+      <w:r>
+        <w:rPr>
+          <w:lang w:val="en-GB"/>
+        </w:rPr>
+        <w:t>periodu</w:t>
+      </w:r>
+      <w:proofErr w:type="spellEnd"/>
+      <w:r>
+        <w:rPr>
+          <w:lang w:val="en-GB"/>
+        </w:rPr>
+        <w:t xml:space="preserve"> od </w:t>
       </w:r>
       <w:r>
         <w:rPr>
@@ -7551,17 +9295,53 @@
         </w:rPr>
         <w:t xml:space="preserve">tri </w:t>
       </w:r>
-      <w:r>
-        <w:rPr>
-          <w:lang w:val="en-GB"/>
-        </w:rPr>
-        <w:t>mjeseca u jes</w:t>
-      </w:r>
-      <w:r>
-        <w:rPr>
-          <w:lang w:val="en-GB"/>
-        </w:rPr>
-        <w:t>en 2019. godine. Sadr</w:t>
+      <w:proofErr w:type="spellStart"/>
+      <w:r>
+        <w:rPr>
+          <w:lang w:val="en-GB"/>
+        </w:rPr>
+        <w:t>mjeseca</w:t>
+      </w:r>
+      <w:proofErr w:type="spellEnd"/>
+      <w:r>
+        <w:rPr>
+          <w:lang w:val="en-GB"/>
+        </w:rPr>
+        <w:t xml:space="preserve"> u </w:t>
+      </w:r>
+      <w:proofErr w:type="spellStart"/>
+      <w:r>
+        <w:rPr>
+          <w:lang w:val="en-GB"/>
+        </w:rPr>
+        <w:t>jes</w:t>
+      </w:r>
+      <w:r>
+        <w:rPr>
+          <w:lang w:val="en-GB"/>
+        </w:rPr>
+        <w:t>en</w:t>
+      </w:r>
+      <w:proofErr w:type="spellEnd"/>
+      <w:r>
+        <w:rPr>
+          <w:lang w:val="en-GB"/>
+        </w:rPr>
+        <w:t xml:space="preserve"> 2019. </w:t>
+      </w:r>
+      <w:proofErr w:type="spellStart"/>
+      <w:r>
+        <w:rPr>
+          <w:lang w:val="en-GB"/>
+        </w:rPr>
+        <w:t>godine</w:t>
+      </w:r>
+      <w:proofErr w:type="spellEnd"/>
+      <w:r>
+        <w:rPr>
+          <w:lang w:val="en-GB"/>
+        </w:rPr>
+        <w:t>. Sadr</w:t>
       </w:r>
       <w:r>
         <w:t xml:space="preserve">ži CT snimke pacijenata sa rakom pluća u različitim fazama, kao i snimke zdravih pacijenata. </w:t>
@@ -8085,10 +9865,7 @@
       <w:bookmarkStart w:id="16" w:name="_Toc236486947"/>
       <w:r>
         <w:lastRenderedPageBreak/>
-        <w:t xml:space="preserve">Dizajn i arhitektura CNN modela, </w:t>
-      </w:r>
-      <w:r>
-        <w:t>Funkcija troška, Optimizator</w:t>
+        <w:t>Dizajn i arhitektura CNN modela</w:t>
       </w:r>
       <w:bookmarkEnd w:id="16"/>
     </w:p>
@@ -8238,11 +10015,47 @@
           <w:lang w:val="en-GB"/>
         </w:rPr>
       </w:pPr>
-      <w:r>
-        <w:rPr>
-          <w:lang w:val="en-GB"/>
-        </w:rPr>
-        <w:t>Čitava arhitektura se sastoji od:</w:t>
+      <w:proofErr w:type="spellStart"/>
+      <w:r>
+        <w:rPr>
+          <w:lang w:val="en-GB"/>
+        </w:rPr>
+        <w:t>Čitava</w:t>
+      </w:r>
+      <w:proofErr w:type="spellEnd"/>
+      <w:r>
+        <w:rPr>
+          <w:lang w:val="en-GB"/>
+        </w:rPr>
+        <w:t xml:space="preserve"> </w:t>
+      </w:r>
+      <w:proofErr w:type="spellStart"/>
+      <w:r>
+        <w:rPr>
+          <w:lang w:val="en-GB"/>
+        </w:rPr>
+        <w:t>arhitektura</w:t>
+      </w:r>
+      <w:proofErr w:type="spellEnd"/>
+      <w:r>
+        <w:rPr>
+          <w:lang w:val="en-GB"/>
+        </w:rPr>
+        <w:t xml:space="preserve"> se </w:t>
+      </w:r>
+      <w:proofErr w:type="spellStart"/>
+      <w:r>
+        <w:rPr>
+          <w:lang w:val="en-GB"/>
+        </w:rPr>
+        <w:t>sastoji</w:t>
+      </w:r>
+      <w:proofErr w:type="spellEnd"/>
+      <w:r>
+        <w:rPr>
+          <w:lang w:val="en-GB"/>
+        </w:rPr>
+        <w:t xml:space="preserve"> od:</w:t>
       </w:r>
     </w:p>
     <w:p>
@@ -8257,47 +10070,193 @@
           <w:lang w:val="en-GB"/>
         </w:rPr>
       </w:pPr>
-      <w:r>
-        <w:rPr>
-          <w:lang w:val="en-GB"/>
-        </w:rPr>
-        <w:t>Ulazni sloj</w:t>
-      </w:r>
+      <w:proofErr w:type="spellStart"/>
+      <w:r>
+        <w:rPr>
+          <w:lang w:val="en-GB"/>
+        </w:rPr>
+        <w:t>Ulazni</w:t>
+      </w:r>
+      <w:proofErr w:type="spellEnd"/>
+      <w:r>
+        <w:rPr>
+          <w:lang w:val="en-GB"/>
+        </w:rPr>
+        <w:t xml:space="preserve"> </w:t>
+      </w:r>
+      <w:proofErr w:type="spellStart"/>
+      <w:r>
+        <w:rPr>
+          <w:lang w:val="en-GB"/>
+        </w:rPr>
+        <w:t>sloj</w:t>
+      </w:r>
+      <w:proofErr w:type="spellEnd"/>
       <w:r>
         <w:rPr>
           <w:lang w:val="en-GB"/>
         </w:rPr>
         <w:t xml:space="preserve"> - </w:t>
       </w:r>
-      <w:r>
-        <w:rPr>
-          <w:lang w:val="en-GB"/>
-        </w:rPr>
-        <w:t xml:space="preserve">Nakon preprocesiranja </w:t>
-      </w:r>
-      <w:r>
-        <w:rPr>
-          <w:lang w:val="en-GB"/>
-        </w:rPr>
-        <w:t xml:space="preserve">slika, ulaz predstavljaju </w:t>
-      </w:r>
-      <w:r>
-        <w:rPr>
-          <w:lang w:val="en-GB"/>
-        </w:rPr>
-        <w:t xml:space="preserve">slike veličine 256x256 koje su </w:t>
-      </w:r>
-      <w:r>
-        <w:rPr>
-          <w:lang w:val="en-GB"/>
-        </w:rPr>
-        <w:t xml:space="preserve">crno-bijele </w:t>
-      </w:r>
-      <w:r>
-        <w:rPr>
-          <w:lang w:val="en-GB"/>
-        </w:rPr>
-        <w:t>(1 kanal).</w:t>
+      <w:proofErr w:type="spellStart"/>
+      <w:r>
+        <w:rPr>
+          <w:lang w:val="en-GB"/>
+        </w:rPr>
+        <w:t>Nakon</w:t>
+      </w:r>
+      <w:proofErr w:type="spellEnd"/>
+      <w:r>
+        <w:rPr>
+          <w:lang w:val="en-GB"/>
+        </w:rPr>
+        <w:t xml:space="preserve"> </w:t>
+      </w:r>
+      <w:proofErr w:type="spellStart"/>
+      <w:r>
+        <w:rPr>
+          <w:lang w:val="en-GB"/>
+        </w:rPr>
+        <w:t>preprocesiranja</w:t>
+      </w:r>
+      <w:proofErr w:type="spellEnd"/>
+      <w:r>
+        <w:rPr>
+          <w:lang w:val="en-GB"/>
+        </w:rPr>
+        <w:t xml:space="preserve"> </w:t>
+      </w:r>
+      <w:proofErr w:type="spellStart"/>
+      <w:r>
+        <w:rPr>
+          <w:lang w:val="en-GB"/>
+        </w:rPr>
+        <w:t>slika</w:t>
+      </w:r>
+      <w:proofErr w:type="spellEnd"/>
+      <w:r>
+        <w:rPr>
+          <w:lang w:val="en-GB"/>
+        </w:rPr>
+        <w:t xml:space="preserve">, </w:t>
+      </w:r>
+      <w:proofErr w:type="spellStart"/>
+      <w:r>
+        <w:rPr>
+          <w:lang w:val="en-GB"/>
+        </w:rPr>
+        <w:t>ulaz</w:t>
+      </w:r>
+      <w:proofErr w:type="spellEnd"/>
+      <w:r>
+        <w:rPr>
+          <w:lang w:val="en-GB"/>
+        </w:rPr>
+        <w:t xml:space="preserve"> </w:t>
+      </w:r>
+      <w:proofErr w:type="spellStart"/>
+      <w:r>
+        <w:rPr>
+          <w:lang w:val="en-GB"/>
+        </w:rPr>
+        <w:t>predstavljaju</w:t>
+      </w:r>
+      <w:proofErr w:type="spellEnd"/>
+      <w:r>
+        <w:rPr>
+          <w:lang w:val="en-GB"/>
+        </w:rPr>
+        <w:t xml:space="preserve"> </w:t>
+      </w:r>
+      <w:proofErr w:type="spellStart"/>
+      <w:r>
+        <w:rPr>
+          <w:lang w:val="en-GB"/>
+        </w:rPr>
+        <w:t>slike</w:t>
+      </w:r>
+      <w:proofErr w:type="spellEnd"/>
+      <w:r>
+        <w:rPr>
+          <w:lang w:val="en-GB"/>
+        </w:rPr>
+        <w:t xml:space="preserve"> </w:t>
+      </w:r>
+      <w:proofErr w:type="spellStart"/>
+      <w:r>
+        <w:rPr>
+          <w:lang w:val="en-GB"/>
+        </w:rPr>
+        <w:t>veličine</w:t>
+      </w:r>
+      <w:proofErr w:type="spellEnd"/>
+      <w:r>
+        <w:rPr>
+          <w:lang w:val="en-GB"/>
+        </w:rPr>
+        <w:t xml:space="preserve"> 256x256 </w:t>
+      </w:r>
+      <w:proofErr w:type="spellStart"/>
+      <w:r>
+        <w:rPr>
+          <w:lang w:val="en-GB"/>
+        </w:rPr>
+        <w:t>koje</w:t>
+      </w:r>
+      <w:proofErr w:type="spellEnd"/>
+      <w:r>
+        <w:rPr>
+          <w:lang w:val="en-GB"/>
+        </w:rPr>
+        <w:t xml:space="preserve"> </w:t>
+      </w:r>
+      <w:proofErr w:type="spellStart"/>
+      <w:r>
+        <w:rPr>
+          <w:lang w:val="en-GB"/>
+        </w:rPr>
+        <w:t>su</w:t>
+      </w:r>
+      <w:proofErr w:type="spellEnd"/>
+      <w:r>
+        <w:rPr>
+          <w:lang w:val="en-GB"/>
+        </w:rPr>
+        <w:t xml:space="preserve"> </w:t>
+      </w:r>
+      <w:proofErr w:type="spellStart"/>
+      <w:r>
+        <w:rPr>
+          <w:lang w:val="en-GB"/>
+        </w:rPr>
+        <w:t>crno-bijele</w:t>
+      </w:r>
+      <w:proofErr w:type="spellEnd"/>
+      <w:r>
+        <w:rPr>
+          <w:lang w:val="en-GB"/>
+        </w:rPr>
+        <w:t xml:space="preserve"> </w:t>
+      </w:r>
+      <w:r>
+        <w:rPr>
+          <w:lang w:val="en-GB"/>
+        </w:rPr>
+        <w:t xml:space="preserve">(1 </w:t>
+      </w:r>
+      <w:proofErr w:type="spellStart"/>
+      <w:r>
+        <w:rPr>
+          <w:lang w:val="en-GB"/>
+        </w:rPr>
+        <w:t>kanal</w:t>
+      </w:r>
+      <w:proofErr w:type="spellEnd"/>
+      <w:r>
+        <w:rPr>
+          <w:lang w:val="en-GB"/>
+        </w:rPr>
+        <w:t>).</w:t>
       </w:r>
     </w:p>
     <w:p>
@@ -8312,42 +10271,126 @@
           <w:lang w:val="en-GB"/>
         </w:rPr>
       </w:pPr>
-      <w:r>
-        <w:rPr>
-          <w:lang w:val="en-GB"/>
-        </w:rPr>
-        <w:t xml:space="preserve">Prvi </w:t>
-      </w:r>
-      <w:r>
-        <w:rPr>
-          <w:lang w:val="en-GB"/>
-        </w:rPr>
-        <w:t xml:space="preserve">konvolucioni </w:t>
-      </w:r>
+      <w:proofErr w:type="spellStart"/>
+      <w:r>
+        <w:rPr>
+          <w:lang w:val="en-GB"/>
+        </w:rPr>
+        <w:t>Prvi</w:t>
+      </w:r>
+      <w:proofErr w:type="spellEnd"/>
+      <w:r>
+        <w:rPr>
+          <w:lang w:val="en-GB"/>
+        </w:rPr>
+        <w:t xml:space="preserve"> </w:t>
+      </w:r>
+      <w:proofErr w:type="spellStart"/>
+      <w:r>
+        <w:rPr>
+          <w:lang w:val="en-GB"/>
+        </w:rPr>
+        <w:t>konvolucioni</w:t>
+      </w:r>
+      <w:proofErr w:type="spellEnd"/>
+      <w:r>
+        <w:rPr>
+          <w:lang w:val="en-GB"/>
+        </w:rPr>
+        <w:t xml:space="preserve"> </w:t>
+      </w:r>
+      <w:proofErr w:type="spellStart"/>
       <w:r>
         <w:rPr>
           <w:lang w:val="en-GB"/>
         </w:rPr>
         <w:t>sloj</w:t>
       </w:r>
+      <w:proofErr w:type="spellEnd"/>
       <w:r>
         <w:rPr>
           <w:lang w:val="en-GB"/>
         </w:rPr>
         <w:t xml:space="preserve"> - </w:t>
       </w:r>
-      <w:r>
-        <w:rPr>
-          <w:lang w:val="en-GB"/>
-        </w:rPr>
-        <w:t xml:space="preserve">Dati sloj specificira kernel veličine 3x3 i </w:t>
-      </w:r>
+      <w:proofErr w:type="spellStart"/>
+      <w:r>
+        <w:rPr>
+          <w:lang w:val="en-GB"/>
+        </w:rPr>
+        <w:t>Dati</w:t>
+      </w:r>
+      <w:proofErr w:type="spellEnd"/>
+      <w:r>
+        <w:rPr>
+          <w:lang w:val="en-GB"/>
+        </w:rPr>
+        <w:t xml:space="preserve"> </w:t>
+      </w:r>
+      <w:proofErr w:type="spellStart"/>
+      <w:r>
+        <w:rPr>
+          <w:lang w:val="en-GB"/>
+        </w:rPr>
+        <w:t>sloj</w:t>
+      </w:r>
+      <w:proofErr w:type="spellEnd"/>
+      <w:r>
+        <w:rPr>
+          <w:lang w:val="en-GB"/>
+        </w:rPr>
+        <w:t xml:space="preserve"> </w:t>
+      </w:r>
+      <w:proofErr w:type="spellStart"/>
+      <w:r>
+        <w:rPr>
+          <w:lang w:val="en-GB"/>
+        </w:rPr>
+        <w:t>specificira</w:t>
+      </w:r>
+      <w:proofErr w:type="spellEnd"/>
+      <w:r>
+        <w:rPr>
+          <w:lang w:val="en-GB"/>
+        </w:rPr>
+        <w:t xml:space="preserve"> kernel </w:t>
+      </w:r>
+      <w:proofErr w:type="spellStart"/>
+      <w:r>
+        <w:rPr>
+          <w:lang w:val="en-GB"/>
+        </w:rPr>
+        <w:t>veličine</w:t>
+      </w:r>
+      <w:proofErr w:type="spellEnd"/>
+      <w:r>
+        <w:rPr>
+          <w:lang w:val="en-GB"/>
+        </w:rPr>
+        <w:t xml:space="preserve"> 3x3 </w:t>
+      </w:r>
+      <w:proofErr w:type="spellStart"/>
+      <w:r>
+        <w:rPr>
+          <w:lang w:val="en-GB"/>
+        </w:rPr>
+        <w:t>i</w:t>
+      </w:r>
+      <w:proofErr w:type="spellEnd"/>
+      <w:r>
+        <w:rPr>
+          <w:lang w:val="en-GB"/>
+        </w:rPr>
+        <w:t xml:space="preserve"> </w:t>
+      </w:r>
+      <w:proofErr w:type="spellStart"/>
       <w:r>
         <w:rPr>
           <w:lang w:val="en-GB"/>
         </w:rPr>
         <w:t>generi</w:t>
       </w:r>
+      <w:proofErr w:type="spellEnd"/>
       <w:r>
         <w:t>še</w:t>
       </w:r>
@@ -8355,43 +10398,195 @@
         <w:rPr>
           <w:lang w:val="en-GB"/>
         </w:rPr>
-        <w:t xml:space="preserve"> 64 kanala. Time </w:t>
-      </w:r>
-      <w:r>
-        <w:rPr>
-          <w:lang w:val="en-GB"/>
-        </w:rPr>
-        <w:t>se dobijaju</w:t>
-      </w:r>
-      <w:r>
-        <w:rPr>
-          <w:lang w:val="en-GB"/>
-        </w:rPr>
-        <w:t xml:space="preserve"> 64 transformisane slike.  </w:t>
-      </w:r>
-      <w:r>
-        <w:rPr>
-          <w:lang w:val="en-GB"/>
-        </w:rPr>
-        <w:t xml:space="preserve">Prolazak </w:t>
-      </w:r>
-      <w:r>
-        <w:rPr>
-          <w:lang w:val="en-GB"/>
-        </w:rPr>
-        <w:t xml:space="preserve">slike kroz dati sloj će </w:t>
-      </w:r>
+        <w:t xml:space="preserve"> 64 </w:t>
+      </w:r>
+      <w:proofErr w:type="spellStart"/>
+      <w:r>
+        <w:rPr>
+          <w:lang w:val="en-GB"/>
+        </w:rPr>
+        <w:t>kanala</w:t>
+      </w:r>
+      <w:proofErr w:type="spellEnd"/>
+      <w:r>
+        <w:rPr>
+          <w:lang w:val="en-GB"/>
+        </w:rPr>
+        <w:t xml:space="preserve">. Time </w:t>
+      </w:r>
+      <w:r>
+        <w:rPr>
+          <w:lang w:val="en-GB"/>
+        </w:rPr>
+        <w:t xml:space="preserve">se </w:t>
+      </w:r>
+      <w:proofErr w:type="spellStart"/>
+      <w:r>
+        <w:rPr>
+          <w:lang w:val="en-GB"/>
+        </w:rPr>
+        <w:t>dobijaju</w:t>
+      </w:r>
+      <w:proofErr w:type="spellEnd"/>
+      <w:r>
+        <w:rPr>
+          <w:lang w:val="en-GB"/>
+        </w:rPr>
+        <w:t xml:space="preserve"> 64 </w:t>
+      </w:r>
+      <w:proofErr w:type="spellStart"/>
+      <w:r>
+        <w:rPr>
+          <w:lang w:val="en-GB"/>
+        </w:rPr>
+        <w:t>transformisane</w:t>
+      </w:r>
+      <w:proofErr w:type="spellEnd"/>
+      <w:r>
+        <w:rPr>
+          <w:lang w:val="en-GB"/>
+        </w:rPr>
+        <w:t xml:space="preserve"> </w:t>
+      </w:r>
+      <w:proofErr w:type="spellStart"/>
+      <w:r>
+        <w:rPr>
+          <w:lang w:val="en-GB"/>
+        </w:rPr>
+        <w:t>slike</w:t>
+      </w:r>
+      <w:proofErr w:type="spellEnd"/>
+      <w:r>
+        <w:rPr>
+          <w:lang w:val="en-GB"/>
+        </w:rPr>
+        <w:t xml:space="preserve">.  </w:t>
+      </w:r>
+      <w:proofErr w:type="spellStart"/>
+      <w:r>
+        <w:rPr>
+          <w:lang w:val="en-GB"/>
+        </w:rPr>
+        <w:t>Prolazak</w:t>
+      </w:r>
+      <w:proofErr w:type="spellEnd"/>
+      <w:r>
+        <w:rPr>
+          <w:lang w:val="en-GB"/>
+        </w:rPr>
+        <w:t xml:space="preserve"> </w:t>
+      </w:r>
+      <w:proofErr w:type="spellStart"/>
+      <w:r>
+        <w:rPr>
+          <w:lang w:val="en-GB"/>
+        </w:rPr>
+        <w:t>slike</w:t>
+      </w:r>
+      <w:proofErr w:type="spellEnd"/>
+      <w:r>
+        <w:rPr>
+          <w:lang w:val="en-GB"/>
+        </w:rPr>
+        <w:t xml:space="preserve"> </w:t>
+      </w:r>
+      <w:proofErr w:type="spellStart"/>
+      <w:r>
+        <w:rPr>
+          <w:lang w:val="en-GB"/>
+        </w:rPr>
+        <w:t>kroz</w:t>
+      </w:r>
+      <w:proofErr w:type="spellEnd"/>
+      <w:r>
+        <w:rPr>
+          <w:lang w:val="en-GB"/>
+        </w:rPr>
+        <w:t xml:space="preserve"> </w:t>
+      </w:r>
+      <w:proofErr w:type="spellStart"/>
+      <w:r>
+        <w:rPr>
+          <w:lang w:val="en-GB"/>
+        </w:rPr>
+        <w:t>dati</w:t>
+      </w:r>
+      <w:proofErr w:type="spellEnd"/>
+      <w:r>
+        <w:rPr>
+          <w:lang w:val="en-GB"/>
+        </w:rPr>
+        <w:t xml:space="preserve"> </w:t>
+      </w:r>
+      <w:proofErr w:type="spellStart"/>
+      <w:r>
+        <w:rPr>
+          <w:lang w:val="en-GB"/>
+        </w:rPr>
+        <w:t>sloj</w:t>
+      </w:r>
+      <w:proofErr w:type="spellEnd"/>
+      <w:r>
+        <w:rPr>
+          <w:lang w:val="en-GB"/>
+        </w:rPr>
+        <w:t xml:space="preserve"> </w:t>
+      </w:r>
+      <w:proofErr w:type="spellStart"/>
+      <w:r>
+        <w:rPr>
+          <w:lang w:val="en-GB"/>
+        </w:rPr>
+        <w:t>će</w:t>
+      </w:r>
+      <w:proofErr w:type="spellEnd"/>
+      <w:r>
+        <w:rPr>
+          <w:lang w:val="en-GB"/>
+        </w:rPr>
+        <w:t xml:space="preserve"> </w:t>
+      </w:r>
+      <w:proofErr w:type="spellStart"/>
       <w:r>
         <w:rPr>
           <w:lang w:val="en-GB"/>
         </w:rPr>
         <w:t>promijeniti</w:t>
       </w:r>
-      <w:r>
-        <w:rPr>
-          <w:lang w:val="en-GB"/>
-        </w:rPr>
-        <w:t xml:space="preserve"> dimenzije na 254x254.</w:t>
+      <w:proofErr w:type="spellEnd"/>
+      <w:r>
+        <w:rPr>
+          <w:lang w:val="en-GB"/>
+        </w:rPr>
+        <w:t xml:space="preserve"> </w:t>
+      </w:r>
+      <w:proofErr w:type="spellStart"/>
+      <w:r>
+        <w:rPr>
+          <w:lang w:val="en-GB"/>
+        </w:rPr>
+        <w:t>dimenzije</w:t>
+      </w:r>
+      <w:proofErr w:type="spellEnd"/>
+      <w:r>
+        <w:rPr>
+          <w:lang w:val="en-GB"/>
+        </w:rPr>
+        <w:t xml:space="preserve"> </w:t>
+      </w:r>
+      <w:proofErr w:type="spellStart"/>
+      <w:r>
+        <w:rPr>
+          <w:lang w:val="en-GB"/>
+        </w:rPr>
+        <w:t>na</w:t>
+      </w:r>
+      <w:proofErr w:type="spellEnd"/>
+      <w:r>
+        <w:rPr>
+          <w:lang w:val="en-GB"/>
+        </w:rPr>
+        <w:t xml:space="preserve"> 254x254.</w:t>
       </w:r>
     </w:p>
     <w:p>
@@ -8406,35 +10601,89 @@
           <w:lang w:val="en-GB"/>
         </w:rPr>
       </w:pPr>
-      <w:r>
-        <w:rPr>
-          <w:lang w:val="en-GB"/>
-        </w:rPr>
-        <w:t xml:space="preserve">Prvi </w:t>
-      </w:r>
-      <w:r>
-        <w:rPr>
-          <w:lang w:val="en-GB"/>
-        </w:rPr>
-        <w:t>ReLU sloj</w:t>
-      </w:r>
+      <w:proofErr w:type="spellStart"/>
+      <w:r>
+        <w:rPr>
+          <w:lang w:val="en-GB"/>
+        </w:rPr>
+        <w:t>Prvi</w:t>
+      </w:r>
+      <w:proofErr w:type="spellEnd"/>
+      <w:r>
+        <w:rPr>
+          <w:lang w:val="en-GB"/>
+        </w:rPr>
+        <w:t xml:space="preserve"> </w:t>
+      </w:r>
+      <w:proofErr w:type="spellStart"/>
+      <w:r>
+        <w:rPr>
+          <w:lang w:val="en-GB"/>
+        </w:rPr>
+        <w:t>ReLU</w:t>
+      </w:r>
+      <w:proofErr w:type="spellEnd"/>
+      <w:r>
+        <w:rPr>
+          <w:lang w:val="en-GB"/>
+        </w:rPr>
+        <w:t xml:space="preserve"> </w:t>
+      </w:r>
+      <w:proofErr w:type="spellStart"/>
+      <w:r>
+        <w:rPr>
+          <w:lang w:val="en-GB"/>
+        </w:rPr>
+        <w:t>sloj</w:t>
+      </w:r>
+      <w:proofErr w:type="spellEnd"/>
       <w:r>
         <w:rPr>
           <w:lang w:val="en-GB"/>
         </w:rPr>
         <w:t xml:space="preserve"> - </w:t>
       </w:r>
-      <w:r>
-        <w:rPr>
-          <w:lang w:val="en-GB"/>
-        </w:rPr>
-        <w:t xml:space="preserve">Primjenjuje </w:t>
-      </w:r>
-      <w:r>
-        <w:rPr>
-          <w:lang w:val="en-GB"/>
-        </w:rPr>
-        <w:t xml:space="preserve">ReLU (eng. </w:t>
+      <w:proofErr w:type="spellStart"/>
+      <w:r>
+        <w:rPr>
+          <w:lang w:val="en-GB"/>
+        </w:rPr>
+        <w:t>Primjenjuje</w:t>
+      </w:r>
+      <w:proofErr w:type="spellEnd"/>
+      <w:r>
+        <w:rPr>
+          <w:lang w:val="en-GB"/>
+        </w:rPr>
+        <w:t xml:space="preserve"> </w:t>
+      </w:r>
+      <w:proofErr w:type="spellStart"/>
+      <w:r>
+        <w:rPr>
+          <w:lang w:val="en-GB"/>
+        </w:rPr>
+        <w:t>ReLU</w:t>
+      </w:r>
+      <w:proofErr w:type="spellEnd"/>
+      <w:r>
+        <w:rPr>
+          <w:lang w:val="en-GB"/>
+        </w:rPr>
+        <w:t xml:space="preserve"> (</w:t>
+      </w:r>
+      <w:proofErr w:type="spellStart"/>
+      <w:r>
+        <w:rPr>
+          <w:lang w:val="en-GB"/>
+        </w:rPr>
+        <w:t>eng.</w:t>
+      </w:r>
+      <w:proofErr w:type="spellEnd"/>
+      <w:r>
+        <w:rPr>
+          <w:lang w:val="en-GB"/>
+        </w:rPr>
+        <w:t xml:space="preserve"> </w:t>
       </w:r>
       <w:r>
         <w:rPr>
@@ -8450,30 +10699,84 @@
         </w:rPr>
         <w:t xml:space="preserve">) </w:t>
       </w:r>
-      <w:r>
-        <w:rPr>
-          <w:lang w:val="en-GB"/>
-        </w:rPr>
-        <w:t xml:space="preserve">aktivacijsku funkciju </w:t>
-      </w:r>
-      <w:r>
-        <w:rPr>
-          <w:lang w:val="en-GB"/>
-        </w:rPr>
-        <w:t xml:space="preserve">koja </w:t>
-      </w:r>
-      <w:r>
-        <w:rPr>
-          <w:lang w:val="en-GB"/>
-        </w:rPr>
-        <w:t>uvodi nelinearnost</w:t>
-      </w:r>
-      <w:r>
-        <w:rPr>
-          <w:lang w:val="en-GB"/>
-        </w:rPr>
-        <w:t xml:space="preserve"> u sistem</w:t>
-      </w:r>
+      <w:proofErr w:type="spellStart"/>
+      <w:r>
+        <w:rPr>
+          <w:lang w:val="en-GB"/>
+        </w:rPr>
+        <w:t>aktivacijsku</w:t>
+      </w:r>
+      <w:proofErr w:type="spellEnd"/>
+      <w:r>
+        <w:rPr>
+          <w:lang w:val="en-GB"/>
+        </w:rPr>
+        <w:t xml:space="preserve"> </w:t>
+      </w:r>
+      <w:proofErr w:type="spellStart"/>
+      <w:r>
+        <w:rPr>
+          <w:lang w:val="en-GB"/>
+        </w:rPr>
+        <w:t>funkciju</w:t>
+      </w:r>
+      <w:proofErr w:type="spellEnd"/>
+      <w:r>
+        <w:rPr>
+          <w:lang w:val="en-GB"/>
+        </w:rPr>
+        <w:t xml:space="preserve"> </w:t>
+      </w:r>
+      <w:proofErr w:type="spellStart"/>
+      <w:r>
+        <w:rPr>
+          <w:lang w:val="en-GB"/>
+        </w:rPr>
+        <w:t>koja</w:t>
+      </w:r>
+      <w:proofErr w:type="spellEnd"/>
+      <w:r>
+        <w:rPr>
+          <w:lang w:val="en-GB"/>
+        </w:rPr>
+        <w:t xml:space="preserve"> </w:t>
+      </w:r>
+      <w:proofErr w:type="spellStart"/>
+      <w:r>
+        <w:rPr>
+          <w:lang w:val="en-GB"/>
+        </w:rPr>
+        <w:t>uvodi</w:t>
+      </w:r>
+      <w:proofErr w:type="spellEnd"/>
+      <w:r>
+        <w:rPr>
+          <w:lang w:val="en-GB"/>
+        </w:rPr>
+        <w:t xml:space="preserve"> </w:t>
+      </w:r>
+      <w:proofErr w:type="spellStart"/>
+      <w:r>
+        <w:rPr>
+          <w:lang w:val="en-GB"/>
+        </w:rPr>
+        <w:t>nelinearnost</w:t>
+      </w:r>
+      <w:proofErr w:type="spellEnd"/>
+      <w:r>
+        <w:rPr>
+          <w:lang w:val="en-GB"/>
+        </w:rPr>
+        <w:t xml:space="preserve"> u </w:t>
+      </w:r>
+      <w:proofErr w:type="spellStart"/>
+      <w:r>
+        <w:rPr>
+          <w:lang w:val="en-GB"/>
+        </w:rPr>
+        <w:t>sistem</w:t>
+      </w:r>
+      <w:proofErr w:type="spellEnd"/>
       <w:r>
         <w:rPr>
           <w:lang w:val="en-GB"/>
@@ -8497,19 +10800,98 @@
         <w:rPr>
           <w:lang w:val="en-GB"/>
         </w:rPr>
-        <w:t>Max Pooling sloj</w:t>
-      </w:r>
+        <w:t xml:space="preserve">Max Pooling </w:t>
+      </w:r>
+      <w:proofErr w:type="spellStart"/>
+      <w:r>
+        <w:rPr>
+          <w:lang w:val="en-GB"/>
+        </w:rPr>
+        <w:t>sloj</w:t>
+      </w:r>
+      <w:proofErr w:type="spellEnd"/>
       <w:r>
         <w:rPr>
           <w:lang w:val="en-GB"/>
         </w:rPr>
         <w:t xml:space="preserve"> - </w:t>
       </w:r>
-      <w:r>
-        <w:rPr>
-          <w:lang w:val="en-GB"/>
-        </w:rPr>
-        <w:t>Dati sloj specificira kernel 2x2 koji će smanjiti dime</w:t>
+      <w:proofErr w:type="spellStart"/>
+      <w:r>
+        <w:rPr>
+          <w:lang w:val="en-GB"/>
+        </w:rPr>
+        <w:t>Dati</w:t>
+      </w:r>
+      <w:proofErr w:type="spellEnd"/>
+      <w:r>
+        <w:rPr>
+          <w:lang w:val="en-GB"/>
+        </w:rPr>
+        <w:t xml:space="preserve"> </w:t>
+      </w:r>
+      <w:proofErr w:type="spellStart"/>
+      <w:r>
+        <w:rPr>
+          <w:lang w:val="en-GB"/>
+        </w:rPr>
+        <w:t>sloj</w:t>
+      </w:r>
+      <w:proofErr w:type="spellEnd"/>
+      <w:r>
+        <w:rPr>
+          <w:lang w:val="en-GB"/>
+        </w:rPr>
+        <w:t xml:space="preserve"> </w:t>
+      </w:r>
+      <w:proofErr w:type="spellStart"/>
+      <w:r>
+        <w:rPr>
+          <w:lang w:val="en-GB"/>
+        </w:rPr>
+        <w:t>specificira</w:t>
+      </w:r>
+      <w:proofErr w:type="spellEnd"/>
+      <w:r>
+        <w:rPr>
+          <w:lang w:val="en-GB"/>
+        </w:rPr>
+        <w:t xml:space="preserve"> kernel 2x2 koji </w:t>
+      </w:r>
+      <w:proofErr w:type="spellStart"/>
+      <w:r>
+        <w:rPr>
+          <w:lang w:val="en-GB"/>
+        </w:rPr>
+        <w:t>će</w:t>
+      </w:r>
+      <w:proofErr w:type="spellEnd"/>
+      <w:r>
+        <w:rPr>
+          <w:lang w:val="en-GB"/>
+        </w:rPr>
+        <w:t xml:space="preserve"> </w:t>
+      </w:r>
+      <w:proofErr w:type="spellStart"/>
+      <w:r>
+        <w:rPr>
+          <w:lang w:val="en-GB"/>
+        </w:rPr>
+        <w:t>smanjiti</w:t>
+      </w:r>
+      <w:proofErr w:type="spellEnd"/>
+      <w:r>
+        <w:rPr>
+          <w:lang w:val="en-GB"/>
+        </w:rPr>
+        <w:t xml:space="preserve"> </w:t>
+      </w:r>
+      <w:proofErr w:type="spellStart"/>
+      <w:r>
+        <w:rPr>
+          <w:lang w:val="en-GB"/>
+        </w:rPr>
+        <w:t>dime</w:t>
       </w:r>
       <w:r>
         <w:rPr>
@@ -8521,7 +10903,56 @@
         <w:rPr>
           <w:lang w:val="en-GB"/>
         </w:rPr>
-        <w:t xml:space="preserve">zije slike na 127x127 čime </w:t>
+        <w:t>zije</w:t>
+      </w:r>
+      <w:proofErr w:type="spellEnd"/>
+      <w:r>
+        <w:rPr>
+          <w:lang w:val="en-GB"/>
+        </w:rPr>
+        <w:t xml:space="preserve"> </w:t>
+      </w:r>
+      <w:proofErr w:type="spellStart"/>
+      <w:r>
+        <w:rPr>
+          <w:lang w:val="en-GB"/>
+        </w:rPr>
+        <w:t>slike</w:t>
+      </w:r>
+      <w:proofErr w:type="spellEnd"/>
+      <w:r>
+        <w:rPr>
+          <w:lang w:val="en-GB"/>
+        </w:rPr>
+        <w:t xml:space="preserve"> </w:t>
+      </w:r>
+      <w:proofErr w:type="spellStart"/>
+      <w:r>
+        <w:rPr>
+          <w:lang w:val="en-GB"/>
+        </w:rPr>
+        <w:t>na</w:t>
+      </w:r>
+      <w:proofErr w:type="spellEnd"/>
+      <w:r>
+        <w:rPr>
+          <w:lang w:val="en-GB"/>
+        </w:rPr>
+        <w:t xml:space="preserve"> 127x127 </w:t>
+      </w:r>
+      <w:proofErr w:type="spellStart"/>
+      <w:r>
+        <w:rPr>
+          <w:lang w:val="en-GB"/>
+        </w:rPr>
+        <w:t>čime</w:t>
+      </w:r>
+      <w:proofErr w:type="spellEnd"/>
+      <w:r>
+        <w:rPr>
+          <w:lang w:val="en-GB"/>
+        </w:rPr>
+        <w:t xml:space="preserve"> </w:t>
       </w:r>
       <w:r>
         <w:rPr>
@@ -8529,6 +10960,7 @@
         </w:rPr>
         <w:t xml:space="preserve">se </w:t>
       </w:r>
+      <w:proofErr w:type="spellStart"/>
       <w:r>
         <w:rPr>
           <w:lang w:val="en-GB"/>
@@ -8539,8 +10971,16 @@
         <w:rPr>
           <w:lang w:val="en-GB"/>
         </w:rPr>
-        <w:t xml:space="preserve">uje </w:t>
-      </w:r>
+        <w:t>uje</w:t>
+      </w:r>
+      <w:proofErr w:type="spellEnd"/>
+      <w:r>
+        <w:rPr>
+          <w:lang w:val="en-GB"/>
+        </w:rPr>
+        <w:t xml:space="preserve"> </w:t>
+      </w:r>
+      <w:proofErr w:type="spellStart"/>
       <w:r>
         <w:rPr>
           <w:lang w:val="en-GB"/>
@@ -8551,14 +10991,51 @@
         <w:rPr>
           <w:lang w:val="en-GB"/>
         </w:rPr>
-        <w:t xml:space="preserve">a </w:t>
-      </w:r>
-      <w:r>
-        <w:rPr>
-          <w:lang w:val="en-GB"/>
-        </w:rPr>
-        <w:t>resursa potrebnih za treniranje</w:t>
-      </w:r>
+        <w:t>a</w:t>
+      </w:r>
+      <w:proofErr w:type="spellEnd"/>
+      <w:r>
+        <w:rPr>
+          <w:lang w:val="en-GB"/>
+        </w:rPr>
+        <w:t xml:space="preserve"> </w:t>
+      </w:r>
+      <w:proofErr w:type="spellStart"/>
+      <w:r>
+        <w:rPr>
+          <w:lang w:val="en-GB"/>
+        </w:rPr>
+        <w:t>resursa</w:t>
+      </w:r>
+      <w:proofErr w:type="spellEnd"/>
+      <w:r>
+        <w:rPr>
+          <w:lang w:val="en-GB"/>
+        </w:rPr>
+        <w:t xml:space="preserve"> </w:t>
+      </w:r>
+      <w:proofErr w:type="spellStart"/>
+      <w:r>
+        <w:rPr>
+          <w:lang w:val="en-GB"/>
+        </w:rPr>
+        <w:t>potrebnih</w:t>
+      </w:r>
+      <w:proofErr w:type="spellEnd"/>
+      <w:r>
+        <w:rPr>
+          <w:lang w:val="en-GB"/>
+        </w:rPr>
+        <w:t xml:space="preserve"> za </w:t>
+      </w:r>
+      <w:proofErr w:type="spellStart"/>
+      <w:r>
+        <w:rPr>
+          <w:lang w:val="en-GB"/>
+        </w:rPr>
+        <w:t>treniranje</w:t>
+      </w:r>
+      <w:proofErr w:type="spellEnd"/>
       <w:r>
         <w:rPr>
           <w:lang w:val="en-GB"/>
@@ -8569,7 +11046,21 @@
         <w:rPr>
           <w:lang w:val="en-GB"/>
         </w:rPr>
-        <w:t xml:space="preserve"> dok </w:t>
+        <w:t xml:space="preserve"> </w:t>
+      </w:r>
+      <w:proofErr w:type="spellStart"/>
+      <w:r>
+        <w:rPr>
+          <w:lang w:val="en-GB"/>
+        </w:rPr>
+        <w:t>dok</w:t>
+      </w:r>
+      <w:proofErr w:type="spellEnd"/>
+      <w:r>
+        <w:rPr>
+          <w:lang w:val="en-GB"/>
+        </w:rPr>
+        <w:t xml:space="preserve"> </w:t>
       </w:r>
       <w:r>
         <w:rPr>
@@ -8577,6 +11068,7 @@
         </w:rPr>
         <w:t xml:space="preserve">se </w:t>
       </w:r>
+      <w:proofErr w:type="spellStart"/>
       <w:r>
         <w:rPr>
           <w:lang w:val="en-GB"/>
@@ -8587,20 +11079,51 @@
         <w:rPr>
           <w:lang w:val="en-GB"/>
         </w:rPr>
-        <w:t xml:space="preserve">vaju </w:t>
-      </w:r>
-      <w:r>
-        <w:rPr>
-          <w:lang w:val="en-GB"/>
-        </w:rPr>
-        <w:t>najvažnije karakteristike</w:t>
-      </w:r>
-      <w:r>
-        <w:rPr>
-          <w:lang w:val="en-GB"/>
-        </w:rPr>
-        <w:t xml:space="preserve"> slike</w:t>
-      </w:r>
+        <w:t>vaju</w:t>
+      </w:r>
+      <w:proofErr w:type="spellEnd"/>
+      <w:r>
+        <w:rPr>
+          <w:lang w:val="en-GB"/>
+        </w:rPr>
+        <w:t xml:space="preserve"> </w:t>
+      </w:r>
+      <w:proofErr w:type="spellStart"/>
+      <w:r>
+        <w:rPr>
+          <w:lang w:val="en-GB"/>
+        </w:rPr>
+        <w:t>najvažnije</w:t>
+      </w:r>
+      <w:proofErr w:type="spellEnd"/>
+      <w:r>
+        <w:rPr>
+          <w:lang w:val="en-GB"/>
+        </w:rPr>
+        <w:t xml:space="preserve"> </w:t>
+      </w:r>
+      <w:proofErr w:type="spellStart"/>
+      <w:r>
+        <w:rPr>
+          <w:lang w:val="en-GB"/>
+        </w:rPr>
+        <w:t>karakteristike</w:t>
+      </w:r>
+      <w:proofErr w:type="spellEnd"/>
+      <w:r>
+        <w:rPr>
+          <w:lang w:val="en-GB"/>
+        </w:rPr>
+        <w:t xml:space="preserve"> </w:t>
+      </w:r>
+      <w:proofErr w:type="spellStart"/>
+      <w:r>
+        <w:rPr>
+          <w:lang w:val="en-GB"/>
+        </w:rPr>
+        <w:t>slike</w:t>
+      </w:r>
+      <w:proofErr w:type="spellEnd"/>
       <w:r>
         <w:rPr>
           <w:lang w:val="en-GB"/>
@@ -8620,24 +11143,42 @@
           <w:lang w:val="en-GB"/>
         </w:rPr>
       </w:pPr>
-      <w:r>
-        <w:rPr>
-          <w:lang w:val="en-GB"/>
-        </w:rPr>
-        <w:t xml:space="preserve">Drugi </w:t>
-      </w:r>
-      <w:r>
-        <w:rPr>
-          <w:lang w:val="en-GB"/>
-        </w:rPr>
-        <w:t xml:space="preserve">konvolucioni </w:t>
-      </w:r>
+      <w:proofErr w:type="spellStart"/>
+      <w:r>
+        <w:rPr>
+          <w:lang w:val="en-GB"/>
+        </w:rPr>
+        <w:t>Drugi</w:t>
+      </w:r>
+      <w:proofErr w:type="spellEnd"/>
+      <w:r>
+        <w:rPr>
+          <w:lang w:val="en-GB"/>
+        </w:rPr>
+        <w:t xml:space="preserve"> </w:t>
+      </w:r>
+      <w:proofErr w:type="spellStart"/>
+      <w:r>
+        <w:rPr>
+          <w:lang w:val="en-GB"/>
+        </w:rPr>
+        <w:t>konvolucioni</w:t>
+      </w:r>
+      <w:proofErr w:type="spellEnd"/>
+      <w:r>
+        <w:rPr>
+          <w:lang w:val="en-GB"/>
+        </w:rPr>
+        <w:t xml:space="preserve"> </w:t>
+      </w:r>
+      <w:proofErr w:type="spellStart"/>
       <w:r>
         <w:rPr>
           <w:lang w:val="en-GB"/>
         </w:rPr>
         <w:t>sloj</w:t>
       </w:r>
+      <w:proofErr w:type="spellEnd"/>
       <w:r>
         <w:rPr>
           <w:lang w:val="en-GB"/>
@@ -8648,7 +11189,56 @@
         <w:rPr>
           <w:lang w:val="en-GB"/>
         </w:rPr>
-        <w:t xml:space="preserve"> Specificira novi set od 64 kernel</w:t>
+        <w:t xml:space="preserve"> </w:t>
+      </w:r>
+      <w:proofErr w:type="spellStart"/>
+      <w:r>
+        <w:rPr>
+          <w:lang w:val="en-GB"/>
+        </w:rPr>
+        <w:t>Specificira</w:t>
+      </w:r>
+      <w:proofErr w:type="spellEnd"/>
+      <w:r>
+        <w:rPr>
+          <w:lang w:val="en-GB"/>
+        </w:rPr>
+        <w:t xml:space="preserve"> </w:t>
+      </w:r>
+      <w:proofErr w:type="spellStart"/>
+      <w:r>
+        <w:rPr>
+          <w:lang w:val="en-GB"/>
+        </w:rPr>
+        <w:t>novi</w:t>
+      </w:r>
+      <w:proofErr w:type="spellEnd"/>
+      <w:r>
+        <w:rPr>
+          <w:lang w:val="en-GB"/>
+        </w:rPr>
+        <w:t xml:space="preserve"> set </w:t>
+      </w:r>
+      <w:proofErr w:type="spellStart"/>
+      <w:r>
+        <w:rPr>
+          <w:lang w:val="en-GB"/>
+        </w:rPr>
+        <w:t>od</w:t>
+      </w:r>
+      <w:proofErr w:type="spellEnd"/>
+      <w:r>
+        <w:rPr>
+          <w:lang w:val="en-GB"/>
+        </w:rPr>
+        <w:t xml:space="preserve"> 64 </w:t>
+      </w:r>
+      <w:proofErr w:type="spellStart"/>
+      <w:r>
+        <w:rPr>
+          <w:lang w:val="en-GB"/>
+        </w:rPr>
+        <w:t>kernel</w:t>
       </w:r>
       <w:r>
         <w:rPr>
@@ -8656,23 +11246,124 @@
         </w:rPr>
         <w:t>a</w:t>
       </w:r>
-      <w:r>
-        <w:rPr>
-          <w:lang w:val="en-GB"/>
-        </w:rPr>
-        <w:t xml:space="preserve"> dimenzija 3x3. Dati kernel će </w:t>
-      </w:r>
+      <w:proofErr w:type="spellEnd"/>
+      <w:r>
+        <w:rPr>
+          <w:lang w:val="en-GB"/>
+        </w:rPr>
+        <w:t xml:space="preserve"> </w:t>
+      </w:r>
+      <w:proofErr w:type="spellStart"/>
+      <w:r>
+        <w:rPr>
+          <w:lang w:val="en-GB"/>
+        </w:rPr>
+        <w:t>dimenzija</w:t>
+      </w:r>
+      <w:proofErr w:type="spellEnd"/>
+      <w:r>
+        <w:rPr>
+          <w:lang w:val="en-GB"/>
+        </w:rPr>
+        <w:t xml:space="preserve"> 3x3. </w:t>
+      </w:r>
+      <w:proofErr w:type="spellStart"/>
+      <w:r>
+        <w:rPr>
+          <w:lang w:val="en-GB"/>
+        </w:rPr>
+        <w:t>Dati</w:t>
+      </w:r>
+      <w:proofErr w:type="spellEnd"/>
+      <w:r>
+        <w:rPr>
+          <w:lang w:val="en-GB"/>
+        </w:rPr>
+        <w:t xml:space="preserve"> kernel </w:t>
+      </w:r>
+      <w:proofErr w:type="spellStart"/>
+      <w:r>
+        <w:rPr>
+          <w:lang w:val="en-GB"/>
+        </w:rPr>
+        <w:t>će</w:t>
+      </w:r>
+      <w:proofErr w:type="spellEnd"/>
+      <w:r>
+        <w:rPr>
+          <w:lang w:val="en-GB"/>
+        </w:rPr>
+        <w:t xml:space="preserve"> </w:t>
+      </w:r>
+      <w:proofErr w:type="spellStart"/>
       <w:r>
         <w:rPr>
           <w:lang w:val="en-GB"/>
         </w:rPr>
         <w:t>promijeniti</w:t>
       </w:r>
-      <w:r>
-        <w:rPr>
-          <w:lang w:val="en-GB"/>
-        </w:rPr>
-        <w:t xml:space="preserve"> dimenzije slike sa 127x127 na 125x125.</w:t>
+      <w:proofErr w:type="spellEnd"/>
+      <w:r>
+        <w:rPr>
+          <w:lang w:val="en-GB"/>
+        </w:rPr>
+        <w:t xml:space="preserve"> </w:t>
+      </w:r>
+      <w:proofErr w:type="spellStart"/>
+      <w:r>
+        <w:rPr>
+          <w:lang w:val="en-GB"/>
+        </w:rPr>
+        <w:t>dimenzije</w:t>
+      </w:r>
+      <w:proofErr w:type="spellEnd"/>
+      <w:r>
+        <w:rPr>
+          <w:lang w:val="en-GB"/>
+        </w:rPr>
+        <w:t xml:space="preserve"> </w:t>
+      </w:r>
+      <w:proofErr w:type="spellStart"/>
+      <w:r>
+        <w:rPr>
+          <w:lang w:val="en-GB"/>
+        </w:rPr>
+        <w:t>slike</w:t>
+      </w:r>
+      <w:proofErr w:type="spellEnd"/>
+      <w:r>
+        <w:rPr>
+          <w:lang w:val="en-GB"/>
+        </w:rPr>
+        <w:t xml:space="preserve"> </w:t>
+      </w:r>
+      <w:proofErr w:type="spellStart"/>
+      <w:r>
+        <w:rPr>
+          <w:lang w:val="en-GB"/>
+        </w:rPr>
+        <w:t>sa</w:t>
+      </w:r>
+      <w:proofErr w:type="spellEnd"/>
+      <w:r>
+        <w:rPr>
+          <w:lang w:val="en-GB"/>
+        </w:rPr>
+        <w:t xml:space="preserve"> 127x127 </w:t>
+      </w:r>
+      <w:proofErr w:type="spellStart"/>
+      <w:r>
+        <w:rPr>
+          <w:lang w:val="en-GB"/>
+        </w:rPr>
+        <w:t>na</w:t>
+      </w:r>
+      <w:proofErr w:type="spellEnd"/>
+      <w:r>
+        <w:rPr>
+          <w:lang w:val="en-GB"/>
+        </w:rPr>
+        <w:t xml:space="preserve"> 125x125.</w:t>
       </w:r>
     </w:p>
     <w:p>
@@ -8687,18 +11378,42 @@
           <w:lang w:val="en-GB"/>
         </w:rPr>
       </w:pPr>
-      <w:r>
-        <w:rPr>
-          <w:lang w:val="en-GB"/>
-        </w:rPr>
-        <w:t xml:space="preserve">Drugi </w:t>
-      </w:r>
-      <w:r>
-        <w:rPr>
-          <w:lang w:val="en-GB"/>
-        </w:rPr>
-        <w:t>ReLU sloj</w:t>
-      </w:r>
+      <w:proofErr w:type="spellStart"/>
+      <w:r>
+        <w:rPr>
+          <w:lang w:val="en-GB"/>
+        </w:rPr>
+        <w:t>Drugi</w:t>
+      </w:r>
+      <w:proofErr w:type="spellEnd"/>
+      <w:r>
+        <w:rPr>
+          <w:lang w:val="en-GB"/>
+        </w:rPr>
+        <w:t xml:space="preserve"> </w:t>
+      </w:r>
+      <w:proofErr w:type="spellStart"/>
+      <w:r>
+        <w:rPr>
+          <w:lang w:val="en-GB"/>
+        </w:rPr>
+        <w:t>ReLU</w:t>
+      </w:r>
+      <w:proofErr w:type="spellEnd"/>
+      <w:r>
+        <w:rPr>
+          <w:lang w:val="en-GB"/>
+        </w:rPr>
+        <w:t xml:space="preserve"> </w:t>
+      </w:r>
+      <w:proofErr w:type="spellStart"/>
+      <w:r>
+        <w:rPr>
+          <w:lang w:val="en-GB"/>
+        </w:rPr>
+        <w:t>sloj</w:t>
+      </w:r>
+      <w:proofErr w:type="spellEnd"/>
       <w:r>
         <w:rPr>
           <w:lang w:val="en-GB"/>
@@ -8724,18 +11439,34 @@
           <w:lang w:val="en-GB"/>
         </w:rPr>
       </w:pPr>
-      <w:r>
-        <w:rPr>
-          <w:lang w:val="en-GB"/>
-        </w:rPr>
-        <w:t xml:space="preserve">Drugi </w:t>
-      </w:r>
-      <w:r>
-        <w:rPr>
-          <w:lang w:val="en-GB"/>
-        </w:rPr>
-        <w:t>Max Pooling sloj</w:t>
-      </w:r>
+      <w:proofErr w:type="spellStart"/>
+      <w:r>
+        <w:rPr>
+          <w:lang w:val="en-GB"/>
+        </w:rPr>
+        <w:t>Drugi</w:t>
+      </w:r>
+      <w:proofErr w:type="spellEnd"/>
+      <w:r>
+        <w:rPr>
+          <w:lang w:val="en-GB"/>
+        </w:rPr>
+        <w:t xml:space="preserve"> </w:t>
+      </w:r>
+      <w:r>
+        <w:rPr>
+          <w:lang w:val="en-GB"/>
+        </w:rPr>
+        <w:t xml:space="preserve">Max Pooling </w:t>
+      </w:r>
+      <w:proofErr w:type="spellStart"/>
+      <w:r>
+        <w:rPr>
+          <w:lang w:val="en-GB"/>
+        </w:rPr>
+        <w:t>sloj</w:t>
+      </w:r>
+      <w:proofErr w:type="spellEnd"/>
       <w:r>
         <w:rPr>
           <w:lang w:val="en-GB"/>
@@ -8746,7 +11477,77 @@
         <w:rPr>
           <w:lang w:val="en-GB"/>
         </w:rPr>
-        <w:t xml:space="preserve"> Specificira kernel 2x2 koji smanjuje dimenzije slike na 6</w:t>
+        <w:t xml:space="preserve"> </w:t>
+      </w:r>
+      <w:proofErr w:type="spellStart"/>
+      <w:r>
+        <w:rPr>
+          <w:lang w:val="en-GB"/>
+        </w:rPr>
+        <w:t>Specificira</w:t>
+      </w:r>
+      <w:proofErr w:type="spellEnd"/>
+      <w:r>
+        <w:rPr>
+          <w:lang w:val="en-GB"/>
+        </w:rPr>
+        <w:t xml:space="preserve"> kernel 2x2 koji </w:t>
+      </w:r>
+      <w:proofErr w:type="spellStart"/>
+      <w:r>
+        <w:rPr>
+          <w:lang w:val="en-GB"/>
+        </w:rPr>
+        <w:t>smanjuje</w:t>
+      </w:r>
+      <w:proofErr w:type="spellEnd"/>
+      <w:r>
+        <w:rPr>
+          <w:lang w:val="en-GB"/>
+        </w:rPr>
+        <w:t xml:space="preserve"> </w:t>
+      </w:r>
+      <w:proofErr w:type="spellStart"/>
+      <w:r>
+        <w:rPr>
+          <w:lang w:val="en-GB"/>
+        </w:rPr>
+        <w:t>dimenzije</w:t>
+      </w:r>
+      <w:proofErr w:type="spellEnd"/>
+      <w:r>
+        <w:rPr>
+          <w:lang w:val="en-GB"/>
+        </w:rPr>
+        <w:t xml:space="preserve"> </w:t>
+      </w:r>
+      <w:proofErr w:type="spellStart"/>
+      <w:r>
+        <w:rPr>
+          <w:lang w:val="en-GB"/>
+        </w:rPr>
+        <w:t>slike</w:t>
+      </w:r>
+      <w:proofErr w:type="spellEnd"/>
+      <w:r>
+        <w:rPr>
+          <w:lang w:val="en-GB"/>
+        </w:rPr>
+        <w:t xml:space="preserve"> </w:t>
+      </w:r>
+      <w:proofErr w:type="spellStart"/>
+      <w:r>
+        <w:rPr>
+          <w:lang w:val="en-GB"/>
+        </w:rPr>
+        <w:t>na</w:t>
+      </w:r>
+      <w:proofErr w:type="spellEnd"/>
+      <w:r>
+        <w:rPr>
+          <w:lang w:val="en-GB"/>
+        </w:rPr>
+        <w:t xml:space="preserve"> 6</w:t>
       </w:r>
       <w:r>
         <w:rPr>
@@ -8770,7 +11571,28 @@
         <w:rPr>
           <w:lang w:val="en-GB"/>
         </w:rPr>
-        <w:t>. (Napomena: Py</w:t>
+        <w:t>. (</w:t>
+      </w:r>
+      <w:proofErr w:type="spellStart"/>
+      <w:r>
+        <w:rPr>
+          <w:lang w:val="en-GB"/>
+        </w:rPr>
+        <w:t>Napomena</w:t>
+      </w:r>
+      <w:proofErr w:type="spellEnd"/>
+      <w:r>
+        <w:rPr>
+          <w:lang w:val="en-GB"/>
+        </w:rPr>
+        <w:t xml:space="preserve">: </w:t>
+      </w:r>
+      <w:proofErr w:type="spellStart"/>
+      <w:r>
+        <w:rPr>
+          <w:lang w:val="en-GB"/>
+        </w:rPr>
+        <w:t>Py</w:t>
       </w:r>
       <w:r>
         <w:rPr>
@@ -8782,14 +11604,109 @@
         <w:rPr>
           <w:lang w:val="en-GB"/>
         </w:rPr>
-        <w:t xml:space="preserve">orch automatski radi </w:t>
-      </w:r>
-      <w:r>
-        <w:rPr>
-          <w:lang w:val="en-GB"/>
-        </w:rPr>
-        <w:t>zaokruživanje na donju vrijednost  sa</w:t>
-      </w:r>
+        <w:t>orch</w:t>
+      </w:r>
+      <w:proofErr w:type="spellEnd"/>
+      <w:r>
+        <w:rPr>
+          <w:lang w:val="en-GB"/>
+        </w:rPr>
+        <w:t xml:space="preserve"> </w:t>
+      </w:r>
+      <w:proofErr w:type="spellStart"/>
+      <w:r>
+        <w:rPr>
+          <w:lang w:val="en-GB"/>
+        </w:rPr>
+        <w:t>automatski</w:t>
+      </w:r>
+      <w:proofErr w:type="spellEnd"/>
+      <w:r>
+        <w:rPr>
+          <w:lang w:val="en-GB"/>
+        </w:rPr>
+        <w:t xml:space="preserve"> </w:t>
+      </w:r>
+      <w:proofErr w:type="spellStart"/>
+      <w:r>
+        <w:rPr>
+          <w:lang w:val="en-GB"/>
+        </w:rPr>
+        <w:t>radi</w:t>
+      </w:r>
+      <w:proofErr w:type="spellEnd"/>
+      <w:r>
+        <w:rPr>
+          <w:lang w:val="en-GB"/>
+        </w:rPr>
+        <w:t xml:space="preserve"> </w:t>
+      </w:r>
+      <w:proofErr w:type="spellStart"/>
+      <w:r>
+        <w:rPr>
+          <w:lang w:val="en-GB"/>
+        </w:rPr>
+        <w:t>zaokruživanje</w:t>
+      </w:r>
+      <w:proofErr w:type="spellEnd"/>
+      <w:r>
+        <w:rPr>
+          <w:lang w:val="en-GB"/>
+        </w:rPr>
+        <w:t xml:space="preserve"> </w:t>
+      </w:r>
+      <w:proofErr w:type="spellStart"/>
+      <w:r>
+        <w:rPr>
+          <w:lang w:val="en-GB"/>
+        </w:rPr>
+        <w:t>na</w:t>
+      </w:r>
+      <w:proofErr w:type="spellEnd"/>
+      <w:r>
+        <w:rPr>
+          <w:lang w:val="en-GB"/>
+        </w:rPr>
+        <w:t xml:space="preserve"> </w:t>
+      </w:r>
+      <w:proofErr w:type="spellStart"/>
+      <w:r>
+        <w:rPr>
+          <w:lang w:val="en-GB"/>
+        </w:rPr>
+        <w:t>donju</w:t>
+      </w:r>
+      <w:proofErr w:type="spellEnd"/>
+      <w:r>
+        <w:rPr>
+          <w:lang w:val="en-GB"/>
+        </w:rPr>
+        <w:t xml:space="preserve"> </w:t>
+      </w:r>
+      <w:proofErr w:type="spellStart"/>
+      <w:proofErr w:type="gramStart"/>
+      <w:r>
+        <w:rPr>
+          <w:lang w:val="en-GB"/>
+        </w:rPr>
+        <w:t>vrijednost</w:t>
+      </w:r>
+      <w:proofErr w:type="spellEnd"/>
+      <w:r>
+        <w:rPr>
+          <w:lang w:val="en-GB"/>
+        </w:rPr>
+        <w:t xml:space="preserve">  </w:t>
+      </w:r>
+      <w:proofErr w:type="spellStart"/>
+      <w:r>
+        <w:rPr>
+          <w:lang w:val="en-GB"/>
+        </w:rPr>
+        <w:t>sa</w:t>
+      </w:r>
+      <w:proofErr w:type="spellEnd"/>
+      <w:proofErr w:type="gramEnd"/>
       <w:r>
         <w:rPr>
           <w:lang w:val="en-GB"/>
@@ -8806,7 +11723,21 @@
         <w:rPr>
           <w:lang w:val="en-GB"/>
         </w:rPr>
-        <w:t>.5 na 6</w:t>
+        <w:t xml:space="preserve">.5 </w:t>
+      </w:r>
+      <w:proofErr w:type="spellStart"/>
+      <w:r>
+        <w:rPr>
+          <w:lang w:val="en-GB"/>
+        </w:rPr>
+        <w:t>na</w:t>
+      </w:r>
+      <w:proofErr w:type="spellEnd"/>
+      <w:r>
+        <w:rPr>
+          <w:lang w:val="en-GB"/>
+        </w:rPr>
+        <w:t xml:space="preserve"> 6</w:t>
       </w:r>
       <w:r>
         <w:rPr>
@@ -8837,19 +11768,70 @@
         <w:rPr>
           <w:lang w:val="en-GB"/>
         </w:rPr>
-        <w:t>Flatten sloj</w:t>
-      </w:r>
+        <w:t xml:space="preserve">Flatten </w:t>
+      </w:r>
+      <w:proofErr w:type="spellStart"/>
+      <w:r>
+        <w:rPr>
+          <w:lang w:val="en-GB"/>
+        </w:rPr>
+        <w:t>sloj</w:t>
+      </w:r>
+      <w:proofErr w:type="spellEnd"/>
       <w:r>
         <w:rPr>
           <w:lang w:val="en-GB"/>
         </w:rPr>
         <w:t xml:space="preserve"> - </w:t>
       </w:r>
-      <w:r>
-        <w:rPr>
-          <w:lang w:val="en-GB"/>
-        </w:rPr>
-        <w:t>Dati sloj uzima sv</w:t>
+      <w:proofErr w:type="spellStart"/>
+      <w:r>
+        <w:rPr>
+          <w:lang w:val="en-GB"/>
+        </w:rPr>
+        <w:t>Dati</w:t>
+      </w:r>
+      <w:proofErr w:type="spellEnd"/>
+      <w:r>
+        <w:rPr>
+          <w:lang w:val="en-GB"/>
+        </w:rPr>
+        <w:t xml:space="preserve"> </w:t>
+      </w:r>
+      <w:proofErr w:type="spellStart"/>
+      <w:r>
+        <w:rPr>
+          <w:lang w:val="en-GB"/>
+        </w:rPr>
+        <w:t>sloj</w:t>
+      </w:r>
+      <w:proofErr w:type="spellEnd"/>
+      <w:r>
+        <w:rPr>
+          <w:lang w:val="en-GB"/>
+        </w:rPr>
+        <w:t xml:space="preserve"> </w:t>
+      </w:r>
+      <w:proofErr w:type="spellStart"/>
+      <w:r>
+        <w:rPr>
+          <w:lang w:val="en-GB"/>
+        </w:rPr>
+        <w:t>uzima</w:t>
+      </w:r>
+      <w:proofErr w:type="spellEnd"/>
+      <w:r>
+        <w:rPr>
+          <w:lang w:val="en-GB"/>
+        </w:rPr>
+        <w:t xml:space="preserve"> </w:t>
+      </w:r>
+      <w:proofErr w:type="spellStart"/>
+      <w:r>
+        <w:rPr>
+          <w:lang w:val="en-GB"/>
+        </w:rPr>
+        <w:t>sv</w:t>
       </w:r>
       <w:r>
         <w:rPr>
@@ -8857,18 +11839,34 @@
         </w:rPr>
         <w:t>e</w:t>
       </w:r>
-      <w:r>
-        <w:rPr>
-          <w:lang w:val="en-GB"/>
-        </w:rPr>
-        <w:t xml:space="preserve"> 64 transformisan</w:t>
-      </w:r>
-      <w:r>
-        <w:rPr>
-          <w:lang w:val="en-GB"/>
-        </w:rPr>
-        <w:t xml:space="preserve">e </w:t>
-      </w:r>
+      <w:proofErr w:type="spellEnd"/>
+      <w:r>
+        <w:rPr>
+          <w:lang w:val="en-GB"/>
+        </w:rPr>
+        <w:t xml:space="preserve"> 64 </w:t>
+      </w:r>
+      <w:proofErr w:type="spellStart"/>
+      <w:r>
+        <w:rPr>
+          <w:lang w:val="en-GB"/>
+        </w:rPr>
+        <w:t>transformisan</w:t>
+      </w:r>
+      <w:r>
+        <w:rPr>
+          <w:lang w:val="en-GB"/>
+        </w:rPr>
+        <w:t>e</w:t>
+      </w:r>
+      <w:proofErr w:type="spellEnd"/>
+      <w:r>
+        <w:rPr>
+          <w:lang w:val="en-GB"/>
+        </w:rPr>
+        <w:t xml:space="preserve"> </w:t>
+      </w:r>
+      <w:proofErr w:type="spellStart"/>
       <w:r>
         <w:rPr>
           <w:lang w:val="en-GB"/>
@@ -8881,11 +11879,82 @@
         </w:rPr>
         <w:t>e</w:t>
       </w:r>
-      <w:r>
-        <w:rPr>
-          <w:lang w:val="en-GB"/>
-        </w:rPr>
-        <w:t xml:space="preserve"> i generiše jednodimenzionalni niz sa 6</w:t>
+      <w:proofErr w:type="spellEnd"/>
+      <w:r>
+        <w:rPr>
+          <w:lang w:val="en-GB"/>
+        </w:rPr>
+        <w:t xml:space="preserve"> </w:t>
+      </w:r>
+      <w:proofErr w:type="spellStart"/>
+      <w:r>
+        <w:rPr>
+          <w:lang w:val="en-GB"/>
+        </w:rPr>
+        <w:t>i</w:t>
+      </w:r>
+      <w:proofErr w:type="spellEnd"/>
+      <w:r>
+        <w:rPr>
+          <w:lang w:val="en-GB"/>
+        </w:rPr>
+        <w:t xml:space="preserve"> </w:t>
+      </w:r>
+      <w:proofErr w:type="spellStart"/>
+      <w:r>
+        <w:rPr>
+          <w:lang w:val="en-GB"/>
+        </w:rPr>
+        <w:t>generiše</w:t>
+      </w:r>
+      <w:proofErr w:type="spellEnd"/>
+      <w:r>
+        <w:rPr>
+          <w:lang w:val="en-GB"/>
+        </w:rPr>
+        <w:t xml:space="preserve"> </w:t>
+      </w:r>
+      <w:proofErr w:type="spellStart"/>
+      <w:r>
+        <w:rPr>
+          <w:lang w:val="en-GB"/>
+        </w:rPr>
+        <w:t>jednodimenzionalni</w:t>
+      </w:r>
+      <w:proofErr w:type="spellEnd"/>
+      <w:r>
+        <w:rPr>
+          <w:lang w:val="en-GB"/>
+        </w:rPr>
+        <w:t xml:space="preserve"> </w:t>
+      </w:r>
+      <w:proofErr w:type="spellStart"/>
+      <w:r>
+        <w:rPr>
+          <w:lang w:val="en-GB"/>
+        </w:rPr>
+        <w:t>niz</w:t>
+      </w:r>
+      <w:proofErr w:type="spellEnd"/>
+      <w:r>
+        <w:rPr>
+          <w:lang w:val="en-GB"/>
+        </w:rPr>
+        <w:t xml:space="preserve"> </w:t>
+      </w:r>
+      <w:proofErr w:type="spellStart"/>
+      <w:r>
+        <w:rPr>
+          <w:lang w:val="en-GB"/>
+        </w:rPr>
+        <w:t>sa</w:t>
+      </w:r>
+      <w:proofErr w:type="spellEnd"/>
+      <w:r>
+        <w:rPr>
+          <w:lang w:val="en-GB"/>
+        </w:rPr>
+        <w:t xml:space="preserve"> 6</w:t>
       </w:r>
       <w:r>
         <w:rPr>
@@ -8911,6 +11980,7 @@
         </w:rPr>
         <w:t xml:space="preserve">x64 = </w:t>
       </w:r>
+      <w:proofErr w:type="gramStart"/>
       <w:r>
         <w:rPr>
           <w:lang w:val="en-GB"/>
@@ -8921,7 +11991,22 @@
         <w:rPr>
           <w:lang w:val="en-GB"/>
         </w:rPr>
-        <w:t xml:space="preserve"> vrijednosti.</w:t>
+        <w:t xml:space="preserve"> </w:t>
+      </w:r>
+      <w:proofErr w:type="spellStart"/>
+      <w:r>
+        <w:rPr>
+          <w:lang w:val="en-GB"/>
+        </w:rPr>
+        <w:t>vrijednosti</w:t>
+      </w:r>
+      <w:proofErr w:type="spellEnd"/>
+      <w:proofErr w:type="gramEnd"/>
+      <w:r>
+        <w:rPr>
+          <w:lang w:val="en-GB"/>
+        </w:rPr>
+        <w:t>.</w:t>
       </w:r>
     </w:p>
     <w:p>
@@ -8936,11 +12021,75 @@
           <w:lang w:val="en-GB"/>
         </w:rPr>
       </w:pPr>
-      <w:r>
-        <w:rPr>
-          <w:lang w:val="en-GB"/>
-        </w:rPr>
-        <w:t>Potpuno povezani sloj sa 16 neurona.</w:t>
+      <w:proofErr w:type="spellStart"/>
+      <w:r>
+        <w:rPr>
+          <w:lang w:val="en-GB"/>
+        </w:rPr>
+        <w:t>Potpuno</w:t>
+      </w:r>
+      <w:proofErr w:type="spellEnd"/>
+      <w:r>
+        <w:rPr>
+          <w:lang w:val="en-GB"/>
+        </w:rPr>
+        <w:t xml:space="preserve"> </w:t>
+      </w:r>
+      <w:proofErr w:type="spellStart"/>
+      <w:r>
+        <w:rPr>
+          <w:lang w:val="en-GB"/>
+        </w:rPr>
+        <w:t>povezani</w:t>
+      </w:r>
+      <w:proofErr w:type="spellEnd"/>
+      <w:r>
+        <w:rPr>
+          <w:lang w:val="en-GB"/>
+        </w:rPr>
+        <w:t xml:space="preserve"> </w:t>
+      </w:r>
+      <w:proofErr w:type="spellStart"/>
+      <w:r>
+        <w:rPr>
+          <w:lang w:val="en-GB"/>
+        </w:rPr>
+        <w:t>sloj</w:t>
+      </w:r>
+      <w:proofErr w:type="spellEnd"/>
+      <w:r>
+        <w:rPr>
+          <w:lang w:val="en-GB"/>
+        </w:rPr>
+        <w:t xml:space="preserve"> </w:t>
+      </w:r>
+      <w:proofErr w:type="spellStart"/>
+      <w:r>
+        <w:rPr>
+          <w:lang w:val="en-GB"/>
+        </w:rPr>
+        <w:t>sa</w:t>
+      </w:r>
+      <w:proofErr w:type="spellEnd"/>
+      <w:r>
+        <w:rPr>
+          <w:lang w:val="en-GB"/>
+        </w:rPr>
+        <w:t xml:space="preserve"> 16 </w:t>
+      </w:r>
+      <w:proofErr w:type="spellStart"/>
+      <w:r>
+        <w:rPr>
+          <w:lang w:val="en-GB"/>
+        </w:rPr>
+        <w:t>neurona</w:t>
+      </w:r>
+      <w:proofErr w:type="spellEnd"/>
+      <w:r>
+        <w:rPr>
+          <w:lang w:val="en-GB"/>
+        </w:rPr>
+        <w:t>.</w:t>
       </w:r>
     </w:p>
     <w:p>
@@ -8955,23 +12104,117 @@
           <w:lang w:val="en-GB"/>
         </w:rPr>
       </w:pPr>
-      <w:r>
-        <w:rPr>
-          <w:lang w:val="en-GB"/>
-        </w:rPr>
-        <w:t xml:space="preserve">Potpuno povezani sloj sa 3 neurona koji </w:t>
-      </w:r>
+      <w:proofErr w:type="spellStart"/>
+      <w:r>
+        <w:rPr>
+          <w:lang w:val="en-GB"/>
+        </w:rPr>
+        <w:t>Potpuno</w:t>
+      </w:r>
+      <w:proofErr w:type="spellEnd"/>
+      <w:r>
+        <w:rPr>
+          <w:lang w:val="en-GB"/>
+        </w:rPr>
+        <w:t xml:space="preserve"> </w:t>
+      </w:r>
+      <w:proofErr w:type="spellStart"/>
+      <w:r>
+        <w:rPr>
+          <w:lang w:val="en-GB"/>
+        </w:rPr>
+        <w:t>povezani</w:t>
+      </w:r>
+      <w:proofErr w:type="spellEnd"/>
+      <w:r>
+        <w:rPr>
+          <w:lang w:val="en-GB"/>
+        </w:rPr>
+        <w:t xml:space="preserve"> </w:t>
+      </w:r>
+      <w:proofErr w:type="spellStart"/>
+      <w:r>
+        <w:rPr>
+          <w:lang w:val="en-GB"/>
+        </w:rPr>
+        <w:t>sloj</w:t>
+      </w:r>
+      <w:proofErr w:type="spellEnd"/>
+      <w:r>
+        <w:rPr>
+          <w:lang w:val="en-GB"/>
+        </w:rPr>
+        <w:t xml:space="preserve"> </w:t>
+      </w:r>
+      <w:proofErr w:type="spellStart"/>
+      <w:r>
+        <w:rPr>
+          <w:lang w:val="en-GB"/>
+        </w:rPr>
+        <w:t>sa</w:t>
+      </w:r>
+      <w:proofErr w:type="spellEnd"/>
+      <w:r>
+        <w:rPr>
+          <w:lang w:val="en-GB"/>
+        </w:rPr>
+        <w:t xml:space="preserve"> 3 </w:t>
+      </w:r>
+      <w:proofErr w:type="spellStart"/>
+      <w:r>
+        <w:rPr>
+          <w:lang w:val="en-GB"/>
+        </w:rPr>
+        <w:t>neurona</w:t>
+      </w:r>
+      <w:proofErr w:type="spellEnd"/>
+      <w:r>
+        <w:rPr>
+          <w:lang w:val="en-GB"/>
+        </w:rPr>
+        <w:t xml:space="preserve"> koji </w:t>
+      </w:r>
+      <w:proofErr w:type="spellStart"/>
       <w:r>
         <w:rPr>
           <w:lang w:val="en-GB"/>
         </w:rPr>
         <w:t>generiše</w:t>
       </w:r>
-      <w:r>
-        <w:rPr>
-          <w:lang w:val="en-GB"/>
-        </w:rPr>
-        <w:t xml:space="preserve"> krajnju klasifikaciju.</w:t>
+      <w:proofErr w:type="spellEnd"/>
+      <w:r>
+        <w:rPr>
+          <w:lang w:val="en-GB"/>
+        </w:rPr>
+        <w:t xml:space="preserve"> </w:t>
+      </w:r>
+      <w:proofErr w:type="spellStart"/>
+      <w:r>
+        <w:rPr>
+          <w:lang w:val="en-GB"/>
+        </w:rPr>
+        <w:t>krajnju</w:t>
+      </w:r>
+      <w:proofErr w:type="spellEnd"/>
+      <w:r>
+        <w:rPr>
+          <w:lang w:val="en-GB"/>
+        </w:rPr>
+        <w:t xml:space="preserve"> </w:t>
+      </w:r>
+      <w:proofErr w:type="spellStart"/>
+      <w:r>
+        <w:rPr>
+          <w:lang w:val="en-GB"/>
+        </w:rPr>
+        <w:t>klasifikaciju</w:t>
+      </w:r>
+      <w:proofErr w:type="spellEnd"/>
+      <w:r>
+        <w:rPr>
+          <w:lang w:val="en-GB"/>
+        </w:rPr>
+        <w:t>.</w:t>
       </w:r>
     </w:p>
     <w:p>
@@ -8992,44 +12235,301 @@
         <w:rPr>
           <w:lang w:val="en-GB"/>
         </w:rPr>
-        <w:lastRenderedPageBreak/>
-        <w:t xml:space="preserve">Data arhitektura </w:t>
-      </w:r>
+        <w:t xml:space="preserve">Data </w:t>
+      </w:r>
+      <w:proofErr w:type="spellStart"/>
+      <w:r>
+        <w:rPr>
+          <w:lang w:val="en-GB"/>
+        </w:rPr>
+        <w:t>arhitektura</w:t>
+      </w:r>
+      <w:proofErr w:type="spellEnd"/>
+      <w:r>
+        <w:rPr>
+          <w:lang w:val="en-GB"/>
+        </w:rPr>
+        <w:t xml:space="preserve"> </w:t>
+      </w:r>
+      <w:proofErr w:type="spellStart"/>
       <w:r>
         <w:rPr>
           <w:lang w:val="en-GB"/>
         </w:rPr>
         <w:t>neuronske</w:t>
       </w:r>
-      <w:r>
-        <w:rPr>
-          <w:lang w:val="en-GB"/>
-        </w:rPr>
-        <w:t xml:space="preserve"> mreže bazirana je na </w:t>
-      </w:r>
-      <w:r>
-        <w:rPr>
-          <w:lang w:val="en-GB"/>
-        </w:rPr>
-        <w:t>praktičnom primjeru</w:t>
-      </w:r>
-      <w:r>
-        <w:rPr>
-          <w:lang w:val="en-GB"/>
-        </w:rPr>
-        <w:t xml:space="preserve"> sa platforme Kaggle, gdje je slična topologija uspješno korištena upravo za problem predikcije raka pluća </w:t>
-      </w:r>
+      <w:proofErr w:type="spellEnd"/>
+      <w:r>
+        <w:rPr>
+          <w:lang w:val="en-GB"/>
+        </w:rPr>
+        <w:t xml:space="preserve"> </w:t>
+      </w:r>
+      <w:proofErr w:type="spellStart"/>
+      <w:r>
+        <w:rPr>
+          <w:lang w:val="en-GB"/>
+        </w:rPr>
+        <w:t>mreže</w:t>
+      </w:r>
+      <w:proofErr w:type="spellEnd"/>
+      <w:r>
+        <w:rPr>
+          <w:lang w:val="en-GB"/>
+        </w:rPr>
+        <w:t xml:space="preserve"> </w:t>
+      </w:r>
+      <w:proofErr w:type="spellStart"/>
+      <w:r>
+        <w:rPr>
+          <w:lang w:val="en-GB"/>
+        </w:rPr>
+        <w:t>bazirana</w:t>
+      </w:r>
+      <w:proofErr w:type="spellEnd"/>
+      <w:r>
+        <w:rPr>
+          <w:lang w:val="en-GB"/>
+        </w:rPr>
+        <w:t xml:space="preserve"> je </w:t>
+      </w:r>
+      <w:proofErr w:type="spellStart"/>
+      <w:r>
+        <w:rPr>
+          <w:lang w:val="en-GB"/>
+        </w:rPr>
+        <w:t>na</w:t>
+      </w:r>
+      <w:proofErr w:type="spellEnd"/>
+      <w:r>
+        <w:rPr>
+          <w:lang w:val="en-GB"/>
+        </w:rPr>
+        <w:t xml:space="preserve"> </w:t>
+      </w:r>
+      <w:proofErr w:type="spellStart"/>
+      <w:r>
+        <w:rPr>
+          <w:lang w:val="en-GB"/>
+        </w:rPr>
+        <w:t>praktičnom</w:t>
+      </w:r>
+      <w:proofErr w:type="spellEnd"/>
+      <w:r>
+        <w:rPr>
+          <w:lang w:val="en-GB"/>
+        </w:rPr>
+        <w:t xml:space="preserve"> </w:t>
+      </w:r>
+      <w:proofErr w:type="spellStart"/>
+      <w:r>
+        <w:rPr>
+          <w:lang w:val="en-GB"/>
+        </w:rPr>
+        <w:t>primjeru</w:t>
+      </w:r>
+      <w:proofErr w:type="spellEnd"/>
+      <w:r>
+        <w:rPr>
+          <w:lang w:val="en-GB"/>
+        </w:rPr>
+        <w:t xml:space="preserve"> </w:t>
+      </w:r>
+      <w:proofErr w:type="spellStart"/>
+      <w:r>
+        <w:rPr>
+          <w:lang w:val="en-GB"/>
+        </w:rPr>
+        <w:t>sa</w:t>
+      </w:r>
+      <w:proofErr w:type="spellEnd"/>
+      <w:r>
+        <w:rPr>
+          <w:lang w:val="en-GB"/>
+        </w:rPr>
+        <w:t xml:space="preserve"> </w:t>
+      </w:r>
+      <w:proofErr w:type="spellStart"/>
+      <w:r>
+        <w:rPr>
+          <w:lang w:val="en-GB"/>
+        </w:rPr>
+        <w:t>platforme</w:t>
+      </w:r>
+      <w:proofErr w:type="spellEnd"/>
+      <w:r>
+        <w:rPr>
+          <w:lang w:val="en-GB"/>
+        </w:rPr>
+        <w:t xml:space="preserve"> Kaggle, </w:t>
+      </w:r>
+      <w:proofErr w:type="spellStart"/>
+      <w:r>
+        <w:rPr>
+          <w:lang w:val="en-GB"/>
+        </w:rPr>
+        <w:t>gdje</w:t>
+      </w:r>
+      <w:proofErr w:type="spellEnd"/>
+      <w:r>
+        <w:rPr>
+          <w:lang w:val="en-GB"/>
+        </w:rPr>
+        <w:t xml:space="preserve"> je </w:t>
+      </w:r>
+      <w:proofErr w:type="spellStart"/>
+      <w:r>
+        <w:rPr>
+          <w:lang w:val="en-GB"/>
+        </w:rPr>
+        <w:t>slična</w:t>
+      </w:r>
+      <w:proofErr w:type="spellEnd"/>
+      <w:r>
+        <w:rPr>
+          <w:lang w:val="en-GB"/>
+        </w:rPr>
+        <w:t xml:space="preserve"> </w:t>
+      </w:r>
+      <w:proofErr w:type="spellStart"/>
+      <w:r>
+        <w:rPr>
+          <w:lang w:val="en-GB"/>
+        </w:rPr>
+        <w:t>topologija</w:t>
+      </w:r>
+      <w:proofErr w:type="spellEnd"/>
+      <w:r>
+        <w:rPr>
+          <w:lang w:val="en-GB"/>
+        </w:rPr>
+        <w:t xml:space="preserve"> </w:t>
+      </w:r>
+      <w:proofErr w:type="spellStart"/>
+      <w:r>
+        <w:rPr>
+          <w:lang w:val="en-GB"/>
+        </w:rPr>
+        <w:t>uspješno</w:t>
+      </w:r>
+      <w:proofErr w:type="spellEnd"/>
+      <w:r>
+        <w:rPr>
+          <w:lang w:val="en-GB"/>
+        </w:rPr>
+        <w:t xml:space="preserve"> </w:t>
+      </w:r>
+      <w:proofErr w:type="spellStart"/>
+      <w:r>
+        <w:rPr>
+          <w:lang w:val="en-GB"/>
+        </w:rPr>
+        <w:t>korištena</w:t>
+      </w:r>
+      <w:proofErr w:type="spellEnd"/>
+      <w:r>
+        <w:rPr>
+          <w:lang w:val="en-GB"/>
+        </w:rPr>
+        <w:t xml:space="preserve"> </w:t>
+      </w:r>
+      <w:proofErr w:type="spellStart"/>
+      <w:r>
+        <w:rPr>
+          <w:lang w:val="en-GB"/>
+        </w:rPr>
+        <w:t>upravo</w:t>
+      </w:r>
+      <w:proofErr w:type="spellEnd"/>
+      <w:r>
+        <w:rPr>
+          <w:lang w:val="en-GB"/>
+        </w:rPr>
+        <w:t xml:space="preserve"> za problem </w:t>
+      </w:r>
+      <w:proofErr w:type="spellStart"/>
+      <w:r>
+        <w:rPr>
+          <w:lang w:val="en-GB"/>
+        </w:rPr>
+        <w:t>predikcije</w:t>
+      </w:r>
+      <w:proofErr w:type="spellEnd"/>
+      <w:r>
+        <w:rPr>
+          <w:lang w:val="en-GB"/>
+        </w:rPr>
+        <w:t xml:space="preserve"> </w:t>
+      </w:r>
+      <w:proofErr w:type="spellStart"/>
+      <w:r>
+        <w:rPr>
+          <w:lang w:val="en-GB"/>
+        </w:rPr>
+        <w:t>raka</w:t>
+      </w:r>
+      <w:proofErr w:type="spellEnd"/>
+      <w:r>
+        <w:rPr>
+          <w:lang w:val="en-GB"/>
+        </w:rPr>
+        <w:t xml:space="preserve"> </w:t>
+      </w:r>
+      <w:proofErr w:type="spellStart"/>
+      <w:r>
+        <w:rPr>
+          <w:lang w:val="en-GB"/>
+        </w:rPr>
+        <w:t>pluća</w:t>
+      </w:r>
+      <w:proofErr w:type="spellEnd"/>
+      <w:r>
+        <w:rPr>
+          <w:lang w:val="en-GB"/>
+        </w:rPr>
+        <w:t xml:space="preserve"> </w:t>
+      </w:r>
+      <w:proofErr w:type="spellStart"/>
       <w:r>
         <w:rPr>
           <w:lang w:val="en-GB"/>
         </w:rPr>
         <w:t>korištenim</w:t>
       </w:r>
-      <w:r>
-        <w:rPr>
-          <w:lang w:val="en-GB"/>
-        </w:rPr>
-        <w:t xml:space="preserve"> skupom podataka.</w:t>
+      <w:proofErr w:type="spellEnd"/>
+      <w:r>
+        <w:rPr>
+          <w:lang w:val="en-GB"/>
+        </w:rPr>
+        <w:t xml:space="preserve"> </w:t>
+      </w:r>
+      <w:proofErr w:type="spellStart"/>
+      <w:r>
+        <w:rPr>
+          <w:lang w:val="en-GB"/>
+        </w:rPr>
+        <w:t>skupom</w:t>
+      </w:r>
+      <w:proofErr w:type="spellEnd"/>
+      <w:r>
+        <w:rPr>
+          <w:lang w:val="en-GB"/>
+        </w:rPr>
+        <w:t xml:space="preserve"> </w:t>
+      </w:r>
+      <w:proofErr w:type="spellStart"/>
+      <w:r>
+        <w:rPr>
+          <w:lang w:val="en-GB"/>
+        </w:rPr>
+        <w:t>podataka</w:t>
+      </w:r>
+      <w:proofErr w:type="spellEnd"/>
+      <w:r>
+        <w:rPr>
+          <w:lang w:val="en-GB"/>
+        </w:rPr>
+        <w:t>.</w:t>
       </w:r>
       <w:r>
         <w:rPr>
@@ -9082,35 +12582,1016 @@
       </w:sdt>
     </w:p>
     <w:p>
-      <w:pPr>
-        <w:rPr>
-          <w:lang w:val="en-GB"/>
-        </w:rPr>
-      </w:pPr>
-      <w:r>
-        <w:rPr>
-          <w:lang w:val="en-GB"/>
-        </w:rPr>
-        <w:t>Osim specificiranja slojeva neuronske mreže, postoji nekoliko hiperparametara koji se moraju specificirati prilikom treniranja. To su funkcija troška, optimizator i stopa učenja.</w:t>
-      </w:r>
-    </w:p>
-    <w:p>
-      <w:pPr>
-        <w:rPr>
-          <w:lang w:val="en-GB"/>
-        </w:rPr>
-      </w:pPr>
-      <w:r>
-        <w:rPr>
-          <w:lang w:val="en-GB"/>
-        </w:rPr>
-        <w:t>Funkcija troška (</w:t>
-      </w:r>
-      <w:r>
-        <w:rPr>
-          <w:lang w:val="en-GB"/>
-        </w:rPr>
-        <w:t xml:space="preserve">eng. </w:t>
+      <w:r>
+        <w:lastRenderedPageBreak/>
+        <w:t>A</w:t>
+      </w:r>
+      <w:r>
+        <w:t xml:space="preserve">rhitektura je dodatno analizirana pomoću alata </w:t>
+      </w:r>
+      <w:r>
+        <w:t>torchinfo</w:t>
+      </w:r>
+      <w:r>
+        <w:t>, koji za svaki sloj prikazuje izlazne dimenzije i broj parametara. U tabeli 1 navedeni su dobiveni rezultati.</w:t>
+      </w:r>
+    </w:p>
+    <w:p/>
+    <w:tbl>
+      <w:tblPr>
+        <w:tblStyle w:val="TableGrid"/>
+        <w:tblW w:w="0" w:type="auto"/>
+        <w:tblLook w:val="04A0" w:firstRow="1" w:lastRow="0" w:firstColumn="1" w:lastColumn="0" w:noHBand="0" w:noVBand="1"/>
+      </w:tblPr>
+      <w:tblGrid>
+        <w:gridCol w:w="2394"/>
+        <w:gridCol w:w="2394"/>
+        <w:gridCol w:w="2394"/>
+        <w:gridCol w:w="2394"/>
+      </w:tblGrid>
+      <w:tr>
+        <w:tc>
+          <w:tcPr>
+            <w:tcW w:w="2394" w:type="dxa"/>
+          </w:tcPr>
+          <w:p>
+            <w:r>
+              <w:t>Naziv sloja</w:t>
+            </w:r>
+          </w:p>
+        </w:tc>
+        <w:tc>
+          <w:tcPr>
+            <w:tcW w:w="2394" w:type="dxa"/>
+          </w:tcPr>
+          <w:p>
+            <w:r>
+              <w:t>Izlazne dimenzije</w:t>
+            </w:r>
+          </w:p>
+        </w:tc>
+        <w:tc>
+          <w:tcPr>
+            <w:tcW w:w="2394" w:type="dxa"/>
+          </w:tcPr>
+          <w:p>
+            <w:r>
+              <w:t>Broj parametara</w:t>
+            </w:r>
+          </w:p>
+        </w:tc>
+        <w:tc>
+          <w:tcPr>
+            <w:tcW w:w="2394" w:type="dxa"/>
+          </w:tcPr>
+          <w:p>
+            <w:r>
+              <w:t>Postotak parametara</w:t>
+            </w:r>
+          </w:p>
+        </w:tc>
+      </w:tr>
+      <w:tr>
+        <w:tc>
+          <w:tcPr>
+            <w:tcW w:w="2394" w:type="dxa"/>
+          </w:tcPr>
+          <w:p>
+            <w:r>
+              <w:t>Conv2d</w:t>
+            </w:r>
+          </w:p>
+        </w:tc>
+        <w:tc>
+          <w:tcPr>
+            <w:tcW w:w="2394" w:type="dxa"/>
+          </w:tcPr>
+          <w:p>
+            <w:r>
+              <w:t>[1, 64, 254, 254]</w:t>
+            </w:r>
+          </w:p>
+        </w:tc>
+        <w:tc>
+          <w:tcPr>
+            <w:tcW w:w="2394" w:type="dxa"/>
+          </w:tcPr>
+          <w:p>
+            <w:r>
+              <w:t>640</w:t>
+            </w:r>
+          </w:p>
+        </w:tc>
+        <w:tc>
+          <w:tcPr>
+            <w:tcW w:w="2394" w:type="dxa"/>
+          </w:tcPr>
+          <w:p>
+            <w:r>
+              <w:t>0</w:t>
+            </w:r>
+            <w:r>
+              <w:t>,</w:t>
+            </w:r>
+            <w:r>
+              <w:t>0</w:t>
+            </w:r>
+            <w:r>
+              <w:t>16</w:t>
+            </w:r>
+            <w:r>
+              <w:t>%</w:t>
+            </w:r>
+          </w:p>
+        </w:tc>
+      </w:tr>
+      <w:tr>
+        <w:tc>
+          <w:tcPr>
+            <w:tcW w:w="2394" w:type="dxa"/>
+          </w:tcPr>
+          <w:p>
+            <w:r>
+              <w:t>ReLU</w:t>
+            </w:r>
+          </w:p>
+        </w:tc>
+        <w:tc>
+          <w:tcPr>
+            <w:tcW w:w="2394" w:type="dxa"/>
+          </w:tcPr>
+          <w:p>
+            <w:r>
+              <w:t>[1, 64, 254, 254]</w:t>
+            </w:r>
+          </w:p>
+        </w:tc>
+        <w:tc>
+          <w:tcPr>
+            <w:tcW w:w="2394" w:type="dxa"/>
+          </w:tcPr>
+          <w:p/>
+        </w:tc>
+        <w:tc>
+          <w:tcPr>
+            <w:tcW w:w="2394" w:type="dxa"/>
+          </w:tcPr>
+          <w:p/>
+        </w:tc>
+      </w:tr>
+      <w:tr>
+        <w:tc>
+          <w:tcPr>
+            <w:tcW w:w="2394" w:type="dxa"/>
+          </w:tcPr>
+          <w:p>
+            <w:r>
+              <w:t>MaxPool2d</w:t>
+            </w:r>
+          </w:p>
+        </w:tc>
+        <w:tc>
+          <w:tcPr>
+            <w:tcW w:w="2394" w:type="dxa"/>
+          </w:tcPr>
+          <w:p>
+            <w:r>
+              <w:t xml:space="preserve">[1, 64, </w:t>
+            </w:r>
+            <w:r>
+              <w:t>127,</w:t>
+            </w:r>
+            <w:r>
+              <w:t xml:space="preserve"> </w:t>
+            </w:r>
+            <w:r>
+              <w:t>127</w:t>
+            </w:r>
+            <w:r>
+              <w:t>]</w:t>
+            </w:r>
+          </w:p>
+        </w:tc>
+        <w:tc>
+          <w:tcPr>
+            <w:tcW w:w="2394" w:type="dxa"/>
+          </w:tcPr>
+          <w:p/>
+        </w:tc>
+        <w:tc>
+          <w:tcPr>
+            <w:tcW w:w="2394" w:type="dxa"/>
+          </w:tcPr>
+          <w:p/>
+        </w:tc>
+      </w:tr>
+      <w:tr>
+        <w:tc>
+          <w:tcPr>
+            <w:tcW w:w="2394" w:type="dxa"/>
+          </w:tcPr>
+          <w:p>
+            <w:r>
+              <w:t>Conv2d</w:t>
+            </w:r>
+          </w:p>
+        </w:tc>
+        <w:tc>
+          <w:tcPr>
+            <w:tcW w:w="2394" w:type="dxa"/>
+          </w:tcPr>
+          <w:p>
+            <w:r>
+              <w:t>[1, 64, 12</w:t>
+            </w:r>
+            <w:r>
+              <w:t>5</w:t>
+            </w:r>
+            <w:r>
+              <w:t>, 12</w:t>
+            </w:r>
+            <w:r>
+              <w:t>5</w:t>
+            </w:r>
+            <w:r>
+              <w:t>]</w:t>
+            </w:r>
+          </w:p>
+        </w:tc>
+        <w:tc>
+          <w:tcPr>
+            <w:tcW w:w="2394" w:type="dxa"/>
+          </w:tcPr>
+          <w:p>
+            <w:r>
+              <w:t>36.928</w:t>
+            </w:r>
+          </w:p>
+        </w:tc>
+        <w:tc>
+          <w:tcPr>
+            <w:tcW w:w="2394" w:type="dxa"/>
+          </w:tcPr>
+          <w:p>
+            <w:r>
+              <w:t>0</w:t>
+            </w:r>
+            <w:r>
+              <w:t>,9</w:t>
+            </w:r>
+            <w:r>
+              <w:t>29</w:t>
+            </w:r>
+            <w:r>
+              <w:t>%</w:t>
+            </w:r>
+          </w:p>
+        </w:tc>
+      </w:tr>
+      <w:tr>
+        <w:tc>
+          <w:tcPr>
+            <w:tcW w:w="2394" w:type="dxa"/>
+          </w:tcPr>
+          <w:p>
+            <w:r>
+              <w:t>ReLU</w:t>
+            </w:r>
+          </w:p>
+        </w:tc>
+        <w:tc>
+          <w:tcPr>
+            <w:tcW w:w="2394" w:type="dxa"/>
+          </w:tcPr>
+          <w:p>
+            <w:r>
+              <w:t>[1, 64, 125, 125]</w:t>
+            </w:r>
+          </w:p>
+        </w:tc>
+        <w:tc>
+          <w:tcPr>
+            <w:tcW w:w="2394" w:type="dxa"/>
+          </w:tcPr>
+          <w:p/>
+        </w:tc>
+        <w:tc>
+          <w:tcPr>
+            <w:tcW w:w="2394" w:type="dxa"/>
+          </w:tcPr>
+          <w:p/>
+        </w:tc>
+      </w:tr>
+      <w:tr>
+        <w:tc>
+          <w:tcPr>
+            <w:tcW w:w="2394" w:type="dxa"/>
+          </w:tcPr>
+          <w:p>
+            <w:r>
+              <w:t>MaxPool2d</w:t>
+            </w:r>
+          </w:p>
+        </w:tc>
+        <w:tc>
+          <w:tcPr>
+            <w:tcW w:w="2394" w:type="dxa"/>
+          </w:tcPr>
+          <w:p>
+            <w:r>
+              <w:t xml:space="preserve">[1, 64, </w:t>
+            </w:r>
+            <w:r>
+              <w:t>62</w:t>
+            </w:r>
+            <w:r>
+              <w:t xml:space="preserve">, </w:t>
+            </w:r>
+            <w:r>
+              <w:t>62</w:t>
+            </w:r>
+            <w:r>
+              <w:t>]</w:t>
+            </w:r>
+          </w:p>
+        </w:tc>
+        <w:tc>
+          <w:tcPr>
+            <w:tcW w:w="2394" w:type="dxa"/>
+          </w:tcPr>
+          <w:p/>
+        </w:tc>
+        <w:tc>
+          <w:tcPr>
+            <w:tcW w:w="2394" w:type="dxa"/>
+          </w:tcPr>
+          <w:p/>
+        </w:tc>
+      </w:tr>
+      <w:tr>
+        <w:tc>
+          <w:tcPr>
+            <w:tcW w:w="2394" w:type="dxa"/>
+          </w:tcPr>
+          <w:p>
+            <w:r>
+              <w:t>Flatten</w:t>
+            </w:r>
+          </w:p>
+        </w:tc>
+        <w:tc>
+          <w:tcPr>
+            <w:tcW w:w="2394" w:type="dxa"/>
+          </w:tcPr>
+          <w:p>
+            <w:r>
+              <w:t>[1, 246</w:t>
+            </w:r>
+            <w:r>
+              <w:t>.</w:t>
+            </w:r>
+            <w:r>
+              <w:t>016]</w:t>
+            </w:r>
+          </w:p>
+        </w:tc>
+        <w:tc>
+          <w:tcPr>
+            <w:tcW w:w="2394" w:type="dxa"/>
+          </w:tcPr>
+          <w:p/>
+        </w:tc>
+        <w:tc>
+          <w:tcPr>
+            <w:tcW w:w="2394" w:type="dxa"/>
+          </w:tcPr>
+          <w:p/>
+        </w:tc>
+      </w:tr>
+      <w:tr>
+        <w:tc>
+          <w:tcPr>
+            <w:tcW w:w="2394" w:type="dxa"/>
+          </w:tcPr>
+          <w:p>
+            <w:r>
+              <w:t>Linear</w:t>
+            </w:r>
+          </w:p>
+        </w:tc>
+        <w:tc>
+          <w:tcPr>
+            <w:tcW w:w="2394" w:type="dxa"/>
+          </w:tcPr>
+          <w:p>
+            <w:r>
+              <w:t>[1, 16]</w:t>
+            </w:r>
+          </w:p>
+        </w:tc>
+        <w:tc>
+          <w:tcPr>
+            <w:tcW w:w="2394" w:type="dxa"/>
+          </w:tcPr>
+          <w:p>
+            <w:r>
+              <w:t>3.936.272</w:t>
+            </w:r>
+          </w:p>
+        </w:tc>
+        <w:tc>
+          <w:tcPr>
+            <w:tcW w:w="2394" w:type="dxa"/>
+          </w:tcPr>
+          <w:p>
+            <w:r>
+              <w:t>99</w:t>
+            </w:r>
+            <w:r>
+              <w:t>,</w:t>
+            </w:r>
+            <w:r>
+              <w:t>05</w:t>
+            </w:r>
+            <w:r>
+              <w:t>3</w:t>
+            </w:r>
+            <w:r>
+              <w:t>%</w:t>
+            </w:r>
+          </w:p>
+        </w:tc>
+      </w:tr>
+      <w:tr>
+        <w:tc>
+          <w:tcPr>
+            <w:tcW w:w="2394" w:type="dxa"/>
+          </w:tcPr>
+          <w:p>
+            <w:r>
+              <w:t>Linear</w:t>
+            </w:r>
+          </w:p>
+        </w:tc>
+        <w:tc>
+          <w:tcPr>
+            <w:tcW w:w="2394" w:type="dxa"/>
+          </w:tcPr>
+          <w:p>
+            <w:r>
+              <w:t>[1, 3]</w:t>
+            </w:r>
+          </w:p>
+        </w:tc>
+        <w:tc>
+          <w:tcPr>
+            <w:tcW w:w="2394" w:type="dxa"/>
+          </w:tcPr>
+          <w:p>
+            <w:r>
+              <w:t>51</w:t>
+            </w:r>
+          </w:p>
+        </w:tc>
+        <w:tc>
+          <w:tcPr>
+            <w:tcW w:w="2394" w:type="dxa"/>
+          </w:tcPr>
+          <w:p>
+            <w:pPr>
+              <w:keepNext/>
+            </w:pPr>
+            <w:r>
+              <w:t>0</w:t>
+            </w:r>
+            <w:r>
+              <w:t>,</w:t>
+            </w:r>
+            <w:r>
+              <w:t>001%</w:t>
+            </w:r>
+          </w:p>
+        </w:tc>
+      </w:tr>
+      <w:tr>
+        <w:tc>
+          <w:tcPr>
+            <w:tcW w:w="2394" w:type="dxa"/>
+          </w:tcPr>
+          <w:p>
+            <w:r>
+              <w:t>Ukupno</w:t>
+            </w:r>
+          </w:p>
+        </w:tc>
+        <w:tc>
+          <w:tcPr>
+            <w:tcW w:w="2394" w:type="dxa"/>
+          </w:tcPr>
+          <w:p/>
+        </w:tc>
+        <w:tc>
+          <w:tcPr>
+            <w:tcW w:w="2394" w:type="dxa"/>
+          </w:tcPr>
+          <w:p>
+            <w:r>
+              <w:t>3</w:t>
+            </w:r>
+            <w:r>
+              <w:t>.</w:t>
+            </w:r>
+            <w:r>
+              <w:t>973</w:t>
+            </w:r>
+            <w:r>
+              <w:t>.</w:t>
+            </w:r>
+            <w:r>
+              <w:t>89</w:t>
+            </w:r>
+            <w:r>
+              <w:t>1</w:t>
+            </w:r>
+          </w:p>
+        </w:tc>
+        <w:tc>
+          <w:tcPr>
+            <w:tcW w:w="2394" w:type="dxa"/>
+          </w:tcPr>
+          <w:p>
+            <w:pPr>
+              <w:keepNext/>
+            </w:pPr>
+            <w:r>
+              <w:t>100%</w:t>
+            </w:r>
+          </w:p>
+        </w:tc>
+      </w:tr>
+    </w:tbl>
+    <w:p>
+      <w:pPr>
+        <w:pStyle w:val="Caption"/>
+        <w:jc w:val="center"/>
+      </w:pPr>
+      <w:bookmarkStart w:id="17" w:name="_Toc239962142"/>
+      <w:r>
+        <w:t xml:space="preserve">Tablica </w:t>
+      </w:r>
+      <w:r>
+        <w:fldChar w:fldCharType="begin"/>
+      </w:r>
+      <w:r>
+        <w:instrText xml:space="preserve"> SEQ Tablica \* ARABIC </w:instrText>
+      </w:r>
+      <w:r>
+        <w:fldChar w:fldCharType="separate"/>
+      </w:r>
+      <w:r>
+        <w:rPr>
+          <w:noProof/>
+        </w:rPr>
+        <w:t>1</w:t>
+      </w:r>
+      <w:r>
+        <w:fldChar w:fldCharType="end"/>
+      </w:r>
+      <w:r>
+        <w:t>: Arhitektura CNN modela</w:t>
+      </w:r>
+      <w:bookmarkEnd w:id="17"/>
+    </w:p>
+    <w:p/>
+    <w:p>
+      <w:r>
+        <w:t xml:space="preserve">Iz </w:t>
+      </w:r>
+      <w:r>
+        <w:t>tablice</w:t>
+      </w:r>
+      <w:r>
+        <w:t xml:space="preserve"> </w:t>
+      </w:r>
+      <w:r>
+        <w:t xml:space="preserve">1 </w:t>
+      </w:r>
+      <w:r>
+        <w:t>je vidljivo da prvi potpuno povezani sloj sadrži 3.936.272 parametra, odnosno 99,05</w:t>
+      </w:r>
+      <w:r>
+        <w:t>3</w:t>
+      </w:r>
+      <w:r>
+        <w:t>% ukupnog broja parametara mreže. Razlog tome je veliki broj ulaznih vrijednosti nakon Flatten sloja (246.016), koje se povezuju sa svakim od 16 neurona.</w:t>
+      </w:r>
+    </w:p>
+    <w:p/>
+    <w:p/>
+    <w:p/>
+    <w:p/>
+    <w:p/>
+    <w:p/>
+    <w:p/>
+    <w:p>
+      <w:pPr>
+        <w:rPr>
+          <w:lang w:val="en-GB"/>
+        </w:rPr>
+      </w:pPr>
+    </w:p>
+    <w:p>
+      <w:pPr>
+        <w:rPr>
+          <w:lang w:val="en-GB"/>
+        </w:rPr>
+      </w:pPr>
+    </w:p>
+    <w:p>
+      <w:pPr>
+        <w:rPr>
+          <w:lang w:val="en-GB"/>
+        </w:rPr>
+      </w:pPr>
+    </w:p>
+    <w:p>
+      <w:pPr>
+        <w:rPr>
+          <w:lang w:val="en-GB"/>
+        </w:rPr>
+      </w:pPr>
+    </w:p>
+    <w:p>
+      <w:pPr>
+        <w:rPr>
+          <w:lang w:val="en-GB"/>
+        </w:rPr>
+      </w:pPr>
+    </w:p>
+    <w:p>
+      <w:pPr>
+        <w:rPr>
+          <w:lang w:val="en-GB"/>
+        </w:rPr>
+      </w:pPr>
+    </w:p>
+    <w:p>
+      <w:pPr>
+        <w:rPr>
+          <w:lang w:val="en-GB"/>
+        </w:rPr>
+      </w:pPr>
+    </w:p>
+    <w:p>
+      <w:pPr>
+        <w:rPr>
+          <w:lang w:val="en-GB"/>
+        </w:rPr>
+      </w:pPr>
+    </w:p>
+    <w:p>
+      <w:pPr>
+        <w:rPr>
+          <w:lang w:val="en-GB"/>
+        </w:rPr>
+      </w:pPr>
+    </w:p>
+    <w:p>
+      <w:pPr>
+        <w:rPr>
+          <w:lang w:val="en-GB"/>
+        </w:rPr>
+      </w:pPr>
+    </w:p>
+    <w:p>
+      <w:pPr>
+        <w:pStyle w:val="Heading2"/>
+      </w:pPr>
+      <w:r>
+        <w:t>Funkcija troška, Optimizator</w:t>
+      </w:r>
+    </w:p>
+    <w:p/>
+    <w:p>
+      <w:pPr>
+        <w:rPr>
+          <w:lang w:val="en-GB"/>
+        </w:rPr>
+      </w:pPr>
+      <w:proofErr w:type="spellStart"/>
+      <w:r>
+        <w:rPr>
+          <w:lang w:val="en-GB"/>
+        </w:rPr>
+        <w:t>Osim</w:t>
+      </w:r>
+      <w:proofErr w:type="spellEnd"/>
+      <w:r>
+        <w:rPr>
+          <w:lang w:val="en-GB"/>
+        </w:rPr>
+        <w:t xml:space="preserve"> </w:t>
+      </w:r>
+      <w:proofErr w:type="spellStart"/>
+      <w:r>
+        <w:rPr>
+          <w:lang w:val="en-GB"/>
+        </w:rPr>
+        <w:t>specificiranja</w:t>
+      </w:r>
+      <w:proofErr w:type="spellEnd"/>
+      <w:r>
+        <w:rPr>
+          <w:lang w:val="en-GB"/>
+        </w:rPr>
+        <w:t xml:space="preserve"> </w:t>
+      </w:r>
+      <w:proofErr w:type="spellStart"/>
+      <w:r>
+        <w:rPr>
+          <w:lang w:val="en-GB"/>
+        </w:rPr>
+        <w:t>slojeva</w:t>
+      </w:r>
+      <w:proofErr w:type="spellEnd"/>
+      <w:r>
+        <w:rPr>
+          <w:lang w:val="en-GB"/>
+        </w:rPr>
+        <w:t xml:space="preserve"> </w:t>
+      </w:r>
+      <w:proofErr w:type="spellStart"/>
+      <w:r>
+        <w:rPr>
+          <w:lang w:val="en-GB"/>
+        </w:rPr>
+        <w:t>neuronske</w:t>
+      </w:r>
+      <w:proofErr w:type="spellEnd"/>
+      <w:r>
+        <w:rPr>
+          <w:lang w:val="en-GB"/>
+        </w:rPr>
+        <w:t xml:space="preserve"> </w:t>
+      </w:r>
+      <w:proofErr w:type="spellStart"/>
+      <w:r>
+        <w:rPr>
+          <w:lang w:val="en-GB"/>
+        </w:rPr>
+        <w:t>mreže</w:t>
+      </w:r>
+      <w:proofErr w:type="spellEnd"/>
+      <w:r>
+        <w:rPr>
+          <w:lang w:val="en-GB"/>
+        </w:rPr>
+        <w:t xml:space="preserve">, </w:t>
+      </w:r>
+      <w:proofErr w:type="spellStart"/>
+      <w:r>
+        <w:rPr>
+          <w:lang w:val="en-GB"/>
+        </w:rPr>
+        <w:t>postoji</w:t>
+      </w:r>
+      <w:proofErr w:type="spellEnd"/>
+      <w:r>
+        <w:rPr>
+          <w:lang w:val="en-GB"/>
+        </w:rPr>
+        <w:t xml:space="preserve"> </w:t>
+      </w:r>
+      <w:proofErr w:type="spellStart"/>
+      <w:r>
+        <w:rPr>
+          <w:lang w:val="en-GB"/>
+        </w:rPr>
+        <w:t>nekoliko</w:t>
+      </w:r>
+      <w:proofErr w:type="spellEnd"/>
+      <w:r>
+        <w:rPr>
+          <w:lang w:val="en-GB"/>
+        </w:rPr>
+        <w:t xml:space="preserve"> </w:t>
+      </w:r>
+      <w:proofErr w:type="spellStart"/>
+      <w:r>
+        <w:rPr>
+          <w:lang w:val="en-GB"/>
+        </w:rPr>
+        <w:t>hiperparametara</w:t>
+      </w:r>
+      <w:proofErr w:type="spellEnd"/>
+      <w:r>
+        <w:rPr>
+          <w:lang w:val="en-GB"/>
+        </w:rPr>
+        <w:t xml:space="preserve"> koji se </w:t>
+      </w:r>
+      <w:proofErr w:type="spellStart"/>
+      <w:r>
+        <w:rPr>
+          <w:lang w:val="en-GB"/>
+        </w:rPr>
+        <w:t>moraju</w:t>
+      </w:r>
+      <w:proofErr w:type="spellEnd"/>
+      <w:r>
+        <w:rPr>
+          <w:lang w:val="en-GB"/>
+        </w:rPr>
+        <w:t xml:space="preserve"> </w:t>
+      </w:r>
+      <w:proofErr w:type="spellStart"/>
+      <w:r>
+        <w:rPr>
+          <w:lang w:val="en-GB"/>
+        </w:rPr>
+        <w:t>specificirati</w:t>
+      </w:r>
+      <w:proofErr w:type="spellEnd"/>
+      <w:r>
+        <w:rPr>
+          <w:lang w:val="en-GB"/>
+        </w:rPr>
+        <w:t xml:space="preserve"> </w:t>
+      </w:r>
+      <w:proofErr w:type="spellStart"/>
+      <w:r>
+        <w:rPr>
+          <w:lang w:val="en-GB"/>
+        </w:rPr>
+        <w:t>prilikom</w:t>
+      </w:r>
+      <w:proofErr w:type="spellEnd"/>
+      <w:r>
+        <w:rPr>
+          <w:lang w:val="en-GB"/>
+        </w:rPr>
+        <w:t xml:space="preserve"> </w:t>
+      </w:r>
+      <w:proofErr w:type="spellStart"/>
+      <w:r>
+        <w:rPr>
+          <w:lang w:val="en-GB"/>
+        </w:rPr>
+        <w:t>treniranja</w:t>
+      </w:r>
+      <w:proofErr w:type="spellEnd"/>
+      <w:r>
+        <w:rPr>
+          <w:lang w:val="en-GB"/>
+        </w:rPr>
+        <w:t xml:space="preserve">. To </w:t>
+      </w:r>
+      <w:proofErr w:type="spellStart"/>
+      <w:r>
+        <w:rPr>
+          <w:lang w:val="en-GB"/>
+        </w:rPr>
+        <w:t>su</w:t>
+      </w:r>
+      <w:proofErr w:type="spellEnd"/>
+      <w:r>
+        <w:rPr>
+          <w:lang w:val="en-GB"/>
+        </w:rPr>
+        <w:t xml:space="preserve"> </w:t>
+      </w:r>
+      <w:proofErr w:type="spellStart"/>
+      <w:r>
+        <w:rPr>
+          <w:lang w:val="en-GB"/>
+        </w:rPr>
+        <w:t>funkcija</w:t>
+      </w:r>
+      <w:proofErr w:type="spellEnd"/>
+      <w:r>
+        <w:rPr>
+          <w:lang w:val="en-GB"/>
+        </w:rPr>
+        <w:t xml:space="preserve"> </w:t>
+      </w:r>
+      <w:proofErr w:type="spellStart"/>
+      <w:r>
+        <w:rPr>
+          <w:lang w:val="en-GB"/>
+        </w:rPr>
+        <w:t>troška</w:t>
+      </w:r>
+      <w:proofErr w:type="spellEnd"/>
+      <w:r>
+        <w:rPr>
+          <w:lang w:val="en-GB"/>
+        </w:rPr>
+        <w:t xml:space="preserve">, </w:t>
+      </w:r>
+      <w:proofErr w:type="spellStart"/>
+      <w:r>
+        <w:rPr>
+          <w:lang w:val="en-GB"/>
+        </w:rPr>
+        <w:t>optimizator</w:t>
+      </w:r>
+      <w:proofErr w:type="spellEnd"/>
+      <w:r>
+        <w:rPr>
+          <w:lang w:val="en-GB"/>
+        </w:rPr>
+        <w:t xml:space="preserve"> </w:t>
+      </w:r>
+      <w:proofErr w:type="spellStart"/>
+      <w:r>
+        <w:rPr>
+          <w:lang w:val="en-GB"/>
+        </w:rPr>
+        <w:t>i</w:t>
+      </w:r>
+      <w:proofErr w:type="spellEnd"/>
+      <w:r>
+        <w:rPr>
+          <w:lang w:val="en-GB"/>
+        </w:rPr>
+        <w:t xml:space="preserve"> </w:t>
+      </w:r>
+      <w:proofErr w:type="spellStart"/>
+      <w:r>
+        <w:rPr>
+          <w:lang w:val="en-GB"/>
+        </w:rPr>
+        <w:t>stopa</w:t>
+      </w:r>
+      <w:proofErr w:type="spellEnd"/>
+      <w:r>
+        <w:rPr>
+          <w:lang w:val="en-GB"/>
+        </w:rPr>
+        <w:t xml:space="preserve"> </w:t>
+      </w:r>
+      <w:proofErr w:type="spellStart"/>
+      <w:r>
+        <w:rPr>
+          <w:lang w:val="en-GB"/>
+        </w:rPr>
+        <w:t>učenja</w:t>
+      </w:r>
+      <w:proofErr w:type="spellEnd"/>
+      <w:r>
+        <w:rPr>
+          <w:lang w:val="en-GB"/>
+        </w:rPr>
+        <w:t>.</w:t>
+      </w:r>
+    </w:p>
+    <w:p>
+      <w:pPr>
+        <w:rPr>
+          <w:lang w:val="en-GB"/>
+        </w:rPr>
+      </w:pPr>
+      <w:proofErr w:type="spellStart"/>
+      <w:r>
+        <w:rPr>
+          <w:lang w:val="en-GB"/>
+        </w:rPr>
+        <w:t>Funkcija</w:t>
+      </w:r>
+      <w:proofErr w:type="spellEnd"/>
+      <w:r>
+        <w:rPr>
+          <w:lang w:val="en-GB"/>
+        </w:rPr>
+        <w:t xml:space="preserve"> </w:t>
+      </w:r>
+      <w:proofErr w:type="spellStart"/>
+      <w:r>
+        <w:rPr>
+          <w:lang w:val="en-GB"/>
+        </w:rPr>
+        <w:t>troška</w:t>
+      </w:r>
+      <w:proofErr w:type="spellEnd"/>
+      <w:r>
+        <w:rPr>
+          <w:lang w:val="en-GB"/>
+        </w:rPr>
+        <w:t xml:space="preserve"> (</w:t>
+      </w:r>
+      <w:proofErr w:type="spellStart"/>
+      <w:r>
+        <w:rPr>
+          <w:lang w:val="en-GB"/>
+        </w:rPr>
+        <w:t>eng.</w:t>
+      </w:r>
+      <w:proofErr w:type="spellEnd"/>
+      <w:r>
+        <w:rPr>
+          <w:lang w:val="en-GB"/>
+        </w:rPr>
+        <w:t xml:space="preserve"> </w:t>
       </w:r>
       <w:r>
         <w:rPr>
@@ -9134,36 +13615,614 @@
         </w:rPr>
         <w:t xml:space="preserve">) je </w:t>
       </w:r>
-      <w:r>
-        <w:rPr>
-          <w:lang w:val="en-GB"/>
-        </w:rPr>
-        <w:t xml:space="preserve">funkcija koja kvantitativno određuje kvalitet modela, odnosno koliko dobro model pravi predikcije. </w:t>
-      </w:r>
-      <w:r>
-        <w:rPr>
-          <w:lang w:val="en-GB"/>
-        </w:rPr>
-        <w:t>Cilj prilikom treniranja jeste da se funkcija troška što više smanji</w:t>
-      </w:r>
-      <w:r>
-        <w:rPr>
-          <w:lang w:val="en-GB"/>
-        </w:rPr>
-        <w:t>. Smanjenje funkcije troška se postiže izmjenom parametara samog modela.</w:t>
-      </w:r>
-    </w:p>
-    <w:p>
-      <w:pPr>
-        <w:rPr>
-          <w:lang w:val="en-GB"/>
-        </w:rPr>
-      </w:pPr>
-      <w:r>
-        <w:rPr>
-          <w:lang w:val="en-GB"/>
-        </w:rPr>
-        <w:t xml:space="preserve">Zavisno od vrste problema koriste se različite funkcije troška. Kako je cilj modela klasifikacija raka pluća, postoji nekoliko opcija: </w:t>
+      <w:proofErr w:type="spellStart"/>
+      <w:r>
+        <w:rPr>
+          <w:lang w:val="en-GB"/>
+        </w:rPr>
+        <w:t>funkcija</w:t>
+      </w:r>
+      <w:proofErr w:type="spellEnd"/>
+      <w:r>
+        <w:rPr>
+          <w:lang w:val="en-GB"/>
+        </w:rPr>
+        <w:t xml:space="preserve"> </w:t>
+      </w:r>
+      <w:proofErr w:type="spellStart"/>
+      <w:r>
+        <w:rPr>
+          <w:lang w:val="en-GB"/>
+        </w:rPr>
+        <w:t>koja</w:t>
+      </w:r>
+      <w:proofErr w:type="spellEnd"/>
+      <w:r>
+        <w:rPr>
+          <w:lang w:val="en-GB"/>
+        </w:rPr>
+        <w:t xml:space="preserve"> </w:t>
+      </w:r>
+      <w:proofErr w:type="spellStart"/>
+      <w:r>
+        <w:rPr>
+          <w:lang w:val="en-GB"/>
+        </w:rPr>
+        <w:t>kvantitativno</w:t>
+      </w:r>
+      <w:proofErr w:type="spellEnd"/>
+      <w:r>
+        <w:rPr>
+          <w:lang w:val="en-GB"/>
+        </w:rPr>
+        <w:t xml:space="preserve"> </w:t>
+      </w:r>
+      <w:proofErr w:type="spellStart"/>
+      <w:r>
+        <w:rPr>
+          <w:lang w:val="en-GB"/>
+        </w:rPr>
+        <w:t>određuje</w:t>
+      </w:r>
+      <w:proofErr w:type="spellEnd"/>
+      <w:r>
+        <w:rPr>
+          <w:lang w:val="en-GB"/>
+        </w:rPr>
+        <w:t xml:space="preserve"> </w:t>
+      </w:r>
+      <w:proofErr w:type="spellStart"/>
+      <w:r>
+        <w:rPr>
+          <w:lang w:val="en-GB"/>
+        </w:rPr>
+        <w:t>kvalitet</w:t>
+      </w:r>
+      <w:proofErr w:type="spellEnd"/>
+      <w:r>
+        <w:rPr>
+          <w:lang w:val="en-GB"/>
+        </w:rPr>
+        <w:t xml:space="preserve"> </w:t>
+      </w:r>
+      <w:proofErr w:type="spellStart"/>
+      <w:r>
+        <w:rPr>
+          <w:lang w:val="en-GB"/>
+        </w:rPr>
+        <w:t>modela</w:t>
+      </w:r>
+      <w:proofErr w:type="spellEnd"/>
+      <w:r>
+        <w:rPr>
+          <w:lang w:val="en-GB"/>
+        </w:rPr>
+        <w:t xml:space="preserve">, </w:t>
+      </w:r>
+      <w:proofErr w:type="spellStart"/>
+      <w:r>
+        <w:rPr>
+          <w:lang w:val="en-GB"/>
+        </w:rPr>
+        <w:t>odnosno</w:t>
+      </w:r>
+      <w:proofErr w:type="spellEnd"/>
+      <w:r>
+        <w:rPr>
+          <w:lang w:val="en-GB"/>
+        </w:rPr>
+        <w:t xml:space="preserve"> </w:t>
+      </w:r>
+      <w:proofErr w:type="spellStart"/>
+      <w:r>
+        <w:rPr>
+          <w:lang w:val="en-GB"/>
+        </w:rPr>
+        <w:t>koliko</w:t>
+      </w:r>
+      <w:proofErr w:type="spellEnd"/>
+      <w:r>
+        <w:rPr>
+          <w:lang w:val="en-GB"/>
+        </w:rPr>
+        <w:t xml:space="preserve"> dobro model </w:t>
+      </w:r>
+      <w:proofErr w:type="spellStart"/>
+      <w:r>
+        <w:rPr>
+          <w:lang w:val="en-GB"/>
+        </w:rPr>
+        <w:t>pravi</w:t>
+      </w:r>
+      <w:proofErr w:type="spellEnd"/>
+      <w:r>
+        <w:rPr>
+          <w:lang w:val="en-GB"/>
+        </w:rPr>
+        <w:t xml:space="preserve"> </w:t>
+      </w:r>
+      <w:proofErr w:type="spellStart"/>
+      <w:r>
+        <w:rPr>
+          <w:lang w:val="en-GB"/>
+        </w:rPr>
+        <w:t>predikcije</w:t>
+      </w:r>
+      <w:proofErr w:type="spellEnd"/>
+      <w:r>
+        <w:rPr>
+          <w:lang w:val="en-GB"/>
+        </w:rPr>
+        <w:t xml:space="preserve">. </w:t>
+      </w:r>
+      <w:proofErr w:type="spellStart"/>
+      <w:r>
+        <w:rPr>
+          <w:lang w:val="en-GB"/>
+        </w:rPr>
+        <w:t>Cilj</w:t>
+      </w:r>
+      <w:proofErr w:type="spellEnd"/>
+      <w:r>
+        <w:rPr>
+          <w:lang w:val="en-GB"/>
+        </w:rPr>
+        <w:t xml:space="preserve"> </w:t>
+      </w:r>
+      <w:proofErr w:type="spellStart"/>
+      <w:r>
+        <w:rPr>
+          <w:lang w:val="en-GB"/>
+        </w:rPr>
+        <w:t>prilikom</w:t>
+      </w:r>
+      <w:proofErr w:type="spellEnd"/>
+      <w:r>
+        <w:rPr>
+          <w:lang w:val="en-GB"/>
+        </w:rPr>
+        <w:t xml:space="preserve"> </w:t>
+      </w:r>
+      <w:proofErr w:type="spellStart"/>
+      <w:r>
+        <w:rPr>
+          <w:lang w:val="en-GB"/>
+        </w:rPr>
+        <w:t>treniranja</w:t>
+      </w:r>
+      <w:proofErr w:type="spellEnd"/>
+      <w:r>
+        <w:rPr>
+          <w:lang w:val="en-GB"/>
+        </w:rPr>
+        <w:t xml:space="preserve"> </w:t>
+      </w:r>
+      <w:proofErr w:type="spellStart"/>
+      <w:r>
+        <w:rPr>
+          <w:lang w:val="en-GB"/>
+        </w:rPr>
+        <w:t>jeste</w:t>
+      </w:r>
+      <w:proofErr w:type="spellEnd"/>
+      <w:r>
+        <w:rPr>
+          <w:lang w:val="en-GB"/>
+        </w:rPr>
+        <w:t xml:space="preserve"> da se </w:t>
+      </w:r>
+      <w:proofErr w:type="spellStart"/>
+      <w:r>
+        <w:rPr>
+          <w:lang w:val="en-GB"/>
+        </w:rPr>
+        <w:t>funkcija</w:t>
+      </w:r>
+      <w:proofErr w:type="spellEnd"/>
+      <w:r>
+        <w:rPr>
+          <w:lang w:val="en-GB"/>
+        </w:rPr>
+        <w:t xml:space="preserve"> </w:t>
+      </w:r>
+      <w:proofErr w:type="spellStart"/>
+      <w:r>
+        <w:rPr>
+          <w:lang w:val="en-GB"/>
+        </w:rPr>
+        <w:t>troška</w:t>
+      </w:r>
+      <w:proofErr w:type="spellEnd"/>
+      <w:r>
+        <w:rPr>
+          <w:lang w:val="en-GB"/>
+        </w:rPr>
+        <w:t xml:space="preserve"> </w:t>
+      </w:r>
+      <w:proofErr w:type="spellStart"/>
+      <w:r>
+        <w:rPr>
+          <w:lang w:val="en-GB"/>
+        </w:rPr>
+        <w:t>što</w:t>
+      </w:r>
+      <w:proofErr w:type="spellEnd"/>
+      <w:r>
+        <w:rPr>
+          <w:lang w:val="en-GB"/>
+        </w:rPr>
+        <w:t xml:space="preserve"> </w:t>
+      </w:r>
+      <w:proofErr w:type="spellStart"/>
+      <w:r>
+        <w:rPr>
+          <w:lang w:val="en-GB"/>
+        </w:rPr>
+        <w:t>više</w:t>
+      </w:r>
+      <w:proofErr w:type="spellEnd"/>
+      <w:r>
+        <w:rPr>
+          <w:lang w:val="en-GB"/>
+        </w:rPr>
+        <w:t xml:space="preserve"> </w:t>
+      </w:r>
+      <w:proofErr w:type="spellStart"/>
+      <w:r>
+        <w:rPr>
+          <w:lang w:val="en-GB"/>
+        </w:rPr>
+        <w:t>smanji</w:t>
+      </w:r>
+      <w:proofErr w:type="spellEnd"/>
+      <w:r>
+        <w:rPr>
+          <w:lang w:val="en-GB"/>
+        </w:rPr>
+        <w:t xml:space="preserve">. </w:t>
+      </w:r>
+      <w:proofErr w:type="spellStart"/>
+      <w:r>
+        <w:rPr>
+          <w:lang w:val="en-GB"/>
+        </w:rPr>
+        <w:t>Smanjenje</w:t>
+      </w:r>
+      <w:proofErr w:type="spellEnd"/>
+      <w:r>
+        <w:rPr>
+          <w:lang w:val="en-GB"/>
+        </w:rPr>
+        <w:t xml:space="preserve"> </w:t>
+      </w:r>
+      <w:proofErr w:type="spellStart"/>
+      <w:r>
+        <w:rPr>
+          <w:lang w:val="en-GB"/>
+        </w:rPr>
+        <w:t>funkcije</w:t>
+      </w:r>
+      <w:proofErr w:type="spellEnd"/>
+      <w:r>
+        <w:rPr>
+          <w:lang w:val="en-GB"/>
+        </w:rPr>
+        <w:t xml:space="preserve"> </w:t>
+      </w:r>
+      <w:proofErr w:type="spellStart"/>
+      <w:r>
+        <w:rPr>
+          <w:lang w:val="en-GB"/>
+        </w:rPr>
+        <w:t>troška</w:t>
+      </w:r>
+      <w:proofErr w:type="spellEnd"/>
+      <w:r>
+        <w:rPr>
+          <w:lang w:val="en-GB"/>
+        </w:rPr>
+        <w:t xml:space="preserve"> se </w:t>
+      </w:r>
+      <w:proofErr w:type="spellStart"/>
+      <w:r>
+        <w:rPr>
+          <w:lang w:val="en-GB"/>
+        </w:rPr>
+        <w:t>postiže</w:t>
+      </w:r>
+      <w:proofErr w:type="spellEnd"/>
+      <w:r>
+        <w:rPr>
+          <w:lang w:val="en-GB"/>
+        </w:rPr>
+        <w:t xml:space="preserve"> </w:t>
+      </w:r>
+      <w:proofErr w:type="spellStart"/>
+      <w:r>
+        <w:rPr>
+          <w:lang w:val="en-GB"/>
+        </w:rPr>
+        <w:t>izmjenom</w:t>
+      </w:r>
+      <w:proofErr w:type="spellEnd"/>
+      <w:r>
+        <w:rPr>
+          <w:lang w:val="en-GB"/>
+        </w:rPr>
+        <w:t xml:space="preserve"> </w:t>
+      </w:r>
+      <w:proofErr w:type="spellStart"/>
+      <w:r>
+        <w:rPr>
+          <w:lang w:val="en-GB"/>
+        </w:rPr>
+        <w:t>parametara</w:t>
+      </w:r>
+      <w:proofErr w:type="spellEnd"/>
+      <w:r>
+        <w:rPr>
+          <w:lang w:val="en-GB"/>
+        </w:rPr>
+        <w:t xml:space="preserve"> </w:t>
+      </w:r>
+      <w:proofErr w:type="spellStart"/>
+      <w:r>
+        <w:rPr>
+          <w:lang w:val="en-GB"/>
+        </w:rPr>
+        <w:t>samog</w:t>
+      </w:r>
+      <w:proofErr w:type="spellEnd"/>
+      <w:r>
+        <w:rPr>
+          <w:lang w:val="en-GB"/>
+        </w:rPr>
+        <w:t xml:space="preserve"> </w:t>
+      </w:r>
+      <w:proofErr w:type="spellStart"/>
+      <w:r>
+        <w:rPr>
+          <w:lang w:val="en-GB"/>
+        </w:rPr>
+        <w:t>modela</w:t>
+      </w:r>
+      <w:proofErr w:type="spellEnd"/>
+      <w:r>
+        <w:rPr>
+          <w:lang w:val="en-GB"/>
+        </w:rPr>
+        <w:t>.</w:t>
+      </w:r>
+    </w:p>
+    <w:p>
+      <w:pPr>
+        <w:rPr>
+          <w:lang w:val="en-GB"/>
+        </w:rPr>
+      </w:pPr>
+      <w:proofErr w:type="spellStart"/>
+      <w:r>
+        <w:rPr>
+          <w:lang w:val="en-GB"/>
+        </w:rPr>
+        <w:t>Zavisno</w:t>
+      </w:r>
+      <w:proofErr w:type="spellEnd"/>
+      <w:r>
+        <w:rPr>
+          <w:lang w:val="en-GB"/>
+        </w:rPr>
+        <w:t xml:space="preserve"> od </w:t>
+      </w:r>
+      <w:proofErr w:type="spellStart"/>
+      <w:r>
+        <w:rPr>
+          <w:lang w:val="en-GB"/>
+        </w:rPr>
+        <w:t>vrste</w:t>
+      </w:r>
+      <w:proofErr w:type="spellEnd"/>
+      <w:r>
+        <w:rPr>
+          <w:lang w:val="en-GB"/>
+        </w:rPr>
+        <w:t xml:space="preserve"> </w:t>
+      </w:r>
+      <w:proofErr w:type="spellStart"/>
+      <w:r>
+        <w:rPr>
+          <w:lang w:val="en-GB"/>
+        </w:rPr>
+        <w:t>problema</w:t>
+      </w:r>
+      <w:proofErr w:type="spellEnd"/>
+      <w:r>
+        <w:rPr>
+          <w:lang w:val="en-GB"/>
+        </w:rPr>
+        <w:t xml:space="preserve"> </w:t>
+      </w:r>
+      <w:proofErr w:type="spellStart"/>
+      <w:r>
+        <w:rPr>
+          <w:lang w:val="en-GB"/>
+        </w:rPr>
+        <w:t>koriste</w:t>
+      </w:r>
+      <w:proofErr w:type="spellEnd"/>
+      <w:r>
+        <w:rPr>
+          <w:lang w:val="en-GB"/>
+        </w:rPr>
+        <w:t xml:space="preserve"> se </w:t>
+      </w:r>
+      <w:proofErr w:type="spellStart"/>
+      <w:r>
+        <w:rPr>
+          <w:lang w:val="en-GB"/>
+        </w:rPr>
+        <w:t>različite</w:t>
+      </w:r>
+      <w:proofErr w:type="spellEnd"/>
+      <w:r>
+        <w:rPr>
+          <w:lang w:val="en-GB"/>
+        </w:rPr>
+        <w:t xml:space="preserve"> </w:t>
+      </w:r>
+      <w:proofErr w:type="spellStart"/>
+      <w:r>
+        <w:rPr>
+          <w:lang w:val="en-GB"/>
+        </w:rPr>
+        <w:t>funkcije</w:t>
+      </w:r>
+      <w:proofErr w:type="spellEnd"/>
+      <w:r>
+        <w:rPr>
+          <w:lang w:val="en-GB"/>
+        </w:rPr>
+        <w:t xml:space="preserve"> </w:t>
+      </w:r>
+      <w:proofErr w:type="spellStart"/>
+      <w:r>
+        <w:rPr>
+          <w:lang w:val="en-GB"/>
+        </w:rPr>
+        <w:t>troška</w:t>
+      </w:r>
+      <w:proofErr w:type="spellEnd"/>
+      <w:r>
+        <w:rPr>
+          <w:lang w:val="en-GB"/>
+        </w:rPr>
+        <w:t xml:space="preserve">. </w:t>
+      </w:r>
+      <w:proofErr w:type="spellStart"/>
+      <w:r>
+        <w:rPr>
+          <w:lang w:val="en-GB"/>
+        </w:rPr>
+        <w:t>Kako</w:t>
+      </w:r>
+      <w:proofErr w:type="spellEnd"/>
+      <w:r>
+        <w:rPr>
+          <w:lang w:val="en-GB"/>
+        </w:rPr>
+        <w:t xml:space="preserve"> je </w:t>
+      </w:r>
+      <w:proofErr w:type="spellStart"/>
+      <w:r>
+        <w:rPr>
+          <w:lang w:val="en-GB"/>
+        </w:rPr>
+        <w:t>cilj</w:t>
+      </w:r>
+      <w:proofErr w:type="spellEnd"/>
+      <w:r>
+        <w:rPr>
+          <w:lang w:val="en-GB"/>
+        </w:rPr>
+        <w:t xml:space="preserve"> </w:t>
+      </w:r>
+      <w:proofErr w:type="spellStart"/>
+      <w:r>
+        <w:rPr>
+          <w:lang w:val="en-GB"/>
+        </w:rPr>
+        <w:t>modela</w:t>
+      </w:r>
+      <w:proofErr w:type="spellEnd"/>
+      <w:r>
+        <w:rPr>
+          <w:lang w:val="en-GB"/>
+        </w:rPr>
+        <w:t xml:space="preserve"> </w:t>
+      </w:r>
+      <w:proofErr w:type="spellStart"/>
+      <w:r>
+        <w:rPr>
+          <w:lang w:val="en-GB"/>
+        </w:rPr>
+        <w:t>klasifikacija</w:t>
+      </w:r>
+      <w:proofErr w:type="spellEnd"/>
+      <w:r>
+        <w:rPr>
+          <w:lang w:val="en-GB"/>
+        </w:rPr>
+        <w:t xml:space="preserve"> </w:t>
+      </w:r>
+      <w:proofErr w:type="spellStart"/>
+      <w:r>
+        <w:rPr>
+          <w:lang w:val="en-GB"/>
+        </w:rPr>
+        <w:t>raka</w:t>
+      </w:r>
+      <w:proofErr w:type="spellEnd"/>
+      <w:r>
+        <w:rPr>
+          <w:lang w:val="en-GB"/>
+        </w:rPr>
+        <w:t xml:space="preserve"> </w:t>
+      </w:r>
+      <w:proofErr w:type="spellStart"/>
+      <w:r>
+        <w:rPr>
+          <w:lang w:val="en-GB"/>
+        </w:rPr>
+        <w:t>pluća</w:t>
+      </w:r>
+      <w:proofErr w:type="spellEnd"/>
+      <w:r>
+        <w:rPr>
+          <w:lang w:val="en-GB"/>
+        </w:rPr>
+        <w:t xml:space="preserve">, </w:t>
+      </w:r>
+      <w:proofErr w:type="spellStart"/>
+      <w:r>
+        <w:rPr>
+          <w:lang w:val="en-GB"/>
+        </w:rPr>
+        <w:t>postoji</w:t>
+      </w:r>
+      <w:proofErr w:type="spellEnd"/>
+      <w:r>
+        <w:rPr>
+          <w:lang w:val="en-GB"/>
+        </w:rPr>
+        <w:t xml:space="preserve"> </w:t>
+      </w:r>
+      <w:proofErr w:type="spellStart"/>
+      <w:r>
+        <w:rPr>
+          <w:lang w:val="en-GB"/>
+        </w:rPr>
+        <w:t>nekoliko</w:t>
+      </w:r>
+      <w:proofErr w:type="spellEnd"/>
+      <w:r>
+        <w:rPr>
+          <w:lang w:val="en-GB"/>
+        </w:rPr>
+        <w:t xml:space="preserve"> </w:t>
+      </w:r>
+      <w:proofErr w:type="spellStart"/>
+      <w:r>
+        <w:rPr>
+          <w:lang w:val="en-GB"/>
+        </w:rPr>
+        <w:t>opcija</w:t>
+      </w:r>
+      <w:proofErr w:type="spellEnd"/>
+      <w:r>
+        <w:rPr>
+          <w:lang w:val="en-GB"/>
+        </w:rPr>
+        <w:t xml:space="preserve">: </w:t>
       </w:r>
       <w:r>
         <w:t>cross-entropy, binary cross-entropy, categorical cross-entropy.</w:t>
@@ -9176,17 +14235,47 @@
         </w:rPr>
         <w:t xml:space="preserve">U </w:t>
       </w:r>
+      <w:proofErr w:type="spellStart"/>
       <w:r>
         <w:rPr>
           <w:lang w:val="en-US"/>
         </w:rPr>
         <w:t>datom</w:t>
       </w:r>
-      <w:r>
-        <w:rPr>
-          <w:lang w:val="en-US"/>
-        </w:rPr>
-        <w:t xml:space="preserve"> radu je odabrana </w:t>
+      <w:proofErr w:type="spellEnd"/>
+      <w:r>
+        <w:rPr>
+          <w:lang w:val="en-US"/>
+        </w:rPr>
+        <w:t xml:space="preserve"> </w:t>
+      </w:r>
+      <w:proofErr w:type="spellStart"/>
+      <w:r>
+        <w:rPr>
+          <w:lang w:val="en-US"/>
+        </w:rPr>
+        <w:t>radu</w:t>
+      </w:r>
+      <w:proofErr w:type="spellEnd"/>
+      <w:r>
+        <w:rPr>
+          <w:lang w:val="en-US"/>
+        </w:rPr>
+        <w:t xml:space="preserve"> je </w:t>
+      </w:r>
+      <w:proofErr w:type="spellStart"/>
+      <w:r>
+        <w:rPr>
+          <w:lang w:val="en-US"/>
+        </w:rPr>
+        <w:t>odabrana</w:t>
+      </w:r>
+      <w:proofErr w:type="spellEnd"/>
+      <w:r>
+        <w:rPr>
+          <w:lang w:val="en-US"/>
+        </w:rPr>
+        <w:t xml:space="preserve"> </w:t>
       </w:r>
       <w:r>
         <w:rPr>
@@ -9216,31 +14305,545 @@
         <w:rPr>
           <w:lang w:val="en-US"/>
         </w:rPr>
-        <w:t xml:space="preserve">ropy funkcija troška. </w:t>
-      </w:r>
-      <w:r>
-        <w:rPr>
-          <w:lang w:val="en-GB"/>
-        </w:rPr>
-        <w:t xml:space="preserve">Za probleme klasifikacije trošak se obično definiše kao entropija. </w:t>
-      </w:r>
-      <w:r>
-        <w:rPr>
-          <w:lang w:val="en-GB"/>
-        </w:rPr>
-        <w:t xml:space="preserve">Entropija predstavlja stopu nesigurnosti u sistemu. Što su predikcije koje model pravi tačnije, entropija sistema opada. Trošak se računa kao razlika u entropiji </w:t>
-      </w:r>
-      <w:r>
-        <w:rPr>
-          <w:lang w:val="en-GB"/>
-        </w:rPr>
-        <w:t xml:space="preserve">trenutnog </w:t>
-      </w:r>
-      <w:r>
-        <w:rPr>
-          <w:lang w:val="en-GB"/>
-        </w:rPr>
-        <w:t>modela i baznog slučaja gdje su predikcije uvijek tačne.</w:t>
+        <w:t xml:space="preserve">ropy </w:t>
+      </w:r>
+      <w:proofErr w:type="spellStart"/>
+      <w:r>
+        <w:rPr>
+          <w:lang w:val="en-US"/>
+        </w:rPr>
+        <w:t>funkcija</w:t>
+      </w:r>
+      <w:proofErr w:type="spellEnd"/>
+      <w:r>
+        <w:rPr>
+          <w:lang w:val="en-US"/>
+        </w:rPr>
+        <w:t xml:space="preserve"> </w:t>
+      </w:r>
+      <w:proofErr w:type="spellStart"/>
+      <w:r>
+        <w:rPr>
+          <w:lang w:val="en-US"/>
+        </w:rPr>
+        <w:t>troška</w:t>
+      </w:r>
+      <w:proofErr w:type="spellEnd"/>
+      <w:r>
+        <w:rPr>
+          <w:lang w:val="en-US"/>
+        </w:rPr>
+        <w:t xml:space="preserve">. </w:t>
+      </w:r>
+      <w:r>
+        <w:rPr>
+          <w:lang w:val="en-GB"/>
+        </w:rPr>
+        <w:t xml:space="preserve">Za </w:t>
+      </w:r>
+      <w:proofErr w:type="spellStart"/>
+      <w:r>
+        <w:rPr>
+          <w:lang w:val="en-GB"/>
+        </w:rPr>
+        <w:t>probleme</w:t>
+      </w:r>
+      <w:proofErr w:type="spellEnd"/>
+      <w:r>
+        <w:rPr>
+          <w:lang w:val="en-GB"/>
+        </w:rPr>
+        <w:t xml:space="preserve"> </w:t>
+      </w:r>
+      <w:proofErr w:type="spellStart"/>
+      <w:r>
+        <w:rPr>
+          <w:lang w:val="en-GB"/>
+        </w:rPr>
+        <w:t>klasifikacije</w:t>
+      </w:r>
+      <w:proofErr w:type="spellEnd"/>
+      <w:r>
+        <w:rPr>
+          <w:lang w:val="en-GB"/>
+        </w:rPr>
+        <w:t xml:space="preserve"> </w:t>
+      </w:r>
+      <w:proofErr w:type="spellStart"/>
+      <w:r>
+        <w:rPr>
+          <w:lang w:val="en-GB"/>
+        </w:rPr>
+        <w:t>trošak</w:t>
+      </w:r>
+      <w:proofErr w:type="spellEnd"/>
+      <w:r>
+        <w:rPr>
+          <w:lang w:val="en-GB"/>
+        </w:rPr>
+        <w:t xml:space="preserve"> se </w:t>
+      </w:r>
+      <w:proofErr w:type="spellStart"/>
+      <w:r>
+        <w:rPr>
+          <w:lang w:val="en-GB"/>
+        </w:rPr>
+        <w:t>obično</w:t>
+      </w:r>
+      <w:proofErr w:type="spellEnd"/>
+      <w:r>
+        <w:rPr>
+          <w:lang w:val="en-GB"/>
+        </w:rPr>
+        <w:t xml:space="preserve"> </w:t>
+      </w:r>
+      <w:proofErr w:type="spellStart"/>
+      <w:r>
+        <w:rPr>
+          <w:lang w:val="en-GB"/>
+        </w:rPr>
+        <w:t>definiše</w:t>
+      </w:r>
+      <w:proofErr w:type="spellEnd"/>
+      <w:r>
+        <w:rPr>
+          <w:lang w:val="en-GB"/>
+        </w:rPr>
+        <w:t xml:space="preserve"> </w:t>
+      </w:r>
+      <w:proofErr w:type="spellStart"/>
+      <w:r>
+        <w:rPr>
+          <w:lang w:val="en-GB"/>
+        </w:rPr>
+        <w:t>kao</w:t>
+      </w:r>
+      <w:proofErr w:type="spellEnd"/>
+      <w:r>
+        <w:rPr>
+          <w:lang w:val="en-GB"/>
+        </w:rPr>
+        <w:t xml:space="preserve"> </w:t>
+      </w:r>
+      <w:proofErr w:type="spellStart"/>
+      <w:r>
+        <w:rPr>
+          <w:lang w:val="en-GB"/>
+        </w:rPr>
+        <w:t>entropija</w:t>
+      </w:r>
+      <w:proofErr w:type="spellEnd"/>
+      <w:r>
+        <w:rPr>
+          <w:lang w:val="en-GB"/>
+        </w:rPr>
+        <w:t xml:space="preserve">. </w:t>
+      </w:r>
+      <w:proofErr w:type="spellStart"/>
+      <w:r>
+        <w:rPr>
+          <w:lang w:val="en-GB"/>
+        </w:rPr>
+        <w:t>Entropija</w:t>
+      </w:r>
+      <w:proofErr w:type="spellEnd"/>
+      <w:r>
+        <w:rPr>
+          <w:lang w:val="en-GB"/>
+        </w:rPr>
+        <w:t xml:space="preserve"> </w:t>
+      </w:r>
+      <w:proofErr w:type="spellStart"/>
+      <w:r>
+        <w:rPr>
+          <w:lang w:val="en-GB"/>
+        </w:rPr>
+        <w:t>predstavlja</w:t>
+      </w:r>
+      <w:proofErr w:type="spellEnd"/>
+      <w:r>
+        <w:rPr>
+          <w:lang w:val="en-GB"/>
+        </w:rPr>
+        <w:t xml:space="preserve"> </w:t>
+      </w:r>
+      <w:proofErr w:type="spellStart"/>
+      <w:r>
+        <w:rPr>
+          <w:lang w:val="en-GB"/>
+        </w:rPr>
+        <w:t>stopu</w:t>
+      </w:r>
+      <w:proofErr w:type="spellEnd"/>
+      <w:r>
+        <w:rPr>
+          <w:lang w:val="en-GB"/>
+        </w:rPr>
+        <w:t xml:space="preserve"> </w:t>
+      </w:r>
+      <w:proofErr w:type="spellStart"/>
+      <w:r>
+        <w:rPr>
+          <w:lang w:val="en-GB"/>
+        </w:rPr>
+        <w:t>nesigurnosti</w:t>
+      </w:r>
+      <w:proofErr w:type="spellEnd"/>
+      <w:r>
+        <w:rPr>
+          <w:lang w:val="en-GB"/>
+        </w:rPr>
+        <w:t xml:space="preserve"> u </w:t>
+      </w:r>
+      <w:proofErr w:type="spellStart"/>
+      <w:r>
+        <w:rPr>
+          <w:lang w:val="en-GB"/>
+        </w:rPr>
+        <w:t>sistemu</w:t>
+      </w:r>
+      <w:proofErr w:type="spellEnd"/>
+      <w:r>
+        <w:rPr>
+          <w:lang w:val="en-GB"/>
+        </w:rPr>
+        <w:t xml:space="preserve">. </w:t>
+      </w:r>
+      <w:proofErr w:type="spellStart"/>
+      <w:r>
+        <w:rPr>
+          <w:lang w:val="en-GB"/>
+        </w:rPr>
+        <w:t>Što</w:t>
+      </w:r>
+      <w:proofErr w:type="spellEnd"/>
+      <w:r>
+        <w:rPr>
+          <w:lang w:val="en-GB"/>
+        </w:rPr>
+        <w:t xml:space="preserve"> </w:t>
+      </w:r>
+      <w:proofErr w:type="spellStart"/>
+      <w:r>
+        <w:rPr>
+          <w:lang w:val="en-GB"/>
+        </w:rPr>
+        <w:t>su</w:t>
+      </w:r>
+      <w:proofErr w:type="spellEnd"/>
+      <w:r>
+        <w:rPr>
+          <w:lang w:val="en-GB"/>
+        </w:rPr>
+        <w:t xml:space="preserve"> </w:t>
+      </w:r>
+      <w:proofErr w:type="spellStart"/>
+      <w:r>
+        <w:rPr>
+          <w:lang w:val="en-GB"/>
+        </w:rPr>
+        <w:t>predikcije</w:t>
+      </w:r>
+      <w:proofErr w:type="spellEnd"/>
+      <w:r>
+        <w:rPr>
+          <w:lang w:val="en-GB"/>
+        </w:rPr>
+        <w:t xml:space="preserve"> </w:t>
+      </w:r>
+      <w:proofErr w:type="spellStart"/>
+      <w:r>
+        <w:rPr>
+          <w:lang w:val="en-GB"/>
+        </w:rPr>
+        <w:t>koje</w:t>
+      </w:r>
+      <w:proofErr w:type="spellEnd"/>
+      <w:r>
+        <w:rPr>
+          <w:lang w:val="en-GB"/>
+        </w:rPr>
+        <w:t xml:space="preserve"> model </w:t>
+      </w:r>
+      <w:proofErr w:type="spellStart"/>
+      <w:r>
+        <w:rPr>
+          <w:lang w:val="en-GB"/>
+        </w:rPr>
+        <w:t>pravi</w:t>
+      </w:r>
+      <w:proofErr w:type="spellEnd"/>
+      <w:r>
+        <w:rPr>
+          <w:lang w:val="en-GB"/>
+        </w:rPr>
+        <w:t xml:space="preserve"> </w:t>
+      </w:r>
+      <w:proofErr w:type="spellStart"/>
+      <w:r>
+        <w:rPr>
+          <w:lang w:val="en-GB"/>
+        </w:rPr>
+        <w:t>tačnije</w:t>
+      </w:r>
+      <w:proofErr w:type="spellEnd"/>
+      <w:r>
+        <w:rPr>
+          <w:lang w:val="en-GB"/>
+        </w:rPr>
+        <w:t xml:space="preserve">, </w:t>
+      </w:r>
+      <w:proofErr w:type="spellStart"/>
+      <w:r>
+        <w:rPr>
+          <w:lang w:val="en-GB"/>
+        </w:rPr>
+        <w:t>entropija</w:t>
+      </w:r>
+      <w:proofErr w:type="spellEnd"/>
+      <w:r>
+        <w:rPr>
+          <w:lang w:val="en-GB"/>
+        </w:rPr>
+        <w:t xml:space="preserve"> </w:t>
+      </w:r>
+      <w:proofErr w:type="spellStart"/>
+      <w:r>
+        <w:rPr>
+          <w:lang w:val="en-GB"/>
+        </w:rPr>
+        <w:t>sistema</w:t>
+      </w:r>
+      <w:proofErr w:type="spellEnd"/>
+      <w:r>
+        <w:rPr>
+          <w:lang w:val="en-GB"/>
+        </w:rPr>
+        <w:t xml:space="preserve"> </w:t>
+      </w:r>
+      <w:proofErr w:type="spellStart"/>
+      <w:r>
+        <w:rPr>
+          <w:lang w:val="en-GB"/>
+        </w:rPr>
+        <w:t>opada</w:t>
+      </w:r>
+      <w:proofErr w:type="spellEnd"/>
+      <w:r>
+        <w:rPr>
+          <w:lang w:val="en-GB"/>
+        </w:rPr>
+        <w:t xml:space="preserve">. </w:t>
+      </w:r>
+      <w:proofErr w:type="spellStart"/>
+      <w:r>
+        <w:rPr>
+          <w:lang w:val="en-GB"/>
+        </w:rPr>
+        <w:t>Trošak</w:t>
+      </w:r>
+      <w:proofErr w:type="spellEnd"/>
+      <w:r>
+        <w:rPr>
+          <w:lang w:val="en-GB"/>
+        </w:rPr>
+        <w:t xml:space="preserve"> se </w:t>
+      </w:r>
+      <w:proofErr w:type="spellStart"/>
+      <w:r>
+        <w:rPr>
+          <w:lang w:val="en-GB"/>
+        </w:rPr>
+        <w:t>računa</w:t>
+      </w:r>
+      <w:proofErr w:type="spellEnd"/>
+      <w:r>
+        <w:rPr>
+          <w:lang w:val="en-GB"/>
+        </w:rPr>
+        <w:t xml:space="preserve"> </w:t>
+      </w:r>
+      <w:proofErr w:type="spellStart"/>
+      <w:r>
+        <w:rPr>
+          <w:lang w:val="en-GB"/>
+        </w:rPr>
+        <w:t>kao</w:t>
+      </w:r>
+      <w:proofErr w:type="spellEnd"/>
+      <w:r>
+        <w:rPr>
+          <w:lang w:val="en-GB"/>
+        </w:rPr>
+        <w:t xml:space="preserve"> </w:t>
+      </w:r>
+      <w:proofErr w:type="spellStart"/>
+      <w:r>
+        <w:rPr>
+          <w:lang w:val="en-GB"/>
+        </w:rPr>
+        <w:t>razlika</w:t>
+      </w:r>
+      <w:proofErr w:type="spellEnd"/>
+      <w:r>
+        <w:rPr>
+          <w:lang w:val="en-GB"/>
+        </w:rPr>
+        <w:t xml:space="preserve"> u </w:t>
+      </w:r>
+      <w:proofErr w:type="spellStart"/>
+      <w:r>
+        <w:rPr>
+          <w:lang w:val="en-GB"/>
+        </w:rPr>
+        <w:t>entropiji</w:t>
+      </w:r>
+      <w:proofErr w:type="spellEnd"/>
+      <w:r>
+        <w:rPr>
+          <w:lang w:val="en-GB"/>
+        </w:rPr>
+        <w:t xml:space="preserve"> </w:t>
+      </w:r>
+      <w:proofErr w:type="spellStart"/>
+      <w:r>
+        <w:rPr>
+          <w:lang w:val="en-GB"/>
+        </w:rPr>
+        <w:t>trenutnog</w:t>
+      </w:r>
+      <w:proofErr w:type="spellEnd"/>
+      <w:r>
+        <w:rPr>
+          <w:lang w:val="en-GB"/>
+        </w:rPr>
+        <w:t xml:space="preserve"> </w:t>
+      </w:r>
+      <w:proofErr w:type="spellStart"/>
+      <w:r>
+        <w:rPr>
+          <w:lang w:val="en-GB"/>
+        </w:rPr>
+        <w:t>modela</w:t>
+      </w:r>
+      <w:proofErr w:type="spellEnd"/>
+      <w:r>
+        <w:rPr>
+          <w:lang w:val="en-GB"/>
+        </w:rPr>
+        <w:t xml:space="preserve"> </w:t>
+      </w:r>
+      <w:proofErr w:type="spellStart"/>
+      <w:r>
+        <w:rPr>
+          <w:lang w:val="en-GB"/>
+        </w:rPr>
+        <w:t>i</w:t>
+      </w:r>
+      <w:proofErr w:type="spellEnd"/>
+      <w:r>
+        <w:rPr>
+          <w:lang w:val="en-GB"/>
+        </w:rPr>
+        <w:t xml:space="preserve"> </w:t>
+      </w:r>
+      <w:proofErr w:type="spellStart"/>
+      <w:r>
+        <w:rPr>
+          <w:lang w:val="en-GB"/>
+        </w:rPr>
+        <w:t>baznog</w:t>
+      </w:r>
+      <w:proofErr w:type="spellEnd"/>
+      <w:r>
+        <w:rPr>
+          <w:lang w:val="en-GB"/>
+        </w:rPr>
+        <w:t xml:space="preserve"> </w:t>
+      </w:r>
+      <w:proofErr w:type="spellStart"/>
+      <w:r>
+        <w:rPr>
+          <w:lang w:val="en-GB"/>
+        </w:rPr>
+        <w:t>slučaja</w:t>
+      </w:r>
+      <w:proofErr w:type="spellEnd"/>
+      <w:r>
+        <w:rPr>
+          <w:lang w:val="en-GB"/>
+        </w:rPr>
+        <w:t xml:space="preserve"> </w:t>
+      </w:r>
+      <w:proofErr w:type="spellStart"/>
+      <w:r>
+        <w:rPr>
+          <w:lang w:val="en-GB"/>
+        </w:rPr>
+        <w:t>gdje</w:t>
+      </w:r>
+      <w:proofErr w:type="spellEnd"/>
+      <w:r>
+        <w:rPr>
+          <w:lang w:val="en-GB"/>
+        </w:rPr>
+        <w:t xml:space="preserve"> </w:t>
+      </w:r>
+      <w:proofErr w:type="spellStart"/>
+      <w:r>
+        <w:rPr>
+          <w:lang w:val="en-GB"/>
+        </w:rPr>
+        <w:t>su</w:t>
+      </w:r>
+      <w:proofErr w:type="spellEnd"/>
+      <w:r>
+        <w:rPr>
+          <w:lang w:val="en-GB"/>
+        </w:rPr>
+        <w:t xml:space="preserve"> </w:t>
+      </w:r>
+      <w:proofErr w:type="spellStart"/>
+      <w:r>
+        <w:rPr>
+          <w:lang w:val="en-GB"/>
+        </w:rPr>
+        <w:t>predikcije</w:t>
+      </w:r>
+      <w:proofErr w:type="spellEnd"/>
+      <w:r>
+        <w:rPr>
+          <w:lang w:val="en-GB"/>
+        </w:rPr>
+        <w:t xml:space="preserve"> </w:t>
+      </w:r>
+      <w:proofErr w:type="spellStart"/>
+      <w:r>
+        <w:rPr>
+          <w:lang w:val="en-GB"/>
+        </w:rPr>
+        <w:t>uvijek</w:t>
+      </w:r>
+      <w:proofErr w:type="spellEnd"/>
+      <w:r>
+        <w:rPr>
+          <w:lang w:val="en-GB"/>
+        </w:rPr>
+        <w:t xml:space="preserve"> </w:t>
+      </w:r>
+      <w:proofErr w:type="spellStart"/>
+      <w:r>
+        <w:rPr>
+          <w:lang w:val="en-GB"/>
+        </w:rPr>
+        <w:t>tačne</w:t>
+      </w:r>
+      <w:proofErr w:type="spellEnd"/>
+      <w:r>
+        <w:rPr>
+          <w:lang w:val="en-GB"/>
+        </w:rPr>
+        <w:t>.</w:t>
       </w:r>
       <w:r>
         <w:t xml:space="preserve"> </w:t>
@@ -9257,20 +14860,58 @@
         <w:rPr>
           <w:lang w:val="en-US"/>
         </w:rPr>
-        <w:t xml:space="preserve">Kao i </w:t>
-      </w:r>
-      <w:r>
-        <w:rPr>
-          <w:lang w:val="en-US"/>
-        </w:rPr>
-        <w:t xml:space="preserve">kod </w:t>
-      </w:r>
-      <w:r>
-        <w:rPr>
-          <w:lang w:val="en-US"/>
-        </w:rPr>
-        <w:t>funkcije troška</w:t>
-      </w:r>
+        <w:t xml:space="preserve">Kao </w:t>
+      </w:r>
+      <w:proofErr w:type="spellStart"/>
+      <w:r>
+        <w:rPr>
+          <w:lang w:val="en-US"/>
+        </w:rPr>
+        <w:t>i</w:t>
+      </w:r>
+      <w:proofErr w:type="spellEnd"/>
+      <w:r>
+        <w:rPr>
+          <w:lang w:val="en-US"/>
+        </w:rPr>
+        <w:t xml:space="preserve"> </w:t>
+      </w:r>
+      <w:proofErr w:type="spellStart"/>
+      <w:r>
+        <w:rPr>
+          <w:lang w:val="en-US"/>
+        </w:rPr>
+        <w:t>kod</w:t>
+      </w:r>
+      <w:proofErr w:type="spellEnd"/>
+      <w:r>
+        <w:rPr>
+          <w:lang w:val="en-US"/>
+        </w:rPr>
+        <w:t xml:space="preserve"> </w:t>
+      </w:r>
+      <w:proofErr w:type="spellStart"/>
+      <w:r>
+        <w:rPr>
+          <w:lang w:val="en-US"/>
+        </w:rPr>
+        <w:t>funkcije</w:t>
+      </w:r>
+      <w:proofErr w:type="spellEnd"/>
+      <w:r>
+        <w:rPr>
+          <w:lang w:val="en-US"/>
+        </w:rPr>
+        <w:t xml:space="preserve"> </w:t>
+      </w:r>
+      <w:proofErr w:type="spellStart"/>
+      <w:r>
+        <w:rPr>
+          <w:lang w:val="en-US"/>
+        </w:rPr>
+        <w:t>troška</w:t>
+      </w:r>
+      <w:proofErr w:type="spellEnd"/>
       <w:r>
         <w:rPr>
           <w:lang w:val="en-US"/>
@@ -9283,23 +14924,81 @@
         </w:rPr>
         <w:t xml:space="preserve"> </w:t>
       </w:r>
-      <w:r>
-        <w:rPr>
-          <w:lang w:val="en-US"/>
-        </w:rPr>
-        <w:t xml:space="preserve">postoje različiti optimizatori </w:t>
-      </w:r>
-      <w:r>
-        <w:rPr>
-          <w:lang w:val="en-US"/>
-        </w:rPr>
-        <w:t xml:space="preserve">poput </w:t>
-      </w:r>
-      <w:r>
-        <w:rPr>
-          <w:lang w:val="en-US"/>
-        </w:rPr>
-        <w:t>Stochastic Gradient Descent, AdaGrad, RMSprop, Adam</w:t>
+      <w:proofErr w:type="spellStart"/>
+      <w:r>
+        <w:rPr>
+          <w:lang w:val="en-US"/>
+        </w:rPr>
+        <w:t>postoje</w:t>
+      </w:r>
+      <w:proofErr w:type="spellEnd"/>
+      <w:r>
+        <w:rPr>
+          <w:lang w:val="en-US"/>
+        </w:rPr>
+        <w:t xml:space="preserve"> </w:t>
+      </w:r>
+      <w:proofErr w:type="spellStart"/>
+      <w:r>
+        <w:rPr>
+          <w:lang w:val="en-US"/>
+        </w:rPr>
+        <w:t>različiti</w:t>
+      </w:r>
+      <w:proofErr w:type="spellEnd"/>
+      <w:r>
+        <w:rPr>
+          <w:lang w:val="en-US"/>
+        </w:rPr>
+        <w:t xml:space="preserve"> </w:t>
+      </w:r>
+      <w:proofErr w:type="spellStart"/>
+      <w:r>
+        <w:rPr>
+          <w:lang w:val="en-US"/>
+        </w:rPr>
+        <w:t>optimizatori</w:t>
+      </w:r>
+      <w:proofErr w:type="spellEnd"/>
+      <w:r>
+        <w:rPr>
+          <w:lang w:val="en-US"/>
+        </w:rPr>
+        <w:t xml:space="preserve"> </w:t>
+      </w:r>
+      <w:proofErr w:type="spellStart"/>
+      <w:r>
+        <w:rPr>
+          <w:lang w:val="en-US"/>
+        </w:rPr>
+        <w:t>poput</w:t>
+      </w:r>
+      <w:proofErr w:type="spellEnd"/>
+      <w:r>
+        <w:rPr>
+          <w:lang w:val="en-US"/>
+        </w:rPr>
+        <w:t xml:space="preserve"> </w:t>
+      </w:r>
+      <w:r>
+        <w:rPr>
+          <w:lang w:val="en-US"/>
+        </w:rPr>
+        <w:t xml:space="preserve">Stochastic Gradient Descent, </w:t>
+      </w:r>
+      <w:proofErr w:type="spellStart"/>
+      <w:r>
+        <w:rPr>
+          <w:lang w:val="en-US"/>
+        </w:rPr>
+        <w:t>AdaGrad</w:t>
+      </w:r>
+      <w:proofErr w:type="spellEnd"/>
+      <w:r>
+        <w:rPr>
+          <w:lang w:val="en-US"/>
+        </w:rPr>
+        <w:t>, RMSprop, Adam</w:t>
       </w:r>
       <w:r>
         <w:rPr>
@@ -9311,14 +15010,50 @@
         <w:rPr>
           <w:lang w:val="en-US"/>
         </w:rPr>
-        <w:t>Za dati rad je odabran Adam</w:t>
-      </w:r>
-      <w:r>
-        <w:rPr>
-          <w:lang w:val="en-US"/>
-        </w:rPr>
-        <w:t xml:space="preserve"> optimizator</w:t>
-      </w:r>
+        <w:t xml:space="preserve">Za </w:t>
+      </w:r>
+      <w:proofErr w:type="spellStart"/>
+      <w:r>
+        <w:rPr>
+          <w:lang w:val="en-US"/>
+        </w:rPr>
+        <w:t>dati</w:t>
+      </w:r>
+      <w:proofErr w:type="spellEnd"/>
+      <w:r>
+        <w:rPr>
+          <w:lang w:val="en-US"/>
+        </w:rPr>
+        <w:t xml:space="preserve"> rad je </w:t>
+      </w:r>
+      <w:proofErr w:type="spellStart"/>
+      <w:r>
+        <w:rPr>
+          <w:lang w:val="en-US"/>
+        </w:rPr>
+        <w:t>odabran</w:t>
+      </w:r>
+      <w:proofErr w:type="spellEnd"/>
+      <w:r>
+        <w:rPr>
+          <w:lang w:val="en-US"/>
+        </w:rPr>
+        <w:t xml:space="preserve"> Adam</w:t>
+      </w:r>
+      <w:r>
+        <w:rPr>
+          <w:lang w:val="en-US"/>
+        </w:rPr>
+        <w:t xml:space="preserve"> </w:t>
+      </w:r>
+      <w:proofErr w:type="spellStart"/>
+      <w:r>
+        <w:rPr>
+          <w:lang w:val="en-US"/>
+        </w:rPr>
+        <w:t>optimizator</w:t>
+      </w:r>
+      <w:proofErr w:type="spellEnd"/>
       <w:r>
         <w:rPr>
           <w:lang w:val="en-US"/>
@@ -9329,7 +15064,56 @@
         <w:rPr>
           <w:lang w:val="en-US"/>
         </w:rPr>
-        <w:t>Ovo je standardni optimizator koji se koristi u moderni</w:t>
+        <w:t xml:space="preserve">Ovo je </w:t>
+      </w:r>
+      <w:proofErr w:type="spellStart"/>
+      <w:r>
+        <w:rPr>
+          <w:lang w:val="en-US"/>
+        </w:rPr>
+        <w:t>standardni</w:t>
+      </w:r>
+      <w:proofErr w:type="spellEnd"/>
+      <w:r>
+        <w:rPr>
+          <w:lang w:val="en-US"/>
+        </w:rPr>
+        <w:t xml:space="preserve"> </w:t>
+      </w:r>
+      <w:proofErr w:type="spellStart"/>
+      <w:r>
+        <w:rPr>
+          <w:lang w:val="en-US"/>
+        </w:rPr>
+        <w:t>optimizator</w:t>
+      </w:r>
+      <w:proofErr w:type="spellEnd"/>
+      <w:r>
+        <w:rPr>
+          <w:lang w:val="en-US"/>
+        </w:rPr>
+        <w:t xml:space="preserve"> koji se </w:t>
+      </w:r>
+      <w:proofErr w:type="spellStart"/>
+      <w:r>
+        <w:rPr>
+          <w:lang w:val="en-US"/>
+        </w:rPr>
+        <w:t>koristi</w:t>
+      </w:r>
+      <w:proofErr w:type="spellEnd"/>
+      <w:r>
+        <w:rPr>
+          <w:lang w:val="en-US"/>
+        </w:rPr>
+        <w:t xml:space="preserve"> u </w:t>
+      </w:r>
+      <w:proofErr w:type="spellStart"/>
+      <w:r>
+        <w:rPr>
+          <w:lang w:val="en-US"/>
+        </w:rPr>
+        <w:t>moderni</w:t>
       </w:r>
       <w:r>
         <w:rPr>
@@ -9337,12 +15121,63 @@
         </w:rPr>
         <w:t>m</w:t>
       </w:r>
-      <w:r>
-        <w:rPr>
-          <w:lang w:val="en-US"/>
-        </w:rPr>
-        <w:t xml:space="preserve"> bibliotekama jer konvergira br</w:t>
-      </w:r>
+      <w:proofErr w:type="spellEnd"/>
+      <w:r>
+        <w:rPr>
+          <w:lang w:val="en-US"/>
+        </w:rPr>
+        <w:t xml:space="preserve"> </w:t>
+      </w:r>
+      <w:proofErr w:type="spellStart"/>
+      <w:r>
+        <w:rPr>
+          <w:lang w:val="en-US"/>
+        </w:rPr>
+        <w:t>bibliotekama</w:t>
+      </w:r>
+      <w:proofErr w:type="spellEnd"/>
+      <w:r>
+        <w:rPr>
+          <w:lang w:val="en-US"/>
+        </w:rPr>
+        <w:t xml:space="preserve"> </w:t>
+      </w:r>
+      <w:proofErr w:type="spellStart"/>
+      <w:r>
+        <w:rPr>
+          <w:lang w:val="en-US"/>
+        </w:rPr>
+        <w:t>jer</w:t>
+      </w:r>
+      <w:proofErr w:type="spellEnd"/>
+      <w:r>
+        <w:rPr>
+          <w:lang w:val="en-US"/>
+        </w:rPr>
+        <w:t xml:space="preserve"> </w:t>
+      </w:r>
+      <w:proofErr w:type="spellStart"/>
+      <w:r>
+        <w:rPr>
+          <w:lang w:val="en-US"/>
+        </w:rPr>
+        <w:t>konvergira</w:t>
+      </w:r>
+      <w:proofErr w:type="spellEnd"/>
+      <w:r>
+        <w:rPr>
+          <w:lang w:val="en-US"/>
+        </w:rPr>
+        <w:t xml:space="preserve"> </w:t>
+      </w:r>
+      <w:proofErr w:type="spellStart"/>
+      <w:r>
+        <w:rPr>
+          <w:lang w:val="en-US"/>
+        </w:rPr>
+        <w:t>br</w:t>
+      </w:r>
+      <w:proofErr w:type="spellEnd"/>
       <w:r>
         <w:t>že zahvaljujući adaptivnoj stopi učenja i robustan je u radu sa različitim veličinama skupova podataka</w:t>
       </w:r>
@@ -9479,28 +15314,18 @@
     <w:p>
       <w:pPr>
         <w:pStyle w:val="Paragraf"/>
-      </w:pPr>
-    </w:p>
-    <w:p>
-      <w:pPr>
-        <w:pStyle w:val="Paragraf"/>
-      </w:pPr>
-    </w:p>
-    <w:p>
-      <w:pPr>
-        <w:pStyle w:val="Paragraf"/>
+        <w:ind w:firstLine="0"/>
       </w:pPr>
     </w:p>
     <w:p>
       <w:pPr>
         <w:pStyle w:val="Heading2"/>
       </w:pPr>
-      <w:bookmarkStart w:id="17" w:name="_Toc236486948"/>
-      <w:r>
-        <w:lastRenderedPageBreak/>
+      <w:bookmarkStart w:id="18" w:name="_Toc236486948"/>
+      <w:r>
         <w:t>Broj epoha i veličina serije</w:t>
       </w:r>
-      <w:bookmarkEnd w:id="17"/>
+      <w:bookmarkEnd w:id="18"/>
     </w:p>
     <w:p>
       <w:pPr>
@@ -9671,12 +15496,11 @@
       <w:pPr>
         <w:pStyle w:val="Heading2"/>
       </w:pPr>
-      <w:bookmarkStart w:id="18" w:name="_Toc236486949"/>
-      <w:r>
-        <w:lastRenderedPageBreak/>
+      <w:bookmarkStart w:id="19" w:name="_Toc236486949"/>
+      <w:r>
         <w:t>Orkestracija i .NET Aspire</w:t>
       </w:r>
-      <w:bookmarkEnd w:id="18"/>
+      <w:bookmarkEnd w:id="19"/>
     </w:p>
     <w:p/>
     <w:p>
@@ -9766,15 +15590,14 @@
       <w:pPr>
         <w:pStyle w:val="Heading2"/>
       </w:pPr>
-      <w:bookmarkStart w:id="19" w:name="_Toc236486950"/>
-      <w:r>
-        <w:lastRenderedPageBreak/>
+      <w:bookmarkStart w:id="20" w:name="_Toc236486950"/>
+      <w:r>
         <w:t>Korisnički</w:t>
       </w:r>
       <w:r>
         <w:t xml:space="preserve"> interfejs</w:t>
       </w:r>
-      <w:bookmarkEnd w:id="19"/>
+      <w:bookmarkEnd w:id="20"/>
     </w:p>
     <w:p/>
     <w:p>
@@ -9866,7 +15689,7 @@
         <w:pStyle w:val="Caption"/>
         <w:jc w:val="center"/>
       </w:pPr>
-      <w:bookmarkStart w:id="20" w:name="_Toc234846084"/>
+      <w:bookmarkStart w:id="21" w:name="_Toc234846084"/>
       <w:r>
         <w:t xml:space="preserve">Slika </w:t>
       </w:r>
@@ -9891,7 +15714,7 @@
       <w:r>
         <w:t>. Nadzorna ploča aplikacije</w:t>
       </w:r>
-      <w:bookmarkEnd w:id="20"/>
+      <w:bookmarkEnd w:id="21"/>
     </w:p>
     <w:p>
       <w:r>
@@ -9913,6 +15736,7 @@
         <w:rPr>
           <w:noProof/>
         </w:rPr>
+        <w:lastRenderedPageBreak/>
         <w:drawing>
           <wp:inline distT="0" distB="0" distL="0" distR="0" wp14:anchorId="1508C483" wp14:editId="0C6791C3">
             <wp:extent cx="5299827" cy="2706535"/>
@@ -9966,7 +15790,7 @@
         <w:pStyle w:val="Caption"/>
         <w:jc w:val="center"/>
       </w:pPr>
-      <w:bookmarkStart w:id="21" w:name="_Toc234846085"/>
+      <w:bookmarkStart w:id="22" w:name="_Toc234846085"/>
       <w:r>
         <w:t xml:space="preserve">Slika </w:t>
       </w:r>
@@ -9991,11 +15815,10 @@
       <w:r>
         <w:t>. Korisnički interfejs za treniranje modela</w:t>
       </w:r>
-      <w:bookmarkEnd w:id="21"/>
-    </w:p>
-    <w:p>
-      <w:r>
-        <w:lastRenderedPageBreak/>
+      <w:bookmarkEnd w:id="22"/>
+    </w:p>
+    <w:p>
+      <w:r>
         <w:t>Treća stranica služi za evaluaciju modela (Slika 3). Na datoj stranici korisnik može izabrati proizvoljnu sliku i trenirani model, nakon čega se vrši predikcija koja se prikazuje korisniku.</w:t>
       </w:r>
     </w:p>
@@ -10062,7 +15885,7 @@
         <w:pStyle w:val="Caption"/>
         <w:jc w:val="center"/>
       </w:pPr>
-      <w:bookmarkStart w:id="22" w:name="_Toc234846086"/>
+      <w:bookmarkStart w:id="23" w:name="_Toc234846086"/>
       <w:r>
         <w:t xml:space="preserve">Slika </w:t>
       </w:r>
@@ -10087,7 +15910,7 @@
       <w:r>
         <w:t>. Korisnički interfejs za evaluaciju modela</w:t>
       </w:r>
-      <w:bookmarkEnd w:id="22"/>
+      <w:bookmarkEnd w:id="23"/>
     </w:p>
     <w:p>
       <w:r>
@@ -10104,6 +15927,7 @@
           <w:noProof/>
           <w:lang w:val="de-DE"/>
         </w:rPr>
+        <w:lastRenderedPageBreak/>
         <w:drawing>
           <wp:inline distT="0" distB="0" distL="0" distR="0" wp14:anchorId="3ADF8887" wp14:editId="2C858341">
             <wp:extent cx="5266944" cy="2625594"/>
@@ -10157,7 +15981,7 @@
         <w:pStyle w:val="Caption"/>
         <w:jc w:val="center"/>
       </w:pPr>
-      <w:bookmarkStart w:id="23" w:name="_Toc234846087"/>
+      <w:bookmarkStart w:id="24" w:name="_Toc234846087"/>
       <w:r>
         <w:t xml:space="preserve">Slika </w:t>
       </w:r>
@@ -10182,7 +16006,7 @@
       <w:r>
         <w:t>. Korisnički interfejs za pregled modela</w:t>
       </w:r>
-      <w:bookmarkEnd w:id="23"/>
+      <w:bookmarkEnd w:id="24"/>
     </w:p>
     <w:p/>
     <w:p>
@@ -10192,7 +16016,6 @@
         </w:rPr>
       </w:pPr>
       <w:r>
-        <w:lastRenderedPageBreak/>
         <w:t>Peta stranica služi za poređenje modela (Slika 5). Ovdje korisnik može odabrati proizvoljan broj modela, kao i željene metrike. Odabrane metrike biće prikazane u obliku grafa i pratiće performanse modela kroz epohe.</w:t>
       </w:r>
     </w:p>
@@ -10262,7 +16085,7 @@
           <w:lang w:val="de-DE"/>
         </w:rPr>
       </w:pPr>
-      <w:bookmarkStart w:id="24" w:name="_Toc234846088"/>
+      <w:bookmarkStart w:id="25" w:name="_Toc234846088"/>
       <w:r>
         <w:t xml:space="preserve">Slika </w:t>
       </w:r>
@@ -10287,7 +16110,7 @@
       <w:r>
         <w:t>. Korisnički interfejs za poređenje modela</w:t>
       </w:r>
-      <w:bookmarkEnd w:id="24"/>
+      <w:bookmarkEnd w:id="25"/>
     </w:p>
     <w:p>
       <w:pPr>
@@ -10312,12 +16135,11 @@
       <w:pPr>
         <w:pStyle w:val="Heading2"/>
       </w:pPr>
-      <w:bookmarkStart w:id="25" w:name="_Toc236486951"/>
-      <w:r>
-        <w:lastRenderedPageBreak/>
+      <w:bookmarkStart w:id="26" w:name="_Toc236486951"/>
+      <w:r>
         <w:t>Metodologija testiranja i kontrola varijabli</w:t>
       </w:r>
-      <w:bookmarkEnd w:id="25"/>
+      <w:bookmarkEnd w:id="26"/>
     </w:p>
     <w:p>
       <w:pPr>
@@ -10462,7 +16284,14 @@
         <w:rPr>
           <w:lang w:val="de-DE"/>
         </w:rPr>
-        <w:t xml:space="preserve"> mreže sa preslikanim parametrima. To uključuje korištenje iste funkcije troška (Cross-Entropy Loss), istog optimizatora (Adam) sa stopom učenja (0.0001), isti broj epoha (100) te identičnu veličinu serije (8).</w:t>
+        <w:t xml:space="preserve"> mreže sa preslikanim parametrima. To uključuje korištenje iste funkcije troška (Cross-Entropy </w:t>
+      </w:r>
+      <w:r>
+        <w:rPr>
+          <w:lang w:val="de-DE"/>
+        </w:rPr>
+        <w:lastRenderedPageBreak/>
+        <w:t>Loss), istog optimizatora (Adam) sa stopom učenja (0.0001), isti broj epoha (100) te identičnu veličinu serije (8).</w:t>
       </w:r>
     </w:p>
     <w:p>
@@ -10532,11 +16361,47 @@
           <w:lang w:val="en-US"/>
         </w:rPr>
       </w:pPr>
-      <w:r>
-        <w:rPr>
-          <w:lang w:val="en-US"/>
-        </w:rPr>
-        <w:t>Deterministička inicijalizacija parametara (Random Seed)</w:t>
+      <w:proofErr w:type="spellStart"/>
+      <w:r>
+        <w:rPr>
+          <w:lang w:val="en-US"/>
+        </w:rPr>
+        <w:t>Deterministička</w:t>
+      </w:r>
+      <w:proofErr w:type="spellEnd"/>
+      <w:r>
+        <w:rPr>
+          <w:lang w:val="en-US"/>
+        </w:rPr>
+        <w:t xml:space="preserve"> </w:t>
+      </w:r>
+      <w:proofErr w:type="spellStart"/>
+      <w:r>
+        <w:rPr>
+          <w:lang w:val="en-US"/>
+        </w:rPr>
+        <w:t>inicijalizacija</w:t>
+      </w:r>
+      <w:proofErr w:type="spellEnd"/>
+      <w:r>
+        <w:rPr>
+          <w:lang w:val="en-US"/>
+        </w:rPr>
+        <w:t xml:space="preserve"> </w:t>
+      </w:r>
+      <w:proofErr w:type="spellStart"/>
+      <w:r>
+        <w:rPr>
+          <w:lang w:val="en-US"/>
+        </w:rPr>
+        <w:t>parametara</w:t>
+      </w:r>
+      <w:proofErr w:type="spellEnd"/>
+      <w:r>
+        <w:rPr>
+          <w:lang w:val="en-US"/>
+        </w:rPr>
+        <w:t xml:space="preserve"> (Random Seed)</w:t>
       </w:r>
     </w:p>
     <w:p>
@@ -10550,25 +16415,847 @@
         <w:rPr>
           <w:lang w:val="en-US"/>
         </w:rPr>
-        <w:t xml:space="preserve">Na samom početku treniranja parametri mreže se obično postavljaju na nasumične vrijednosti. </w:t>
-      </w:r>
-      <w:r>
-        <w:rPr>
-          <w:lang w:val="en-US"/>
-        </w:rPr>
-        <w:t xml:space="preserve">Zavisno od toga kako su ove vrijednosti postavljene krajnji izgled modela može biti drugačiji što nam pogoršava objektivno poređenje, jer jedan model može sasvim slučajno dobiti dobre početne vrijednosti blizu globalnog minimuma što nam ništa ne govori o okruženju treniranja. Fiksiranjem ovih vrijednosti osigurava se da </w:t>
-      </w:r>
+        <w:t xml:space="preserve">Na </w:t>
+      </w:r>
+      <w:proofErr w:type="spellStart"/>
+      <w:r>
+        <w:rPr>
+          <w:lang w:val="en-US"/>
+        </w:rPr>
+        <w:t>samom</w:t>
+      </w:r>
+      <w:proofErr w:type="spellEnd"/>
+      <w:r>
+        <w:rPr>
+          <w:lang w:val="en-US"/>
+        </w:rPr>
+        <w:t xml:space="preserve"> </w:t>
+      </w:r>
+      <w:proofErr w:type="spellStart"/>
+      <w:r>
+        <w:rPr>
+          <w:lang w:val="en-US"/>
+        </w:rPr>
+        <w:t>početku</w:t>
+      </w:r>
+      <w:proofErr w:type="spellEnd"/>
+      <w:r>
+        <w:rPr>
+          <w:lang w:val="en-US"/>
+        </w:rPr>
+        <w:t xml:space="preserve"> </w:t>
+      </w:r>
+      <w:proofErr w:type="spellStart"/>
+      <w:r>
+        <w:rPr>
+          <w:lang w:val="en-US"/>
+        </w:rPr>
+        <w:t>treniranja</w:t>
+      </w:r>
+      <w:proofErr w:type="spellEnd"/>
+      <w:r>
+        <w:rPr>
+          <w:lang w:val="en-US"/>
+        </w:rPr>
+        <w:t xml:space="preserve"> </w:t>
+      </w:r>
+      <w:proofErr w:type="spellStart"/>
+      <w:r>
+        <w:rPr>
+          <w:lang w:val="en-US"/>
+        </w:rPr>
+        <w:t>parametri</w:t>
+      </w:r>
+      <w:proofErr w:type="spellEnd"/>
+      <w:r>
+        <w:rPr>
+          <w:lang w:val="en-US"/>
+        </w:rPr>
+        <w:t xml:space="preserve"> </w:t>
+      </w:r>
+      <w:proofErr w:type="spellStart"/>
+      <w:r>
+        <w:rPr>
+          <w:lang w:val="en-US"/>
+        </w:rPr>
+        <w:t>mreže</w:t>
+      </w:r>
+      <w:proofErr w:type="spellEnd"/>
+      <w:r>
+        <w:rPr>
+          <w:lang w:val="en-US"/>
+        </w:rPr>
+        <w:t xml:space="preserve"> se </w:t>
+      </w:r>
+      <w:proofErr w:type="spellStart"/>
+      <w:r>
+        <w:rPr>
+          <w:lang w:val="en-US"/>
+        </w:rPr>
+        <w:t>obično</w:t>
+      </w:r>
+      <w:proofErr w:type="spellEnd"/>
+      <w:r>
+        <w:rPr>
+          <w:lang w:val="en-US"/>
+        </w:rPr>
+        <w:t xml:space="preserve"> </w:t>
+      </w:r>
+      <w:proofErr w:type="spellStart"/>
+      <w:r>
+        <w:rPr>
+          <w:lang w:val="en-US"/>
+        </w:rPr>
+        <w:t>postavljaju</w:t>
+      </w:r>
+      <w:proofErr w:type="spellEnd"/>
+      <w:r>
+        <w:rPr>
+          <w:lang w:val="en-US"/>
+        </w:rPr>
+        <w:t xml:space="preserve"> </w:t>
+      </w:r>
+      <w:proofErr w:type="spellStart"/>
+      <w:r>
+        <w:rPr>
+          <w:lang w:val="en-US"/>
+        </w:rPr>
+        <w:t>na</w:t>
+      </w:r>
+      <w:proofErr w:type="spellEnd"/>
+      <w:r>
+        <w:rPr>
+          <w:lang w:val="en-US"/>
+        </w:rPr>
+        <w:t xml:space="preserve"> </w:t>
+      </w:r>
+      <w:proofErr w:type="spellStart"/>
+      <w:r>
+        <w:rPr>
+          <w:lang w:val="en-US"/>
+        </w:rPr>
+        <w:t>nasumične</w:t>
+      </w:r>
+      <w:proofErr w:type="spellEnd"/>
+      <w:r>
+        <w:rPr>
+          <w:lang w:val="en-US"/>
+        </w:rPr>
+        <w:t xml:space="preserve"> </w:t>
+      </w:r>
+      <w:proofErr w:type="spellStart"/>
+      <w:r>
+        <w:rPr>
+          <w:lang w:val="en-US"/>
+        </w:rPr>
+        <w:t>vrijednosti</w:t>
+      </w:r>
+      <w:proofErr w:type="spellEnd"/>
+      <w:r>
+        <w:rPr>
+          <w:lang w:val="en-US"/>
+        </w:rPr>
+        <w:t xml:space="preserve">. </w:t>
+      </w:r>
+      <w:proofErr w:type="spellStart"/>
+      <w:r>
+        <w:rPr>
+          <w:lang w:val="en-US"/>
+        </w:rPr>
+        <w:t>Zavisno</w:t>
+      </w:r>
+      <w:proofErr w:type="spellEnd"/>
+      <w:r>
+        <w:rPr>
+          <w:lang w:val="en-US"/>
+        </w:rPr>
+        <w:t xml:space="preserve"> od toga </w:t>
+      </w:r>
+      <w:proofErr w:type="spellStart"/>
+      <w:r>
+        <w:rPr>
+          <w:lang w:val="en-US"/>
+        </w:rPr>
+        <w:t>kako</w:t>
+      </w:r>
+      <w:proofErr w:type="spellEnd"/>
+      <w:r>
+        <w:rPr>
+          <w:lang w:val="en-US"/>
+        </w:rPr>
+        <w:t xml:space="preserve"> </w:t>
+      </w:r>
+      <w:proofErr w:type="spellStart"/>
+      <w:r>
+        <w:rPr>
+          <w:lang w:val="en-US"/>
+        </w:rPr>
+        <w:t>su</w:t>
+      </w:r>
+      <w:proofErr w:type="spellEnd"/>
+      <w:r>
+        <w:rPr>
+          <w:lang w:val="en-US"/>
+        </w:rPr>
+        <w:t xml:space="preserve"> </w:t>
+      </w:r>
+      <w:proofErr w:type="spellStart"/>
+      <w:r>
+        <w:rPr>
+          <w:lang w:val="en-US"/>
+        </w:rPr>
+        <w:t>ove</w:t>
+      </w:r>
+      <w:proofErr w:type="spellEnd"/>
+      <w:r>
+        <w:rPr>
+          <w:lang w:val="en-US"/>
+        </w:rPr>
+        <w:t xml:space="preserve"> </w:t>
+      </w:r>
+      <w:proofErr w:type="spellStart"/>
+      <w:r>
+        <w:rPr>
+          <w:lang w:val="en-US"/>
+        </w:rPr>
+        <w:t>vrijednosti</w:t>
+      </w:r>
+      <w:proofErr w:type="spellEnd"/>
+      <w:r>
+        <w:rPr>
+          <w:lang w:val="en-US"/>
+        </w:rPr>
+        <w:t xml:space="preserve"> </w:t>
+      </w:r>
+      <w:proofErr w:type="spellStart"/>
+      <w:r>
+        <w:rPr>
+          <w:lang w:val="en-US"/>
+        </w:rPr>
+        <w:t>postavljene</w:t>
+      </w:r>
+      <w:proofErr w:type="spellEnd"/>
+      <w:r>
+        <w:rPr>
+          <w:lang w:val="en-US"/>
+        </w:rPr>
+        <w:t xml:space="preserve"> </w:t>
+      </w:r>
+      <w:proofErr w:type="spellStart"/>
+      <w:r>
+        <w:rPr>
+          <w:lang w:val="en-US"/>
+        </w:rPr>
+        <w:t>krajnji</w:t>
+      </w:r>
+      <w:proofErr w:type="spellEnd"/>
+      <w:r>
+        <w:rPr>
+          <w:lang w:val="en-US"/>
+        </w:rPr>
+        <w:t xml:space="preserve"> </w:t>
+      </w:r>
+      <w:proofErr w:type="spellStart"/>
+      <w:r>
+        <w:rPr>
+          <w:lang w:val="en-US"/>
+        </w:rPr>
+        <w:t>izgled</w:t>
+      </w:r>
+      <w:proofErr w:type="spellEnd"/>
+      <w:r>
+        <w:rPr>
+          <w:lang w:val="en-US"/>
+        </w:rPr>
+        <w:t xml:space="preserve"> </w:t>
+      </w:r>
+      <w:proofErr w:type="spellStart"/>
+      <w:r>
+        <w:rPr>
+          <w:lang w:val="en-US"/>
+        </w:rPr>
+        <w:t>modela</w:t>
+      </w:r>
+      <w:proofErr w:type="spellEnd"/>
+      <w:r>
+        <w:rPr>
+          <w:lang w:val="en-US"/>
+        </w:rPr>
+        <w:t xml:space="preserve"> </w:t>
+      </w:r>
+      <w:proofErr w:type="spellStart"/>
+      <w:r>
+        <w:rPr>
+          <w:lang w:val="en-US"/>
+        </w:rPr>
+        <w:t>može</w:t>
+      </w:r>
+      <w:proofErr w:type="spellEnd"/>
+      <w:r>
+        <w:rPr>
+          <w:lang w:val="en-US"/>
+        </w:rPr>
+        <w:t xml:space="preserve"> </w:t>
+      </w:r>
+      <w:proofErr w:type="spellStart"/>
+      <w:r>
+        <w:rPr>
+          <w:lang w:val="en-US"/>
+        </w:rPr>
+        <w:t>biti</w:t>
+      </w:r>
+      <w:proofErr w:type="spellEnd"/>
+      <w:r>
+        <w:rPr>
+          <w:lang w:val="en-US"/>
+        </w:rPr>
+        <w:t xml:space="preserve"> </w:t>
+      </w:r>
+      <w:proofErr w:type="spellStart"/>
+      <w:r>
+        <w:rPr>
+          <w:lang w:val="en-US"/>
+        </w:rPr>
+        <w:t>drugačiji</w:t>
+      </w:r>
+      <w:proofErr w:type="spellEnd"/>
+      <w:r>
+        <w:rPr>
+          <w:lang w:val="en-US"/>
+        </w:rPr>
+        <w:t xml:space="preserve"> </w:t>
+      </w:r>
+      <w:proofErr w:type="spellStart"/>
+      <w:r>
+        <w:rPr>
+          <w:lang w:val="en-US"/>
+        </w:rPr>
+        <w:t>što</w:t>
+      </w:r>
+      <w:proofErr w:type="spellEnd"/>
+      <w:r>
+        <w:rPr>
+          <w:lang w:val="en-US"/>
+        </w:rPr>
+        <w:t xml:space="preserve"> </w:t>
+      </w:r>
+      <w:proofErr w:type="spellStart"/>
+      <w:r>
+        <w:rPr>
+          <w:lang w:val="en-US"/>
+        </w:rPr>
+        <w:t>nam</w:t>
+      </w:r>
+      <w:proofErr w:type="spellEnd"/>
+      <w:r>
+        <w:rPr>
+          <w:lang w:val="en-US"/>
+        </w:rPr>
+        <w:t xml:space="preserve"> </w:t>
+      </w:r>
+      <w:proofErr w:type="spellStart"/>
+      <w:r>
+        <w:rPr>
+          <w:lang w:val="en-US"/>
+        </w:rPr>
+        <w:t>pogoršava</w:t>
+      </w:r>
+      <w:proofErr w:type="spellEnd"/>
+      <w:r>
+        <w:rPr>
+          <w:lang w:val="en-US"/>
+        </w:rPr>
+        <w:t xml:space="preserve"> </w:t>
+      </w:r>
+      <w:proofErr w:type="spellStart"/>
+      <w:r>
+        <w:rPr>
+          <w:lang w:val="en-US"/>
+        </w:rPr>
+        <w:t>objektivno</w:t>
+      </w:r>
+      <w:proofErr w:type="spellEnd"/>
+      <w:r>
+        <w:rPr>
+          <w:lang w:val="en-US"/>
+        </w:rPr>
+        <w:t xml:space="preserve"> </w:t>
+      </w:r>
+      <w:proofErr w:type="spellStart"/>
+      <w:r>
+        <w:rPr>
+          <w:lang w:val="en-US"/>
+        </w:rPr>
+        <w:t>poređenje</w:t>
+      </w:r>
+      <w:proofErr w:type="spellEnd"/>
+      <w:r>
+        <w:rPr>
+          <w:lang w:val="en-US"/>
+        </w:rPr>
+        <w:t xml:space="preserve">, </w:t>
+      </w:r>
+      <w:proofErr w:type="spellStart"/>
+      <w:r>
+        <w:rPr>
+          <w:lang w:val="en-US"/>
+        </w:rPr>
+        <w:t>jer</w:t>
+      </w:r>
+      <w:proofErr w:type="spellEnd"/>
+      <w:r>
+        <w:rPr>
+          <w:lang w:val="en-US"/>
+        </w:rPr>
+        <w:t xml:space="preserve"> </w:t>
+      </w:r>
+      <w:proofErr w:type="spellStart"/>
+      <w:r>
+        <w:rPr>
+          <w:lang w:val="en-US"/>
+        </w:rPr>
+        <w:t>jedan</w:t>
+      </w:r>
+      <w:proofErr w:type="spellEnd"/>
+      <w:r>
+        <w:rPr>
+          <w:lang w:val="en-US"/>
+        </w:rPr>
+        <w:t xml:space="preserve"> model </w:t>
+      </w:r>
+      <w:proofErr w:type="spellStart"/>
+      <w:r>
+        <w:rPr>
+          <w:lang w:val="en-US"/>
+        </w:rPr>
+        <w:t>može</w:t>
+      </w:r>
+      <w:proofErr w:type="spellEnd"/>
+      <w:r>
+        <w:rPr>
+          <w:lang w:val="en-US"/>
+        </w:rPr>
+        <w:t xml:space="preserve"> </w:t>
+      </w:r>
+      <w:proofErr w:type="spellStart"/>
+      <w:r>
+        <w:rPr>
+          <w:lang w:val="en-US"/>
+        </w:rPr>
+        <w:t>sasvim</w:t>
+      </w:r>
+      <w:proofErr w:type="spellEnd"/>
+      <w:r>
+        <w:rPr>
+          <w:lang w:val="en-US"/>
+        </w:rPr>
+        <w:t xml:space="preserve"> </w:t>
+      </w:r>
+      <w:proofErr w:type="spellStart"/>
+      <w:r>
+        <w:rPr>
+          <w:lang w:val="en-US"/>
+        </w:rPr>
+        <w:t>slučajno</w:t>
+      </w:r>
+      <w:proofErr w:type="spellEnd"/>
+      <w:r>
+        <w:rPr>
+          <w:lang w:val="en-US"/>
+        </w:rPr>
+        <w:t xml:space="preserve"> </w:t>
+      </w:r>
+      <w:proofErr w:type="spellStart"/>
+      <w:r>
+        <w:rPr>
+          <w:lang w:val="en-US"/>
+        </w:rPr>
+        <w:t>dobiti</w:t>
+      </w:r>
+      <w:proofErr w:type="spellEnd"/>
+      <w:r>
+        <w:rPr>
+          <w:lang w:val="en-US"/>
+        </w:rPr>
+        <w:t xml:space="preserve"> </w:t>
+      </w:r>
+      <w:proofErr w:type="spellStart"/>
+      <w:r>
+        <w:rPr>
+          <w:lang w:val="en-US"/>
+        </w:rPr>
+        <w:t>dobre</w:t>
+      </w:r>
+      <w:proofErr w:type="spellEnd"/>
+      <w:r>
+        <w:rPr>
+          <w:lang w:val="en-US"/>
+        </w:rPr>
+        <w:t xml:space="preserve"> </w:t>
+      </w:r>
+      <w:proofErr w:type="spellStart"/>
+      <w:r>
+        <w:rPr>
+          <w:lang w:val="en-US"/>
+        </w:rPr>
+        <w:t>početne</w:t>
+      </w:r>
+      <w:proofErr w:type="spellEnd"/>
+      <w:r>
+        <w:rPr>
+          <w:lang w:val="en-US"/>
+        </w:rPr>
+        <w:t xml:space="preserve"> </w:t>
+      </w:r>
+      <w:proofErr w:type="spellStart"/>
+      <w:r>
+        <w:rPr>
+          <w:lang w:val="en-US"/>
+        </w:rPr>
+        <w:t>vrijednosti</w:t>
+      </w:r>
+      <w:proofErr w:type="spellEnd"/>
+      <w:r>
+        <w:rPr>
+          <w:lang w:val="en-US"/>
+        </w:rPr>
+        <w:t xml:space="preserve"> </w:t>
+      </w:r>
+      <w:proofErr w:type="spellStart"/>
+      <w:r>
+        <w:rPr>
+          <w:lang w:val="en-US"/>
+        </w:rPr>
+        <w:t>blizu</w:t>
+      </w:r>
+      <w:proofErr w:type="spellEnd"/>
+      <w:r>
+        <w:rPr>
+          <w:lang w:val="en-US"/>
+        </w:rPr>
+        <w:t xml:space="preserve"> </w:t>
+      </w:r>
+      <w:proofErr w:type="spellStart"/>
+      <w:r>
+        <w:rPr>
+          <w:lang w:val="en-US"/>
+        </w:rPr>
+        <w:t>globalnog</w:t>
+      </w:r>
+      <w:proofErr w:type="spellEnd"/>
+      <w:r>
+        <w:rPr>
+          <w:lang w:val="en-US"/>
+        </w:rPr>
+        <w:t xml:space="preserve"> </w:t>
+      </w:r>
+      <w:proofErr w:type="spellStart"/>
+      <w:r>
+        <w:rPr>
+          <w:lang w:val="en-US"/>
+        </w:rPr>
+        <w:t>minimuma</w:t>
+      </w:r>
+      <w:proofErr w:type="spellEnd"/>
+      <w:r>
+        <w:rPr>
+          <w:lang w:val="en-US"/>
+        </w:rPr>
+        <w:t xml:space="preserve"> </w:t>
+      </w:r>
+      <w:proofErr w:type="spellStart"/>
+      <w:r>
+        <w:rPr>
+          <w:lang w:val="en-US"/>
+        </w:rPr>
+        <w:t>što</w:t>
+      </w:r>
+      <w:proofErr w:type="spellEnd"/>
+      <w:r>
+        <w:rPr>
+          <w:lang w:val="en-US"/>
+        </w:rPr>
+        <w:t xml:space="preserve"> </w:t>
+      </w:r>
+      <w:proofErr w:type="spellStart"/>
+      <w:r>
+        <w:rPr>
+          <w:lang w:val="en-US"/>
+        </w:rPr>
+        <w:t>nam</w:t>
+      </w:r>
+      <w:proofErr w:type="spellEnd"/>
+      <w:r>
+        <w:rPr>
+          <w:lang w:val="en-US"/>
+        </w:rPr>
+        <w:t xml:space="preserve"> </w:t>
+      </w:r>
+      <w:proofErr w:type="spellStart"/>
+      <w:r>
+        <w:rPr>
+          <w:lang w:val="en-US"/>
+        </w:rPr>
+        <w:t>ništa</w:t>
+      </w:r>
+      <w:proofErr w:type="spellEnd"/>
+      <w:r>
+        <w:rPr>
+          <w:lang w:val="en-US"/>
+        </w:rPr>
+        <w:t xml:space="preserve"> ne </w:t>
+      </w:r>
+      <w:proofErr w:type="spellStart"/>
+      <w:r>
+        <w:rPr>
+          <w:lang w:val="en-US"/>
+        </w:rPr>
+        <w:t>govori</w:t>
+      </w:r>
+      <w:proofErr w:type="spellEnd"/>
+      <w:r>
+        <w:rPr>
+          <w:lang w:val="en-US"/>
+        </w:rPr>
+        <w:t xml:space="preserve"> o </w:t>
+      </w:r>
+      <w:proofErr w:type="spellStart"/>
+      <w:r>
+        <w:rPr>
+          <w:lang w:val="en-US"/>
+        </w:rPr>
+        <w:t>okruženju</w:t>
+      </w:r>
+      <w:proofErr w:type="spellEnd"/>
+      <w:r>
+        <w:rPr>
+          <w:lang w:val="en-US"/>
+        </w:rPr>
+        <w:t xml:space="preserve"> </w:t>
+      </w:r>
+      <w:proofErr w:type="spellStart"/>
+      <w:r>
+        <w:rPr>
+          <w:lang w:val="en-US"/>
+        </w:rPr>
+        <w:t>treniranja</w:t>
+      </w:r>
+      <w:proofErr w:type="spellEnd"/>
+      <w:r>
+        <w:rPr>
+          <w:lang w:val="en-US"/>
+        </w:rPr>
+        <w:t xml:space="preserve">. </w:t>
+      </w:r>
+      <w:proofErr w:type="spellStart"/>
+      <w:r>
+        <w:rPr>
+          <w:lang w:val="en-US"/>
+        </w:rPr>
+        <w:t>Fiksiranjem</w:t>
+      </w:r>
+      <w:proofErr w:type="spellEnd"/>
+      <w:r>
+        <w:rPr>
+          <w:lang w:val="en-US"/>
+        </w:rPr>
+        <w:t xml:space="preserve"> </w:t>
+      </w:r>
+      <w:proofErr w:type="spellStart"/>
+      <w:r>
+        <w:rPr>
+          <w:lang w:val="en-US"/>
+        </w:rPr>
+        <w:t>ovih</w:t>
+      </w:r>
+      <w:proofErr w:type="spellEnd"/>
+      <w:r>
+        <w:rPr>
+          <w:lang w:val="en-US"/>
+        </w:rPr>
+        <w:t xml:space="preserve"> </w:t>
+      </w:r>
+      <w:proofErr w:type="spellStart"/>
+      <w:r>
+        <w:rPr>
+          <w:lang w:val="en-US"/>
+        </w:rPr>
+        <w:t>vrijednosti</w:t>
+      </w:r>
+      <w:proofErr w:type="spellEnd"/>
+      <w:r>
+        <w:rPr>
+          <w:lang w:val="en-US"/>
+        </w:rPr>
+        <w:t xml:space="preserve"> </w:t>
+      </w:r>
+      <w:proofErr w:type="spellStart"/>
+      <w:r>
+        <w:rPr>
+          <w:lang w:val="en-US"/>
+        </w:rPr>
+        <w:t>osigurava</w:t>
+      </w:r>
+      <w:proofErr w:type="spellEnd"/>
+      <w:r>
+        <w:rPr>
+          <w:lang w:val="en-US"/>
+        </w:rPr>
+        <w:t xml:space="preserve"> se da </w:t>
+      </w:r>
+      <w:proofErr w:type="spellStart"/>
       <w:r>
         <w:rPr>
           <w:lang w:val="en-US"/>
         </w:rPr>
         <w:t>neuronska</w:t>
       </w:r>
-      <w:r>
-        <w:rPr>
-          <w:lang w:val="en-US"/>
-        </w:rPr>
-        <w:t xml:space="preserve"> mreža uvijek krene iz iste početne tačke što eliminiše problem nasumičnosti.</w:t>
+      <w:proofErr w:type="spellEnd"/>
+      <w:r>
+        <w:rPr>
+          <w:lang w:val="en-US"/>
+        </w:rPr>
+        <w:t xml:space="preserve"> </w:t>
+      </w:r>
+      <w:proofErr w:type="spellStart"/>
+      <w:r>
+        <w:rPr>
+          <w:lang w:val="en-US"/>
+        </w:rPr>
+        <w:t>mreža</w:t>
+      </w:r>
+      <w:proofErr w:type="spellEnd"/>
+      <w:r>
+        <w:rPr>
+          <w:lang w:val="en-US"/>
+        </w:rPr>
+        <w:t xml:space="preserve"> </w:t>
+      </w:r>
+      <w:proofErr w:type="spellStart"/>
+      <w:r>
+        <w:rPr>
+          <w:lang w:val="en-US"/>
+        </w:rPr>
+        <w:t>uvijek</w:t>
+      </w:r>
+      <w:proofErr w:type="spellEnd"/>
+      <w:r>
+        <w:rPr>
+          <w:lang w:val="en-US"/>
+        </w:rPr>
+        <w:t xml:space="preserve"> </w:t>
+      </w:r>
+      <w:proofErr w:type="spellStart"/>
+      <w:r>
+        <w:rPr>
+          <w:lang w:val="en-US"/>
+        </w:rPr>
+        <w:t>krene</w:t>
+      </w:r>
+      <w:proofErr w:type="spellEnd"/>
+      <w:r>
+        <w:rPr>
+          <w:lang w:val="en-US"/>
+        </w:rPr>
+        <w:t xml:space="preserve"> </w:t>
+      </w:r>
+      <w:proofErr w:type="spellStart"/>
+      <w:r>
+        <w:rPr>
+          <w:lang w:val="en-US"/>
+        </w:rPr>
+        <w:t>iz</w:t>
+      </w:r>
+      <w:proofErr w:type="spellEnd"/>
+      <w:r>
+        <w:rPr>
+          <w:lang w:val="en-US"/>
+        </w:rPr>
+        <w:t xml:space="preserve"> </w:t>
+      </w:r>
+      <w:proofErr w:type="spellStart"/>
+      <w:r>
+        <w:rPr>
+          <w:lang w:val="en-US"/>
+        </w:rPr>
+        <w:t>iste</w:t>
+      </w:r>
+      <w:proofErr w:type="spellEnd"/>
+      <w:r>
+        <w:rPr>
+          <w:lang w:val="en-US"/>
+        </w:rPr>
+        <w:t xml:space="preserve"> </w:t>
+      </w:r>
+      <w:proofErr w:type="spellStart"/>
+      <w:r>
+        <w:rPr>
+          <w:lang w:val="en-US"/>
+        </w:rPr>
+        <w:t>početne</w:t>
+      </w:r>
+      <w:proofErr w:type="spellEnd"/>
+      <w:r>
+        <w:rPr>
+          <w:lang w:val="en-US"/>
+        </w:rPr>
+        <w:t xml:space="preserve"> </w:t>
+      </w:r>
+      <w:proofErr w:type="spellStart"/>
+      <w:r>
+        <w:rPr>
+          <w:lang w:val="en-US"/>
+        </w:rPr>
+        <w:t>tačke</w:t>
+      </w:r>
+      <w:proofErr w:type="spellEnd"/>
+      <w:r>
+        <w:rPr>
+          <w:lang w:val="en-US"/>
+        </w:rPr>
+        <w:t xml:space="preserve"> </w:t>
+      </w:r>
+      <w:proofErr w:type="spellStart"/>
+      <w:r>
+        <w:rPr>
+          <w:lang w:val="en-US"/>
+        </w:rPr>
+        <w:t>što</w:t>
+      </w:r>
+      <w:proofErr w:type="spellEnd"/>
+      <w:r>
+        <w:rPr>
+          <w:lang w:val="en-US"/>
+        </w:rPr>
+        <w:t xml:space="preserve"> </w:t>
+      </w:r>
+      <w:proofErr w:type="spellStart"/>
+      <w:r>
+        <w:rPr>
+          <w:lang w:val="en-US"/>
+        </w:rPr>
+        <w:t>eliminiše</w:t>
+      </w:r>
+      <w:proofErr w:type="spellEnd"/>
+      <w:r>
+        <w:rPr>
+          <w:lang w:val="en-US"/>
+        </w:rPr>
+        <w:t xml:space="preserve"> problem </w:t>
+      </w:r>
+      <w:proofErr w:type="spellStart"/>
+      <w:r>
+        <w:rPr>
+          <w:lang w:val="en-US"/>
+        </w:rPr>
+        <w:t>nasumičnosti</w:t>
+      </w:r>
+      <w:proofErr w:type="spellEnd"/>
+      <w:r>
+        <w:rPr>
+          <w:lang w:val="en-US"/>
+        </w:rPr>
+        <w:t>.</w:t>
       </w:r>
     </w:p>
     <w:p>
@@ -10603,7 +17290,6 @@
         <w:rPr>
           <w:lang w:val="de-DE"/>
         </w:rPr>
-        <w:lastRenderedPageBreak/>
         <w:t>Višestruke iteracije treniranja</w:t>
       </w:r>
     </w:p>
@@ -10898,18 +17584,29 @@
       <w:pPr>
         <w:pStyle w:val="Heading1"/>
       </w:pPr>
-      <w:bookmarkStart w:id="26" w:name="_Toc236486952"/>
-      <w:r>
-        <w:lastRenderedPageBreak/>
-        <w:t xml:space="preserve">Rezultati </w:t>
-      </w:r>
+      <w:bookmarkStart w:id="27" w:name="_Toc236486952"/>
+      <w:proofErr w:type="spellStart"/>
+      <w:r>
+        <w:t>Rezultati</w:t>
+      </w:r>
+      <w:proofErr w:type="spellEnd"/>
+      <w:r>
+        <w:t xml:space="preserve"> </w:t>
+      </w:r>
+      <w:proofErr w:type="spellStart"/>
       <w:r>
         <w:t>i</w:t>
       </w:r>
-      <w:r>
-        <w:t xml:space="preserve"> analiza</w:t>
-      </w:r>
-      <w:bookmarkEnd w:id="26"/>
+      <w:proofErr w:type="spellEnd"/>
+      <w:r>
+        <w:t xml:space="preserve"> </w:t>
+      </w:r>
+      <w:proofErr w:type="spellStart"/>
+      <w:r>
+        <w:t>analiza</w:t>
+      </w:r>
+      <w:bookmarkEnd w:id="27"/>
+      <w:proofErr w:type="spellEnd"/>
     </w:p>
     <w:p>
       <w:pPr>
@@ -10933,11 +17630,19 @@
       <w:r>
         <w:t>jede</w:t>
       </w:r>
+      <w:proofErr w:type="spellStart"/>
       <w:r>
         <w:rPr>
           <w:lang w:val="bs-Latn-BA"/>
         </w:rPr>
-        <w:t>ći rezultati.</w:t>
+        <w:t>ći</w:t>
+      </w:r>
+      <w:proofErr w:type="spellEnd"/>
+      <w:r>
+        <w:rPr>
+          <w:lang w:val="bs-Latn-BA"/>
+        </w:rPr>
+        <w:t xml:space="preserve"> rezultati.</w:t>
       </w:r>
     </w:p>
     <w:p>
@@ -10955,14 +17660,14 @@
           <w:lang w:val="bs-Latn-BA"/>
         </w:rPr>
       </w:pPr>
-      <w:bookmarkStart w:id="27" w:name="_Toc236486953"/>
+      <w:bookmarkStart w:id="28" w:name="_Toc236486953"/>
       <w:r>
         <w:rPr>
           <w:lang w:val="bs-Latn-BA"/>
         </w:rPr>
         <w:t>Vrijeme treniranja</w:t>
       </w:r>
-      <w:bookmarkEnd w:id="27"/>
+      <w:bookmarkEnd w:id="28"/>
     </w:p>
     <w:p>
       <w:pPr>
@@ -11090,16 +17795,24 @@
       <w:r>
         <w:t>Prosje</w:t>
       </w:r>
+      <w:proofErr w:type="spellStart"/>
       <w:r>
         <w:rPr>
           <w:lang w:val="bs-Latn-BA"/>
         </w:rPr>
-        <w:t>čno vrijeme treniranja C# modela iznosi 6</w:t>
-      </w:r>
+        <w:t>čno</w:t>
+      </w:r>
+      <w:proofErr w:type="spellEnd"/>
       <w:r>
         <w:rPr>
           <w:lang w:val="bs-Latn-BA"/>
         </w:rPr>
+        <w:t xml:space="preserve"> vrijeme treniranja C# modela iznosi 6</w:t>
+      </w:r>
+      <w:r>
+        <w:rPr>
+          <w:lang w:val="bs-Latn-BA"/>
+        </w:rPr>
         <w:t>,</w:t>
       </w:r>
       <w:r>
@@ -11151,7 +17864,21 @@
         <w:rPr>
           <w:lang w:val="bs-Latn-BA"/>
         </w:rPr>
-        <w:t xml:space="preserve"> tri Python modela iznosi:</w:t>
+        <w:t xml:space="preserve"> tri </w:t>
+      </w:r>
+      <w:proofErr w:type="spellStart"/>
+      <w:r>
+        <w:rPr>
+          <w:lang w:val="bs-Latn-BA"/>
+        </w:rPr>
+        <w:t>Python</w:t>
+      </w:r>
+      <w:proofErr w:type="spellEnd"/>
+      <w:r>
+        <w:rPr>
+          <w:lang w:val="bs-Latn-BA"/>
+        </w:rPr>
+        <w:t xml:space="preserve"> modela iznosi:</w:t>
       </w:r>
     </w:p>
     <w:p>
@@ -11169,6 +17896,7 @@
         <w:rPr>
           <w:lang w:val="bs-Latn-BA"/>
         </w:rPr>
+        <w:lastRenderedPageBreak/>
         <w:t>5,88</w:t>
       </w:r>
       <w:r>
@@ -11248,12 +17976,26 @@
         <w:rPr>
           <w:lang w:val="bs-Latn-BA"/>
         </w:rPr>
-        <w:t xml:space="preserve">Prosječno vrijeme treniranja Python modela iznosi </w:t>
-      </w:r>
+        <w:t xml:space="preserve">Prosječno vrijeme treniranja </w:t>
+      </w:r>
+      <w:proofErr w:type="spellStart"/>
       <w:r>
         <w:rPr>
           <w:lang w:val="bs-Latn-BA"/>
         </w:rPr>
+        <w:t>Python</w:t>
+      </w:r>
+      <w:proofErr w:type="spellEnd"/>
+      <w:r>
+        <w:rPr>
+          <w:lang w:val="bs-Latn-BA"/>
+        </w:rPr>
+        <w:t xml:space="preserve"> modela iznosi </w:t>
+      </w:r>
+      <w:r>
+        <w:rPr>
+          <w:lang w:val="bs-Latn-BA"/>
+        </w:rPr>
         <w:t>5,93</w:t>
       </w:r>
       <w:r>
@@ -11289,14 +18031,14 @@
           <w:lang w:val="bs-Latn-BA"/>
         </w:rPr>
       </w:pPr>
-      <w:bookmarkStart w:id="28" w:name="_Toc236486954"/>
+      <w:bookmarkStart w:id="29" w:name="_Toc236486954"/>
       <w:r>
         <w:rPr>
           <w:lang w:val="bs-Latn-BA"/>
         </w:rPr>
         <w:t>Vrijeme analize slike</w:t>
       </w:r>
-      <w:bookmarkEnd w:id="28"/>
+      <w:bookmarkEnd w:id="29"/>
     </w:p>
     <w:p>
       <w:pPr>
@@ -11351,12 +18093,11 @@
       <w:pPr>
         <w:pStyle w:val="Heading2"/>
       </w:pPr>
-      <w:bookmarkStart w:id="29" w:name="_Toc236486955"/>
-      <w:r>
-        <w:lastRenderedPageBreak/>
+      <w:bookmarkStart w:id="30" w:name="_Toc236486955"/>
+      <w:r>
         <w:t>Makro odziv</w:t>
       </w:r>
-      <w:bookmarkEnd w:id="29"/>
+      <w:bookmarkEnd w:id="30"/>
       <w:r>
         <w:t xml:space="preserve"> </w:t>
       </w:r>
@@ -11553,6 +18294,7 @@
         <w:rPr>
           <w:noProof/>
         </w:rPr>
+        <w:lastRenderedPageBreak/>
         <w:drawing>
           <wp:inline distT="0" distB="0" distL="0" distR="0" wp14:anchorId="0D373FC7" wp14:editId="6632F1F4">
             <wp:extent cx="5943600" cy="2292350"/>
@@ -11600,8 +18342,8 @@
         <w:pStyle w:val="Caption"/>
         <w:jc w:val="center"/>
       </w:pPr>
-      <w:bookmarkStart w:id="30" w:name="_Toc234846089"/>
-      <w:bookmarkStart w:id="31" w:name="_Hlk234154236"/>
+      <w:bookmarkStart w:id="31" w:name="_Toc234846089"/>
+      <w:bookmarkStart w:id="32" w:name="_Hlk234154236"/>
       <w:r>
         <w:t xml:space="preserve">Slika </w:t>
       </w:r>
@@ -11629,6 +18371,7 @@
       <w:r>
         <w:t>Pore</w:t>
       </w:r>
+      <w:proofErr w:type="spellStart"/>
       <w:r>
         <w:rPr>
           <w:lang w:val="bs-Latn-BA"/>
@@ -11641,12 +18384,13 @@
         </w:rPr>
         <w:t>e</w:t>
       </w:r>
+      <w:proofErr w:type="spellEnd"/>
       <w:r>
         <w:t xml:space="preserve"> makro odziva modela</w:t>
       </w:r>
-      <w:bookmarkEnd w:id="30"/>
-    </w:p>
-    <w:bookmarkEnd w:id="31"/>
+      <w:bookmarkEnd w:id="31"/>
+    </w:p>
+    <w:bookmarkEnd w:id="32"/>
     <w:p/>
     <w:p/>
     <w:p/>
@@ -11654,12 +18398,11 @@
       <w:pPr>
         <w:pStyle w:val="Heading2"/>
       </w:pPr>
-      <w:bookmarkStart w:id="32" w:name="_Toc236486956"/>
-      <w:r>
-        <w:lastRenderedPageBreak/>
+      <w:bookmarkStart w:id="33" w:name="_Toc236486956"/>
+      <w:r>
         <w:t>Makro F1 mjera</w:t>
       </w:r>
-      <w:bookmarkEnd w:id="32"/>
+      <w:bookmarkEnd w:id="33"/>
     </w:p>
     <w:p/>
     <w:p>
@@ -11912,6 +18655,7 @@
         <w:rPr>
           <w:noProof/>
         </w:rPr>
+        <w:lastRenderedPageBreak/>
         <w:drawing>
           <wp:inline distT="0" distB="0" distL="0" distR="0" wp14:anchorId="5347BBAF" wp14:editId="0E4D1B6F">
             <wp:extent cx="5943600" cy="2265680"/>
@@ -11959,7 +18703,7 @@
         <w:pStyle w:val="Caption"/>
         <w:jc w:val="center"/>
       </w:pPr>
-      <w:bookmarkStart w:id="33" w:name="_Toc234846090"/>
+      <w:bookmarkStart w:id="34" w:name="_Toc234846090"/>
       <w:r>
         <w:t xml:space="preserve">Slika </w:t>
       </w:r>
@@ -11996,7 +18740,7 @@
       <w:r>
         <w:t xml:space="preserve"> modela</w:t>
       </w:r>
-      <w:bookmarkEnd w:id="33"/>
+      <w:bookmarkEnd w:id="34"/>
     </w:p>
     <w:p>
       <w:pPr>
@@ -12022,12 +18766,11 @@
       <w:pPr>
         <w:pStyle w:val="Heading2"/>
       </w:pPr>
-      <w:bookmarkStart w:id="34" w:name="_Toc236486957"/>
-      <w:r>
-        <w:lastRenderedPageBreak/>
+      <w:bookmarkStart w:id="35" w:name="_Toc236486957"/>
+      <w:r>
         <w:t>Odziv maligne klase</w:t>
       </w:r>
-      <w:bookmarkEnd w:id="34"/>
+      <w:bookmarkEnd w:id="35"/>
     </w:p>
     <w:p>
       <w:pPr>
@@ -12242,6 +18985,7 @@
         <w:rPr>
           <w:noProof/>
         </w:rPr>
+        <w:lastRenderedPageBreak/>
         <w:drawing>
           <wp:inline distT="0" distB="0" distL="0" distR="0" wp14:anchorId="1E3E51F4" wp14:editId="6F09D760">
             <wp:extent cx="5943600" cy="2330450"/>
@@ -12289,7 +19033,7 @@
         <w:pStyle w:val="Caption"/>
         <w:jc w:val="center"/>
       </w:pPr>
-      <w:bookmarkStart w:id="35" w:name="_Toc234846091"/>
+      <w:bookmarkStart w:id="36" w:name="_Toc234846091"/>
       <w:r>
         <w:t xml:space="preserve">Slika </w:t>
       </w:r>
@@ -12326,7 +19070,7 @@
       <w:r>
         <w:t xml:space="preserve"> modela</w:t>
       </w:r>
-      <w:bookmarkEnd w:id="35"/>
+      <w:bookmarkEnd w:id="36"/>
     </w:p>
     <w:p>
       <w:pPr>
@@ -12352,12 +19096,11 @@
       <w:pPr>
         <w:pStyle w:val="Heading2"/>
       </w:pPr>
-      <w:bookmarkStart w:id="36" w:name="_Toc236486958"/>
-      <w:r>
-        <w:lastRenderedPageBreak/>
+      <w:bookmarkStart w:id="37" w:name="_Toc236486958"/>
+      <w:r>
         <w:t>Tačnost</w:t>
       </w:r>
-      <w:bookmarkEnd w:id="36"/>
+      <w:bookmarkEnd w:id="37"/>
     </w:p>
     <w:p>
       <w:pPr>
@@ -12616,12 +19359,14 @@
       <w:r>
         <w:t>ta</w:t>
       </w:r>
+      <w:proofErr w:type="spellStart"/>
       <w:r>
         <w:rPr>
           <w:lang w:val="bs-Latn-BA"/>
         </w:rPr>
         <w:t>čnosti</w:t>
       </w:r>
+      <w:proofErr w:type="spellEnd"/>
       <w:r>
         <w:t xml:space="preserve"> </w:t>
       </w:r>
@@ -12638,6 +19383,7 @@
         <w:rPr>
           <w:noProof/>
         </w:rPr>
+        <w:lastRenderedPageBreak/>
         <w:drawing>
           <wp:inline distT="0" distB="0" distL="0" distR="0" wp14:anchorId="525B71C9" wp14:editId="7BDD91E6">
             <wp:extent cx="5943600" cy="2330450"/>
@@ -12685,7 +19431,7 @@
         <w:pStyle w:val="Caption"/>
         <w:jc w:val="center"/>
       </w:pPr>
-      <w:bookmarkStart w:id="37" w:name="_Toc234846092"/>
+      <w:bookmarkStart w:id="38" w:name="_Toc234846092"/>
       <w:r>
         <w:t xml:space="preserve">Slika </w:t>
       </w:r>
@@ -12722,7 +19468,7 @@
       <w:r>
         <w:t>modela</w:t>
       </w:r>
-      <w:bookmarkEnd w:id="37"/>
+      <w:bookmarkEnd w:id="38"/>
     </w:p>
     <w:p>
       <w:pPr>
@@ -12746,7 +19492,6 @@
     </w:p>
     <w:p>
       <w:r>
-        <w:lastRenderedPageBreak/>
         <w:t xml:space="preserve">Na slici 10. je prikazan grafik funkcije troška na validacijskom skupu podataka kroz epohe. </w:t>
       </w:r>
     </w:p>
@@ -12811,7 +19556,7 @@
         <w:pStyle w:val="Caption"/>
         <w:jc w:val="center"/>
       </w:pPr>
-      <w:bookmarkStart w:id="38" w:name="_Toc234846093"/>
+      <w:bookmarkStart w:id="39" w:name="_Toc234846093"/>
       <w:r>
         <w:t xml:space="preserve">Slika </w:t>
       </w:r>
@@ -12836,7 +19581,7 @@
       <w:r>
         <w:t>. Funkcija troška na validacijskom setu</w:t>
       </w:r>
-      <w:bookmarkEnd w:id="38"/>
+      <w:bookmarkEnd w:id="39"/>
     </w:p>
     <w:p>
       <w:pPr>
@@ -12857,6 +19602,7 @@
         <w:rPr>
           <w:noProof/>
         </w:rPr>
+        <w:lastRenderedPageBreak/>
         <w:drawing>
           <wp:inline distT="0" distB="0" distL="0" distR="0" wp14:anchorId="53855FE4" wp14:editId="5063D5B0">
             <wp:extent cx="5943600" cy="2319655"/>
@@ -12907,7 +19653,7 @@
           <w:lang w:val="en-US"/>
         </w:rPr>
       </w:pPr>
-      <w:bookmarkStart w:id="39" w:name="_Toc234846094"/>
+      <w:bookmarkStart w:id="40" w:name="_Toc234846094"/>
       <w:r>
         <w:t xml:space="preserve">Slika </w:t>
       </w:r>
@@ -12932,7 +19678,7 @@
       <w:r>
         <w:t>. Funkcija troška na trening setu</w:t>
       </w:r>
-      <w:bookmarkEnd w:id="39"/>
+      <w:bookmarkEnd w:id="40"/>
     </w:p>
     <w:p>
       <w:pPr>
@@ -12959,12 +19705,11 @@
       <w:pPr>
         <w:pStyle w:val="Heading2"/>
       </w:pPr>
-      <w:bookmarkStart w:id="40" w:name="_Toc236486959"/>
-      <w:r>
-        <w:lastRenderedPageBreak/>
+      <w:bookmarkStart w:id="41" w:name="_Toc236486959"/>
+      <w:r>
         <w:t>Analiza rezultata</w:t>
       </w:r>
-      <w:bookmarkEnd w:id="40"/>
+      <w:bookmarkEnd w:id="41"/>
     </w:p>
     <w:p>
       <w:pPr>
@@ -13204,11 +19949,33 @@
       <w:r>
         <w:t>pogre</w:t>
       </w:r>
+      <w:proofErr w:type="spellStart"/>
       <w:r>
         <w:rPr>
           <w:lang w:val="bs-Latn-BA"/>
         </w:rPr>
-        <w:t>šne predikcije, čime se povećava greška</w:t>
+        <w:t>šne</w:t>
+      </w:r>
+      <w:proofErr w:type="spellEnd"/>
+      <w:r>
+        <w:rPr>
+          <w:lang w:val="bs-Latn-BA"/>
+        </w:rPr>
+        <w:t xml:space="preserve"> predikcije, čime se </w:t>
+      </w:r>
+      <w:proofErr w:type="spellStart"/>
+      <w:r>
+        <w:rPr>
+          <w:lang w:val="bs-Latn-BA"/>
+        </w:rPr>
+        <w:t>povećava</w:t>
+      </w:r>
+      <w:proofErr w:type="spellEnd"/>
+      <w:r>
+        <w:rPr>
+          <w:lang w:val="bs-Latn-BA"/>
+        </w:rPr>
+        <w:t xml:space="preserve"> greška</w:t>
       </w:r>
       <w:r>
         <w:t>.</w:t>
@@ -13231,6 +19998,7 @@
     </w:p>
     <w:p>
       <w:r>
+        <w:lastRenderedPageBreak/>
         <w:t>Za treniranje optimalnijeg modela za dati problem, bilo bi neophodno prilagoditi arhitekturu CNN modela i provesti treniranje na znatno većem skupu podataka.</w:t>
       </w:r>
     </w:p>
@@ -13242,64 +20010,28 @@
     <w:p>
       <w:pPr>
         <w:pStyle w:val="Paragraf"/>
-      </w:pPr>
-    </w:p>
-    <w:p>
-      <w:pPr>
-        <w:pStyle w:val="Paragraf"/>
-      </w:pPr>
-    </w:p>
-    <w:p>
-      <w:pPr>
-        <w:pStyle w:val="Paragraf"/>
-      </w:pPr>
-    </w:p>
-    <w:p>
-      <w:pPr>
-        <w:pStyle w:val="Paragraf"/>
-      </w:pPr>
-    </w:p>
-    <w:p>
-      <w:pPr>
-        <w:pStyle w:val="Paragraf"/>
-      </w:pPr>
-    </w:p>
-    <w:p>
-      <w:pPr>
-        <w:pStyle w:val="Paragraf"/>
-      </w:pPr>
-    </w:p>
-    <w:p>
-      <w:pPr>
-        <w:pStyle w:val="Paragraf"/>
-      </w:pPr>
-    </w:p>
-    <w:p>
-      <w:pPr>
-        <w:pStyle w:val="Paragraf"/>
-      </w:pPr>
-    </w:p>
-    <w:p>
-      <w:pPr>
-        <w:pStyle w:val="Paragraf"/>
-      </w:pPr>
-    </w:p>
-    <w:p>
-      <w:pPr>
-        <w:pStyle w:val="Paragraf"/>
+        <w:ind w:firstLine="0"/>
       </w:pPr>
     </w:p>
     <w:p/>
+    <w:p/>
+    <w:p/>
+    <w:p/>
+    <w:p/>
+    <w:p/>
+    <w:p/>
+    <w:p/>
     <w:p>
       <w:pPr>
         <w:pStyle w:val="Heading1"/>
       </w:pPr>
-      <w:bookmarkStart w:id="41" w:name="_Toc236486960"/>
-      <w:r>
-        <w:lastRenderedPageBreak/>
+      <w:bookmarkStart w:id="42" w:name="_Toc236486960"/>
+      <w:proofErr w:type="spellStart"/>
+      <w:r>
         <w:t>Zaključak</w:t>
       </w:r>
-      <w:bookmarkEnd w:id="41"/>
+      <w:bookmarkEnd w:id="42"/>
+      <w:proofErr w:type="spellEnd"/>
     </w:p>
     <w:p>
       <w:pPr>
@@ -13355,6 +20087,7 @@
         </w:sectPr>
       </w:pPr>
       <w:r>
+        <w:lastRenderedPageBreak/>
         <w:t>Dati rad se fokusirao na problem detekcije raka pluća, te bi za obuhvatniju analizu bilo potrebno testirati oba okruženja na većem broju različitih algoritama mašinskog učenja.</w:t>
       </w:r>
     </w:p>
@@ -13985,6 +20718,127 @@
         </w:p>
       </w:sdtContent>
     </w:sdt>
+    <w:p/>
+    <w:p/>
+    <w:p>
+      <w:pPr>
+        <w:rPr>
+          <w:b/>
+          <w:sz w:val="52"/>
+          <w:szCs w:val="52"/>
+        </w:rPr>
+      </w:pPr>
+      <w:r>
+        <w:rPr>
+          <w:b/>
+          <w:sz w:val="52"/>
+          <w:szCs w:val="52"/>
+        </w:rPr>
+        <w:lastRenderedPageBreak/>
+        <w:t>Dodatak</w:t>
+      </w:r>
+    </w:p>
+    <w:p>
+      <w:pPr>
+        <w:pStyle w:val="TableofFigures"/>
+        <w:tabs>
+          <w:tab w:val="right" w:leader="dot" w:pos="9350"/>
+        </w:tabs>
+      </w:pPr>
+    </w:p>
+    <w:p>
+      <w:pPr>
+        <w:pStyle w:val="TableofFigures"/>
+        <w:tabs>
+          <w:tab w:val="right" w:leader="dot" w:pos="9350"/>
+        </w:tabs>
+      </w:pPr>
+    </w:p>
+    <w:p>
+      <w:pPr>
+        <w:pStyle w:val="TableofFigures"/>
+        <w:tabs>
+          <w:tab w:val="right" w:leader="dot" w:pos="9350"/>
+        </w:tabs>
+        <w:rPr>
+          <w:rFonts w:asciiTheme="minorHAnsi" w:eastAsiaTheme="minorEastAsia" w:hAnsiTheme="minorHAnsi"/>
+          <w:noProof/>
+          <w:sz w:val="22"/>
+          <w:lang w:val="bs-Latn-BA" w:eastAsia="bs-Latn-BA"/>
+        </w:rPr>
+      </w:pPr>
+      <w:r>
+        <w:fldChar w:fldCharType="begin"/>
+      </w:r>
+      <w:r>
+        <w:instrText xml:space="preserve"> TOC \h \z \c "Tablica" </w:instrText>
+      </w:r>
+      <w:r>
+        <w:fldChar w:fldCharType="separate"/>
+      </w:r>
+      <w:hyperlink w:anchor="_Toc239962142" w:history="1">
+        <w:r>
+          <w:rPr>
+            <w:rStyle w:val="Hyperlink"/>
+            <w:noProof/>
+          </w:rPr>
+          <w:t>Tablica 1: Arhitektura CNN modela</w:t>
+        </w:r>
+        <w:r>
+          <w:rPr>
+            <w:noProof/>
+            <w:webHidden/>
+          </w:rPr>
+          <w:tab/>
+        </w:r>
+        <w:r>
+          <w:rPr>
+            <w:noProof/>
+            <w:webHidden/>
+          </w:rPr>
+          <w:fldChar w:fldCharType="begin"/>
+        </w:r>
+        <w:r>
+          <w:rPr>
+            <w:noProof/>
+            <w:webHidden/>
+          </w:rPr>
+          <w:instrText xml:space="preserve"> PAGEREF _Toc239962142 \h </w:instrText>
+        </w:r>
+        <w:r>
+          <w:rPr>
+            <w:noProof/>
+            <w:webHidden/>
+          </w:rPr>
+        </w:r>
+        <w:r>
+          <w:rPr>
+            <w:noProof/>
+            <w:webHidden/>
+          </w:rPr>
+          <w:fldChar w:fldCharType="separate"/>
+        </w:r>
+        <w:r>
+          <w:rPr>
+            <w:noProof/>
+            <w:webHidden/>
+          </w:rPr>
+          <w:t>21</w:t>
+        </w:r>
+        <w:r>
+          <w:rPr>
+            <w:noProof/>
+            <w:webHidden/>
+          </w:rPr>
+          <w:fldChar w:fldCharType="end"/>
+        </w:r>
+      </w:hyperlink>
+    </w:p>
+    <w:p>
+      <w:r>
+        <w:fldChar w:fldCharType="end"/>
+      </w:r>
+    </w:p>
     <w:sectPr>
       <w:pgSz w:w="12240" w:h="15840"/>
       <w:pgMar w:top="1440" w:right="1440" w:bottom="1440" w:left="1440" w:header="708" w:footer="708" w:gutter="0"/>
@@ -14050,7 +20904,13 @@
           <w:rPr>
             <w:noProof/>
           </w:rPr>
-          <w:t>vii</w:t>
+          <w:t>vi</w:t>
+        </w:r>
+        <w:r>
+          <w:rPr>
+            <w:noProof/>
+          </w:rPr>
+          <w:t>i</w:t>
         </w:r>
         <w:r>
           <w:rPr>
@@ -18467,7 +25327,6 @@
   <w:style w:type="character" w:default="1" w:styleId="DefaultParagraphFont">
     <w:name w:val="Default Paragraph Font"/>
     <w:uiPriority w:val="1"/>
-    <w:semiHidden/>
     <w:unhideWhenUsed/>
   </w:style>
   <w:style w:type="table" w:default="1" w:styleId="TableNormal">
@@ -19063,6 +25922,19 @@
       <w:u w:val="single"/>
     </w:rPr>
   </w:style>
+  <w:style w:type="character" w:styleId="HTMLCode">
+    <w:name w:val="HTML Code"/>
+    <w:basedOn w:val="DefaultParagraphFont"/>
+    <w:uiPriority w:val="99"/>
+    <w:semiHidden/>
+    <w:unhideWhenUsed/>
+    <w:rsid w:val="00301279"/>
+    <w:rPr>
+      <w:rFonts w:ascii="Courier New" w:eastAsia="Times New Roman" w:hAnsi="Courier New" w:cs="Courier New"/>
+      <w:sz w:val="20"/>
+      <w:szCs w:val="20"/>
+    </w:rPr>
+  </w:style>
 </w:styles>
 </file>
 
